--- a/assets/file/materi/Modul Pertemuan 14 - Session.docx
+++ b/assets/file/materi/Modul Pertemuan 14 - Session.docx
@@ -333,8 +333,8 @@
           <w:rFonts w:ascii="Calibri" w:eastAsia="Calibri" w:hAnsi="Calibri" w:cs="Calibri"/>
           <w:b/>
           <w:color w:val="2683C6"/>
-          <w:sz w:val="32"/>
-          <w:szCs w:val="32"/>
+          <w:sz w:val="20"/>
+          <w:szCs w:val="20"/>
         </w:rPr>
       </w:pPr>
     </w:p>
@@ -2502,6 +2502,3689 @@
           </mc:Fallback>
         </mc:AlternateContent>
       </w:r>
+    </w:p>
+    <w:p>
+      <w:pPr>
+        <w:rPr>
+          <w:rFonts w:ascii="Calibri" w:hAnsi="Calibri" w:cs="Calibri"/>
+        </w:rPr>
+      </w:pPr>
+      <w:r>
+        <w:rPr>
+          <w:rFonts w:ascii="Calibri" w:hAnsi="Calibri" w:cs="Calibri"/>
+        </w:rPr>
+        <w:br w:type="page"/>
+      </w:r>
+    </w:p>
+    <w:p>
+      <w:pPr>
+        <w:pBdr>
+          <w:top w:val="nil"/>
+          <w:left w:val="nil"/>
+          <w:bottom w:val="nil"/>
+          <w:right w:val="nil"/>
+          <w:between w:val="nil"/>
+        </w:pBdr>
+        <w:jc w:val="both"/>
+        <w:rPr>
+          <w:rFonts w:ascii="Calibri" w:hAnsi="Calibri" w:cs="Calibri"/>
+        </w:rPr>
+      </w:pPr>
+      <w:r>
+        <w:rPr>
+          <w:rFonts w:ascii="Calibri" w:hAnsi="Calibri" w:cs="Calibri"/>
+          <w:noProof/>
+          <w:lang w:val="en-US" w:eastAsia="en-US"/>
+        </w:rPr>
+        <w:lastRenderedPageBreak/>
+        <mc:AlternateContent>
+          <mc:Choice Requires="wps">
+            <w:drawing>
+              <wp:anchor distT="0" distB="0" distL="114300" distR="114300" simplePos="0" relativeHeight="251664384" behindDoc="0" locked="0" layoutInCell="1" allowOverlap="1" wp14:anchorId="1CF4BF9F" wp14:editId="746806EF">
+                <wp:simplePos x="0" y="0"/>
+                <wp:positionH relativeFrom="column">
+                  <wp:posOffset>23495</wp:posOffset>
+                </wp:positionH>
+                <wp:positionV relativeFrom="paragraph">
+                  <wp:posOffset>469900</wp:posOffset>
+                </wp:positionV>
+                <wp:extent cx="4476750" cy="247650"/>
+                <wp:effectExtent l="0" t="0" r="19050" b="19050"/>
+                <wp:wrapNone/>
+                <wp:docPr id="219" name="Rectangle 219"/>
+                <wp:cNvGraphicFramePr/>
+                <a:graphic xmlns:a="http://schemas.openxmlformats.org/drawingml/2006/main">
+                  <a:graphicData uri="http://schemas.microsoft.com/office/word/2010/wordprocessingShape">
+                    <wps:wsp>
+                      <wps:cNvSpPr/>
+                      <wps:spPr>
+                        <a:xfrm>
+                          <a:off x="0" y="0"/>
+                          <a:ext cx="4476750" cy="247650"/>
+                        </a:xfrm>
+                        <a:prstGeom prst="rect">
+                          <a:avLst/>
+                        </a:prstGeom>
+                      </wps:spPr>
+                      <wps:style>
+                        <a:lnRef idx="2">
+                          <a:schemeClr val="accent1"/>
+                        </a:lnRef>
+                        <a:fillRef idx="1">
+                          <a:schemeClr val="lt1"/>
+                        </a:fillRef>
+                        <a:effectRef idx="0">
+                          <a:schemeClr val="accent1"/>
+                        </a:effectRef>
+                        <a:fontRef idx="minor">
+                          <a:schemeClr val="dk1"/>
+                        </a:fontRef>
+                      </wps:style>
+                      <wps:txbx>
+                        <w:txbxContent>
+                          <w:p>
+                            <w:pPr>
+                              <w:rPr>
+                                <w:rFonts w:ascii="Courier New" w:hAnsi="Courier New" w:cs="Courier New"/>
+                              </w:rPr>
+                            </w:pPr>
+                            <w:r>
+                              <w:rPr>
+                                <w:rFonts w:ascii="Courier New" w:hAnsi="Courier New" w:cs="Courier New"/>
+                              </w:rPr>
+                              <w:t>$validation =  \Config\Services::validation();</w:t>
+                            </w:r>
+                          </w:p>
+                        </w:txbxContent>
+                      </wps:txbx>
+                      <wps:bodyPr rot="0" spcFirstLastPara="0" vertOverflow="overflow" horzOverflow="overflow" vert="horz" wrap="square" lIns="91440" tIns="45720" rIns="91440" bIns="45720" numCol="1" spcCol="0" rtlCol="0" fromWordArt="0" anchor="ctr" anchorCtr="0" forceAA="0" compatLnSpc="1">
+                        <a:prstTxWarp prst="textNoShape">
+                          <a:avLst/>
+                        </a:prstTxWarp>
+                        <a:noAutofit/>
+                      </wps:bodyPr>
+                    </wps:wsp>
+                  </a:graphicData>
+                </a:graphic>
+                <wp14:sizeRelH relativeFrom="margin">
+                  <wp14:pctWidth>0</wp14:pctWidth>
+                </wp14:sizeRelH>
+                <wp14:sizeRelV relativeFrom="margin">
+                  <wp14:pctHeight>0</wp14:pctHeight>
+                </wp14:sizeRelV>
+              </wp:anchor>
+            </w:drawing>
+          </mc:Choice>
+          <mc:Fallback>
+            <w:pict>
+              <v:rect id="Rectangle 219" o:spid="_x0000_s1035" style="position:absolute;left:0;text-align:left;margin-left:1.85pt;margin-top:37pt;width:352.5pt;height:19.5pt;z-index:251664384;visibility:visible;mso-wrap-style:square;mso-width-percent:0;mso-height-percent:0;mso-wrap-distance-left:9pt;mso-wrap-distance-top:0;mso-wrap-distance-right:9pt;mso-wrap-distance-bottom:0;mso-position-horizontal:absolute;mso-position-horizontal-relative:text;mso-position-vertical:absolute;mso-position-vertical-relative:text;mso-width-percent:0;mso-height-percent:0;mso-width-relative:margin;mso-height-relative:margin;v-text-anchor:middle" o:gfxdata="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" fillcolor="white [3201]" strokecolor="#4f81bd [3204]" strokeweight="2pt">
+                <v:textbox>
+                  <w:txbxContent>
+                    <w:p>
+                      <w:pPr>
+                        <w:rPr>
+                          <w:rFonts w:ascii="Courier New" w:hAnsi="Courier New" w:cs="Courier New"/>
+                        </w:rPr>
+                      </w:pPr>
+                      <w:r>
+                        <w:rPr>
+                          <w:rFonts w:ascii="Courier New" w:hAnsi="Courier New" w:cs="Courier New"/>
+                        </w:rPr>
+                        <w:t>$validation =  \Config\Services::validation();</w:t>
+                      </w:r>
+                    </w:p>
+                  </w:txbxContent>
+                </v:textbox>
+              </v:rect>
+            </w:pict>
+          </mc:Fallback>
+        </mc:AlternateContent>
+      </w:r>
+      <w:r>
+        <w:rPr>
+          <w:rFonts w:ascii="Calibri" w:hAnsi="Calibri" w:cs="Calibri"/>
+        </w:rPr>
+        <w:t>Untuk menggunakan Validation library pertama yang harus kita lakukan adalah meload service yang sudah disediakan oleh codeigniter:</w:t>
+      </w:r>
+    </w:p>
+    <w:p>
+      <w:pPr>
+        <w:pBdr>
+          <w:top w:val="nil"/>
+          <w:left w:val="nil"/>
+          <w:bottom w:val="nil"/>
+          <w:right w:val="nil"/>
+          <w:between w:val="nil"/>
+        </w:pBdr>
+        <w:jc w:val="both"/>
+        <w:rPr>
+          <w:rFonts w:ascii="Calibri" w:hAnsi="Calibri" w:cs="Calibri"/>
+        </w:rPr>
+      </w:pPr>
+    </w:p>
+    <w:p>
+      <w:pPr>
+        <w:pBdr>
+          <w:top w:val="nil"/>
+          <w:left w:val="nil"/>
+          <w:bottom w:val="nil"/>
+          <w:right w:val="nil"/>
+          <w:between w:val="nil"/>
+        </w:pBdr>
+        <w:jc w:val="both"/>
+        <w:rPr>
+          <w:rFonts w:ascii="Calibri" w:hAnsi="Calibri" w:cs="Calibri"/>
+        </w:rPr>
+      </w:pPr>
+      <w:r>
+        <w:rPr>
+          <w:rFonts w:ascii="Calibri" w:hAnsi="Calibri" w:cs="Calibri"/>
+        </w:rPr>
+        <w:t xml:space="preserve">Ini secara otomatis memuat file </w:t>
+      </w:r>
+      <w:r>
+        <w:rPr>
+          <w:rFonts w:ascii="Courier New" w:hAnsi="Courier New" w:cs="Courier New"/>
+        </w:rPr>
+        <w:t>Config \ Validation</w:t>
+      </w:r>
+      <w:r>
+        <w:rPr>
+          <w:rFonts w:ascii="Calibri" w:hAnsi="Calibri" w:cs="Calibri"/>
+        </w:rPr>
+        <w:t xml:space="preserve"> yang berisi pengaturan untuk menyertakan beberapa Ruleset, dan kumpulan aturan yang dapat digunakan kembali dengan mudah.</w:t>
+      </w:r>
+    </w:p>
+    <w:p>
+      <w:pPr>
+        <w:pBdr>
+          <w:top w:val="nil"/>
+          <w:left w:val="nil"/>
+          <w:bottom w:val="nil"/>
+          <w:right w:val="nil"/>
+          <w:between w:val="nil"/>
+        </w:pBdr>
+        <w:jc w:val="both"/>
+        <w:rPr>
+          <w:rFonts w:ascii="Calibri" w:hAnsi="Calibri" w:cs="Calibri"/>
+        </w:rPr>
+      </w:pPr>
+      <w:r>
+        <w:rPr>
+          <w:rFonts w:ascii="Calibri" w:hAnsi="Calibri" w:cs="Calibri"/>
+        </w:rPr>
+        <w:t xml:space="preserve">CodeIgniter memungkinkan Anda menyetel sebanyak mungkin aturan validasi yang Anda perlukan untuk bidang tertentu, menyusunnya secara berurutan. Untuk menyetel aturan validasi, Anda </w:t>
+      </w:r>
+      <w:r>
+        <w:rPr>
+          <w:rFonts w:ascii="Calibri" w:hAnsi="Calibri" w:cs="Calibri"/>
+        </w:rPr>
+        <w:t>akan menggunakan metode setRule(), setRules(), atau withRequest</w:t>
+      </w:r>
+      <w:r>
+        <w:rPr>
+          <w:rFonts w:ascii="Calibri" w:hAnsi="Calibri" w:cs="Calibri"/>
+        </w:rPr>
+        <w:t>().</w:t>
+      </w:r>
+    </w:p>
+    <w:p>
+      <w:pPr>
+        <w:pBdr>
+          <w:top w:val="nil"/>
+          <w:left w:val="nil"/>
+          <w:bottom w:val="nil"/>
+          <w:right w:val="nil"/>
+          <w:between w:val="nil"/>
+        </w:pBdr>
+        <w:jc w:val="both"/>
+        <w:rPr>
+          <w:rFonts w:ascii="Calibri" w:hAnsi="Calibri" w:cs="Calibri"/>
+        </w:rPr>
+      </w:pPr>
+      <w:r>
+        <w:rPr>
+          <w:rFonts w:ascii="Calibri" w:hAnsi="Calibri" w:cs="Calibri"/>
+        </w:rPr>
+        <w:t>Contoh:</w:t>
+      </w:r>
+    </w:p>
+    <w:p>
+      <w:pPr>
+        <w:pBdr>
+          <w:top w:val="nil"/>
+          <w:left w:val="nil"/>
+          <w:bottom w:val="nil"/>
+          <w:right w:val="nil"/>
+          <w:between w:val="nil"/>
+        </w:pBdr>
+        <w:jc w:val="both"/>
+        <w:rPr>
+          <w:rFonts w:ascii="Calibri" w:hAnsi="Calibri" w:cs="Calibri"/>
+        </w:rPr>
+      </w:pPr>
+      <w:r>
+        <w:rPr>
+          <w:rFonts w:ascii="Calibri" w:hAnsi="Calibri" w:cs="Calibri"/>
+          <w:noProof/>
+          <w:lang w:val="en-US" w:eastAsia="en-US"/>
+        </w:rPr>
+        <mc:AlternateContent>
+          <mc:Choice Requires="wps">
+            <w:drawing>
+              <wp:inline distT="0" distB="0" distL="0" distR="0" wp14:anchorId="55DEE64D" wp14:editId="6335EBF7">
+                <wp:extent cx="5457825" cy="276225"/>
+                <wp:effectExtent l="0" t="0" r="28575" b="28575"/>
+                <wp:docPr id="9" name="Rectangle 9"/>
+                <wp:cNvGraphicFramePr/>
+                <a:graphic xmlns:a="http://schemas.openxmlformats.org/drawingml/2006/main">
+                  <a:graphicData uri="http://schemas.microsoft.com/office/word/2010/wordprocessingShape">
+                    <wps:wsp>
+                      <wps:cNvSpPr/>
+                      <wps:spPr>
+                        <a:xfrm>
+                          <a:off x="0" y="0"/>
+                          <a:ext cx="5457825" cy="276225"/>
+                        </a:xfrm>
+                        <a:prstGeom prst="rect">
+                          <a:avLst/>
+                        </a:prstGeom>
+                      </wps:spPr>
+                      <wps:style>
+                        <a:lnRef idx="2">
+                          <a:schemeClr val="accent1"/>
+                        </a:lnRef>
+                        <a:fillRef idx="1">
+                          <a:schemeClr val="lt1"/>
+                        </a:fillRef>
+                        <a:effectRef idx="0">
+                          <a:schemeClr val="accent1"/>
+                        </a:effectRef>
+                        <a:fontRef idx="minor">
+                          <a:schemeClr val="dk1"/>
+                        </a:fontRef>
+                      </wps:style>
+                      <wps:txbx>
+                        <w:txbxContent>
+                          <w:p>
+                            <w:pPr>
+                              <w:spacing w:after="0" w:line="240" w:lineRule="auto"/>
+                              <w:rPr>
+                                <w:rFonts w:ascii="Courier New" w:hAnsi="Courier New" w:cs="Courier New"/>
+                                <w:sz w:val="20"/>
+                                <w:szCs w:val="20"/>
+                              </w:rPr>
+                            </w:pPr>
+                            <w:r>
+                              <w:rPr>
+                                <w:rFonts w:ascii="Courier New" w:hAnsi="Courier New" w:cs="Courier New"/>
+                                <w:sz w:val="20"/>
+                                <w:szCs w:val="20"/>
+                              </w:rPr>
+                              <w:t>$validation-&gt;setRule('username', 'Username', 'required');</w:t>
+                            </w:r>
+                          </w:p>
+                          <w:p>
+                            <w:pPr>
+                              <w:spacing w:after="0" w:line="240" w:lineRule="auto"/>
+                              <w:rPr>
+                                <w:rFonts w:ascii="Courier New" w:hAnsi="Courier New" w:cs="Courier New"/>
+                                <w:sz w:val="20"/>
+                                <w:szCs w:val="20"/>
+                              </w:rPr>
+                            </w:pPr>
+                          </w:p>
+                        </w:txbxContent>
+                      </wps:txbx>
+                      <wps:bodyPr rot="0" spcFirstLastPara="0" vertOverflow="overflow" horzOverflow="overflow" vert="horz" wrap="square" lIns="91440" tIns="45720" rIns="91440" bIns="45720" numCol="1" spcCol="0" rtlCol="0" fromWordArt="0" anchor="t" anchorCtr="0" forceAA="0" compatLnSpc="1">
+                        <a:prstTxWarp prst="textNoShape">
+                          <a:avLst/>
+                        </a:prstTxWarp>
+                        <a:noAutofit/>
+                      </wps:bodyPr>
+                    </wps:wsp>
+                  </a:graphicData>
+                </a:graphic>
+              </wp:inline>
+            </w:drawing>
+          </mc:Choice>
+          <mc:Fallback>
+            <w:pict>
+              <v:rect id="Rectangle 9" o:spid="_x0000_s1036" style="width:429.75pt;height:21.75pt;visibility:visible;mso-wrap-style:square;mso-left-percent:-10001;mso-top-percent:-10001;mso-position-horizontal:absolute;mso-position-horizontal-relative:char;mso-position-vertical:absolute;mso-position-vertical-relative:line;mso-left-percent:-10001;mso-top-percent:-10001;v-text-anchor:top" o:gfxdata="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" fillcolor="white [3201]" strokecolor="#4f81bd [3204]" strokeweight="2pt">
+                <v:textbox>
+                  <w:txbxContent>
+                    <w:p>
+                      <w:pPr>
+                        <w:spacing w:after="0" w:line="240" w:lineRule="auto"/>
+                        <w:rPr>
+                          <w:rFonts w:ascii="Courier New" w:hAnsi="Courier New" w:cs="Courier New"/>
+                          <w:sz w:val="20"/>
+                          <w:szCs w:val="20"/>
+                        </w:rPr>
+                      </w:pPr>
+                      <w:r>
+                        <w:rPr>
+                          <w:rFonts w:ascii="Courier New" w:hAnsi="Courier New" w:cs="Courier New"/>
+                          <w:sz w:val="20"/>
+                          <w:szCs w:val="20"/>
+                        </w:rPr>
+                        <w:t>$validation-&gt;setRule('username', 'Username', 'required');</w:t>
+                      </w:r>
+                    </w:p>
+                    <w:p>
+                      <w:pPr>
+                        <w:spacing w:after="0" w:line="240" w:lineRule="auto"/>
+                        <w:rPr>
+                          <w:rFonts w:ascii="Courier New" w:hAnsi="Courier New" w:cs="Courier New"/>
+                          <w:sz w:val="20"/>
+                          <w:szCs w:val="20"/>
+                        </w:rPr>
+                      </w:pPr>
+                    </w:p>
+                  </w:txbxContent>
+                </v:textbox>
+                <w10:anchorlock/>
+              </v:rect>
+            </w:pict>
+          </mc:Fallback>
+        </mc:AlternateContent>
+      </w:r>
+    </w:p>
+    <w:p>
+      <w:pPr>
+        <w:pBdr>
+          <w:top w:val="nil"/>
+          <w:left w:val="nil"/>
+          <w:bottom w:val="nil"/>
+          <w:right w:val="nil"/>
+          <w:between w:val="nil"/>
+        </w:pBdr>
+        <w:jc w:val="both"/>
+        <w:rPr>
+          <w:rFonts w:ascii="Calibri" w:hAnsi="Calibri" w:cs="Calibri"/>
+        </w:rPr>
+      </w:pPr>
+      <w:r>
+        <w:rPr>
+          <w:rFonts w:ascii="Calibri" w:hAnsi="Calibri" w:cs="Calibri"/>
+          <w:noProof/>
+          <w:lang w:val="en-US" w:eastAsia="en-US"/>
+        </w:rPr>
+        <mc:AlternateContent>
+          <mc:Choice Requires="wps">
+            <w:drawing>
+              <wp:inline distT="0" distB="0" distL="0" distR="0" wp14:anchorId="26AA5453" wp14:editId="6F71B5B6">
+                <wp:extent cx="5457825" cy="752475"/>
+                <wp:effectExtent l="0" t="0" r="28575" b="28575"/>
+                <wp:docPr id="26" name="Rectangle 26"/>
+                <wp:cNvGraphicFramePr/>
+                <a:graphic xmlns:a="http://schemas.openxmlformats.org/drawingml/2006/main">
+                  <a:graphicData uri="http://schemas.microsoft.com/office/word/2010/wordprocessingShape">
+                    <wps:wsp>
+                      <wps:cNvSpPr/>
+                      <wps:spPr>
+                        <a:xfrm>
+                          <a:off x="0" y="0"/>
+                          <a:ext cx="5457825" cy="752475"/>
+                        </a:xfrm>
+                        <a:prstGeom prst="rect">
+                          <a:avLst/>
+                        </a:prstGeom>
+                      </wps:spPr>
+                      <wps:style>
+                        <a:lnRef idx="2">
+                          <a:schemeClr val="accent1"/>
+                        </a:lnRef>
+                        <a:fillRef idx="1">
+                          <a:schemeClr val="lt1"/>
+                        </a:fillRef>
+                        <a:effectRef idx="0">
+                          <a:schemeClr val="accent1"/>
+                        </a:effectRef>
+                        <a:fontRef idx="minor">
+                          <a:schemeClr val="dk1"/>
+                        </a:fontRef>
+                      </wps:style>
+                      <wps:txbx>
+                        <w:txbxContent>
+                          <w:p>
+                            <w:pPr>
+                              <w:spacing w:after="0" w:line="240" w:lineRule="auto"/>
+                              <w:rPr>
+                                <w:rFonts w:ascii="Courier New" w:hAnsi="Courier New" w:cs="Courier New"/>
+                                <w:sz w:val="20"/>
+                                <w:szCs w:val="20"/>
+                              </w:rPr>
+                            </w:pPr>
+                            <w:r>
+                              <w:rPr>
+                                <w:rFonts w:ascii="Courier New" w:hAnsi="Courier New" w:cs="Courier New"/>
+                                <w:sz w:val="20"/>
+                                <w:szCs w:val="20"/>
+                              </w:rPr>
+                              <w:t>$validation-&gt;setRules([</w:t>
+                            </w:r>
+                          </w:p>
+                          <w:p>
+                            <w:pPr>
+                              <w:spacing w:after="0" w:line="240" w:lineRule="auto"/>
+                              <w:rPr>
+                                <w:rFonts w:ascii="Courier New" w:hAnsi="Courier New" w:cs="Courier New"/>
+                                <w:sz w:val="20"/>
+                                <w:szCs w:val="20"/>
+                              </w:rPr>
+                            </w:pPr>
+                            <w:r>
+                              <w:rPr>
+                                <w:rFonts w:ascii="Courier New" w:hAnsi="Courier New" w:cs="Courier New"/>
+                                <w:sz w:val="20"/>
+                                <w:szCs w:val="20"/>
+                              </w:rPr>
+                              <w:t xml:space="preserve">    </w:t>
+                            </w:r>
+                            <w:r>
+                              <w:rPr>
+                                <w:rFonts w:ascii="Courier New" w:hAnsi="Courier New" w:cs="Courier New"/>
+                                <w:sz w:val="20"/>
+                                <w:szCs w:val="20"/>
+                              </w:rPr>
+                              <w:t>'username' =&gt; 'required',</w:t>
+                            </w:r>
+                          </w:p>
+                          <w:p>
+                            <w:pPr>
+                              <w:spacing w:after="0" w:line="240" w:lineRule="auto"/>
+                              <w:rPr>
+                                <w:rFonts w:ascii="Courier New" w:hAnsi="Courier New" w:cs="Courier New"/>
+                                <w:sz w:val="20"/>
+                                <w:szCs w:val="20"/>
+                              </w:rPr>
+                            </w:pPr>
+                            <w:r>
+                              <w:rPr>
+                                <w:rFonts w:ascii="Courier New" w:hAnsi="Courier New" w:cs="Courier New"/>
+                                <w:sz w:val="20"/>
+                                <w:szCs w:val="20"/>
+                              </w:rPr>
+                              <w:t xml:space="preserve">    'password' =&gt; 'required|min_length[10]'</w:t>
+                            </w:r>
+                          </w:p>
+                          <w:p>
+                            <w:pPr>
+                              <w:spacing w:after="0" w:line="240" w:lineRule="auto"/>
+                              <w:rPr>
+                                <w:rFonts w:ascii="Courier New" w:hAnsi="Courier New" w:cs="Courier New"/>
+                                <w:sz w:val="20"/>
+                                <w:szCs w:val="20"/>
+                              </w:rPr>
+                            </w:pPr>
+                            <w:r>
+                              <w:rPr>
+                                <w:rFonts w:ascii="Courier New" w:hAnsi="Courier New" w:cs="Courier New"/>
+                                <w:sz w:val="20"/>
+                                <w:szCs w:val="20"/>
+                              </w:rPr>
+                              <w:t>]);</w:t>
+                            </w:r>
+                          </w:p>
+                        </w:txbxContent>
+                      </wps:txbx>
+                      <wps:bodyPr rot="0" spcFirstLastPara="0" vertOverflow="overflow" horzOverflow="overflow" vert="horz" wrap="square" lIns="91440" tIns="45720" rIns="91440" bIns="45720" numCol="1" spcCol="0" rtlCol="0" fromWordArt="0" anchor="t" anchorCtr="0" forceAA="0" compatLnSpc="1">
+                        <a:prstTxWarp prst="textNoShape">
+                          <a:avLst/>
+                        </a:prstTxWarp>
+                        <a:noAutofit/>
+                      </wps:bodyPr>
+                    </wps:wsp>
+                  </a:graphicData>
+                </a:graphic>
+              </wp:inline>
+            </w:drawing>
+          </mc:Choice>
+          <mc:Fallback>
+            <w:pict>
+              <v:rect id="Rectangle 26" o:spid="_x0000_s1037" style="width:429.75pt;height:59.25pt;visibility:visible;mso-wrap-style:square;mso-left-percent:-10001;mso-top-percent:-10001;mso-position-horizontal:absolute;mso-position-horizontal-relative:char;mso-position-vertical:absolute;mso-position-vertical-relative:line;mso-left-percent:-10001;mso-top-percent:-10001;v-text-anchor:top" o:gfxdata="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" fillcolor="white [3201]" strokecolor="#4f81bd [3204]" strokeweight="2pt">
+                <v:textbox>
+                  <w:txbxContent>
+                    <w:p>
+                      <w:pPr>
+                        <w:spacing w:after="0" w:line="240" w:lineRule="auto"/>
+                        <w:rPr>
+                          <w:rFonts w:ascii="Courier New" w:hAnsi="Courier New" w:cs="Courier New"/>
+                          <w:sz w:val="20"/>
+                          <w:szCs w:val="20"/>
+                        </w:rPr>
+                      </w:pPr>
+                      <w:r>
+                        <w:rPr>
+                          <w:rFonts w:ascii="Courier New" w:hAnsi="Courier New" w:cs="Courier New"/>
+                          <w:sz w:val="20"/>
+                          <w:szCs w:val="20"/>
+                        </w:rPr>
+                        <w:t>$validation-&gt;setRules([</w:t>
+                      </w:r>
+                    </w:p>
+                    <w:p>
+                      <w:pPr>
+                        <w:spacing w:after="0" w:line="240" w:lineRule="auto"/>
+                        <w:rPr>
+                          <w:rFonts w:ascii="Courier New" w:hAnsi="Courier New" w:cs="Courier New"/>
+                          <w:sz w:val="20"/>
+                          <w:szCs w:val="20"/>
+                        </w:rPr>
+                      </w:pPr>
+                      <w:r>
+                        <w:rPr>
+                          <w:rFonts w:ascii="Courier New" w:hAnsi="Courier New" w:cs="Courier New"/>
+                          <w:sz w:val="20"/>
+                          <w:szCs w:val="20"/>
+                        </w:rPr>
+                        <w:t xml:space="preserve">    </w:t>
+                      </w:r>
+                      <w:r>
+                        <w:rPr>
+                          <w:rFonts w:ascii="Courier New" w:hAnsi="Courier New" w:cs="Courier New"/>
+                          <w:sz w:val="20"/>
+                          <w:szCs w:val="20"/>
+                        </w:rPr>
+                        <w:t>'username' =&gt; 'required',</w:t>
+                      </w:r>
+                    </w:p>
+                    <w:p>
+                      <w:pPr>
+                        <w:spacing w:after="0" w:line="240" w:lineRule="auto"/>
+                        <w:rPr>
+                          <w:rFonts w:ascii="Courier New" w:hAnsi="Courier New" w:cs="Courier New"/>
+                          <w:sz w:val="20"/>
+                          <w:szCs w:val="20"/>
+                        </w:rPr>
+                      </w:pPr>
+                      <w:r>
+                        <w:rPr>
+                          <w:rFonts w:ascii="Courier New" w:hAnsi="Courier New" w:cs="Courier New"/>
+                          <w:sz w:val="20"/>
+                          <w:szCs w:val="20"/>
+                        </w:rPr>
+                        <w:t xml:space="preserve">    'password' =&gt; 'required|min_length[10]'</w:t>
+                      </w:r>
+                    </w:p>
+                    <w:p>
+                      <w:pPr>
+                        <w:spacing w:after="0" w:line="240" w:lineRule="auto"/>
+                        <w:rPr>
+                          <w:rFonts w:ascii="Courier New" w:hAnsi="Courier New" w:cs="Courier New"/>
+                          <w:sz w:val="20"/>
+                          <w:szCs w:val="20"/>
+                        </w:rPr>
+                      </w:pPr>
+                      <w:r>
+                        <w:rPr>
+                          <w:rFonts w:ascii="Courier New" w:hAnsi="Courier New" w:cs="Courier New"/>
+                          <w:sz w:val="20"/>
+                          <w:szCs w:val="20"/>
+                        </w:rPr>
+                        <w:t>]);</w:t>
+                      </w:r>
+                    </w:p>
+                  </w:txbxContent>
+                </v:textbox>
+                <w10:anchorlock/>
+              </v:rect>
+            </w:pict>
+          </mc:Fallback>
+        </mc:AlternateContent>
+      </w:r>
+    </w:p>
+    <w:p>
+      <w:pPr>
+        <w:pBdr>
+          <w:top w:val="nil"/>
+          <w:left w:val="nil"/>
+          <w:bottom w:val="nil"/>
+          <w:right w:val="nil"/>
+          <w:between w:val="nil"/>
+        </w:pBdr>
+        <w:jc w:val="both"/>
+        <w:rPr>
+          <w:rFonts w:ascii="Calibri" w:hAnsi="Calibri" w:cs="Calibri"/>
+        </w:rPr>
+      </w:pPr>
+      <w:r>
+        <w:rPr>
+          <w:rFonts w:ascii="Calibri" w:hAnsi="Calibri" w:cs="Calibri"/>
+          <w:noProof/>
+          <w:lang w:val="en-US" w:eastAsia="en-US"/>
+        </w:rPr>
+        <mc:AlternateContent>
+          <mc:Choice Requires="wps">
+            <w:drawing>
+              <wp:inline distT="0" distB="0" distL="0" distR="0" wp14:anchorId="785504D8" wp14:editId="70A7CAE0">
+                <wp:extent cx="5457825" cy="295275"/>
+                <wp:effectExtent l="0" t="0" r="28575" b="28575"/>
+                <wp:docPr id="220" name="Rectangle 220"/>
+                <wp:cNvGraphicFramePr/>
+                <a:graphic xmlns:a="http://schemas.openxmlformats.org/drawingml/2006/main">
+                  <a:graphicData uri="http://schemas.microsoft.com/office/word/2010/wordprocessingShape">
+                    <wps:wsp>
+                      <wps:cNvSpPr/>
+                      <wps:spPr>
+                        <a:xfrm>
+                          <a:off x="0" y="0"/>
+                          <a:ext cx="5457825" cy="295275"/>
+                        </a:xfrm>
+                        <a:prstGeom prst="rect">
+                          <a:avLst/>
+                        </a:prstGeom>
+                      </wps:spPr>
+                      <wps:style>
+                        <a:lnRef idx="2">
+                          <a:schemeClr val="accent1"/>
+                        </a:lnRef>
+                        <a:fillRef idx="1">
+                          <a:schemeClr val="lt1"/>
+                        </a:fillRef>
+                        <a:effectRef idx="0">
+                          <a:schemeClr val="accent1"/>
+                        </a:effectRef>
+                        <a:fontRef idx="minor">
+                          <a:schemeClr val="dk1"/>
+                        </a:fontRef>
+                      </wps:style>
+                      <wps:txbx>
+                        <w:txbxContent>
+                          <w:p>
+                            <w:pPr>
+                              <w:spacing w:after="0" w:line="240" w:lineRule="auto"/>
+                              <w:rPr>
+                                <w:rFonts w:ascii="Courier New" w:hAnsi="Courier New" w:cs="Courier New"/>
+                                <w:sz w:val="20"/>
+                                <w:szCs w:val="20"/>
+                              </w:rPr>
+                            </w:pPr>
+                            <w:r>
+                              <w:rPr>
+                                <w:rFonts w:ascii="Courier New" w:hAnsi="Courier New" w:cs="Courier New"/>
+                                <w:sz w:val="20"/>
+                                <w:szCs w:val="20"/>
+                              </w:rPr>
+                              <w:t>$validation-&gt;withRequest($this-&gt;request)-&gt;run();</w:t>
+                            </w:r>
+                          </w:p>
+                        </w:txbxContent>
+                      </wps:txbx>
+                      <wps:bodyPr rot="0" spcFirstLastPara="0" vertOverflow="overflow" horzOverflow="overflow" vert="horz" wrap="square" lIns="91440" tIns="45720" rIns="91440" bIns="45720" numCol="1" spcCol="0" rtlCol="0" fromWordArt="0" anchor="t" anchorCtr="0" forceAA="0" compatLnSpc="1">
+                        <a:prstTxWarp prst="textNoShape">
+                          <a:avLst/>
+                        </a:prstTxWarp>
+                        <a:noAutofit/>
+                      </wps:bodyPr>
+                    </wps:wsp>
+                  </a:graphicData>
+                </a:graphic>
+              </wp:inline>
+            </w:drawing>
+          </mc:Choice>
+          <mc:Fallback>
+            <w:pict>
+              <v:rect id="Rectangle 220" o:spid="_x0000_s1038" style="width:429.75pt;height:23.25pt;visibility:visible;mso-wrap-style:square;mso-left-percent:-10001;mso-top-percent:-10001;mso-position-horizontal:absolute;mso-position-horizontal-relative:char;mso-position-vertical:absolute;mso-position-vertical-relative:line;mso-left-percent:-10001;mso-top-percent:-10001;v-text-anchor:top" o:gfxdata="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" fillcolor="white [3201]" strokecolor="#4f81bd [3204]" strokeweight="2pt">
+                <v:textbox>
+                  <w:txbxContent>
+                    <w:p>
+                      <w:pPr>
+                        <w:spacing w:after="0" w:line="240" w:lineRule="auto"/>
+                        <w:rPr>
+                          <w:rFonts w:ascii="Courier New" w:hAnsi="Courier New" w:cs="Courier New"/>
+                          <w:sz w:val="20"/>
+                          <w:szCs w:val="20"/>
+                        </w:rPr>
+                      </w:pPr>
+                      <w:r>
+                        <w:rPr>
+                          <w:rFonts w:ascii="Courier New" w:hAnsi="Courier New" w:cs="Courier New"/>
+                          <w:sz w:val="20"/>
+                          <w:szCs w:val="20"/>
+                        </w:rPr>
+                        <w:t>$validation-&gt;withRequest($this-&gt;request)-&gt;run();</w:t>
+                      </w:r>
+                    </w:p>
+                  </w:txbxContent>
+                </v:textbox>
+                <w10:anchorlock/>
+              </v:rect>
+            </w:pict>
+          </mc:Fallback>
+        </mc:AlternateContent>
+      </w:r>
+    </w:p>
+    <w:p>
+      <w:pPr>
+        <w:pBdr>
+          <w:top w:val="nil"/>
+          <w:left w:val="nil"/>
+          <w:bottom w:val="nil"/>
+          <w:right w:val="nil"/>
+          <w:between w:val="nil"/>
+        </w:pBdr>
+        <w:jc w:val="both"/>
+        <w:rPr>
+          <w:rFonts w:ascii="Calibri" w:hAnsi="Calibri" w:cs="Calibri"/>
+        </w:rPr>
+      </w:pPr>
+      <w:r>
+        <w:rPr>
+          <w:rFonts w:ascii="Calibri" w:hAnsi="Calibri" w:cs="Calibri"/>
+        </w:rPr>
+        <w:t xml:space="preserve">Untuk mengatur validasi yang dapat kita modifikasi sendiri dapat kita simpan didalam file configurasi. </w:t>
+      </w:r>
+      <w:r>
+        <w:rPr>
+          <w:rFonts w:ascii="Calibri" w:hAnsi="Calibri" w:cs="Calibri"/>
+        </w:rPr>
+        <w:t xml:space="preserve">Fitur bagus dari kelas Validasi adalah memungkinkan Anda untuk menyimpan semua aturan validasi untuk seluruh aplikasi Anda dalam file konfigurasi. Anda mengatur aturan menjadi </w:t>
+      </w:r>
+      <w:r>
+        <w:rPr>
+          <w:rFonts w:ascii="Calibri" w:hAnsi="Calibri" w:cs="Calibri"/>
+        </w:rPr>
+        <w:t>group.</w:t>
+      </w:r>
+      <w:r>
+        <w:rPr>
+          <w:rFonts w:ascii="Calibri" w:hAnsi="Calibri" w:cs="Calibri"/>
+        </w:rPr>
+        <w:t xml:space="preserve"> Anda dapat menentukan grup yang berbeda setiap kali Anda menjalankan validasi.</w:t>
+      </w:r>
+    </w:p>
+    <w:p>
+      <w:pPr>
+        <w:pBdr>
+          <w:top w:val="nil"/>
+          <w:left w:val="nil"/>
+          <w:bottom w:val="nil"/>
+          <w:right w:val="nil"/>
+          <w:between w:val="nil"/>
+        </w:pBdr>
+        <w:jc w:val="both"/>
+        <w:rPr>
+          <w:rFonts w:ascii="Calibri" w:hAnsi="Calibri" w:cs="Calibri"/>
+        </w:rPr>
+      </w:pPr>
+      <w:r>
+        <w:rPr>
+          <w:rFonts w:ascii="Calibri" w:hAnsi="Calibri" w:cs="Calibri"/>
+        </w:rPr>
+        <w:t xml:space="preserve">Untuk menyimpan rule yang kita modifikasi sendiri dapat dilakukan dengan cara membuat sebuah variabel public didalam class Validation yang ada didalam folder config. </w:t>
+      </w:r>
+    </w:p>
+    <w:p>
+      <w:pPr>
+        <w:pBdr>
+          <w:top w:val="nil"/>
+          <w:left w:val="nil"/>
+          <w:bottom w:val="nil"/>
+          <w:right w:val="nil"/>
+          <w:between w:val="nil"/>
+        </w:pBdr>
+        <w:jc w:val="both"/>
+        <w:rPr>
+          <w:rFonts w:ascii="Calibri" w:hAnsi="Calibri" w:cs="Calibri"/>
+        </w:rPr>
+      </w:pPr>
+      <w:r>
+        <w:rPr>
+          <w:rFonts w:ascii="Calibri" w:hAnsi="Calibri" w:cs="Calibri"/>
+        </w:rPr>
+        <w:t>Contoh:</w:t>
+      </w:r>
+    </w:p>
+    <w:p>
+      <w:pPr>
+        <w:pBdr>
+          <w:top w:val="nil"/>
+          <w:left w:val="nil"/>
+          <w:bottom w:val="nil"/>
+          <w:right w:val="nil"/>
+          <w:between w:val="nil"/>
+        </w:pBdr>
+        <w:jc w:val="both"/>
+        <w:rPr>
+          <w:rFonts w:ascii="Calibri" w:hAnsi="Calibri" w:cs="Calibri"/>
+        </w:rPr>
+      </w:pPr>
+      <w:r>
+        <w:rPr>
+          <w:rFonts w:ascii="Calibri" w:hAnsi="Calibri" w:cs="Calibri"/>
+          <w:noProof/>
+          <w:lang w:val="en-US" w:eastAsia="en-US"/>
+        </w:rPr>
+        <mc:AlternateContent>
+          <mc:Choice Requires="wps">
+            <w:drawing>
+              <wp:inline distT="0" distB="0" distL="0" distR="0" wp14:anchorId="701EEFAE" wp14:editId="6DDDCD3C">
+                <wp:extent cx="5734050" cy="1666875"/>
+                <wp:effectExtent l="0" t="0" r="19050" b="28575"/>
+                <wp:docPr id="221" name="Rectangle 221"/>
+                <wp:cNvGraphicFramePr/>
+                <a:graphic xmlns:a="http://schemas.openxmlformats.org/drawingml/2006/main">
+                  <a:graphicData uri="http://schemas.microsoft.com/office/word/2010/wordprocessingShape">
+                    <wps:wsp>
+                      <wps:cNvSpPr/>
+                      <wps:spPr>
+                        <a:xfrm>
+                          <a:off x="0" y="0"/>
+                          <a:ext cx="5734050" cy="1666875"/>
+                        </a:xfrm>
+                        <a:prstGeom prst="rect">
+                          <a:avLst/>
+                        </a:prstGeom>
+                      </wps:spPr>
+                      <wps:style>
+                        <a:lnRef idx="2">
+                          <a:schemeClr val="accent1"/>
+                        </a:lnRef>
+                        <a:fillRef idx="1">
+                          <a:schemeClr val="lt1"/>
+                        </a:fillRef>
+                        <a:effectRef idx="0">
+                          <a:schemeClr val="accent1"/>
+                        </a:effectRef>
+                        <a:fontRef idx="minor">
+                          <a:schemeClr val="dk1"/>
+                        </a:fontRef>
+                      </wps:style>
+                      <wps:txbx>
+                        <w:txbxContent>
+                          <w:p>
+                            <w:pPr>
+                              <w:spacing w:after="0" w:line="240" w:lineRule="auto"/>
+                              <w:rPr>
+                                <w:rFonts w:ascii="Courier New" w:hAnsi="Courier New" w:cs="Courier New"/>
+                                <w:sz w:val="20"/>
+                                <w:szCs w:val="20"/>
+                              </w:rPr>
+                            </w:pPr>
+                            <w:r>
+                              <w:rPr>
+                                <w:rFonts w:ascii="Courier New" w:hAnsi="Courier New" w:cs="Courier New"/>
+                                <w:sz w:val="20"/>
+                                <w:szCs w:val="20"/>
+                              </w:rPr>
+                              <w:t xml:space="preserve">class </w:t>
+                            </w:r>
+                            <w:r>
+                              <w:rPr>
+                                <w:rFonts w:ascii="Courier New" w:hAnsi="Courier New" w:cs="Courier New"/>
+                                <w:sz w:val="20"/>
+                                <w:szCs w:val="20"/>
+                              </w:rPr>
+                              <w:t>Validation</w:t>
+                            </w:r>
+                          </w:p>
+                          <w:p>
+                            <w:pPr>
+                              <w:spacing w:after="0" w:line="240" w:lineRule="auto"/>
+                              <w:rPr>
+                                <w:rFonts w:ascii="Courier New" w:hAnsi="Courier New" w:cs="Courier New"/>
+                                <w:sz w:val="20"/>
+                                <w:szCs w:val="20"/>
+                              </w:rPr>
+                            </w:pPr>
+                            <w:r>
+                              <w:rPr>
+                                <w:rFonts w:ascii="Courier New" w:hAnsi="Courier New" w:cs="Courier New"/>
+                                <w:sz w:val="20"/>
+                                <w:szCs w:val="20"/>
+                              </w:rPr>
+                              <w:t>{</w:t>
+                            </w:r>
+                          </w:p>
+                          <w:p>
+                            <w:pPr>
+                              <w:spacing w:after="0" w:line="240" w:lineRule="auto"/>
+                              <w:rPr>
+                                <w:rFonts w:ascii="Courier New" w:hAnsi="Courier New" w:cs="Courier New"/>
+                                <w:sz w:val="20"/>
+                                <w:szCs w:val="20"/>
+                              </w:rPr>
+                            </w:pPr>
+                            <w:r>
+                              <w:rPr>
+                                <w:rFonts w:ascii="Courier New" w:hAnsi="Courier New" w:cs="Courier New"/>
+                                <w:sz w:val="20"/>
+                                <w:szCs w:val="20"/>
+                              </w:rPr>
+                              <w:t xml:space="preserve">    public $signup = [</w:t>
+                            </w:r>
+                          </w:p>
+                          <w:p>
+                            <w:pPr>
+                              <w:spacing w:after="0" w:line="240" w:lineRule="auto"/>
+                              <w:rPr>
+                                <w:rFonts w:ascii="Courier New" w:hAnsi="Courier New" w:cs="Courier New"/>
+                                <w:sz w:val="20"/>
+                                <w:szCs w:val="20"/>
+                              </w:rPr>
+                            </w:pPr>
+                            <w:r>
+                              <w:rPr>
+                                <w:rFonts w:ascii="Courier New" w:hAnsi="Courier New" w:cs="Courier New"/>
+                                <w:sz w:val="20"/>
+                                <w:szCs w:val="20"/>
+                              </w:rPr>
+                              <w:t xml:space="preserve">        'username'     =&gt; 'required',</w:t>
+                            </w:r>
+                          </w:p>
+                          <w:p>
+                            <w:pPr>
+                              <w:spacing w:after="0" w:line="240" w:lineRule="auto"/>
+                              <w:rPr>
+                                <w:rFonts w:ascii="Courier New" w:hAnsi="Courier New" w:cs="Courier New"/>
+                                <w:sz w:val="20"/>
+                                <w:szCs w:val="20"/>
+                              </w:rPr>
+                            </w:pPr>
+                            <w:r>
+                              <w:rPr>
+                                <w:rFonts w:ascii="Courier New" w:hAnsi="Courier New" w:cs="Courier New"/>
+                                <w:sz w:val="20"/>
+                                <w:szCs w:val="20"/>
+                              </w:rPr>
+                              <w:t xml:space="preserve">        'password'     =&gt; 'required',</w:t>
+                            </w:r>
+                          </w:p>
+                          <w:p>
+                            <w:pPr>
+                              <w:spacing w:after="0" w:line="240" w:lineRule="auto"/>
+                              <w:rPr>
+                                <w:rFonts w:ascii="Courier New" w:hAnsi="Courier New" w:cs="Courier New"/>
+                                <w:sz w:val="20"/>
+                                <w:szCs w:val="20"/>
+                              </w:rPr>
+                            </w:pPr>
+                            <w:r>
+                              <w:rPr>
+                                <w:rFonts w:ascii="Courier New" w:hAnsi="Courier New" w:cs="Courier New"/>
+                                <w:sz w:val="20"/>
+                                <w:szCs w:val="20"/>
+                              </w:rPr>
+                              <w:t xml:space="preserve">        'pass_confirm' =&gt; 'required|matches[password]',</w:t>
+                            </w:r>
+                          </w:p>
+                          <w:p>
+                            <w:pPr>
+                              <w:spacing w:after="0" w:line="240" w:lineRule="auto"/>
+                              <w:rPr>
+                                <w:rFonts w:ascii="Courier New" w:hAnsi="Courier New" w:cs="Courier New"/>
+                                <w:sz w:val="20"/>
+                                <w:szCs w:val="20"/>
+                              </w:rPr>
+                            </w:pPr>
+                            <w:r>
+                              <w:rPr>
+                                <w:rFonts w:ascii="Courier New" w:hAnsi="Courier New" w:cs="Courier New"/>
+                                <w:sz w:val="20"/>
+                                <w:szCs w:val="20"/>
+                              </w:rPr>
+                              <w:t xml:space="preserve">        'email'        =&gt; 'required|valid_email'</w:t>
+                            </w:r>
+                          </w:p>
+                          <w:p>
+                            <w:pPr>
+                              <w:spacing w:after="0" w:line="240" w:lineRule="auto"/>
+                              <w:rPr>
+                                <w:rFonts w:ascii="Courier New" w:hAnsi="Courier New" w:cs="Courier New"/>
+                                <w:sz w:val="20"/>
+                                <w:szCs w:val="20"/>
+                              </w:rPr>
+                            </w:pPr>
+                            <w:r>
+                              <w:rPr>
+                                <w:rFonts w:ascii="Courier New" w:hAnsi="Courier New" w:cs="Courier New"/>
+                                <w:sz w:val="20"/>
+                                <w:szCs w:val="20"/>
+                              </w:rPr>
+                              <w:t xml:space="preserve">    ];</w:t>
+                            </w:r>
+                          </w:p>
+                          <w:p>
+                            <w:pPr>
+                              <w:spacing w:after="0" w:line="240" w:lineRule="auto"/>
+                              <w:rPr>
+                                <w:rFonts w:ascii="Courier New" w:hAnsi="Courier New" w:cs="Courier New"/>
+                                <w:sz w:val="20"/>
+                                <w:szCs w:val="20"/>
+                              </w:rPr>
+                            </w:pPr>
+                            <w:r>
+                              <w:rPr>
+                                <w:rFonts w:ascii="Courier New" w:hAnsi="Courier New" w:cs="Courier New"/>
+                                <w:sz w:val="20"/>
+                                <w:szCs w:val="20"/>
+                              </w:rPr>
+                              <w:t>}</w:t>
+                            </w:r>
+                          </w:p>
+                        </w:txbxContent>
+                      </wps:txbx>
+                      <wps:bodyPr rot="0" spcFirstLastPara="0" vertOverflow="overflow" horzOverflow="overflow" vert="horz" wrap="square" lIns="91440" tIns="45720" rIns="91440" bIns="45720" numCol="1" spcCol="0" rtlCol="0" fromWordArt="0" anchor="t" anchorCtr="0" forceAA="0" compatLnSpc="1">
+                        <a:prstTxWarp prst="textNoShape">
+                          <a:avLst/>
+                        </a:prstTxWarp>
+                        <a:noAutofit/>
+                      </wps:bodyPr>
+                    </wps:wsp>
+                  </a:graphicData>
+                </a:graphic>
+              </wp:inline>
+            </w:drawing>
+          </mc:Choice>
+          <mc:Fallback>
+            <w:pict>
+              <v:rect id="Rectangle 221" o:spid="_x0000_s1039" style="width:451.5pt;height:131.25pt;visibility:visible;mso-wrap-style:square;mso-left-percent:-10001;mso-top-percent:-10001;mso-position-horizontal:absolute;mso-position-horizontal-relative:char;mso-position-vertical:absolute;mso-position-vertical-relative:line;mso-left-percent:-10001;mso-top-percent:-10001;v-text-anchor:top" o:gfxdata="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" fillcolor="white [3201]" strokecolor="#4f81bd [3204]" strokeweight="2pt">
+                <v:textbox>
+                  <w:txbxContent>
+                    <w:p>
+                      <w:pPr>
+                        <w:spacing w:after="0" w:line="240" w:lineRule="auto"/>
+                        <w:rPr>
+                          <w:rFonts w:ascii="Courier New" w:hAnsi="Courier New" w:cs="Courier New"/>
+                          <w:sz w:val="20"/>
+                          <w:szCs w:val="20"/>
+                        </w:rPr>
+                      </w:pPr>
+                      <w:r>
+                        <w:rPr>
+                          <w:rFonts w:ascii="Courier New" w:hAnsi="Courier New" w:cs="Courier New"/>
+                          <w:sz w:val="20"/>
+                          <w:szCs w:val="20"/>
+                        </w:rPr>
+                        <w:t xml:space="preserve">class </w:t>
+                      </w:r>
+                      <w:r>
+                        <w:rPr>
+                          <w:rFonts w:ascii="Courier New" w:hAnsi="Courier New" w:cs="Courier New"/>
+                          <w:sz w:val="20"/>
+                          <w:szCs w:val="20"/>
+                        </w:rPr>
+                        <w:t>Validation</w:t>
+                      </w:r>
+                    </w:p>
+                    <w:p>
+                      <w:pPr>
+                        <w:spacing w:after="0" w:line="240" w:lineRule="auto"/>
+                        <w:rPr>
+                          <w:rFonts w:ascii="Courier New" w:hAnsi="Courier New" w:cs="Courier New"/>
+                          <w:sz w:val="20"/>
+                          <w:szCs w:val="20"/>
+                        </w:rPr>
+                      </w:pPr>
+                      <w:r>
+                        <w:rPr>
+                          <w:rFonts w:ascii="Courier New" w:hAnsi="Courier New" w:cs="Courier New"/>
+                          <w:sz w:val="20"/>
+                          <w:szCs w:val="20"/>
+                        </w:rPr>
+                        <w:t>{</w:t>
+                      </w:r>
+                    </w:p>
+                    <w:p>
+                      <w:pPr>
+                        <w:spacing w:after="0" w:line="240" w:lineRule="auto"/>
+                        <w:rPr>
+                          <w:rFonts w:ascii="Courier New" w:hAnsi="Courier New" w:cs="Courier New"/>
+                          <w:sz w:val="20"/>
+                          <w:szCs w:val="20"/>
+                        </w:rPr>
+                      </w:pPr>
+                      <w:r>
+                        <w:rPr>
+                          <w:rFonts w:ascii="Courier New" w:hAnsi="Courier New" w:cs="Courier New"/>
+                          <w:sz w:val="20"/>
+                          <w:szCs w:val="20"/>
+                        </w:rPr>
+                        <w:t xml:space="preserve">    public $signup = [</w:t>
+                      </w:r>
+                    </w:p>
+                    <w:p>
+                      <w:pPr>
+                        <w:spacing w:after="0" w:line="240" w:lineRule="auto"/>
+                        <w:rPr>
+                          <w:rFonts w:ascii="Courier New" w:hAnsi="Courier New" w:cs="Courier New"/>
+                          <w:sz w:val="20"/>
+                          <w:szCs w:val="20"/>
+                        </w:rPr>
+                      </w:pPr>
+                      <w:r>
+                        <w:rPr>
+                          <w:rFonts w:ascii="Courier New" w:hAnsi="Courier New" w:cs="Courier New"/>
+                          <w:sz w:val="20"/>
+                          <w:szCs w:val="20"/>
+                        </w:rPr>
+                        <w:t xml:space="preserve">        'username'     =&gt; 'required',</w:t>
+                      </w:r>
+                    </w:p>
+                    <w:p>
+                      <w:pPr>
+                        <w:spacing w:after="0" w:line="240" w:lineRule="auto"/>
+                        <w:rPr>
+                          <w:rFonts w:ascii="Courier New" w:hAnsi="Courier New" w:cs="Courier New"/>
+                          <w:sz w:val="20"/>
+                          <w:szCs w:val="20"/>
+                        </w:rPr>
+                      </w:pPr>
+                      <w:r>
+                        <w:rPr>
+                          <w:rFonts w:ascii="Courier New" w:hAnsi="Courier New" w:cs="Courier New"/>
+                          <w:sz w:val="20"/>
+                          <w:szCs w:val="20"/>
+                        </w:rPr>
+                        <w:t xml:space="preserve">        'password'     =&gt; 'required',</w:t>
+                      </w:r>
+                    </w:p>
+                    <w:p>
+                      <w:pPr>
+                        <w:spacing w:after="0" w:line="240" w:lineRule="auto"/>
+                        <w:rPr>
+                          <w:rFonts w:ascii="Courier New" w:hAnsi="Courier New" w:cs="Courier New"/>
+                          <w:sz w:val="20"/>
+                          <w:szCs w:val="20"/>
+                        </w:rPr>
+                      </w:pPr>
+                      <w:r>
+                        <w:rPr>
+                          <w:rFonts w:ascii="Courier New" w:hAnsi="Courier New" w:cs="Courier New"/>
+                          <w:sz w:val="20"/>
+                          <w:szCs w:val="20"/>
+                        </w:rPr>
+                        <w:t xml:space="preserve">        'pass_confirm' =&gt; 'required|matches[password]',</w:t>
+                      </w:r>
+                    </w:p>
+                    <w:p>
+                      <w:pPr>
+                        <w:spacing w:after="0" w:line="240" w:lineRule="auto"/>
+                        <w:rPr>
+                          <w:rFonts w:ascii="Courier New" w:hAnsi="Courier New" w:cs="Courier New"/>
+                          <w:sz w:val="20"/>
+                          <w:szCs w:val="20"/>
+                        </w:rPr>
+                      </w:pPr>
+                      <w:r>
+                        <w:rPr>
+                          <w:rFonts w:ascii="Courier New" w:hAnsi="Courier New" w:cs="Courier New"/>
+                          <w:sz w:val="20"/>
+                          <w:szCs w:val="20"/>
+                        </w:rPr>
+                        <w:t xml:space="preserve">        'email'        =&gt; 'required|valid_email'</w:t>
+                      </w:r>
+                    </w:p>
+                    <w:p>
+                      <w:pPr>
+                        <w:spacing w:after="0" w:line="240" w:lineRule="auto"/>
+                        <w:rPr>
+                          <w:rFonts w:ascii="Courier New" w:hAnsi="Courier New" w:cs="Courier New"/>
+                          <w:sz w:val="20"/>
+                          <w:szCs w:val="20"/>
+                        </w:rPr>
+                      </w:pPr>
+                      <w:r>
+                        <w:rPr>
+                          <w:rFonts w:ascii="Courier New" w:hAnsi="Courier New" w:cs="Courier New"/>
+                          <w:sz w:val="20"/>
+                          <w:szCs w:val="20"/>
+                        </w:rPr>
+                        <w:t xml:space="preserve">    ];</w:t>
+                      </w:r>
+                    </w:p>
+                    <w:p>
+                      <w:pPr>
+                        <w:spacing w:after="0" w:line="240" w:lineRule="auto"/>
+                        <w:rPr>
+                          <w:rFonts w:ascii="Courier New" w:hAnsi="Courier New" w:cs="Courier New"/>
+                          <w:sz w:val="20"/>
+                          <w:szCs w:val="20"/>
+                        </w:rPr>
+                      </w:pPr>
+                      <w:r>
+                        <w:rPr>
+                          <w:rFonts w:ascii="Courier New" w:hAnsi="Courier New" w:cs="Courier New"/>
+                          <w:sz w:val="20"/>
+                          <w:szCs w:val="20"/>
+                        </w:rPr>
+                        <w:t>}</w:t>
+                      </w:r>
+                    </w:p>
+                  </w:txbxContent>
+                </v:textbox>
+                <w10:anchorlock/>
+              </v:rect>
+            </w:pict>
+          </mc:Fallback>
+        </mc:AlternateContent>
+      </w:r>
+    </w:p>
+    <w:p>
+      <w:pPr>
+        <w:pBdr>
+          <w:top w:val="nil"/>
+          <w:left w:val="nil"/>
+          <w:bottom w:val="nil"/>
+          <w:right w:val="nil"/>
+          <w:between w:val="nil"/>
+        </w:pBdr>
+        <w:jc w:val="both"/>
+        <w:rPr>
+          <w:rFonts w:ascii="Calibri" w:hAnsi="Calibri" w:cs="Calibri"/>
+        </w:rPr>
+      </w:pPr>
+      <w:r>
+        <w:rPr>
+          <w:rFonts w:ascii="Calibri" w:hAnsi="Calibri" w:cs="Calibri"/>
+        </w:rPr>
+        <w:t>untuk menggunakan rule yang sudah dibuat dapat dilakukan dengan memanggilnya pada controller seperti berikut:</w:t>
+      </w:r>
+    </w:p>
+    <w:p>
+      <w:pPr>
+        <w:pBdr>
+          <w:top w:val="nil"/>
+          <w:left w:val="nil"/>
+          <w:bottom w:val="nil"/>
+          <w:right w:val="nil"/>
+          <w:between w:val="nil"/>
+        </w:pBdr>
+        <w:jc w:val="both"/>
+        <w:rPr>
+          <w:rFonts w:ascii="Calibri" w:hAnsi="Calibri" w:cs="Calibri"/>
+        </w:rPr>
+      </w:pPr>
+      <w:r>
+        <w:rPr>
+          <w:rFonts w:ascii="Calibri" w:hAnsi="Calibri" w:cs="Calibri"/>
+          <w:noProof/>
+          <w:lang w:val="en-US" w:eastAsia="en-US"/>
+        </w:rPr>
+        <w:lastRenderedPageBreak/>
+        <mc:AlternateContent>
+          <mc:Choice Requires="wps">
+            <w:drawing>
+              <wp:inline distT="0" distB="0" distL="0" distR="0" wp14:anchorId="71176DB5" wp14:editId="2AD89CC9">
+                <wp:extent cx="5457825" cy="295275"/>
+                <wp:effectExtent l="0" t="0" r="28575" b="28575"/>
+                <wp:docPr id="222" name="Rectangle 222"/>
+                <wp:cNvGraphicFramePr/>
+                <a:graphic xmlns:a="http://schemas.openxmlformats.org/drawingml/2006/main">
+                  <a:graphicData uri="http://schemas.microsoft.com/office/word/2010/wordprocessingShape">
+                    <wps:wsp>
+                      <wps:cNvSpPr/>
+                      <wps:spPr>
+                        <a:xfrm>
+                          <a:off x="0" y="0"/>
+                          <a:ext cx="5457825" cy="295275"/>
+                        </a:xfrm>
+                        <a:prstGeom prst="rect">
+                          <a:avLst/>
+                        </a:prstGeom>
+                      </wps:spPr>
+                      <wps:style>
+                        <a:lnRef idx="2">
+                          <a:schemeClr val="accent1"/>
+                        </a:lnRef>
+                        <a:fillRef idx="1">
+                          <a:schemeClr val="lt1"/>
+                        </a:fillRef>
+                        <a:effectRef idx="0">
+                          <a:schemeClr val="accent1"/>
+                        </a:effectRef>
+                        <a:fontRef idx="minor">
+                          <a:schemeClr val="dk1"/>
+                        </a:fontRef>
+                      </wps:style>
+                      <wps:txbx>
+                        <w:txbxContent>
+                          <w:p>
+                            <w:pPr>
+                              <w:spacing w:after="0" w:line="240" w:lineRule="auto"/>
+                              <w:rPr>
+                                <w:rFonts w:ascii="Courier New" w:hAnsi="Courier New" w:cs="Courier New"/>
+                                <w:sz w:val="20"/>
+                                <w:szCs w:val="20"/>
+                              </w:rPr>
+                            </w:pPr>
+                            <w:r>
+                              <w:rPr>
+                                <w:rFonts w:ascii="Courier New" w:hAnsi="Courier New" w:cs="Courier New"/>
+                                <w:sz w:val="20"/>
+                                <w:szCs w:val="20"/>
+                              </w:rPr>
+                              <w:t xml:space="preserve">$validation-&gt;run($data, </w:t>
+                            </w:r>
+                            <w:r>
+                              <w:rPr>
+                                <w:rFonts w:ascii="Courier New" w:hAnsi="Courier New" w:cs="Courier New"/>
+                                <w:sz w:val="20"/>
+                                <w:szCs w:val="20"/>
+                              </w:rPr>
+                              <w:t>'signup');</w:t>
+                            </w:r>
+                          </w:p>
+                        </w:txbxContent>
+                      </wps:txbx>
+                      <wps:bodyPr rot="0" spcFirstLastPara="0" vertOverflow="overflow" horzOverflow="overflow" vert="horz" wrap="square" lIns="91440" tIns="45720" rIns="91440" bIns="45720" numCol="1" spcCol="0" rtlCol="0" fromWordArt="0" anchor="t" anchorCtr="0" forceAA="0" compatLnSpc="1">
+                        <a:prstTxWarp prst="textNoShape">
+                          <a:avLst/>
+                        </a:prstTxWarp>
+                        <a:noAutofit/>
+                      </wps:bodyPr>
+                    </wps:wsp>
+                  </a:graphicData>
+                </a:graphic>
+              </wp:inline>
+            </w:drawing>
+          </mc:Choice>
+          <mc:Fallback>
+            <w:pict>
+              <v:rect id="Rectangle 222" o:spid="_x0000_s1040" style="width:429.75pt;height:23.25pt;visibility:visible;mso-wrap-style:square;mso-left-percent:-10001;mso-top-percent:-10001;mso-position-horizontal:absolute;mso-position-horizontal-relative:char;mso-position-vertical:absolute;mso-position-vertical-relative:line;mso-left-percent:-10001;mso-top-percent:-10001;v-text-anchor:top" o:gfxdata="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" fillcolor="white [3201]" strokecolor="#4f81bd [3204]" strokeweight="2pt">
+                <v:textbox>
+                  <w:txbxContent>
+                    <w:p>
+                      <w:pPr>
+                        <w:spacing w:after="0" w:line="240" w:lineRule="auto"/>
+                        <w:rPr>
+                          <w:rFonts w:ascii="Courier New" w:hAnsi="Courier New" w:cs="Courier New"/>
+                          <w:sz w:val="20"/>
+                          <w:szCs w:val="20"/>
+                        </w:rPr>
+                      </w:pPr>
+                      <w:r>
+                        <w:rPr>
+                          <w:rFonts w:ascii="Courier New" w:hAnsi="Courier New" w:cs="Courier New"/>
+                          <w:sz w:val="20"/>
+                          <w:szCs w:val="20"/>
+                        </w:rPr>
+                        <w:t xml:space="preserve">$validation-&gt;run($data, </w:t>
+                      </w:r>
+                      <w:r>
+                        <w:rPr>
+                          <w:rFonts w:ascii="Courier New" w:hAnsi="Courier New" w:cs="Courier New"/>
+                          <w:sz w:val="20"/>
+                          <w:szCs w:val="20"/>
+                        </w:rPr>
+                        <w:t>'signup');</w:t>
+                      </w:r>
+                    </w:p>
+                  </w:txbxContent>
+                </v:textbox>
+                <w10:anchorlock/>
+              </v:rect>
+            </w:pict>
+          </mc:Fallback>
+        </mc:AlternateContent>
+      </w:r>
+    </w:p>
+    <w:p>
+      <w:pPr>
+        <w:pBdr>
+          <w:top w:val="nil"/>
+          <w:left w:val="nil"/>
+          <w:bottom w:val="nil"/>
+          <w:right w:val="nil"/>
+          <w:between w:val="nil"/>
+        </w:pBdr>
+        <w:jc w:val="both"/>
+        <w:rPr>
+          <w:rFonts w:ascii="Calibri" w:hAnsi="Calibri" w:cs="Calibri"/>
+        </w:rPr>
+      </w:pPr>
+      <w:r>
+        <w:rPr>
+          <w:rFonts w:ascii="Calibri" w:hAnsi="Calibri" w:cs="Calibri"/>
+        </w:rPr>
+        <w:t>Anda juga dapat menyimpan pesan kesalahan khusus dalam file konfigurasi ini dengan memberi nama properti yang sama dengan grup, dan ditambahkan dengan _errors. Ini secara otomatis akan digunakan untuk kesalahan apa pun saat grup ini digunakan:</w:t>
+      </w:r>
+    </w:p>
+    <w:p>
+      <w:pPr>
+        <w:pBdr>
+          <w:top w:val="nil"/>
+          <w:left w:val="nil"/>
+          <w:bottom w:val="nil"/>
+          <w:right w:val="nil"/>
+          <w:between w:val="nil"/>
+        </w:pBdr>
+        <w:jc w:val="both"/>
+        <w:rPr>
+          <w:rFonts w:ascii="Calibri" w:hAnsi="Calibri" w:cs="Calibri"/>
+        </w:rPr>
+      </w:pPr>
+      <w:r>
+        <w:rPr>
+          <w:rFonts w:ascii="Calibri" w:hAnsi="Calibri" w:cs="Calibri"/>
+          <w:noProof/>
+          <w:lang w:val="en-US" w:eastAsia="en-US"/>
+        </w:rPr>
+        <mc:AlternateContent>
+          <mc:Choice Requires="wps">
+            <w:drawing>
+              <wp:inline distT="0" distB="0" distL="0" distR="0" wp14:anchorId="53039160" wp14:editId="4AECFF38">
+                <wp:extent cx="5490845" cy="2943225"/>
+                <wp:effectExtent l="0" t="0" r="14605" b="28575"/>
+                <wp:docPr id="223" name="Rectangle 223"/>
+                <wp:cNvGraphicFramePr/>
+                <a:graphic xmlns:a="http://schemas.openxmlformats.org/drawingml/2006/main">
+                  <a:graphicData uri="http://schemas.microsoft.com/office/word/2010/wordprocessingShape">
+                    <wps:wsp>
+                      <wps:cNvSpPr/>
+                      <wps:spPr>
+                        <a:xfrm>
+                          <a:off x="0" y="0"/>
+                          <a:ext cx="5490845" cy="2943225"/>
+                        </a:xfrm>
+                        <a:prstGeom prst="rect">
+                          <a:avLst/>
+                        </a:prstGeom>
+                      </wps:spPr>
+                      <wps:style>
+                        <a:lnRef idx="2">
+                          <a:schemeClr val="accent1"/>
+                        </a:lnRef>
+                        <a:fillRef idx="1">
+                          <a:schemeClr val="lt1"/>
+                        </a:fillRef>
+                        <a:effectRef idx="0">
+                          <a:schemeClr val="accent1"/>
+                        </a:effectRef>
+                        <a:fontRef idx="minor">
+                          <a:schemeClr val="dk1"/>
+                        </a:fontRef>
+                      </wps:style>
+                      <wps:txbx>
+                        <w:txbxContent>
+                          <w:p>
+                            <w:pPr>
+                              <w:spacing w:after="0" w:line="240" w:lineRule="auto"/>
+                              <w:rPr>
+                                <w:rFonts w:ascii="Courier New" w:hAnsi="Courier New" w:cs="Courier New"/>
+                                <w:sz w:val="20"/>
+                                <w:szCs w:val="20"/>
+                              </w:rPr>
+                            </w:pPr>
+                            <w:r>
+                              <w:rPr>
+                                <w:rFonts w:ascii="Courier New" w:hAnsi="Courier New" w:cs="Courier New"/>
+                                <w:sz w:val="20"/>
+                                <w:szCs w:val="20"/>
+                              </w:rPr>
+                              <w:t xml:space="preserve">class </w:t>
+                            </w:r>
+                            <w:r>
+                              <w:rPr>
+                                <w:rFonts w:ascii="Courier New" w:hAnsi="Courier New" w:cs="Courier New"/>
+                                <w:sz w:val="20"/>
+                                <w:szCs w:val="20"/>
+                              </w:rPr>
+                              <w:t>Validation</w:t>
+                            </w:r>
+                          </w:p>
+                          <w:p>
+                            <w:pPr>
+                              <w:spacing w:after="0" w:line="240" w:lineRule="auto"/>
+                              <w:rPr>
+                                <w:rFonts w:ascii="Courier New" w:hAnsi="Courier New" w:cs="Courier New"/>
+                                <w:sz w:val="20"/>
+                                <w:szCs w:val="20"/>
+                              </w:rPr>
+                            </w:pPr>
+                            <w:r>
+                              <w:rPr>
+                                <w:rFonts w:ascii="Courier New" w:hAnsi="Courier New" w:cs="Courier New"/>
+                                <w:sz w:val="20"/>
+                                <w:szCs w:val="20"/>
+                              </w:rPr>
+                              <w:t>{</w:t>
+                            </w:r>
+                          </w:p>
+                          <w:p>
+                            <w:pPr>
+                              <w:spacing w:after="0" w:line="240" w:lineRule="auto"/>
+                              <w:rPr>
+                                <w:rFonts w:ascii="Courier New" w:hAnsi="Courier New" w:cs="Courier New"/>
+                                <w:sz w:val="20"/>
+                                <w:szCs w:val="20"/>
+                              </w:rPr>
+                            </w:pPr>
+                            <w:r>
+                              <w:rPr>
+                                <w:rFonts w:ascii="Courier New" w:hAnsi="Courier New" w:cs="Courier New"/>
+                                <w:sz w:val="20"/>
+                                <w:szCs w:val="20"/>
+                              </w:rPr>
+                              <w:t xml:space="preserve">    public $signup = [</w:t>
+                            </w:r>
+                          </w:p>
+                          <w:p>
+                            <w:pPr>
+                              <w:spacing w:after="0" w:line="240" w:lineRule="auto"/>
+                              <w:rPr>
+                                <w:rFonts w:ascii="Courier New" w:hAnsi="Courier New" w:cs="Courier New"/>
+                                <w:sz w:val="20"/>
+                                <w:szCs w:val="20"/>
+                              </w:rPr>
+                            </w:pPr>
+                            <w:r>
+                              <w:rPr>
+                                <w:rFonts w:ascii="Courier New" w:hAnsi="Courier New" w:cs="Courier New"/>
+                                <w:sz w:val="20"/>
+                                <w:szCs w:val="20"/>
+                              </w:rPr>
+                              <w:t xml:space="preserve">        'username'     =&gt; 'required',</w:t>
+                            </w:r>
+                          </w:p>
+                          <w:p>
+                            <w:pPr>
+                              <w:spacing w:after="0" w:line="240" w:lineRule="auto"/>
+                              <w:rPr>
+                                <w:rFonts w:ascii="Courier New" w:hAnsi="Courier New" w:cs="Courier New"/>
+                                <w:sz w:val="20"/>
+                                <w:szCs w:val="20"/>
+                              </w:rPr>
+                            </w:pPr>
+                            <w:r>
+                              <w:rPr>
+                                <w:rFonts w:ascii="Courier New" w:hAnsi="Courier New" w:cs="Courier New"/>
+                                <w:sz w:val="20"/>
+                                <w:szCs w:val="20"/>
+                              </w:rPr>
+                              <w:t xml:space="preserve">        'password'     =&gt; 'required',</w:t>
+                            </w:r>
+                          </w:p>
+                          <w:p>
+                            <w:pPr>
+                              <w:spacing w:after="0" w:line="240" w:lineRule="auto"/>
+                              <w:rPr>
+                                <w:rFonts w:ascii="Courier New" w:hAnsi="Courier New" w:cs="Courier New"/>
+                                <w:sz w:val="20"/>
+                                <w:szCs w:val="20"/>
+                              </w:rPr>
+                            </w:pPr>
+                            <w:r>
+                              <w:rPr>
+                                <w:rFonts w:ascii="Courier New" w:hAnsi="Courier New" w:cs="Courier New"/>
+                                <w:sz w:val="20"/>
+                                <w:szCs w:val="20"/>
+                              </w:rPr>
+                              <w:t xml:space="preserve">        'pass_confirm' =&gt; 'required|matches[password]',</w:t>
+                            </w:r>
+                          </w:p>
+                          <w:p>
+                            <w:pPr>
+                              <w:spacing w:after="0" w:line="240" w:lineRule="auto"/>
+                              <w:rPr>
+                                <w:rFonts w:ascii="Courier New" w:hAnsi="Courier New" w:cs="Courier New"/>
+                                <w:sz w:val="20"/>
+                                <w:szCs w:val="20"/>
+                              </w:rPr>
+                            </w:pPr>
+                            <w:r>
+                              <w:rPr>
+                                <w:rFonts w:ascii="Courier New" w:hAnsi="Courier New" w:cs="Courier New"/>
+                                <w:sz w:val="20"/>
+                                <w:szCs w:val="20"/>
+                              </w:rPr>
+                              <w:t xml:space="preserve">        'email'        =&gt; 'required|valid_email'</w:t>
+                            </w:r>
+                          </w:p>
+                          <w:p>
+                            <w:pPr>
+                              <w:spacing w:after="0" w:line="240" w:lineRule="auto"/>
+                              <w:rPr>
+                                <w:rFonts w:ascii="Courier New" w:hAnsi="Courier New" w:cs="Courier New"/>
+                                <w:sz w:val="20"/>
+                                <w:szCs w:val="20"/>
+                              </w:rPr>
+                            </w:pPr>
+                            <w:r>
+                              <w:rPr>
+                                <w:rFonts w:ascii="Courier New" w:hAnsi="Courier New" w:cs="Courier New"/>
+                                <w:sz w:val="20"/>
+                                <w:szCs w:val="20"/>
+                              </w:rPr>
+                              <w:t xml:space="preserve">    ];</w:t>
+                            </w:r>
+                          </w:p>
+                          <w:p>
+                            <w:pPr>
+                              <w:spacing w:after="0" w:line="240" w:lineRule="auto"/>
+                              <w:rPr>
+                                <w:rFonts w:ascii="Courier New" w:hAnsi="Courier New" w:cs="Courier New"/>
+                                <w:sz w:val="20"/>
+                                <w:szCs w:val="20"/>
+                              </w:rPr>
+                            </w:pPr>
+                          </w:p>
+                          <w:p>
+                            <w:pPr>
+                              <w:spacing w:after="0" w:line="240" w:lineRule="auto"/>
+                              <w:rPr>
+                                <w:rFonts w:ascii="Courier New" w:hAnsi="Courier New" w:cs="Courier New"/>
+                                <w:sz w:val="20"/>
+                                <w:szCs w:val="20"/>
+                              </w:rPr>
+                            </w:pPr>
+                            <w:r>
+                              <w:rPr>
+                                <w:rFonts w:ascii="Courier New" w:hAnsi="Courier New" w:cs="Courier New"/>
+                                <w:sz w:val="20"/>
+                                <w:szCs w:val="20"/>
+                              </w:rPr>
+                              <w:t xml:space="preserve">    public $signup_errors = [</w:t>
+                            </w:r>
+                          </w:p>
+                          <w:p>
+                            <w:pPr>
+                              <w:spacing w:after="0" w:line="240" w:lineRule="auto"/>
+                              <w:rPr>
+                                <w:rFonts w:ascii="Courier New" w:hAnsi="Courier New" w:cs="Courier New"/>
+                                <w:sz w:val="20"/>
+                                <w:szCs w:val="20"/>
+                              </w:rPr>
+                            </w:pPr>
+                            <w:r>
+                              <w:rPr>
+                                <w:rFonts w:ascii="Courier New" w:hAnsi="Courier New" w:cs="Courier New"/>
+                                <w:sz w:val="20"/>
+                                <w:szCs w:val="20"/>
+                              </w:rPr>
+                              <w:t xml:space="preserve">        'username' =&gt; [</w:t>
+                            </w:r>
+                          </w:p>
+                          <w:p>
+                            <w:pPr>
+                              <w:spacing w:after="0" w:line="240" w:lineRule="auto"/>
+                              <w:rPr>
+                                <w:rFonts w:ascii="Courier New" w:hAnsi="Courier New" w:cs="Courier New"/>
+                                <w:sz w:val="20"/>
+                                <w:szCs w:val="20"/>
+                              </w:rPr>
+                            </w:pPr>
+                            <w:r>
+                              <w:rPr>
+                                <w:rFonts w:ascii="Courier New" w:hAnsi="Courier New" w:cs="Courier New"/>
+                                <w:sz w:val="20"/>
+                                <w:szCs w:val="20"/>
+                              </w:rPr>
+                              <w:t xml:space="preserve">            'required'    =&gt; 'You must choose a username.',</w:t>
+                            </w:r>
+                          </w:p>
+                          <w:p>
+                            <w:pPr>
+                              <w:spacing w:after="0" w:line="240" w:lineRule="auto"/>
+                              <w:rPr>
+                                <w:rFonts w:ascii="Courier New" w:hAnsi="Courier New" w:cs="Courier New"/>
+                                <w:sz w:val="20"/>
+                                <w:szCs w:val="20"/>
+                              </w:rPr>
+                            </w:pPr>
+                            <w:r>
+                              <w:rPr>
+                                <w:rFonts w:ascii="Courier New" w:hAnsi="Courier New" w:cs="Courier New"/>
+                                <w:sz w:val="20"/>
+                                <w:szCs w:val="20"/>
+                              </w:rPr>
+                              <w:t xml:space="preserve">        ],</w:t>
+                            </w:r>
+                          </w:p>
+                          <w:p>
+                            <w:pPr>
+                              <w:spacing w:after="0" w:line="240" w:lineRule="auto"/>
+                              <w:rPr>
+                                <w:rFonts w:ascii="Courier New" w:hAnsi="Courier New" w:cs="Courier New"/>
+                                <w:sz w:val="20"/>
+                                <w:szCs w:val="20"/>
+                              </w:rPr>
+                            </w:pPr>
+                            <w:r>
+                              <w:rPr>
+                                <w:rFonts w:ascii="Courier New" w:hAnsi="Courier New" w:cs="Courier New"/>
+                                <w:sz w:val="20"/>
+                                <w:szCs w:val="20"/>
+                              </w:rPr>
+                              <w:t xml:space="preserve">        'email'    =&gt; [</w:t>
+                            </w:r>
+                          </w:p>
+                          <w:p>
+                            <w:pPr>
+                              <w:spacing w:after="0" w:line="240" w:lineRule="auto"/>
+                              <w:rPr>
+                                <w:rFonts w:ascii="Courier New" w:hAnsi="Courier New" w:cs="Courier New"/>
+                                <w:sz w:val="20"/>
+                                <w:szCs w:val="20"/>
+                              </w:rPr>
+                            </w:pPr>
+                            <w:r>
+                              <w:rPr>
+                                <w:rFonts w:ascii="Courier New" w:hAnsi="Courier New" w:cs="Courier New"/>
+                                <w:sz w:val="20"/>
+                                <w:szCs w:val="20"/>
+                              </w:rPr>
+                              <w:t xml:space="preserve">            'valid_email' =&gt; 'Please check the Email field. It does not appear to be valid.'</w:t>
+                            </w:r>
+                          </w:p>
+                          <w:p>
+                            <w:pPr>
+                              <w:spacing w:after="0" w:line="240" w:lineRule="auto"/>
+                              <w:rPr>
+                                <w:rFonts w:ascii="Courier New" w:hAnsi="Courier New" w:cs="Courier New"/>
+                                <w:sz w:val="20"/>
+                                <w:szCs w:val="20"/>
+                              </w:rPr>
+                            </w:pPr>
+                            <w:r>
+                              <w:rPr>
+                                <w:rFonts w:ascii="Courier New" w:hAnsi="Courier New" w:cs="Courier New"/>
+                                <w:sz w:val="20"/>
+                                <w:szCs w:val="20"/>
+                              </w:rPr>
+                              <w:t xml:space="preserve">        ]</w:t>
+                            </w:r>
+                          </w:p>
+                          <w:p>
+                            <w:pPr>
+                              <w:spacing w:after="0" w:line="240" w:lineRule="auto"/>
+                              <w:rPr>
+                                <w:rFonts w:ascii="Courier New" w:hAnsi="Courier New" w:cs="Courier New"/>
+                                <w:sz w:val="20"/>
+                                <w:szCs w:val="20"/>
+                              </w:rPr>
+                            </w:pPr>
+                            <w:r>
+                              <w:rPr>
+                                <w:rFonts w:ascii="Courier New" w:hAnsi="Courier New" w:cs="Courier New"/>
+                                <w:sz w:val="20"/>
+                                <w:szCs w:val="20"/>
+                              </w:rPr>
+                              <w:t xml:space="preserve">    ];</w:t>
+                            </w:r>
+                          </w:p>
+                          <w:p>
+                            <w:pPr>
+                              <w:spacing w:after="0" w:line="240" w:lineRule="auto"/>
+                              <w:rPr>
+                                <w:rFonts w:ascii="Courier New" w:hAnsi="Courier New" w:cs="Courier New"/>
+                                <w:sz w:val="20"/>
+                                <w:szCs w:val="20"/>
+                              </w:rPr>
+                            </w:pPr>
+                            <w:r>
+                              <w:rPr>
+                                <w:rFonts w:ascii="Courier New" w:hAnsi="Courier New" w:cs="Courier New"/>
+                                <w:sz w:val="20"/>
+                                <w:szCs w:val="20"/>
+                              </w:rPr>
+                              <w:t>}</w:t>
+                            </w:r>
+                          </w:p>
+                        </w:txbxContent>
+                      </wps:txbx>
+                      <wps:bodyPr rot="0" spcFirstLastPara="0" vertOverflow="overflow" horzOverflow="overflow" vert="horz" wrap="square" lIns="91440" tIns="45720" rIns="91440" bIns="45720" numCol="1" spcCol="0" rtlCol="0" fromWordArt="0" anchor="t" anchorCtr="0" forceAA="0" compatLnSpc="1">
+                        <a:prstTxWarp prst="textNoShape">
+                          <a:avLst/>
+                        </a:prstTxWarp>
+                        <a:noAutofit/>
+                      </wps:bodyPr>
+                    </wps:wsp>
+                  </a:graphicData>
+                </a:graphic>
+              </wp:inline>
+            </w:drawing>
+          </mc:Choice>
+          <mc:Fallback>
+            <w:pict>
+              <v:rect id="Rectangle 223" o:spid="_x0000_s1041" style="width:432.35pt;height:231.75pt;visibility:visible;mso-wrap-style:square;mso-left-percent:-10001;mso-top-percent:-10001;mso-position-horizontal:absolute;mso-position-horizontal-relative:char;mso-position-vertical:absolute;mso-position-vertical-relative:line;mso-left-percent:-10001;mso-top-percent:-10001;v-text-anchor:top" o:gfxdata="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" fillcolor="white [3201]" strokecolor="#4f81bd [3204]" strokeweight="2pt">
+                <v:textbox>
+                  <w:txbxContent>
+                    <w:p>
+                      <w:pPr>
+                        <w:spacing w:after="0" w:line="240" w:lineRule="auto"/>
+                        <w:rPr>
+                          <w:rFonts w:ascii="Courier New" w:hAnsi="Courier New" w:cs="Courier New"/>
+                          <w:sz w:val="20"/>
+                          <w:szCs w:val="20"/>
+                        </w:rPr>
+                      </w:pPr>
+                      <w:r>
+                        <w:rPr>
+                          <w:rFonts w:ascii="Courier New" w:hAnsi="Courier New" w:cs="Courier New"/>
+                          <w:sz w:val="20"/>
+                          <w:szCs w:val="20"/>
+                        </w:rPr>
+                        <w:t xml:space="preserve">class </w:t>
+                      </w:r>
+                      <w:r>
+                        <w:rPr>
+                          <w:rFonts w:ascii="Courier New" w:hAnsi="Courier New" w:cs="Courier New"/>
+                          <w:sz w:val="20"/>
+                          <w:szCs w:val="20"/>
+                        </w:rPr>
+                        <w:t>Validation</w:t>
+                      </w:r>
+                    </w:p>
+                    <w:p>
+                      <w:pPr>
+                        <w:spacing w:after="0" w:line="240" w:lineRule="auto"/>
+                        <w:rPr>
+                          <w:rFonts w:ascii="Courier New" w:hAnsi="Courier New" w:cs="Courier New"/>
+                          <w:sz w:val="20"/>
+                          <w:szCs w:val="20"/>
+                        </w:rPr>
+                      </w:pPr>
+                      <w:r>
+                        <w:rPr>
+                          <w:rFonts w:ascii="Courier New" w:hAnsi="Courier New" w:cs="Courier New"/>
+                          <w:sz w:val="20"/>
+                          <w:szCs w:val="20"/>
+                        </w:rPr>
+                        <w:t>{</w:t>
+                      </w:r>
+                    </w:p>
+                    <w:p>
+                      <w:pPr>
+                        <w:spacing w:after="0" w:line="240" w:lineRule="auto"/>
+                        <w:rPr>
+                          <w:rFonts w:ascii="Courier New" w:hAnsi="Courier New" w:cs="Courier New"/>
+                          <w:sz w:val="20"/>
+                          <w:szCs w:val="20"/>
+                        </w:rPr>
+                      </w:pPr>
+                      <w:r>
+                        <w:rPr>
+                          <w:rFonts w:ascii="Courier New" w:hAnsi="Courier New" w:cs="Courier New"/>
+                          <w:sz w:val="20"/>
+                          <w:szCs w:val="20"/>
+                        </w:rPr>
+                        <w:t xml:space="preserve">    public $signup = [</w:t>
+                      </w:r>
+                    </w:p>
+                    <w:p>
+                      <w:pPr>
+                        <w:spacing w:after="0" w:line="240" w:lineRule="auto"/>
+                        <w:rPr>
+                          <w:rFonts w:ascii="Courier New" w:hAnsi="Courier New" w:cs="Courier New"/>
+                          <w:sz w:val="20"/>
+                          <w:szCs w:val="20"/>
+                        </w:rPr>
+                      </w:pPr>
+                      <w:r>
+                        <w:rPr>
+                          <w:rFonts w:ascii="Courier New" w:hAnsi="Courier New" w:cs="Courier New"/>
+                          <w:sz w:val="20"/>
+                          <w:szCs w:val="20"/>
+                        </w:rPr>
+                        <w:t xml:space="preserve">        'username'     =&gt; 'required',</w:t>
+                      </w:r>
+                    </w:p>
+                    <w:p>
+                      <w:pPr>
+                        <w:spacing w:after="0" w:line="240" w:lineRule="auto"/>
+                        <w:rPr>
+                          <w:rFonts w:ascii="Courier New" w:hAnsi="Courier New" w:cs="Courier New"/>
+                          <w:sz w:val="20"/>
+                          <w:szCs w:val="20"/>
+                        </w:rPr>
+                      </w:pPr>
+                      <w:r>
+                        <w:rPr>
+                          <w:rFonts w:ascii="Courier New" w:hAnsi="Courier New" w:cs="Courier New"/>
+                          <w:sz w:val="20"/>
+                          <w:szCs w:val="20"/>
+                        </w:rPr>
+                        <w:t xml:space="preserve">        'password'     =&gt; 'required',</w:t>
+                      </w:r>
+                    </w:p>
+                    <w:p>
+                      <w:pPr>
+                        <w:spacing w:after="0" w:line="240" w:lineRule="auto"/>
+                        <w:rPr>
+                          <w:rFonts w:ascii="Courier New" w:hAnsi="Courier New" w:cs="Courier New"/>
+                          <w:sz w:val="20"/>
+                          <w:szCs w:val="20"/>
+                        </w:rPr>
+                      </w:pPr>
+                      <w:r>
+                        <w:rPr>
+                          <w:rFonts w:ascii="Courier New" w:hAnsi="Courier New" w:cs="Courier New"/>
+                          <w:sz w:val="20"/>
+                          <w:szCs w:val="20"/>
+                        </w:rPr>
+                        <w:t xml:space="preserve">        'pass_confirm' =&gt; 'required|matches[password]',</w:t>
+                      </w:r>
+                    </w:p>
+                    <w:p>
+                      <w:pPr>
+                        <w:spacing w:after="0" w:line="240" w:lineRule="auto"/>
+                        <w:rPr>
+                          <w:rFonts w:ascii="Courier New" w:hAnsi="Courier New" w:cs="Courier New"/>
+                          <w:sz w:val="20"/>
+                          <w:szCs w:val="20"/>
+                        </w:rPr>
+                      </w:pPr>
+                      <w:r>
+                        <w:rPr>
+                          <w:rFonts w:ascii="Courier New" w:hAnsi="Courier New" w:cs="Courier New"/>
+                          <w:sz w:val="20"/>
+                          <w:szCs w:val="20"/>
+                        </w:rPr>
+                        <w:t xml:space="preserve">        'email'        =&gt; 'required|valid_email'</w:t>
+                      </w:r>
+                    </w:p>
+                    <w:p>
+                      <w:pPr>
+                        <w:spacing w:after="0" w:line="240" w:lineRule="auto"/>
+                        <w:rPr>
+                          <w:rFonts w:ascii="Courier New" w:hAnsi="Courier New" w:cs="Courier New"/>
+                          <w:sz w:val="20"/>
+                          <w:szCs w:val="20"/>
+                        </w:rPr>
+                      </w:pPr>
+                      <w:r>
+                        <w:rPr>
+                          <w:rFonts w:ascii="Courier New" w:hAnsi="Courier New" w:cs="Courier New"/>
+                          <w:sz w:val="20"/>
+                          <w:szCs w:val="20"/>
+                        </w:rPr>
+                        <w:t xml:space="preserve">    ];</w:t>
+                      </w:r>
+                    </w:p>
+                    <w:p>
+                      <w:pPr>
+                        <w:spacing w:after="0" w:line="240" w:lineRule="auto"/>
+                        <w:rPr>
+                          <w:rFonts w:ascii="Courier New" w:hAnsi="Courier New" w:cs="Courier New"/>
+                          <w:sz w:val="20"/>
+                          <w:szCs w:val="20"/>
+                        </w:rPr>
+                      </w:pPr>
+                    </w:p>
+                    <w:p>
+                      <w:pPr>
+                        <w:spacing w:after="0" w:line="240" w:lineRule="auto"/>
+                        <w:rPr>
+                          <w:rFonts w:ascii="Courier New" w:hAnsi="Courier New" w:cs="Courier New"/>
+                          <w:sz w:val="20"/>
+                          <w:szCs w:val="20"/>
+                        </w:rPr>
+                      </w:pPr>
+                      <w:r>
+                        <w:rPr>
+                          <w:rFonts w:ascii="Courier New" w:hAnsi="Courier New" w:cs="Courier New"/>
+                          <w:sz w:val="20"/>
+                          <w:szCs w:val="20"/>
+                        </w:rPr>
+                        <w:t xml:space="preserve">    public $signup_errors = [</w:t>
+                      </w:r>
+                    </w:p>
+                    <w:p>
+                      <w:pPr>
+                        <w:spacing w:after="0" w:line="240" w:lineRule="auto"/>
+                        <w:rPr>
+                          <w:rFonts w:ascii="Courier New" w:hAnsi="Courier New" w:cs="Courier New"/>
+                          <w:sz w:val="20"/>
+                          <w:szCs w:val="20"/>
+                        </w:rPr>
+                      </w:pPr>
+                      <w:r>
+                        <w:rPr>
+                          <w:rFonts w:ascii="Courier New" w:hAnsi="Courier New" w:cs="Courier New"/>
+                          <w:sz w:val="20"/>
+                          <w:szCs w:val="20"/>
+                        </w:rPr>
+                        <w:t xml:space="preserve">        'username' =&gt; [</w:t>
+                      </w:r>
+                    </w:p>
+                    <w:p>
+                      <w:pPr>
+                        <w:spacing w:after="0" w:line="240" w:lineRule="auto"/>
+                        <w:rPr>
+                          <w:rFonts w:ascii="Courier New" w:hAnsi="Courier New" w:cs="Courier New"/>
+                          <w:sz w:val="20"/>
+                          <w:szCs w:val="20"/>
+                        </w:rPr>
+                      </w:pPr>
+                      <w:r>
+                        <w:rPr>
+                          <w:rFonts w:ascii="Courier New" w:hAnsi="Courier New" w:cs="Courier New"/>
+                          <w:sz w:val="20"/>
+                          <w:szCs w:val="20"/>
+                        </w:rPr>
+                        <w:t xml:space="preserve">            'required'    =&gt; 'You must choose a username.',</w:t>
+                      </w:r>
+                    </w:p>
+                    <w:p>
+                      <w:pPr>
+                        <w:spacing w:after="0" w:line="240" w:lineRule="auto"/>
+                        <w:rPr>
+                          <w:rFonts w:ascii="Courier New" w:hAnsi="Courier New" w:cs="Courier New"/>
+                          <w:sz w:val="20"/>
+                          <w:szCs w:val="20"/>
+                        </w:rPr>
+                      </w:pPr>
+                      <w:r>
+                        <w:rPr>
+                          <w:rFonts w:ascii="Courier New" w:hAnsi="Courier New" w:cs="Courier New"/>
+                          <w:sz w:val="20"/>
+                          <w:szCs w:val="20"/>
+                        </w:rPr>
+                        <w:t xml:space="preserve">        ],</w:t>
+                      </w:r>
+                    </w:p>
+                    <w:p>
+                      <w:pPr>
+                        <w:spacing w:after="0" w:line="240" w:lineRule="auto"/>
+                        <w:rPr>
+                          <w:rFonts w:ascii="Courier New" w:hAnsi="Courier New" w:cs="Courier New"/>
+                          <w:sz w:val="20"/>
+                          <w:szCs w:val="20"/>
+                        </w:rPr>
+                      </w:pPr>
+                      <w:r>
+                        <w:rPr>
+                          <w:rFonts w:ascii="Courier New" w:hAnsi="Courier New" w:cs="Courier New"/>
+                          <w:sz w:val="20"/>
+                          <w:szCs w:val="20"/>
+                        </w:rPr>
+                        <w:t xml:space="preserve">        'email'    =&gt; [</w:t>
+                      </w:r>
+                    </w:p>
+                    <w:p>
+                      <w:pPr>
+                        <w:spacing w:after="0" w:line="240" w:lineRule="auto"/>
+                        <w:rPr>
+                          <w:rFonts w:ascii="Courier New" w:hAnsi="Courier New" w:cs="Courier New"/>
+                          <w:sz w:val="20"/>
+                          <w:szCs w:val="20"/>
+                        </w:rPr>
+                      </w:pPr>
+                      <w:r>
+                        <w:rPr>
+                          <w:rFonts w:ascii="Courier New" w:hAnsi="Courier New" w:cs="Courier New"/>
+                          <w:sz w:val="20"/>
+                          <w:szCs w:val="20"/>
+                        </w:rPr>
+                        <w:t xml:space="preserve">            'valid_email' =&gt; 'Please check the Email field. It does not appear to be valid.'</w:t>
+                      </w:r>
+                    </w:p>
+                    <w:p>
+                      <w:pPr>
+                        <w:spacing w:after="0" w:line="240" w:lineRule="auto"/>
+                        <w:rPr>
+                          <w:rFonts w:ascii="Courier New" w:hAnsi="Courier New" w:cs="Courier New"/>
+                          <w:sz w:val="20"/>
+                          <w:szCs w:val="20"/>
+                        </w:rPr>
+                      </w:pPr>
+                      <w:r>
+                        <w:rPr>
+                          <w:rFonts w:ascii="Courier New" w:hAnsi="Courier New" w:cs="Courier New"/>
+                          <w:sz w:val="20"/>
+                          <w:szCs w:val="20"/>
+                        </w:rPr>
+                        <w:t xml:space="preserve">        ]</w:t>
+                      </w:r>
+                    </w:p>
+                    <w:p>
+                      <w:pPr>
+                        <w:spacing w:after="0" w:line="240" w:lineRule="auto"/>
+                        <w:rPr>
+                          <w:rFonts w:ascii="Courier New" w:hAnsi="Courier New" w:cs="Courier New"/>
+                          <w:sz w:val="20"/>
+                          <w:szCs w:val="20"/>
+                        </w:rPr>
+                      </w:pPr>
+                      <w:r>
+                        <w:rPr>
+                          <w:rFonts w:ascii="Courier New" w:hAnsi="Courier New" w:cs="Courier New"/>
+                          <w:sz w:val="20"/>
+                          <w:szCs w:val="20"/>
+                        </w:rPr>
+                        <w:t xml:space="preserve">    ];</w:t>
+                      </w:r>
+                    </w:p>
+                    <w:p>
+                      <w:pPr>
+                        <w:spacing w:after="0" w:line="240" w:lineRule="auto"/>
+                        <w:rPr>
+                          <w:rFonts w:ascii="Courier New" w:hAnsi="Courier New" w:cs="Courier New"/>
+                          <w:sz w:val="20"/>
+                          <w:szCs w:val="20"/>
+                        </w:rPr>
+                      </w:pPr>
+                      <w:r>
+                        <w:rPr>
+                          <w:rFonts w:ascii="Courier New" w:hAnsi="Courier New" w:cs="Courier New"/>
+                          <w:sz w:val="20"/>
+                          <w:szCs w:val="20"/>
+                        </w:rPr>
+                        <w:t>}</w:t>
+                      </w:r>
+                    </w:p>
+                  </w:txbxContent>
+                </v:textbox>
+                <w10:anchorlock/>
+              </v:rect>
+            </w:pict>
+          </mc:Fallback>
+        </mc:AlternateContent>
+      </w:r>
+    </w:p>
+    <w:p>
+      <w:pPr>
+        <w:pBdr>
+          <w:top w:val="nil"/>
+          <w:left w:val="nil"/>
+          <w:bottom w:val="nil"/>
+          <w:right w:val="nil"/>
+          <w:between w:val="nil"/>
+        </w:pBdr>
+        <w:jc w:val="both"/>
+        <w:rPr>
+          <w:rFonts w:ascii="Calibri" w:hAnsi="Calibri" w:cs="Calibri"/>
+        </w:rPr>
+      </w:pPr>
+      <w:r>
+        <w:rPr>
+          <w:rFonts w:ascii="Calibri" w:hAnsi="Calibri" w:cs="Calibri"/>
+        </w:rPr>
+        <w:t>Atau berikan semua pengaturan dalam array:</w:t>
+      </w:r>
+    </w:p>
+    <w:p>
+      <w:pPr>
+        <w:pBdr>
+          <w:top w:val="nil"/>
+          <w:left w:val="nil"/>
+          <w:bottom w:val="nil"/>
+          <w:right w:val="nil"/>
+          <w:between w:val="nil"/>
+        </w:pBdr>
+        <w:jc w:val="both"/>
+        <w:rPr>
+          <w:rFonts w:ascii="Calibri" w:hAnsi="Calibri" w:cs="Calibri"/>
+        </w:rPr>
+      </w:pPr>
+      <w:r>
+        <w:rPr>
+          <w:rFonts w:ascii="Calibri" w:hAnsi="Calibri" w:cs="Calibri"/>
+          <w:noProof/>
+          <w:lang w:val="en-US" w:eastAsia="en-US"/>
+        </w:rPr>
+        <mc:AlternateContent>
+          <mc:Choice Requires="wps">
+            <w:drawing>
+              <wp:inline distT="0" distB="0" distL="0" distR="0" wp14:anchorId="0107DE0A" wp14:editId="25DDDF2E">
+                <wp:extent cx="5490845" cy="2800350"/>
+                <wp:effectExtent l="0" t="0" r="14605" b="19050"/>
+                <wp:docPr id="224" name="Rectangle 224"/>
+                <wp:cNvGraphicFramePr/>
+                <a:graphic xmlns:a="http://schemas.openxmlformats.org/drawingml/2006/main">
+                  <a:graphicData uri="http://schemas.microsoft.com/office/word/2010/wordprocessingShape">
+                    <wps:wsp>
+                      <wps:cNvSpPr/>
+                      <wps:spPr>
+                        <a:xfrm>
+                          <a:off x="0" y="0"/>
+                          <a:ext cx="5490845" cy="2800350"/>
+                        </a:xfrm>
+                        <a:prstGeom prst="rect">
+                          <a:avLst/>
+                        </a:prstGeom>
+                      </wps:spPr>
+                      <wps:style>
+                        <a:lnRef idx="2">
+                          <a:schemeClr val="accent1"/>
+                        </a:lnRef>
+                        <a:fillRef idx="1">
+                          <a:schemeClr val="lt1"/>
+                        </a:fillRef>
+                        <a:effectRef idx="0">
+                          <a:schemeClr val="accent1"/>
+                        </a:effectRef>
+                        <a:fontRef idx="minor">
+                          <a:schemeClr val="dk1"/>
+                        </a:fontRef>
+                      </wps:style>
+                      <wps:txbx>
+                        <w:txbxContent>
+                          <w:p>
+                            <w:pPr>
+                              <w:spacing w:after="0" w:line="240" w:lineRule="auto"/>
+                              <w:rPr>
+                                <w:rFonts w:ascii="Courier New" w:hAnsi="Courier New" w:cs="Courier New"/>
+                                <w:sz w:val="20"/>
+                                <w:szCs w:val="20"/>
+                              </w:rPr>
+                            </w:pPr>
+                            <w:r>
+                              <w:rPr>
+                                <w:rFonts w:ascii="Courier New" w:hAnsi="Courier New" w:cs="Courier New"/>
+                                <w:sz w:val="20"/>
+                                <w:szCs w:val="20"/>
+                              </w:rPr>
+                              <w:t>class Validation</w:t>
+                            </w:r>
+                          </w:p>
+                          <w:p>
+                            <w:pPr>
+                              <w:spacing w:after="0" w:line="240" w:lineRule="auto"/>
+                              <w:rPr>
+                                <w:rFonts w:ascii="Courier New" w:hAnsi="Courier New" w:cs="Courier New"/>
+                                <w:sz w:val="20"/>
+                                <w:szCs w:val="20"/>
+                              </w:rPr>
+                            </w:pPr>
+                            <w:r>
+                              <w:rPr>
+                                <w:rFonts w:ascii="Courier New" w:hAnsi="Courier New" w:cs="Courier New"/>
+                                <w:sz w:val="20"/>
+                                <w:szCs w:val="20"/>
+                              </w:rPr>
+                              <w:t>{</w:t>
+                            </w:r>
+                          </w:p>
+                          <w:p>
+                            <w:pPr>
+                              <w:spacing w:after="0" w:line="240" w:lineRule="auto"/>
+                              <w:rPr>
+                                <w:rFonts w:ascii="Courier New" w:hAnsi="Courier New" w:cs="Courier New"/>
+                                <w:sz w:val="20"/>
+                                <w:szCs w:val="20"/>
+                              </w:rPr>
+                            </w:pPr>
+                            <w:r>
+                              <w:rPr>
+                                <w:rFonts w:ascii="Courier New" w:hAnsi="Courier New" w:cs="Courier New"/>
+                                <w:sz w:val="20"/>
+                                <w:szCs w:val="20"/>
+                              </w:rPr>
+                              <w:t xml:space="preserve">    public $signup = [</w:t>
+                            </w:r>
+                          </w:p>
+                          <w:p>
+                            <w:pPr>
+                              <w:spacing w:after="0" w:line="240" w:lineRule="auto"/>
+                              <w:rPr>
+                                <w:rFonts w:ascii="Courier New" w:hAnsi="Courier New" w:cs="Courier New"/>
+                                <w:sz w:val="20"/>
+                                <w:szCs w:val="20"/>
+                              </w:rPr>
+                            </w:pPr>
+                            <w:r>
+                              <w:rPr>
+                                <w:rFonts w:ascii="Courier New" w:hAnsi="Courier New" w:cs="Courier New"/>
+                                <w:sz w:val="20"/>
+                                <w:szCs w:val="20"/>
+                              </w:rPr>
+                              <w:t xml:space="preserve">        'username' =&gt; [</w:t>
+                            </w:r>
+                          </w:p>
+                          <w:p>
+                            <w:pPr>
+                              <w:spacing w:after="0" w:line="240" w:lineRule="auto"/>
+                              <w:rPr>
+                                <w:rFonts w:ascii="Courier New" w:hAnsi="Courier New" w:cs="Courier New"/>
+                                <w:sz w:val="20"/>
+                                <w:szCs w:val="20"/>
+                              </w:rPr>
+                            </w:pPr>
+                            <w:r>
+                              <w:rPr>
+                                <w:rFonts w:ascii="Courier New" w:hAnsi="Courier New" w:cs="Courier New"/>
+                                <w:sz w:val="20"/>
+                                <w:szCs w:val="20"/>
+                              </w:rPr>
+                              <w:t xml:space="preserve">            'rules'  =&gt; 'required',</w:t>
+                            </w:r>
+                          </w:p>
+                          <w:p>
+                            <w:pPr>
+                              <w:spacing w:after="0" w:line="240" w:lineRule="auto"/>
+                              <w:rPr>
+                                <w:rFonts w:ascii="Courier New" w:hAnsi="Courier New" w:cs="Courier New"/>
+                                <w:sz w:val="20"/>
+                                <w:szCs w:val="20"/>
+                              </w:rPr>
+                            </w:pPr>
+                            <w:r>
+                              <w:rPr>
+                                <w:rFonts w:ascii="Courier New" w:hAnsi="Courier New" w:cs="Courier New"/>
+                                <w:sz w:val="20"/>
+                                <w:szCs w:val="20"/>
+                              </w:rPr>
+                              <w:t xml:space="preserve">            'errors' =&gt; [</w:t>
+                            </w:r>
+                          </w:p>
+                          <w:p>
+                            <w:pPr>
+                              <w:spacing w:after="0" w:line="240" w:lineRule="auto"/>
+                              <w:rPr>
+                                <w:rFonts w:ascii="Courier New" w:hAnsi="Courier New" w:cs="Courier New"/>
+                                <w:sz w:val="20"/>
+                                <w:szCs w:val="20"/>
+                              </w:rPr>
+                            </w:pPr>
+                            <w:r>
+                              <w:rPr>
+                                <w:rFonts w:ascii="Courier New" w:hAnsi="Courier New" w:cs="Courier New"/>
+                                <w:sz w:val="20"/>
+                                <w:szCs w:val="20"/>
+                              </w:rPr>
+                              <w:t xml:space="preserve">                'required' =&gt; 'You must choose a Username.'</w:t>
+                            </w:r>
+                          </w:p>
+                          <w:p>
+                            <w:pPr>
+                              <w:spacing w:after="0" w:line="240" w:lineRule="auto"/>
+                              <w:rPr>
+                                <w:rFonts w:ascii="Courier New" w:hAnsi="Courier New" w:cs="Courier New"/>
+                                <w:sz w:val="20"/>
+                                <w:szCs w:val="20"/>
+                              </w:rPr>
+                            </w:pPr>
+                            <w:r>
+                              <w:rPr>
+                                <w:rFonts w:ascii="Courier New" w:hAnsi="Courier New" w:cs="Courier New"/>
+                                <w:sz w:val="20"/>
+                                <w:szCs w:val="20"/>
+                              </w:rPr>
+                              <w:t xml:space="preserve">            ]</w:t>
+                            </w:r>
+                          </w:p>
+                          <w:p>
+                            <w:pPr>
+                              <w:spacing w:after="0" w:line="240" w:lineRule="auto"/>
+                              <w:rPr>
+                                <w:rFonts w:ascii="Courier New" w:hAnsi="Courier New" w:cs="Courier New"/>
+                                <w:sz w:val="20"/>
+                                <w:szCs w:val="20"/>
+                              </w:rPr>
+                            </w:pPr>
+                            <w:r>
+                              <w:rPr>
+                                <w:rFonts w:ascii="Courier New" w:hAnsi="Courier New" w:cs="Courier New"/>
+                                <w:sz w:val="20"/>
+                                <w:szCs w:val="20"/>
+                              </w:rPr>
+                              <w:t xml:space="preserve">        ],</w:t>
+                            </w:r>
+                          </w:p>
+                          <w:p>
+                            <w:pPr>
+                              <w:spacing w:after="0" w:line="240" w:lineRule="auto"/>
+                              <w:rPr>
+                                <w:rFonts w:ascii="Courier New" w:hAnsi="Courier New" w:cs="Courier New"/>
+                                <w:sz w:val="20"/>
+                                <w:szCs w:val="20"/>
+                              </w:rPr>
+                            </w:pPr>
+                            <w:r>
+                              <w:rPr>
+                                <w:rFonts w:ascii="Courier New" w:hAnsi="Courier New" w:cs="Courier New"/>
+                                <w:sz w:val="20"/>
+                                <w:szCs w:val="20"/>
+                              </w:rPr>
+                              <w:t xml:space="preserve">        'email'    =&gt; [</w:t>
+                            </w:r>
+                          </w:p>
+                          <w:p>
+                            <w:pPr>
+                              <w:spacing w:after="0" w:line="240" w:lineRule="auto"/>
+                              <w:rPr>
+                                <w:rFonts w:ascii="Courier New" w:hAnsi="Courier New" w:cs="Courier New"/>
+                                <w:sz w:val="20"/>
+                                <w:szCs w:val="20"/>
+                              </w:rPr>
+                            </w:pPr>
+                            <w:r>
+                              <w:rPr>
+                                <w:rFonts w:ascii="Courier New" w:hAnsi="Courier New" w:cs="Courier New"/>
+                                <w:sz w:val="20"/>
+                                <w:szCs w:val="20"/>
+                              </w:rPr>
+                              <w:t xml:space="preserve">            'rules'  =&gt; 'required|valid_email',</w:t>
+                            </w:r>
+                          </w:p>
+                          <w:p>
+                            <w:pPr>
+                              <w:spacing w:after="0" w:line="240" w:lineRule="auto"/>
+                              <w:rPr>
+                                <w:rFonts w:ascii="Courier New" w:hAnsi="Courier New" w:cs="Courier New"/>
+                                <w:sz w:val="20"/>
+                                <w:szCs w:val="20"/>
+                              </w:rPr>
+                            </w:pPr>
+                            <w:r>
+                              <w:rPr>
+                                <w:rFonts w:ascii="Courier New" w:hAnsi="Courier New" w:cs="Courier New"/>
+                                <w:sz w:val="20"/>
+                                <w:szCs w:val="20"/>
+                              </w:rPr>
+                              <w:t xml:space="preserve">            'errors' =&gt; [</w:t>
+                            </w:r>
+                          </w:p>
+                          <w:p>
+                            <w:pPr>
+                              <w:spacing w:after="0" w:line="240" w:lineRule="auto"/>
+                              <w:rPr>
+                                <w:rFonts w:ascii="Courier New" w:hAnsi="Courier New" w:cs="Courier New"/>
+                                <w:sz w:val="20"/>
+                                <w:szCs w:val="20"/>
+                              </w:rPr>
+                            </w:pPr>
+                            <w:r>
+                              <w:rPr>
+                                <w:rFonts w:ascii="Courier New" w:hAnsi="Courier New" w:cs="Courier New"/>
+                                <w:sz w:val="20"/>
+                                <w:szCs w:val="20"/>
+                              </w:rPr>
+                              <w:t xml:space="preserve">                'valid_email' =&gt; 'Please check the Email field. It does not appear to be valid.'</w:t>
+                            </w:r>
+                          </w:p>
+                          <w:p>
+                            <w:pPr>
+                              <w:spacing w:after="0" w:line="240" w:lineRule="auto"/>
+                              <w:rPr>
+                                <w:rFonts w:ascii="Courier New" w:hAnsi="Courier New" w:cs="Courier New"/>
+                                <w:sz w:val="20"/>
+                                <w:szCs w:val="20"/>
+                              </w:rPr>
+                            </w:pPr>
+                            <w:r>
+                              <w:rPr>
+                                <w:rFonts w:ascii="Courier New" w:hAnsi="Courier New" w:cs="Courier New"/>
+                                <w:sz w:val="20"/>
+                                <w:szCs w:val="20"/>
+                              </w:rPr>
+                              <w:t xml:space="preserve">            ]</w:t>
+                            </w:r>
+                          </w:p>
+                          <w:p>
+                            <w:pPr>
+                              <w:spacing w:after="0" w:line="240" w:lineRule="auto"/>
+                              <w:rPr>
+                                <w:rFonts w:ascii="Courier New" w:hAnsi="Courier New" w:cs="Courier New"/>
+                                <w:sz w:val="20"/>
+                                <w:szCs w:val="20"/>
+                              </w:rPr>
+                            </w:pPr>
+                            <w:r>
+                              <w:rPr>
+                                <w:rFonts w:ascii="Courier New" w:hAnsi="Courier New" w:cs="Courier New"/>
+                                <w:sz w:val="20"/>
+                                <w:szCs w:val="20"/>
+                              </w:rPr>
+                              <w:t xml:space="preserve">        ],</w:t>
+                            </w:r>
+                          </w:p>
+                          <w:p>
+                            <w:pPr>
+                              <w:spacing w:after="0" w:line="240" w:lineRule="auto"/>
+                              <w:rPr>
+                                <w:rFonts w:ascii="Courier New" w:hAnsi="Courier New" w:cs="Courier New"/>
+                                <w:sz w:val="20"/>
+                                <w:szCs w:val="20"/>
+                              </w:rPr>
+                            </w:pPr>
+                            <w:r>
+                              <w:rPr>
+                                <w:rFonts w:ascii="Courier New" w:hAnsi="Courier New" w:cs="Courier New"/>
+                                <w:sz w:val="20"/>
+                                <w:szCs w:val="20"/>
+                              </w:rPr>
+                              <w:t xml:space="preserve">    ];</w:t>
+                            </w:r>
+                          </w:p>
+                          <w:p>
+                            <w:pPr>
+                              <w:spacing w:after="0" w:line="240" w:lineRule="auto"/>
+                              <w:rPr>
+                                <w:rFonts w:ascii="Courier New" w:hAnsi="Courier New" w:cs="Courier New"/>
+                                <w:sz w:val="20"/>
+                                <w:szCs w:val="20"/>
+                              </w:rPr>
+                            </w:pPr>
+                            <w:r>
+                              <w:rPr>
+                                <w:rFonts w:ascii="Courier New" w:hAnsi="Courier New" w:cs="Courier New"/>
+                                <w:sz w:val="20"/>
+                                <w:szCs w:val="20"/>
+                              </w:rPr>
+                              <w:t>}</w:t>
+                            </w:r>
+                          </w:p>
+                        </w:txbxContent>
+                      </wps:txbx>
+                      <wps:bodyPr rot="0" spcFirstLastPara="0" vertOverflow="overflow" horzOverflow="overflow" vert="horz" wrap="square" lIns="91440" tIns="45720" rIns="91440" bIns="45720" numCol="1" spcCol="0" rtlCol="0" fromWordArt="0" anchor="t" anchorCtr="0" forceAA="0" compatLnSpc="1">
+                        <a:prstTxWarp prst="textNoShape">
+                          <a:avLst/>
+                        </a:prstTxWarp>
+                        <a:noAutofit/>
+                      </wps:bodyPr>
+                    </wps:wsp>
+                  </a:graphicData>
+                </a:graphic>
+              </wp:inline>
+            </w:drawing>
+          </mc:Choice>
+          <mc:Fallback>
+            <w:pict>
+              <v:rect id="Rectangle 224" o:spid="_x0000_s1042" style="width:432.35pt;height:220.5pt;visibility:visible;mso-wrap-style:square;mso-left-percent:-10001;mso-top-percent:-10001;mso-position-horizontal:absolute;mso-position-horizontal-relative:char;mso-position-vertical:absolute;mso-position-vertical-relative:line;mso-left-percent:-10001;mso-top-percent:-10001;v-text-anchor:top" o:gfxdata="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" fillcolor="white [3201]" strokecolor="#4f81bd [3204]" strokeweight="2pt">
+                <v:textbox>
+                  <w:txbxContent>
+                    <w:p>
+                      <w:pPr>
+                        <w:spacing w:after="0" w:line="240" w:lineRule="auto"/>
+                        <w:rPr>
+                          <w:rFonts w:ascii="Courier New" w:hAnsi="Courier New" w:cs="Courier New"/>
+                          <w:sz w:val="20"/>
+                          <w:szCs w:val="20"/>
+                        </w:rPr>
+                      </w:pPr>
+                      <w:r>
+                        <w:rPr>
+                          <w:rFonts w:ascii="Courier New" w:hAnsi="Courier New" w:cs="Courier New"/>
+                          <w:sz w:val="20"/>
+                          <w:szCs w:val="20"/>
+                        </w:rPr>
+                        <w:t>class Validation</w:t>
+                      </w:r>
+                    </w:p>
+                    <w:p>
+                      <w:pPr>
+                        <w:spacing w:after="0" w:line="240" w:lineRule="auto"/>
+                        <w:rPr>
+                          <w:rFonts w:ascii="Courier New" w:hAnsi="Courier New" w:cs="Courier New"/>
+                          <w:sz w:val="20"/>
+                          <w:szCs w:val="20"/>
+                        </w:rPr>
+                      </w:pPr>
+                      <w:r>
+                        <w:rPr>
+                          <w:rFonts w:ascii="Courier New" w:hAnsi="Courier New" w:cs="Courier New"/>
+                          <w:sz w:val="20"/>
+                          <w:szCs w:val="20"/>
+                        </w:rPr>
+                        <w:t>{</w:t>
+                      </w:r>
+                    </w:p>
+                    <w:p>
+                      <w:pPr>
+                        <w:spacing w:after="0" w:line="240" w:lineRule="auto"/>
+                        <w:rPr>
+                          <w:rFonts w:ascii="Courier New" w:hAnsi="Courier New" w:cs="Courier New"/>
+                          <w:sz w:val="20"/>
+                          <w:szCs w:val="20"/>
+                        </w:rPr>
+                      </w:pPr>
+                      <w:r>
+                        <w:rPr>
+                          <w:rFonts w:ascii="Courier New" w:hAnsi="Courier New" w:cs="Courier New"/>
+                          <w:sz w:val="20"/>
+                          <w:szCs w:val="20"/>
+                        </w:rPr>
+                        <w:t xml:space="preserve">    public $signup = [</w:t>
+                      </w:r>
+                    </w:p>
+                    <w:p>
+                      <w:pPr>
+                        <w:spacing w:after="0" w:line="240" w:lineRule="auto"/>
+                        <w:rPr>
+                          <w:rFonts w:ascii="Courier New" w:hAnsi="Courier New" w:cs="Courier New"/>
+                          <w:sz w:val="20"/>
+                          <w:szCs w:val="20"/>
+                        </w:rPr>
+                      </w:pPr>
+                      <w:r>
+                        <w:rPr>
+                          <w:rFonts w:ascii="Courier New" w:hAnsi="Courier New" w:cs="Courier New"/>
+                          <w:sz w:val="20"/>
+                          <w:szCs w:val="20"/>
+                        </w:rPr>
+                        <w:t xml:space="preserve">        'username' =&gt; [</w:t>
+                      </w:r>
+                    </w:p>
+                    <w:p>
+                      <w:pPr>
+                        <w:spacing w:after="0" w:line="240" w:lineRule="auto"/>
+                        <w:rPr>
+                          <w:rFonts w:ascii="Courier New" w:hAnsi="Courier New" w:cs="Courier New"/>
+                          <w:sz w:val="20"/>
+                          <w:szCs w:val="20"/>
+                        </w:rPr>
+                      </w:pPr>
+                      <w:r>
+                        <w:rPr>
+                          <w:rFonts w:ascii="Courier New" w:hAnsi="Courier New" w:cs="Courier New"/>
+                          <w:sz w:val="20"/>
+                          <w:szCs w:val="20"/>
+                        </w:rPr>
+                        <w:t xml:space="preserve">            'rules'  =&gt; 'required',</w:t>
+                      </w:r>
+                    </w:p>
+                    <w:p>
+                      <w:pPr>
+                        <w:spacing w:after="0" w:line="240" w:lineRule="auto"/>
+                        <w:rPr>
+                          <w:rFonts w:ascii="Courier New" w:hAnsi="Courier New" w:cs="Courier New"/>
+                          <w:sz w:val="20"/>
+                          <w:szCs w:val="20"/>
+                        </w:rPr>
+                      </w:pPr>
+                      <w:r>
+                        <w:rPr>
+                          <w:rFonts w:ascii="Courier New" w:hAnsi="Courier New" w:cs="Courier New"/>
+                          <w:sz w:val="20"/>
+                          <w:szCs w:val="20"/>
+                        </w:rPr>
+                        <w:t xml:space="preserve">            'errors' =&gt; [</w:t>
+                      </w:r>
+                    </w:p>
+                    <w:p>
+                      <w:pPr>
+                        <w:spacing w:after="0" w:line="240" w:lineRule="auto"/>
+                        <w:rPr>
+                          <w:rFonts w:ascii="Courier New" w:hAnsi="Courier New" w:cs="Courier New"/>
+                          <w:sz w:val="20"/>
+                          <w:szCs w:val="20"/>
+                        </w:rPr>
+                      </w:pPr>
+                      <w:r>
+                        <w:rPr>
+                          <w:rFonts w:ascii="Courier New" w:hAnsi="Courier New" w:cs="Courier New"/>
+                          <w:sz w:val="20"/>
+                          <w:szCs w:val="20"/>
+                        </w:rPr>
+                        <w:t xml:space="preserve">                'required' =&gt; 'You must choose a Username.'</w:t>
+                      </w:r>
+                    </w:p>
+                    <w:p>
+                      <w:pPr>
+                        <w:spacing w:after="0" w:line="240" w:lineRule="auto"/>
+                        <w:rPr>
+                          <w:rFonts w:ascii="Courier New" w:hAnsi="Courier New" w:cs="Courier New"/>
+                          <w:sz w:val="20"/>
+                          <w:szCs w:val="20"/>
+                        </w:rPr>
+                      </w:pPr>
+                      <w:r>
+                        <w:rPr>
+                          <w:rFonts w:ascii="Courier New" w:hAnsi="Courier New" w:cs="Courier New"/>
+                          <w:sz w:val="20"/>
+                          <w:szCs w:val="20"/>
+                        </w:rPr>
+                        <w:t xml:space="preserve">            ]</w:t>
+                      </w:r>
+                    </w:p>
+                    <w:p>
+                      <w:pPr>
+                        <w:spacing w:after="0" w:line="240" w:lineRule="auto"/>
+                        <w:rPr>
+                          <w:rFonts w:ascii="Courier New" w:hAnsi="Courier New" w:cs="Courier New"/>
+                          <w:sz w:val="20"/>
+                          <w:szCs w:val="20"/>
+                        </w:rPr>
+                      </w:pPr>
+                      <w:r>
+                        <w:rPr>
+                          <w:rFonts w:ascii="Courier New" w:hAnsi="Courier New" w:cs="Courier New"/>
+                          <w:sz w:val="20"/>
+                          <w:szCs w:val="20"/>
+                        </w:rPr>
+                        <w:t xml:space="preserve">        ],</w:t>
+                      </w:r>
+                    </w:p>
+                    <w:p>
+                      <w:pPr>
+                        <w:spacing w:after="0" w:line="240" w:lineRule="auto"/>
+                        <w:rPr>
+                          <w:rFonts w:ascii="Courier New" w:hAnsi="Courier New" w:cs="Courier New"/>
+                          <w:sz w:val="20"/>
+                          <w:szCs w:val="20"/>
+                        </w:rPr>
+                      </w:pPr>
+                      <w:r>
+                        <w:rPr>
+                          <w:rFonts w:ascii="Courier New" w:hAnsi="Courier New" w:cs="Courier New"/>
+                          <w:sz w:val="20"/>
+                          <w:szCs w:val="20"/>
+                        </w:rPr>
+                        <w:t xml:space="preserve">        'email'    =&gt; [</w:t>
+                      </w:r>
+                    </w:p>
+                    <w:p>
+                      <w:pPr>
+                        <w:spacing w:after="0" w:line="240" w:lineRule="auto"/>
+                        <w:rPr>
+                          <w:rFonts w:ascii="Courier New" w:hAnsi="Courier New" w:cs="Courier New"/>
+                          <w:sz w:val="20"/>
+                          <w:szCs w:val="20"/>
+                        </w:rPr>
+                      </w:pPr>
+                      <w:r>
+                        <w:rPr>
+                          <w:rFonts w:ascii="Courier New" w:hAnsi="Courier New" w:cs="Courier New"/>
+                          <w:sz w:val="20"/>
+                          <w:szCs w:val="20"/>
+                        </w:rPr>
+                        <w:t xml:space="preserve">            'rules'  =&gt; 'required|valid_email',</w:t>
+                      </w:r>
+                    </w:p>
+                    <w:p>
+                      <w:pPr>
+                        <w:spacing w:after="0" w:line="240" w:lineRule="auto"/>
+                        <w:rPr>
+                          <w:rFonts w:ascii="Courier New" w:hAnsi="Courier New" w:cs="Courier New"/>
+                          <w:sz w:val="20"/>
+                          <w:szCs w:val="20"/>
+                        </w:rPr>
+                      </w:pPr>
+                      <w:r>
+                        <w:rPr>
+                          <w:rFonts w:ascii="Courier New" w:hAnsi="Courier New" w:cs="Courier New"/>
+                          <w:sz w:val="20"/>
+                          <w:szCs w:val="20"/>
+                        </w:rPr>
+                        <w:t xml:space="preserve">            'errors' =&gt; [</w:t>
+                      </w:r>
+                    </w:p>
+                    <w:p>
+                      <w:pPr>
+                        <w:spacing w:after="0" w:line="240" w:lineRule="auto"/>
+                        <w:rPr>
+                          <w:rFonts w:ascii="Courier New" w:hAnsi="Courier New" w:cs="Courier New"/>
+                          <w:sz w:val="20"/>
+                          <w:szCs w:val="20"/>
+                        </w:rPr>
+                      </w:pPr>
+                      <w:r>
+                        <w:rPr>
+                          <w:rFonts w:ascii="Courier New" w:hAnsi="Courier New" w:cs="Courier New"/>
+                          <w:sz w:val="20"/>
+                          <w:szCs w:val="20"/>
+                        </w:rPr>
+                        <w:t xml:space="preserve">                'valid_email' =&gt; 'Please check the Email field. It does not appear to be valid.'</w:t>
+                      </w:r>
+                    </w:p>
+                    <w:p>
+                      <w:pPr>
+                        <w:spacing w:after="0" w:line="240" w:lineRule="auto"/>
+                        <w:rPr>
+                          <w:rFonts w:ascii="Courier New" w:hAnsi="Courier New" w:cs="Courier New"/>
+                          <w:sz w:val="20"/>
+                          <w:szCs w:val="20"/>
+                        </w:rPr>
+                      </w:pPr>
+                      <w:r>
+                        <w:rPr>
+                          <w:rFonts w:ascii="Courier New" w:hAnsi="Courier New" w:cs="Courier New"/>
+                          <w:sz w:val="20"/>
+                          <w:szCs w:val="20"/>
+                        </w:rPr>
+                        <w:t xml:space="preserve">            ]</w:t>
+                      </w:r>
+                    </w:p>
+                    <w:p>
+                      <w:pPr>
+                        <w:spacing w:after="0" w:line="240" w:lineRule="auto"/>
+                        <w:rPr>
+                          <w:rFonts w:ascii="Courier New" w:hAnsi="Courier New" w:cs="Courier New"/>
+                          <w:sz w:val="20"/>
+                          <w:szCs w:val="20"/>
+                        </w:rPr>
+                      </w:pPr>
+                      <w:r>
+                        <w:rPr>
+                          <w:rFonts w:ascii="Courier New" w:hAnsi="Courier New" w:cs="Courier New"/>
+                          <w:sz w:val="20"/>
+                          <w:szCs w:val="20"/>
+                        </w:rPr>
+                        <w:t xml:space="preserve">        ],</w:t>
+                      </w:r>
+                    </w:p>
+                    <w:p>
+                      <w:pPr>
+                        <w:spacing w:after="0" w:line="240" w:lineRule="auto"/>
+                        <w:rPr>
+                          <w:rFonts w:ascii="Courier New" w:hAnsi="Courier New" w:cs="Courier New"/>
+                          <w:sz w:val="20"/>
+                          <w:szCs w:val="20"/>
+                        </w:rPr>
+                      </w:pPr>
+                      <w:r>
+                        <w:rPr>
+                          <w:rFonts w:ascii="Courier New" w:hAnsi="Courier New" w:cs="Courier New"/>
+                          <w:sz w:val="20"/>
+                          <w:szCs w:val="20"/>
+                        </w:rPr>
+                        <w:t xml:space="preserve">    ];</w:t>
+                      </w:r>
+                    </w:p>
+                    <w:p>
+                      <w:pPr>
+                        <w:spacing w:after="0" w:line="240" w:lineRule="auto"/>
+                        <w:rPr>
+                          <w:rFonts w:ascii="Courier New" w:hAnsi="Courier New" w:cs="Courier New"/>
+                          <w:sz w:val="20"/>
+                          <w:szCs w:val="20"/>
+                        </w:rPr>
+                      </w:pPr>
+                      <w:r>
+                        <w:rPr>
+                          <w:rFonts w:ascii="Courier New" w:hAnsi="Courier New" w:cs="Courier New"/>
+                          <w:sz w:val="20"/>
+                          <w:szCs w:val="20"/>
+                        </w:rPr>
+                        <w:t>}</w:t>
+                      </w:r>
+                    </w:p>
+                  </w:txbxContent>
+                </v:textbox>
+                <w10:anchorlock/>
+              </v:rect>
+            </w:pict>
+          </mc:Fallback>
+        </mc:AlternateContent>
+      </w:r>
+    </w:p>
+    <w:p>
+      <w:pPr>
+        <w:pBdr>
+          <w:top w:val="nil"/>
+          <w:left w:val="nil"/>
+          <w:bottom w:val="nil"/>
+          <w:right w:val="nil"/>
+          <w:between w:val="nil"/>
+        </w:pBdr>
+        <w:jc w:val="both"/>
+        <w:rPr>
+          <w:rFonts w:ascii="Calibri" w:hAnsi="Calibri" w:cs="Calibri"/>
+        </w:rPr>
+      </w:pPr>
+      <w:r>
+        <w:rPr>
+          <w:rFonts w:ascii="Calibri" w:hAnsi="Calibri" w:cs="Calibri"/>
+        </w:rPr>
+        <w:t xml:space="preserve">Menangkap error dapat dilakukan dengan memanggil fungsi </w:t>
+      </w:r>
+      <w:r>
+        <w:rPr>
+          <w:rFonts w:ascii="Calibri" w:hAnsi="Calibri" w:cs="Calibri"/>
+        </w:rPr>
+        <w:t>getErrors()</w:t>
+      </w:r>
+      <w:r>
+        <w:rPr>
+          <w:rFonts w:ascii="Calibri" w:hAnsi="Calibri" w:cs="Calibri"/>
+        </w:rPr>
+        <w:t xml:space="preserve"> seperti berikut:</w:t>
+      </w:r>
+    </w:p>
+    <w:p>
+      <w:pPr>
+        <w:pBdr>
+          <w:top w:val="nil"/>
+          <w:left w:val="nil"/>
+          <w:bottom w:val="nil"/>
+          <w:right w:val="nil"/>
+          <w:between w:val="nil"/>
+        </w:pBdr>
+        <w:jc w:val="both"/>
+        <w:rPr>
+          <w:rFonts w:ascii="Calibri" w:hAnsi="Calibri" w:cs="Calibri"/>
+        </w:rPr>
+      </w:pPr>
+      <w:r>
+        <w:rPr>
+          <w:rFonts w:ascii="Calibri" w:hAnsi="Calibri" w:cs="Calibri"/>
+          <w:noProof/>
+          <w:lang w:val="en-US" w:eastAsia="en-US"/>
+        </w:rPr>
+        <mc:AlternateContent>
+          <mc:Choice Requires="wps">
+            <w:drawing>
+              <wp:inline distT="0" distB="0" distL="0" distR="0" wp14:anchorId="4BC7AE5E" wp14:editId="46793C81">
+                <wp:extent cx="5490845" cy="1162050"/>
+                <wp:effectExtent l="0" t="0" r="14605" b="19050"/>
+                <wp:docPr id="225" name="Rectangle 225"/>
+                <wp:cNvGraphicFramePr/>
+                <a:graphic xmlns:a="http://schemas.openxmlformats.org/drawingml/2006/main">
+                  <a:graphicData uri="http://schemas.microsoft.com/office/word/2010/wordprocessingShape">
+                    <wps:wsp>
+                      <wps:cNvSpPr/>
+                      <wps:spPr>
+                        <a:xfrm>
+                          <a:off x="0" y="0"/>
+                          <a:ext cx="5490845" cy="1162050"/>
+                        </a:xfrm>
+                        <a:prstGeom prst="rect">
+                          <a:avLst/>
+                        </a:prstGeom>
+                      </wps:spPr>
+                      <wps:style>
+                        <a:lnRef idx="2">
+                          <a:schemeClr val="accent1"/>
+                        </a:lnRef>
+                        <a:fillRef idx="1">
+                          <a:schemeClr val="lt1"/>
+                        </a:fillRef>
+                        <a:effectRef idx="0">
+                          <a:schemeClr val="accent1"/>
+                        </a:effectRef>
+                        <a:fontRef idx="minor">
+                          <a:schemeClr val="dk1"/>
+                        </a:fontRef>
+                      </wps:style>
+                      <wps:txbx>
+                        <w:txbxContent>
+                          <w:p>
+                            <w:pPr>
+                              <w:spacing w:after="0" w:line="240" w:lineRule="auto"/>
+                              <w:rPr>
+                                <w:rFonts w:ascii="Courier New" w:hAnsi="Courier New" w:cs="Courier New"/>
+                                <w:sz w:val="20"/>
+                                <w:szCs w:val="20"/>
+                              </w:rPr>
+                            </w:pPr>
+                            <w:r>
+                              <w:rPr>
+                                <w:rFonts w:ascii="Courier New" w:hAnsi="Courier New" w:cs="Courier New"/>
+                                <w:sz w:val="20"/>
+                                <w:szCs w:val="20"/>
+                              </w:rPr>
+                              <w:t xml:space="preserve">$errors </w:t>
+                            </w:r>
+                            <w:r>
+                              <w:rPr>
+                                <w:rFonts w:ascii="Courier New" w:hAnsi="Courier New" w:cs="Courier New"/>
+                                <w:sz w:val="20"/>
+                                <w:szCs w:val="20"/>
+                              </w:rPr>
+                              <w:t>= $validation-&gt;getErrors();</w:t>
+                            </w:r>
+                          </w:p>
+                          <w:p>
+                            <w:pPr>
+                              <w:spacing w:after="0" w:line="240" w:lineRule="auto"/>
+                              <w:rPr>
+                                <w:rFonts w:ascii="Courier New" w:hAnsi="Courier New" w:cs="Courier New"/>
+                                <w:sz w:val="20"/>
+                                <w:szCs w:val="20"/>
+                              </w:rPr>
+                            </w:pPr>
+                          </w:p>
+                          <w:p>
+                            <w:pPr>
+                              <w:spacing w:after="0" w:line="240" w:lineRule="auto"/>
+                              <w:rPr>
+                                <w:rFonts w:ascii="Courier New" w:hAnsi="Courier New" w:cs="Courier New"/>
+                                <w:sz w:val="20"/>
+                                <w:szCs w:val="20"/>
+                              </w:rPr>
+                            </w:pPr>
+                            <w:r>
+                              <w:rPr>
+                                <w:rFonts w:ascii="Courier New" w:hAnsi="Courier New" w:cs="Courier New"/>
+                                <w:sz w:val="20"/>
+                                <w:szCs w:val="20"/>
+                              </w:rPr>
+                              <w:t>// Returns:</w:t>
+                            </w:r>
+                          </w:p>
+                          <w:p>
+                            <w:pPr>
+                              <w:spacing w:after="0" w:line="240" w:lineRule="auto"/>
+                              <w:rPr>
+                                <w:rFonts w:ascii="Courier New" w:hAnsi="Courier New" w:cs="Courier New"/>
+                                <w:sz w:val="20"/>
+                                <w:szCs w:val="20"/>
+                              </w:rPr>
+                            </w:pPr>
+                            <w:r>
+                              <w:rPr>
+                                <w:rFonts w:ascii="Courier New" w:hAnsi="Courier New" w:cs="Courier New"/>
+                                <w:sz w:val="20"/>
+                                <w:szCs w:val="20"/>
+                              </w:rPr>
+                              <w:t>[</w:t>
+                            </w:r>
+                          </w:p>
+                          <w:p>
+                            <w:pPr>
+                              <w:spacing w:after="0" w:line="240" w:lineRule="auto"/>
+                              <w:rPr>
+                                <w:rFonts w:ascii="Courier New" w:hAnsi="Courier New" w:cs="Courier New"/>
+                                <w:sz w:val="20"/>
+                                <w:szCs w:val="20"/>
+                              </w:rPr>
+                            </w:pPr>
+                            <w:r>
+                              <w:rPr>
+                                <w:rFonts w:ascii="Courier New" w:hAnsi="Courier New" w:cs="Courier New"/>
+                                <w:sz w:val="20"/>
+                                <w:szCs w:val="20"/>
+                              </w:rPr>
+                              <w:t xml:space="preserve">    'field1' =&gt; 'error message',</w:t>
+                            </w:r>
+                          </w:p>
+                          <w:p>
+                            <w:pPr>
+                              <w:spacing w:after="0" w:line="240" w:lineRule="auto"/>
+                              <w:rPr>
+                                <w:rFonts w:ascii="Courier New" w:hAnsi="Courier New" w:cs="Courier New"/>
+                                <w:sz w:val="20"/>
+                                <w:szCs w:val="20"/>
+                              </w:rPr>
+                            </w:pPr>
+                            <w:r>
+                              <w:rPr>
+                                <w:rFonts w:ascii="Courier New" w:hAnsi="Courier New" w:cs="Courier New"/>
+                                <w:sz w:val="20"/>
+                                <w:szCs w:val="20"/>
+                              </w:rPr>
+                              <w:t xml:space="preserve">    'field2' =&gt; 'error message',</w:t>
+                            </w:r>
+                          </w:p>
+                          <w:p>
+                            <w:pPr>
+                              <w:spacing w:after="0" w:line="240" w:lineRule="auto"/>
+                              <w:rPr>
+                                <w:rFonts w:ascii="Courier New" w:hAnsi="Courier New" w:cs="Courier New"/>
+                                <w:sz w:val="20"/>
+                                <w:szCs w:val="20"/>
+                              </w:rPr>
+                            </w:pPr>
+                            <w:r>
+                              <w:rPr>
+                                <w:rFonts w:ascii="Courier New" w:hAnsi="Courier New" w:cs="Courier New"/>
+                                <w:sz w:val="20"/>
+                                <w:szCs w:val="20"/>
+                              </w:rPr>
+                              <w:t>]</w:t>
+                            </w:r>
+                          </w:p>
+                        </w:txbxContent>
+                      </wps:txbx>
+                      <wps:bodyPr rot="0" spcFirstLastPara="0" vertOverflow="overflow" horzOverflow="overflow" vert="horz" wrap="square" lIns="91440" tIns="45720" rIns="91440" bIns="45720" numCol="1" spcCol="0" rtlCol="0" fromWordArt="0" anchor="t" anchorCtr="0" forceAA="0" compatLnSpc="1">
+                        <a:prstTxWarp prst="textNoShape">
+                          <a:avLst/>
+                        </a:prstTxWarp>
+                        <a:noAutofit/>
+                      </wps:bodyPr>
+                    </wps:wsp>
+                  </a:graphicData>
+                </a:graphic>
+              </wp:inline>
+            </w:drawing>
+          </mc:Choice>
+          <mc:Fallback>
+            <w:pict>
+              <v:rect id="Rectangle 225" o:spid="_x0000_s1043" style="width:432.35pt;height:91.5pt;visibility:visible;mso-wrap-style:square;mso-left-percent:-10001;mso-top-percent:-10001;mso-position-horizontal:absolute;mso-position-horizontal-relative:char;mso-position-vertical:absolute;mso-position-vertical-relative:line;mso-left-percent:-10001;mso-top-percent:-10001;v-text-anchor:top" o:gfxdata="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" fillcolor="white [3201]" strokecolor="#4f81bd [3204]" strokeweight="2pt">
+                <v:textbox>
+                  <w:txbxContent>
+                    <w:p>
+                      <w:pPr>
+                        <w:spacing w:after="0" w:line="240" w:lineRule="auto"/>
+                        <w:rPr>
+                          <w:rFonts w:ascii="Courier New" w:hAnsi="Courier New" w:cs="Courier New"/>
+                          <w:sz w:val="20"/>
+                          <w:szCs w:val="20"/>
+                        </w:rPr>
+                      </w:pPr>
+                      <w:r>
+                        <w:rPr>
+                          <w:rFonts w:ascii="Courier New" w:hAnsi="Courier New" w:cs="Courier New"/>
+                          <w:sz w:val="20"/>
+                          <w:szCs w:val="20"/>
+                        </w:rPr>
+                        <w:t xml:space="preserve">$errors </w:t>
+                      </w:r>
+                      <w:r>
+                        <w:rPr>
+                          <w:rFonts w:ascii="Courier New" w:hAnsi="Courier New" w:cs="Courier New"/>
+                          <w:sz w:val="20"/>
+                          <w:szCs w:val="20"/>
+                        </w:rPr>
+                        <w:t>= $validation-&gt;getErrors();</w:t>
+                      </w:r>
+                    </w:p>
+                    <w:p>
+                      <w:pPr>
+                        <w:spacing w:after="0" w:line="240" w:lineRule="auto"/>
+                        <w:rPr>
+                          <w:rFonts w:ascii="Courier New" w:hAnsi="Courier New" w:cs="Courier New"/>
+                          <w:sz w:val="20"/>
+                          <w:szCs w:val="20"/>
+                        </w:rPr>
+                      </w:pPr>
+                    </w:p>
+                    <w:p>
+                      <w:pPr>
+                        <w:spacing w:after="0" w:line="240" w:lineRule="auto"/>
+                        <w:rPr>
+                          <w:rFonts w:ascii="Courier New" w:hAnsi="Courier New" w:cs="Courier New"/>
+                          <w:sz w:val="20"/>
+                          <w:szCs w:val="20"/>
+                        </w:rPr>
+                      </w:pPr>
+                      <w:r>
+                        <w:rPr>
+                          <w:rFonts w:ascii="Courier New" w:hAnsi="Courier New" w:cs="Courier New"/>
+                          <w:sz w:val="20"/>
+                          <w:szCs w:val="20"/>
+                        </w:rPr>
+                        <w:t>// Returns:</w:t>
+                      </w:r>
+                    </w:p>
+                    <w:p>
+                      <w:pPr>
+                        <w:spacing w:after="0" w:line="240" w:lineRule="auto"/>
+                        <w:rPr>
+                          <w:rFonts w:ascii="Courier New" w:hAnsi="Courier New" w:cs="Courier New"/>
+                          <w:sz w:val="20"/>
+                          <w:szCs w:val="20"/>
+                        </w:rPr>
+                      </w:pPr>
+                      <w:r>
+                        <w:rPr>
+                          <w:rFonts w:ascii="Courier New" w:hAnsi="Courier New" w:cs="Courier New"/>
+                          <w:sz w:val="20"/>
+                          <w:szCs w:val="20"/>
+                        </w:rPr>
+                        <w:t>[</w:t>
+                      </w:r>
+                    </w:p>
+                    <w:p>
+                      <w:pPr>
+                        <w:spacing w:after="0" w:line="240" w:lineRule="auto"/>
+                        <w:rPr>
+                          <w:rFonts w:ascii="Courier New" w:hAnsi="Courier New" w:cs="Courier New"/>
+                          <w:sz w:val="20"/>
+                          <w:szCs w:val="20"/>
+                        </w:rPr>
+                      </w:pPr>
+                      <w:r>
+                        <w:rPr>
+                          <w:rFonts w:ascii="Courier New" w:hAnsi="Courier New" w:cs="Courier New"/>
+                          <w:sz w:val="20"/>
+                          <w:szCs w:val="20"/>
+                        </w:rPr>
+                        <w:t xml:space="preserve">    'field1' =&gt; 'error message',</w:t>
+                      </w:r>
+                    </w:p>
+                    <w:p>
+                      <w:pPr>
+                        <w:spacing w:after="0" w:line="240" w:lineRule="auto"/>
+                        <w:rPr>
+                          <w:rFonts w:ascii="Courier New" w:hAnsi="Courier New" w:cs="Courier New"/>
+                          <w:sz w:val="20"/>
+                          <w:szCs w:val="20"/>
+                        </w:rPr>
+                      </w:pPr>
+                      <w:r>
+                        <w:rPr>
+                          <w:rFonts w:ascii="Courier New" w:hAnsi="Courier New" w:cs="Courier New"/>
+                          <w:sz w:val="20"/>
+                          <w:szCs w:val="20"/>
+                        </w:rPr>
+                        <w:t xml:space="preserve">    'field2' =&gt; 'error message',</w:t>
+                      </w:r>
+                    </w:p>
+                    <w:p>
+                      <w:pPr>
+                        <w:spacing w:after="0" w:line="240" w:lineRule="auto"/>
+                        <w:rPr>
+                          <w:rFonts w:ascii="Courier New" w:hAnsi="Courier New" w:cs="Courier New"/>
+                          <w:sz w:val="20"/>
+                          <w:szCs w:val="20"/>
+                        </w:rPr>
+                      </w:pPr>
+                      <w:r>
+                        <w:rPr>
+                          <w:rFonts w:ascii="Courier New" w:hAnsi="Courier New" w:cs="Courier New"/>
+                          <w:sz w:val="20"/>
+                          <w:szCs w:val="20"/>
+                        </w:rPr>
+                        <w:t>]</w:t>
+                      </w:r>
+                    </w:p>
+                  </w:txbxContent>
+                </v:textbox>
+                <w10:anchorlock/>
+              </v:rect>
+            </w:pict>
+          </mc:Fallback>
+        </mc:AlternateContent>
+      </w:r>
+    </w:p>
+    <w:p>
+      <w:pPr>
+        <w:pBdr>
+          <w:top w:val="nil"/>
+          <w:left w:val="nil"/>
+          <w:bottom w:val="nil"/>
+          <w:right w:val="nil"/>
+          <w:between w:val="nil"/>
+        </w:pBdr>
+        <w:jc w:val="both"/>
+        <w:rPr>
+          <w:rFonts w:ascii="Calibri" w:hAnsi="Calibri" w:cs="Calibri"/>
+        </w:rPr>
+      </w:pPr>
+      <w:r>
+        <w:rPr>
+          <w:rFonts w:ascii="Calibri" w:hAnsi="Calibri" w:cs="Calibri"/>
+        </w:rPr>
+        <w:lastRenderedPageBreak/>
+        <w:t>Untuk mendapatkan satu error dapat menggunakan method getError() seperti berikut</w:t>
+      </w:r>
+    </w:p>
+    <w:p>
+      <w:pPr>
+        <w:pBdr>
+          <w:top w:val="nil"/>
+          <w:left w:val="nil"/>
+          <w:bottom w:val="nil"/>
+          <w:right w:val="nil"/>
+          <w:between w:val="nil"/>
+        </w:pBdr>
+        <w:jc w:val="both"/>
+        <w:rPr>
+          <w:rFonts w:ascii="Calibri" w:hAnsi="Calibri" w:cs="Calibri"/>
+        </w:rPr>
+      </w:pPr>
+      <w:r>
+        <w:rPr>
+          <w:rFonts w:ascii="Calibri" w:hAnsi="Calibri" w:cs="Calibri"/>
+          <w:noProof/>
+          <w:lang w:val="en-US" w:eastAsia="en-US"/>
+        </w:rPr>
+        <mc:AlternateContent>
+          <mc:Choice Requires="wps">
+            <w:drawing>
+              <wp:inline distT="0" distB="0" distL="0" distR="0" wp14:anchorId="3412F5AF" wp14:editId="566805BA">
+                <wp:extent cx="5490845" cy="323850"/>
+                <wp:effectExtent l="0" t="0" r="14605" b="19050"/>
+                <wp:docPr id="226" name="Rectangle 226"/>
+                <wp:cNvGraphicFramePr/>
+                <a:graphic xmlns:a="http://schemas.openxmlformats.org/drawingml/2006/main">
+                  <a:graphicData uri="http://schemas.microsoft.com/office/word/2010/wordprocessingShape">
+                    <wps:wsp>
+                      <wps:cNvSpPr/>
+                      <wps:spPr>
+                        <a:xfrm>
+                          <a:off x="0" y="0"/>
+                          <a:ext cx="5490845" cy="323850"/>
+                        </a:xfrm>
+                        <a:prstGeom prst="rect">
+                          <a:avLst/>
+                        </a:prstGeom>
+                      </wps:spPr>
+                      <wps:style>
+                        <a:lnRef idx="2">
+                          <a:schemeClr val="accent1"/>
+                        </a:lnRef>
+                        <a:fillRef idx="1">
+                          <a:schemeClr val="lt1"/>
+                        </a:fillRef>
+                        <a:effectRef idx="0">
+                          <a:schemeClr val="accent1"/>
+                        </a:effectRef>
+                        <a:fontRef idx="minor">
+                          <a:schemeClr val="dk1"/>
+                        </a:fontRef>
+                      </wps:style>
+                      <wps:txbx>
+                        <w:txbxContent>
+                          <w:p>
+                            <w:pPr>
+                              <w:spacing w:after="0" w:line="240" w:lineRule="auto"/>
+                              <w:rPr>
+                                <w:rFonts w:ascii="Courier New" w:hAnsi="Courier New" w:cs="Courier New"/>
+                                <w:sz w:val="20"/>
+                                <w:szCs w:val="20"/>
+                              </w:rPr>
+                            </w:pPr>
+                            <w:r>
+                              <w:rPr>
+                                <w:rFonts w:ascii="Courier New" w:hAnsi="Courier New" w:cs="Courier New"/>
+                                <w:sz w:val="20"/>
+                                <w:szCs w:val="20"/>
+                              </w:rPr>
+                              <w:t>$error = $validation-&gt;getError('username');</w:t>
+                            </w:r>
+                          </w:p>
+                        </w:txbxContent>
+                      </wps:txbx>
+                      <wps:bodyPr rot="0" spcFirstLastPara="0" vertOverflow="overflow" horzOverflow="overflow" vert="horz" wrap="square" lIns="91440" tIns="45720" rIns="91440" bIns="45720" numCol="1" spcCol="0" rtlCol="0" fromWordArt="0" anchor="t" anchorCtr="0" forceAA="0" compatLnSpc="1">
+                        <a:prstTxWarp prst="textNoShape">
+                          <a:avLst/>
+                        </a:prstTxWarp>
+                        <a:noAutofit/>
+                      </wps:bodyPr>
+                    </wps:wsp>
+                  </a:graphicData>
+                </a:graphic>
+              </wp:inline>
+            </w:drawing>
+          </mc:Choice>
+          <mc:Fallback>
+            <w:pict>
+              <v:rect id="Rectangle 226" o:spid="_x0000_s1044" style="width:432.35pt;height:25.5pt;visibility:visible;mso-wrap-style:square;mso-left-percent:-10001;mso-top-percent:-10001;mso-position-horizontal:absolute;mso-position-horizontal-relative:char;mso-position-vertical:absolute;mso-position-vertical-relative:line;mso-left-percent:-10001;mso-top-percent:-10001;v-text-anchor:top" o:gfxdata="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" fillcolor="white [3201]" strokecolor="#4f81bd [3204]" strokeweight="2pt">
+                <v:textbox>
+                  <w:txbxContent>
+                    <w:p>
+                      <w:pPr>
+                        <w:spacing w:after="0" w:line="240" w:lineRule="auto"/>
+                        <w:rPr>
+                          <w:rFonts w:ascii="Courier New" w:hAnsi="Courier New" w:cs="Courier New"/>
+                          <w:sz w:val="20"/>
+                          <w:szCs w:val="20"/>
+                        </w:rPr>
+                      </w:pPr>
+                      <w:r>
+                        <w:rPr>
+                          <w:rFonts w:ascii="Courier New" w:hAnsi="Courier New" w:cs="Courier New"/>
+                          <w:sz w:val="20"/>
+                          <w:szCs w:val="20"/>
+                        </w:rPr>
+                        <w:t>$error = $validation-&gt;getError('username');</w:t>
+                      </w:r>
+                    </w:p>
+                  </w:txbxContent>
+                </v:textbox>
+                <w10:anchorlock/>
+              </v:rect>
+            </w:pict>
+          </mc:Fallback>
+        </mc:AlternateContent>
+      </w:r>
+    </w:p>
+    <w:p>
+      <w:pPr>
+        <w:pBdr>
+          <w:top w:val="nil"/>
+          <w:left w:val="nil"/>
+          <w:bottom w:val="nil"/>
+          <w:right w:val="nil"/>
+          <w:between w:val="nil"/>
+        </w:pBdr>
+        <w:jc w:val="both"/>
+        <w:rPr>
+          <w:rFonts w:ascii="Calibri" w:hAnsi="Calibri" w:cs="Calibri"/>
+        </w:rPr>
+      </w:pPr>
+      <w:r>
+        <w:rPr>
+          <w:rFonts w:ascii="Calibri" w:hAnsi="Calibri" w:cs="Calibri"/>
+        </w:rPr>
+        <w:t xml:space="preserve">Anda bisa memeriksa untuk melihat apakah ada kesalahan dengan metode hasError (). Satu-satunya parameter adalah nama </w:t>
+      </w:r>
+      <w:r>
+        <w:rPr>
+          <w:rFonts w:ascii="Calibri" w:hAnsi="Calibri" w:cs="Calibri"/>
+        </w:rPr>
+        <w:t>variabelnya</w:t>
+      </w:r>
+      <w:r>
+        <w:rPr>
+          <w:rFonts w:ascii="Calibri" w:hAnsi="Calibri" w:cs="Calibri"/>
+        </w:rPr>
+        <w:t>:</w:t>
+      </w:r>
+    </w:p>
+    <w:p>
+      <w:pPr>
+        <w:pBdr>
+          <w:top w:val="nil"/>
+          <w:left w:val="nil"/>
+          <w:bottom w:val="nil"/>
+          <w:right w:val="nil"/>
+          <w:between w:val="nil"/>
+        </w:pBdr>
+        <w:jc w:val="both"/>
+        <w:rPr>
+          <w:rFonts w:ascii="Calibri" w:hAnsi="Calibri" w:cs="Calibri"/>
+        </w:rPr>
+      </w:pPr>
+      <w:r>
+        <w:rPr>
+          <w:rFonts w:ascii="Calibri" w:hAnsi="Calibri" w:cs="Calibri"/>
+          <w:noProof/>
+          <w:lang w:val="en-US" w:eastAsia="en-US"/>
+        </w:rPr>
+        <mc:AlternateContent>
+          <mc:Choice Requires="wps">
+            <w:drawing>
+              <wp:inline distT="0" distB="0" distL="0" distR="0" wp14:anchorId="6FB09186" wp14:editId="63CBC387">
+                <wp:extent cx="5490845" cy="704850"/>
+                <wp:effectExtent l="0" t="0" r="14605" b="19050"/>
+                <wp:docPr id="28" name="Rectangle 28"/>
+                <wp:cNvGraphicFramePr/>
+                <a:graphic xmlns:a="http://schemas.openxmlformats.org/drawingml/2006/main">
+                  <a:graphicData uri="http://schemas.microsoft.com/office/word/2010/wordprocessingShape">
+                    <wps:wsp>
+                      <wps:cNvSpPr/>
+                      <wps:spPr>
+                        <a:xfrm>
+                          <a:off x="0" y="0"/>
+                          <a:ext cx="5490845" cy="704850"/>
+                        </a:xfrm>
+                        <a:prstGeom prst="rect">
+                          <a:avLst/>
+                        </a:prstGeom>
+                      </wps:spPr>
+                      <wps:style>
+                        <a:lnRef idx="2">
+                          <a:schemeClr val="accent1"/>
+                        </a:lnRef>
+                        <a:fillRef idx="1">
+                          <a:schemeClr val="lt1"/>
+                        </a:fillRef>
+                        <a:effectRef idx="0">
+                          <a:schemeClr val="accent1"/>
+                        </a:effectRef>
+                        <a:fontRef idx="minor">
+                          <a:schemeClr val="dk1"/>
+                        </a:fontRef>
+                      </wps:style>
+                      <wps:txbx>
+                        <w:txbxContent>
+                          <w:p>
+                            <w:pPr>
+                              <w:spacing w:after="0" w:line="240" w:lineRule="auto"/>
+                              <w:rPr>
+                                <w:rFonts w:ascii="Courier New" w:hAnsi="Courier New" w:cs="Courier New"/>
+                                <w:sz w:val="20"/>
+                                <w:szCs w:val="20"/>
+                              </w:rPr>
+                            </w:pPr>
+                            <w:r>
+                              <w:rPr>
+                                <w:rFonts w:ascii="Courier New" w:hAnsi="Courier New" w:cs="Courier New"/>
+                                <w:sz w:val="20"/>
+                                <w:szCs w:val="20"/>
+                              </w:rPr>
+                              <w:t xml:space="preserve">if </w:t>
+                            </w:r>
+                            <w:r>
+                              <w:rPr>
+                                <w:rFonts w:ascii="Courier New" w:hAnsi="Courier New" w:cs="Courier New"/>
+                                <w:sz w:val="20"/>
+                                <w:szCs w:val="20"/>
+                              </w:rPr>
+                              <w:t>($validation-&gt;hasError('username'))</w:t>
+                            </w:r>
+                          </w:p>
+                          <w:p>
+                            <w:pPr>
+                              <w:spacing w:after="0" w:line="240" w:lineRule="auto"/>
+                              <w:rPr>
+                                <w:rFonts w:ascii="Courier New" w:hAnsi="Courier New" w:cs="Courier New"/>
+                                <w:sz w:val="20"/>
+                                <w:szCs w:val="20"/>
+                              </w:rPr>
+                            </w:pPr>
+                            <w:r>
+                              <w:rPr>
+                                <w:rFonts w:ascii="Courier New" w:hAnsi="Courier New" w:cs="Courier New"/>
+                                <w:sz w:val="20"/>
+                                <w:szCs w:val="20"/>
+                              </w:rPr>
+                              <w:t>{</w:t>
+                            </w:r>
+                          </w:p>
+                          <w:p>
+                            <w:pPr>
+                              <w:spacing w:after="0" w:line="240" w:lineRule="auto"/>
+                              <w:rPr>
+                                <w:rFonts w:ascii="Courier New" w:hAnsi="Courier New" w:cs="Courier New"/>
+                                <w:sz w:val="20"/>
+                                <w:szCs w:val="20"/>
+                              </w:rPr>
+                            </w:pPr>
+                            <w:r>
+                              <w:rPr>
+                                <w:rFonts w:ascii="Courier New" w:hAnsi="Courier New" w:cs="Courier New"/>
+                                <w:sz w:val="20"/>
+                                <w:szCs w:val="20"/>
+                              </w:rPr>
+                              <w:t xml:space="preserve">    echo $validation-&gt;getError('username');</w:t>
+                            </w:r>
+                          </w:p>
+                          <w:p>
+                            <w:pPr>
+                              <w:spacing w:after="0" w:line="240" w:lineRule="auto"/>
+                              <w:rPr>
+                                <w:rFonts w:ascii="Courier New" w:hAnsi="Courier New" w:cs="Courier New"/>
+                                <w:sz w:val="20"/>
+                                <w:szCs w:val="20"/>
+                              </w:rPr>
+                            </w:pPr>
+                            <w:r>
+                              <w:rPr>
+                                <w:rFonts w:ascii="Courier New" w:hAnsi="Courier New" w:cs="Courier New"/>
+                                <w:sz w:val="20"/>
+                                <w:szCs w:val="20"/>
+                              </w:rPr>
+                              <w:t>}</w:t>
+                            </w:r>
+                          </w:p>
+                        </w:txbxContent>
+                      </wps:txbx>
+                      <wps:bodyPr rot="0" spcFirstLastPara="0" vertOverflow="overflow" horzOverflow="overflow" vert="horz" wrap="square" lIns="91440" tIns="45720" rIns="91440" bIns="45720" numCol="1" spcCol="0" rtlCol="0" fromWordArt="0" anchor="t" anchorCtr="0" forceAA="0" compatLnSpc="1">
+                        <a:prstTxWarp prst="textNoShape">
+                          <a:avLst/>
+                        </a:prstTxWarp>
+                        <a:noAutofit/>
+                      </wps:bodyPr>
+                    </wps:wsp>
+                  </a:graphicData>
+                </a:graphic>
+              </wp:inline>
+            </w:drawing>
+          </mc:Choice>
+          <mc:Fallback>
+            <w:pict>
+              <v:rect id="Rectangle 28" o:spid="_x0000_s1045" style="width:432.35pt;height:55.5pt;visibility:visible;mso-wrap-style:square;mso-left-percent:-10001;mso-top-percent:-10001;mso-position-horizontal:absolute;mso-position-horizontal-relative:char;mso-position-vertical:absolute;mso-position-vertical-relative:line;mso-left-percent:-10001;mso-top-percent:-10001;v-text-anchor:top" o:gfxdata="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" fillcolor="white [3201]" strokecolor="#4f81bd [3204]" strokeweight="2pt">
+                <v:textbox>
+                  <w:txbxContent>
+                    <w:p>
+                      <w:pPr>
+                        <w:spacing w:after="0" w:line="240" w:lineRule="auto"/>
+                        <w:rPr>
+                          <w:rFonts w:ascii="Courier New" w:hAnsi="Courier New" w:cs="Courier New"/>
+                          <w:sz w:val="20"/>
+                          <w:szCs w:val="20"/>
+                        </w:rPr>
+                      </w:pPr>
+                      <w:r>
+                        <w:rPr>
+                          <w:rFonts w:ascii="Courier New" w:hAnsi="Courier New" w:cs="Courier New"/>
+                          <w:sz w:val="20"/>
+                          <w:szCs w:val="20"/>
+                        </w:rPr>
+                        <w:t xml:space="preserve">if </w:t>
+                      </w:r>
+                      <w:r>
+                        <w:rPr>
+                          <w:rFonts w:ascii="Courier New" w:hAnsi="Courier New" w:cs="Courier New"/>
+                          <w:sz w:val="20"/>
+                          <w:szCs w:val="20"/>
+                        </w:rPr>
+                        <w:t>($validation-&gt;hasError('username'))</w:t>
+                      </w:r>
+                    </w:p>
+                    <w:p>
+                      <w:pPr>
+                        <w:spacing w:after="0" w:line="240" w:lineRule="auto"/>
+                        <w:rPr>
+                          <w:rFonts w:ascii="Courier New" w:hAnsi="Courier New" w:cs="Courier New"/>
+                          <w:sz w:val="20"/>
+                          <w:szCs w:val="20"/>
+                        </w:rPr>
+                      </w:pPr>
+                      <w:r>
+                        <w:rPr>
+                          <w:rFonts w:ascii="Courier New" w:hAnsi="Courier New" w:cs="Courier New"/>
+                          <w:sz w:val="20"/>
+                          <w:szCs w:val="20"/>
+                        </w:rPr>
+                        <w:t>{</w:t>
+                      </w:r>
+                    </w:p>
+                    <w:p>
+                      <w:pPr>
+                        <w:spacing w:after="0" w:line="240" w:lineRule="auto"/>
+                        <w:rPr>
+                          <w:rFonts w:ascii="Courier New" w:hAnsi="Courier New" w:cs="Courier New"/>
+                          <w:sz w:val="20"/>
+                          <w:szCs w:val="20"/>
+                        </w:rPr>
+                      </w:pPr>
+                      <w:r>
+                        <w:rPr>
+                          <w:rFonts w:ascii="Courier New" w:hAnsi="Courier New" w:cs="Courier New"/>
+                          <w:sz w:val="20"/>
+                          <w:szCs w:val="20"/>
+                        </w:rPr>
+                        <w:t xml:space="preserve">    echo $validation-&gt;getError('username');</w:t>
+                      </w:r>
+                    </w:p>
+                    <w:p>
+                      <w:pPr>
+                        <w:spacing w:after="0" w:line="240" w:lineRule="auto"/>
+                        <w:rPr>
+                          <w:rFonts w:ascii="Courier New" w:hAnsi="Courier New" w:cs="Courier New"/>
+                          <w:sz w:val="20"/>
+                          <w:szCs w:val="20"/>
+                        </w:rPr>
+                      </w:pPr>
+                      <w:r>
+                        <w:rPr>
+                          <w:rFonts w:ascii="Courier New" w:hAnsi="Courier New" w:cs="Courier New"/>
+                          <w:sz w:val="20"/>
+                          <w:szCs w:val="20"/>
+                        </w:rPr>
+                        <w:t>}</w:t>
+                      </w:r>
+                    </w:p>
+                  </w:txbxContent>
+                </v:textbox>
+                <w10:anchorlock/>
+              </v:rect>
+            </w:pict>
+          </mc:Fallback>
+        </mc:AlternateContent>
+      </w:r>
+      <w:bookmarkStart w:id="0" w:name="_GoBack"/>
+      <w:bookmarkEnd w:id="0"/>
     </w:p>
     <w:p>
       <w:pPr>
@@ -3224,14 +6907,17 @@
         </w:rPr>
         <w:t xml:space="preserve">Download file </w:t>
       </w:r>
-      <w:r>
-        <w:rPr>
-          <w:rFonts w:asciiTheme="majorHAnsi" w:hAnsiTheme="majorHAnsi" w:cstheme="majorHAnsi"/>
-          <w:b/>
-          <w:bCs/>
-        </w:rPr>
-        <w:t>index.php</w:t>
-      </w:r>
+      <w:hyperlink r:id="rId13" w:history="1">
+        <w:r>
+          <w:rPr>
+            <w:rStyle w:val="Hyperlink"/>
+            <w:rFonts w:asciiTheme="majorHAnsi" w:hAnsiTheme="majorHAnsi" w:cstheme="majorHAnsi"/>
+            <w:b/>
+            <w:bCs/>
+          </w:rPr>
+          <w:t>index.php</w:t>
+        </w:r>
+      </w:hyperlink>
       <w:r>
         <w:rPr>
           <w:rFonts w:asciiTheme="majorHAnsi" w:hAnsiTheme="majorHAnsi" w:cstheme="majorHAnsi"/>
@@ -3299,6 +6985,8 @@
       <w:r>
         <w:rPr>
           <w:rFonts w:asciiTheme="majorHAnsi" w:hAnsiTheme="majorHAnsi" w:cstheme="majorHAnsi"/>
+          <w:noProof/>
+          <w:lang w:val="en-US" w:eastAsia="en-US"/>
         </w:rPr>
         <w:drawing>
           <wp:inline distT="0" distB="0" distL="0" distR="0" wp14:anchorId="617AB0D5" wp14:editId="5931B08C">
@@ -3316,7 +7004,7 @@
                     <pic:cNvPicPr/>
                   </pic:nvPicPr>
                   <pic:blipFill>
-                    <a:blip r:embed="rId13"/>
+                    <a:blip r:embed="rId14"/>
                     <a:stretch>
                       <a:fillRect/>
                     </a:stretch>
@@ -3510,7 +7198,7 @@
                     <pic:cNvPicPr/>
                   </pic:nvPicPr>
                   <pic:blipFill>
-                    <a:blip r:embed="rId14"/>
+                    <a:blip r:embed="rId15"/>
                     <a:stretch>
                       <a:fillRect/>
                     </a:stretch>
@@ -3647,154 +7335,14 @@
       <w:r>
         <w:rPr>
           <w:rFonts w:asciiTheme="majorHAnsi" w:hAnsiTheme="majorHAnsi" w:cstheme="majorHAnsi"/>
+          <w:noProof/>
+          <w:lang w:val="en-US" w:eastAsia="en-US"/>
         </w:rPr>
         <w:drawing>
           <wp:inline distT="0" distB="0" distL="0" distR="0" wp14:anchorId="174051F1" wp14:editId="70BB25A5">
             <wp:extent cx="5040000" cy="5152000"/>
             <wp:effectExtent l="0" t="0" r="8255" b="0"/>
             <wp:docPr id="228" name="Picture 228"/>
-            <wp:cNvGraphicFramePr>
-              <a:graphicFrameLocks xmlns:a="http://schemas.openxmlformats.org/drawingml/2006/main" noChangeAspect="1"/>
-            </wp:cNvGraphicFramePr>
-            <a:graphic xmlns:a="http://schemas.openxmlformats.org/drawingml/2006/main">
-              <a:graphicData uri="http://schemas.openxmlformats.org/drawingml/2006/picture">
-                <pic:pic xmlns:pic="http://schemas.openxmlformats.org/drawingml/2006/picture">
-                  <pic:nvPicPr>
-                    <pic:cNvPr id="0" name=""/>
-                    <pic:cNvPicPr/>
-                  </pic:nvPicPr>
-                  <pic:blipFill>
-                    <a:blip r:embed="rId15"/>
-                    <a:stretch>
-                      <a:fillRect/>
-                    </a:stretch>
-                  </pic:blipFill>
-                  <pic:spPr>
-                    <a:xfrm>
-                      <a:off x="0" y="0"/>
-                      <a:ext cx="5040000" cy="5152000"/>
-                    </a:xfrm>
-                    <a:prstGeom prst="rect">
-                      <a:avLst/>
-                    </a:prstGeom>
-                  </pic:spPr>
-                </pic:pic>
-              </a:graphicData>
-            </a:graphic>
-          </wp:inline>
-        </w:drawing>
-      </w:r>
-    </w:p>
-    <w:p>
-      <w:pPr>
-        <w:pStyle w:val="ListParagraph"/>
-        <w:numPr>
-          <w:ilvl w:val="0"/>
-          <w:numId w:val="14"/>
-        </w:numPr>
-        <w:jc w:val="both"/>
-        <w:rPr>
-          <w:rFonts w:asciiTheme="majorHAnsi" w:hAnsiTheme="majorHAnsi" w:cstheme="majorHAnsi"/>
-        </w:rPr>
-      </w:pPr>
-      <w:r>
-        <w:rPr>
-          <w:rFonts w:asciiTheme="majorHAnsi" w:hAnsiTheme="majorHAnsi" w:cstheme="majorHAnsi"/>
-        </w:rPr>
-        <w:t xml:space="preserve">Buka file </w:t>
-      </w:r>
-      <w:r>
-        <w:rPr>
-          <w:rFonts w:asciiTheme="majorHAnsi" w:hAnsiTheme="majorHAnsi" w:cstheme="majorHAnsi"/>
-          <w:b/>
-          <w:bCs/>
-        </w:rPr>
-        <w:t>Validation</w:t>
-      </w:r>
-      <w:r>
-        <w:rPr>
-          <w:rFonts w:asciiTheme="majorHAnsi" w:hAnsiTheme="majorHAnsi" w:cstheme="majorHAnsi"/>
-          <w:b/>
-          <w:bCs/>
-        </w:rPr>
-        <w:t xml:space="preserve">.php </w:t>
-      </w:r>
-      <w:r>
-        <w:rPr>
-          <w:rFonts w:asciiTheme="majorHAnsi" w:hAnsiTheme="majorHAnsi" w:cstheme="majorHAnsi"/>
-        </w:rPr>
-        <w:t xml:space="preserve">pada folder </w:t>
-      </w:r>
-      <w:r>
-        <w:rPr>
-          <w:rFonts w:asciiTheme="majorHAnsi" w:hAnsiTheme="majorHAnsi" w:cstheme="majorHAnsi"/>
-          <w:b/>
-          <w:bCs/>
-        </w:rPr>
-        <w:t>app\</w:t>
-      </w:r>
-      <w:r>
-        <w:rPr>
-          <w:rFonts w:asciiTheme="majorHAnsi" w:hAnsiTheme="majorHAnsi" w:cstheme="majorHAnsi"/>
-          <w:b/>
-          <w:bCs/>
-        </w:rPr>
-        <w:t>Config</w:t>
-      </w:r>
-      <w:r>
-        <w:rPr>
-          <w:rFonts w:asciiTheme="majorHAnsi" w:hAnsiTheme="majorHAnsi" w:cstheme="majorHAnsi"/>
-        </w:rPr>
-        <w:t xml:space="preserve"> </w:t>
-      </w:r>
-      <w:r>
-        <w:rPr>
-          <w:rFonts w:asciiTheme="majorHAnsi" w:hAnsiTheme="majorHAnsi" w:cstheme="majorHAnsi"/>
-        </w:rPr>
-        <w:t>tambahkan kode</w:t>
-      </w:r>
-      <w:r>
-        <w:rPr>
-          <w:rFonts w:asciiTheme="majorHAnsi" w:hAnsiTheme="majorHAnsi" w:cstheme="majorHAnsi"/>
-        </w:rPr>
-        <w:t xml:space="preserve"> </w:t>
-      </w:r>
-      <w:r>
-        <w:rPr>
-          <w:rFonts w:asciiTheme="majorHAnsi" w:hAnsiTheme="majorHAnsi" w:cstheme="majorHAnsi"/>
-        </w:rPr>
-        <w:t>ber</w:t>
-      </w:r>
-      <w:r>
-        <w:rPr>
-          <w:rFonts w:asciiTheme="majorHAnsi" w:hAnsiTheme="majorHAnsi" w:cstheme="majorHAnsi"/>
-        </w:rPr>
-        <w:t>i</w:t>
-      </w:r>
-      <w:r>
-        <w:rPr>
-          <w:rFonts w:asciiTheme="majorHAnsi" w:hAnsiTheme="majorHAnsi" w:cstheme="majorHAnsi"/>
-        </w:rPr>
-        <w:t>kut</w:t>
-      </w:r>
-    </w:p>
-    <w:p>
-      <w:pPr>
-        <w:pStyle w:val="ListParagraph"/>
-        <w:jc w:val="both"/>
-        <w:rPr>
-          <w:rFonts w:asciiTheme="majorHAnsi" w:hAnsiTheme="majorHAnsi" w:cstheme="majorHAnsi"/>
-        </w:rPr>
-      </w:pPr>
-      <w:r>
-        <w:rPr>
-          <w:rFonts w:asciiTheme="majorHAnsi" w:hAnsiTheme="majorHAnsi" w:cstheme="majorHAnsi"/>
-        </w:rPr>
-        <w:drawing>
-          <wp:inline distT="0" distB="0" distL="0" distR="0" wp14:anchorId="4BA6A899" wp14:editId="26A2698F">
-            <wp:extent cx="5040000" cy="1961513"/>
-            <wp:effectExtent l="0" t="0" r="0" b="1270"/>
-            <wp:docPr id="229" name="Picture 229"/>
             <wp:cNvGraphicFramePr>
               <a:graphicFrameLocks xmlns:a="http://schemas.openxmlformats.org/drawingml/2006/main" noChangeAspect="1"/>
             </wp:cNvGraphicFramePr>
@@ -3814,7 +7362,7 @@
                   <pic:spPr>
                     <a:xfrm>
                       <a:off x="0" y="0"/>
-                      <a:ext cx="5040000" cy="1961513"/>
+                      <a:ext cx="5040000" cy="5152000"/>
                     </a:xfrm>
                     <a:prstGeom prst="rect">
                       <a:avLst/>
@@ -3829,19 +7377,6 @@
     </w:p>
     <w:p>
       <w:pPr>
-        <w:rPr>
-          <w:rFonts w:asciiTheme="majorHAnsi" w:hAnsiTheme="majorHAnsi" w:cstheme="majorHAnsi"/>
-        </w:rPr>
-      </w:pPr>
-      <w:r>
-        <w:rPr>
-          <w:rFonts w:asciiTheme="majorHAnsi" w:hAnsiTheme="majorHAnsi" w:cstheme="majorHAnsi"/>
-        </w:rPr>
-        <w:br w:type="page"/>
-      </w:r>
-    </w:p>
-    <w:p>
-      <w:pPr>
         <w:pStyle w:val="ListParagraph"/>
         <w:numPr>
           <w:ilvl w:val="0"/>
@@ -3856,7 +7391,6 @@
         <w:rPr>
           <w:rFonts w:asciiTheme="majorHAnsi" w:hAnsiTheme="majorHAnsi" w:cstheme="majorHAnsi"/>
         </w:rPr>
-        <w:lastRenderedPageBreak/>
         <w:t xml:space="preserve">Buka file </w:t>
       </w:r>
       <w:r>
@@ -3865,7 +7399,7 @@
           <w:b/>
           <w:bCs/>
         </w:rPr>
-        <w:t>User</w:t>
+        <w:t>Validation</w:t>
       </w:r>
       <w:r>
         <w:rPr>
@@ -3887,13 +7421,51 @@
           <w:b/>
           <w:bCs/>
         </w:rPr>
-        <w:t>app\Models</w:t>
-      </w:r>
-      <w:r>
-        <w:rPr>
-          <w:rFonts w:asciiTheme="majorHAnsi" w:hAnsiTheme="majorHAnsi" w:cstheme="majorHAnsi"/>
-        </w:rPr>
-        <w:t xml:space="preserve"> dan tambahkan kode berikut</w:t>
+        <w:t>app\</w:t>
+      </w:r>
+      <w:r>
+        <w:rPr>
+          <w:rFonts w:asciiTheme="majorHAnsi" w:hAnsiTheme="majorHAnsi" w:cstheme="majorHAnsi"/>
+          <w:b/>
+          <w:bCs/>
+        </w:rPr>
+        <w:t>Config</w:t>
+      </w:r>
+      <w:r>
+        <w:rPr>
+          <w:rFonts w:asciiTheme="majorHAnsi" w:hAnsiTheme="majorHAnsi" w:cstheme="majorHAnsi"/>
+        </w:rPr>
+        <w:t xml:space="preserve"> </w:t>
+      </w:r>
+      <w:r>
+        <w:rPr>
+          <w:rFonts w:asciiTheme="majorHAnsi" w:hAnsiTheme="majorHAnsi" w:cstheme="majorHAnsi"/>
+        </w:rPr>
+        <w:t>tambahkan kode</w:t>
+      </w:r>
+      <w:r>
+        <w:rPr>
+          <w:rFonts w:asciiTheme="majorHAnsi" w:hAnsiTheme="majorHAnsi" w:cstheme="majorHAnsi"/>
+        </w:rPr>
+        <w:t xml:space="preserve"> </w:t>
+      </w:r>
+      <w:r>
+        <w:rPr>
+          <w:rFonts w:asciiTheme="majorHAnsi" w:hAnsiTheme="majorHAnsi" w:cstheme="majorHAnsi"/>
+        </w:rPr>
+        <w:t>ber</w:t>
+      </w:r>
+      <w:r>
+        <w:rPr>
+          <w:rFonts w:asciiTheme="majorHAnsi" w:hAnsiTheme="majorHAnsi" w:cstheme="majorHAnsi"/>
+        </w:rPr>
+        <w:t>i</w:t>
+      </w:r>
+      <w:r>
+        <w:rPr>
+          <w:rFonts w:asciiTheme="majorHAnsi" w:hAnsiTheme="majorHAnsi" w:cstheme="majorHAnsi"/>
+        </w:rPr>
+        <w:t>kut</w:t>
       </w:r>
     </w:p>
     <w:p>
@@ -3907,12 +7479,14 @@
       <w:r>
         <w:rPr>
           <w:rFonts w:asciiTheme="majorHAnsi" w:hAnsiTheme="majorHAnsi" w:cstheme="majorHAnsi"/>
+          <w:noProof/>
+          <w:lang w:val="en-US" w:eastAsia="en-US"/>
         </w:rPr>
         <w:drawing>
-          <wp:inline distT="0" distB="0" distL="0" distR="0" wp14:anchorId="60536D87" wp14:editId="7B9DBBAA">
-            <wp:extent cx="2248214" cy="762106"/>
-            <wp:effectExtent l="0" t="0" r="0" b="0"/>
-            <wp:docPr id="227" name="Picture 227"/>
+          <wp:inline distT="0" distB="0" distL="0" distR="0" wp14:anchorId="4BA6A899" wp14:editId="26A2698F">
+            <wp:extent cx="5040000" cy="1961513"/>
+            <wp:effectExtent l="0" t="0" r="0" b="1270"/>
+            <wp:docPr id="229" name="Picture 229"/>
             <wp:cNvGraphicFramePr>
               <a:graphicFrameLocks xmlns:a="http://schemas.openxmlformats.org/drawingml/2006/main" noChangeAspect="1"/>
             </wp:cNvGraphicFramePr>
@@ -3932,7 +7506,7 @@
                   <pic:spPr>
                     <a:xfrm>
                       <a:off x="0" y="0"/>
-                      <a:ext cx="2248214" cy="762106"/>
+                      <a:ext cx="5040000" cy="1961513"/>
                     </a:xfrm>
                     <a:prstGeom prst="rect">
                       <a:avLst/>
@@ -3947,6 +7521,19 @@
     </w:p>
     <w:p>
       <w:pPr>
+        <w:rPr>
+          <w:rFonts w:asciiTheme="majorHAnsi" w:hAnsiTheme="majorHAnsi" w:cstheme="majorHAnsi"/>
+        </w:rPr>
+      </w:pPr>
+      <w:r>
+        <w:rPr>
+          <w:rFonts w:asciiTheme="majorHAnsi" w:hAnsiTheme="majorHAnsi" w:cstheme="majorHAnsi"/>
+        </w:rPr>
+        <w:br w:type="page"/>
+      </w:r>
+    </w:p>
+    <w:p>
+      <w:pPr>
         <w:pStyle w:val="ListParagraph"/>
         <w:numPr>
           <w:ilvl w:val="0"/>
@@ -3961,6 +7548,7 @@
         <w:rPr>
           <w:rFonts w:asciiTheme="majorHAnsi" w:hAnsiTheme="majorHAnsi" w:cstheme="majorHAnsi"/>
         </w:rPr>
+        <w:lastRenderedPageBreak/>
         <w:t xml:space="preserve">Buka file </w:t>
       </w:r>
       <w:r>
@@ -3969,7 +7557,7 @@
           <w:b/>
           <w:bCs/>
         </w:rPr>
-        <w:t>Routes</w:t>
+        <w:t>User</w:t>
       </w:r>
       <w:r>
         <w:rPr>
@@ -3977,13 +7565,13 @@
           <w:b/>
           <w:bCs/>
         </w:rPr>
-        <w:t>.php</w:t>
-      </w:r>
-      <w:r>
-        <w:rPr>
-          <w:rFonts w:asciiTheme="majorHAnsi" w:hAnsiTheme="majorHAnsi" w:cstheme="majorHAnsi"/>
-        </w:rPr>
-        <w:t xml:space="preserve"> pada folder </w:t>
+        <w:t xml:space="preserve">.php </w:t>
+      </w:r>
+      <w:r>
+        <w:rPr>
+          <w:rFonts w:asciiTheme="majorHAnsi" w:hAnsiTheme="majorHAnsi" w:cstheme="majorHAnsi"/>
+        </w:rPr>
+        <w:t xml:space="preserve">pada folder </w:t>
       </w:r>
       <w:r>
         <w:rPr>
@@ -3991,15 +7579,7 @@
           <w:b/>
           <w:bCs/>
         </w:rPr>
-        <w:t>app\C</w:t>
-      </w:r>
-      <w:r>
-        <w:rPr>
-          <w:rFonts w:asciiTheme="majorHAnsi" w:hAnsiTheme="majorHAnsi" w:cstheme="majorHAnsi"/>
-          <w:b/>
-          <w:bCs/>
-        </w:rPr>
-        <w:t>onfig</w:t>
+        <w:t>app\Models</w:t>
       </w:r>
       <w:r>
         <w:rPr>
@@ -4019,12 +7599,14 @@
       <w:r>
         <w:rPr>
           <w:rFonts w:asciiTheme="majorHAnsi" w:hAnsiTheme="majorHAnsi" w:cstheme="majorHAnsi"/>
+          <w:noProof/>
+          <w:lang w:val="en-US" w:eastAsia="en-US"/>
         </w:rPr>
         <w:drawing>
-          <wp:inline distT="0" distB="0" distL="0" distR="0" wp14:anchorId="1043070F" wp14:editId="76727DEC">
-            <wp:extent cx="2686425" cy="2210108"/>
+          <wp:inline distT="0" distB="0" distL="0" distR="0" wp14:anchorId="60536D87" wp14:editId="7B9DBBAA">
+            <wp:extent cx="2248214" cy="762106"/>
             <wp:effectExtent l="0" t="0" r="0" b="0"/>
-            <wp:docPr id="230" name="Picture 230"/>
+            <wp:docPr id="227" name="Picture 227"/>
             <wp:cNvGraphicFramePr>
               <a:graphicFrameLocks xmlns:a="http://schemas.openxmlformats.org/drawingml/2006/main" noChangeAspect="1"/>
             </wp:cNvGraphicFramePr>
@@ -4044,7 +7626,7 @@
                   <pic:spPr>
                     <a:xfrm>
                       <a:off x="0" y="0"/>
-                      <a:ext cx="2686425" cy="2210108"/>
+                      <a:ext cx="2248214" cy="762106"/>
                     </a:xfrm>
                     <a:prstGeom prst="rect">
                       <a:avLst/>
@@ -4081,7 +7663,7 @@
           <w:b/>
           <w:bCs/>
         </w:rPr>
-        <w:t>R</w:t>
+        <w:t>Routes</w:t>
       </w:r>
       <w:r>
         <w:rPr>
@@ -4089,7 +7671,13 @@
           <w:b/>
           <w:bCs/>
         </w:rPr>
-        <w:t>outing</w:t>
+        <w:t>.php</w:t>
+      </w:r>
+      <w:r>
+        <w:rPr>
+          <w:rFonts w:asciiTheme="majorHAnsi" w:hAnsiTheme="majorHAnsi" w:cstheme="majorHAnsi"/>
+        </w:rPr>
+        <w:t xml:space="preserve"> pada folder </w:t>
       </w:r>
       <w:r>
         <w:rPr>
@@ -4097,13 +7685,7 @@
           <w:b/>
           <w:bCs/>
         </w:rPr>
-        <w:t>.php</w:t>
-      </w:r>
-      <w:r>
-        <w:rPr>
-          <w:rFonts w:asciiTheme="majorHAnsi" w:hAnsiTheme="majorHAnsi" w:cstheme="majorHAnsi"/>
-        </w:rPr>
-        <w:t xml:space="preserve"> pada folder </w:t>
+        <w:t>app\C</w:t>
       </w:r>
       <w:r>
         <w:rPr>
@@ -4111,41 +7693,13 @@
           <w:b/>
           <w:bCs/>
         </w:rPr>
-        <w:t>app\Config</w:t>
-      </w:r>
-      <w:r>
-        <w:rPr>
-          <w:rFonts w:asciiTheme="majorHAnsi" w:hAnsiTheme="majorHAnsi" w:cstheme="majorHAnsi"/>
-        </w:rPr>
-        <w:t xml:space="preserve"> dan </w:t>
-      </w:r>
-      <w:r>
-        <w:rPr>
-          <w:rFonts w:asciiTheme="majorHAnsi" w:hAnsiTheme="majorHAnsi" w:cstheme="majorHAnsi"/>
-        </w:rPr>
-        <w:t xml:space="preserve">ubah </w:t>
-      </w:r>
-      <w:r>
-        <w:rPr>
-          <w:rFonts w:asciiTheme="majorHAnsi" w:hAnsiTheme="majorHAnsi" w:cstheme="majorHAnsi"/>
-          <w:b/>
-          <w:bCs/>
-        </w:rPr>
-        <w:t>autoRoute</w:t>
-      </w:r>
-      <w:r>
-        <w:rPr>
-          <w:rFonts w:asciiTheme="majorHAnsi" w:hAnsiTheme="majorHAnsi" w:cstheme="majorHAnsi"/>
-        </w:rPr>
-        <w:t xml:space="preserve"> menjadi </w:t>
-      </w:r>
-      <w:r>
-        <w:rPr>
-          <w:rFonts w:asciiTheme="majorHAnsi" w:hAnsiTheme="majorHAnsi" w:cstheme="majorHAnsi"/>
-          <w:b/>
-          <w:bCs/>
-        </w:rPr>
-        <w:t>false</w:t>
+        <w:t>onfig</w:t>
+      </w:r>
+      <w:r>
+        <w:rPr>
+          <w:rFonts w:asciiTheme="majorHAnsi" w:hAnsiTheme="majorHAnsi" w:cstheme="majorHAnsi"/>
+        </w:rPr>
+        <w:t xml:space="preserve"> dan tambahkan kode berikut</w:t>
       </w:r>
     </w:p>
     <w:p>
@@ -4159,12 +7713,14 @@
       <w:r>
         <w:rPr>
           <w:rFonts w:asciiTheme="majorHAnsi" w:hAnsiTheme="majorHAnsi" w:cstheme="majorHAnsi"/>
+          <w:noProof/>
+          <w:lang w:val="en-US" w:eastAsia="en-US"/>
         </w:rPr>
         <w:drawing>
-          <wp:inline distT="0" distB="0" distL="0" distR="0" wp14:anchorId="0D9C7DBC" wp14:editId="47905C07">
-            <wp:extent cx="3696216" cy="1238423"/>
+          <wp:inline distT="0" distB="0" distL="0" distR="0" wp14:anchorId="1043070F" wp14:editId="76727DEC">
+            <wp:extent cx="2686425" cy="2210108"/>
             <wp:effectExtent l="0" t="0" r="0" b="0"/>
-            <wp:docPr id="231" name="Picture 231"/>
+            <wp:docPr id="230" name="Picture 230"/>
             <wp:cNvGraphicFramePr>
               <a:graphicFrameLocks xmlns:a="http://schemas.openxmlformats.org/drawingml/2006/main" noChangeAspect="1"/>
             </wp:cNvGraphicFramePr>
@@ -4184,7 +7740,7 @@
                   <pic:spPr>
                     <a:xfrm>
                       <a:off x="0" y="0"/>
-                      <a:ext cx="3696216" cy="1238423"/>
+                      <a:ext cx="2686425" cy="2210108"/>
                     </a:xfrm>
                     <a:prstGeom prst="rect">
                       <a:avLst/>
@@ -4221,7 +7777,13 @@
           <w:b/>
           <w:bCs/>
         </w:rPr>
-        <w:t>Feature</w:t>
+        <w:t>Routing.php</w:t>
+      </w:r>
+      <w:r>
+        <w:rPr>
+          <w:rFonts w:asciiTheme="majorHAnsi" w:hAnsiTheme="majorHAnsi" w:cstheme="majorHAnsi"/>
+        </w:rPr>
+        <w:t xml:space="preserve"> pada folder </w:t>
       </w:r>
       <w:r>
         <w:rPr>
@@ -4229,13 +7791,13 @@
           <w:b/>
           <w:bCs/>
         </w:rPr>
-        <w:t>.php</w:t>
-      </w:r>
-      <w:r>
-        <w:rPr>
-          <w:rFonts w:asciiTheme="majorHAnsi" w:hAnsiTheme="majorHAnsi" w:cstheme="majorHAnsi"/>
-        </w:rPr>
-        <w:t xml:space="preserve"> pada folder </w:t>
+        <w:t>app\Config</w:t>
+      </w:r>
+      <w:r>
+        <w:rPr>
+          <w:rFonts w:asciiTheme="majorHAnsi" w:hAnsiTheme="majorHAnsi" w:cstheme="majorHAnsi"/>
+        </w:rPr>
+        <w:t xml:space="preserve"> dan ubah </w:t>
       </w:r>
       <w:r>
         <w:rPr>
@@ -4243,13 +7805,13 @@
           <w:b/>
           <w:bCs/>
         </w:rPr>
-        <w:t>app\Config</w:t>
-      </w:r>
-      <w:r>
-        <w:rPr>
-          <w:rFonts w:asciiTheme="majorHAnsi" w:hAnsiTheme="majorHAnsi" w:cstheme="majorHAnsi"/>
-        </w:rPr>
-        <w:t xml:space="preserve"> dan ubah </w:t>
+        <w:t>autoRoute</w:t>
+      </w:r>
+      <w:r>
+        <w:rPr>
+          <w:rFonts w:asciiTheme="majorHAnsi" w:hAnsiTheme="majorHAnsi" w:cstheme="majorHAnsi"/>
+        </w:rPr>
+        <w:t xml:space="preserve"> menjadi </w:t>
       </w:r>
       <w:r>
         <w:rPr>
@@ -4257,21 +7819,7 @@
           <w:b/>
           <w:bCs/>
         </w:rPr>
-        <w:t>autoRoute</w:t>
-      </w:r>
-      <w:r>
-        <w:rPr>
-          <w:rFonts w:asciiTheme="majorHAnsi" w:hAnsiTheme="majorHAnsi" w:cstheme="majorHAnsi"/>
-        </w:rPr>
-        <w:t xml:space="preserve"> menjadi </w:t>
-      </w:r>
-      <w:r>
-        <w:rPr>
-          <w:rFonts w:asciiTheme="majorHAnsi" w:hAnsiTheme="majorHAnsi" w:cstheme="majorHAnsi"/>
-          <w:b/>
-          <w:bCs/>
-        </w:rPr>
-        <w:t>true</w:t>
+        <w:t>false</w:t>
       </w:r>
     </w:p>
     <w:p>
@@ -4285,12 +7833,14 @@
       <w:r>
         <w:rPr>
           <w:rFonts w:asciiTheme="majorHAnsi" w:hAnsiTheme="majorHAnsi" w:cstheme="majorHAnsi"/>
+          <w:noProof/>
+          <w:lang w:val="en-US" w:eastAsia="en-US"/>
         </w:rPr>
         <w:drawing>
-          <wp:inline distT="0" distB="0" distL="0" distR="0" wp14:anchorId="29DB08D8" wp14:editId="52EEFEBD">
-            <wp:extent cx="3724795" cy="600159"/>
-            <wp:effectExtent l="0" t="0" r="0" b="9525"/>
-            <wp:docPr id="232" name="Picture 232"/>
+          <wp:inline distT="0" distB="0" distL="0" distR="0" wp14:anchorId="0D9C7DBC" wp14:editId="47905C07">
+            <wp:extent cx="3696216" cy="1238423"/>
+            <wp:effectExtent l="0" t="0" r="0" b="0"/>
+            <wp:docPr id="231" name="Picture 231"/>
             <wp:cNvGraphicFramePr>
               <a:graphicFrameLocks xmlns:a="http://schemas.openxmlformats.org/drawingml/2006/main" noChangeAspect="1"/>
             </wp:cNvGraphicFramePr>
@@ -4310,7 +7860,7 @@
                   <pic:spPr>
                     <a:xfrm>
                       <a:off x="0" y="0"/>
-                      <a:ext cx="3724795" cy="600159"/>
+                      <a:ext cx="3696216" cy="1238423"/>
                     </a:xfrm>
                     <a:prstGeom prst="rect">
                       <a:avLst/>
@@ -4326,76 +7876,6 @@
     <w:p>
       <w:pPr>
         <w:pStyle w:val="ListParagraph"/>
-        <w:jc w:val="both"/>
-        <w:rPr>
-          <w:rFonts w:asciiTheme="majorHAnsi" w:hAnsiTheme="majorHAnsi" w:cstheme="majorHAnsi"/>
-        </w:rPr>
-      </w:pPr>
-      <w:r>
-        <w:rPr>
-          <w:rFonts w:asciiTheme="majorHAnsi" w:hAnsiTheme="majorHAnsi" w:cstheme="majorHAnsi"/>
-        </w:rPr>
-        <w:t xml:space="preserve">Setelah setting ulang lagi pada file </w:t>
-      </w:r>
-      <w:r>
-        <w:rPr>
-          <w:rFonts w:asciiTheme="majorHAnsi" w:hAnsiTheme="majorHAnsi" w:cstheme="majorHAnsi"/>
-          <w:b/>
-          <w:bCs/>
-        </w:rPr>
-        <w:t>Routes.php, Routing.php</w:t>
-      </w:r>
-      <w:r>
-        <w:rPr>
-          <w:rFonts w:asciiTheme="majorHAnsi" w:hAnsiTheme="majorHAnsi" w:cstheme="majorHAnsi"/>
-        </w:rPr>
-        <w:t xml:space="preserve"> dan </w:t>
-      </w:r>
-      <w:r>
-        <w:rPr>
-          <w:rFonts w:asciiTheme="majorHAnsi" w:hAnsiTheme="majorHAnsi" w:cstheme="majorHAnsi"/>
-          <w:b/>
-          <w:bCs/>
-        </w:rPr>
-        <w:t>Feature.php</w:t>
-      </w:r>
-      <w:r>
-        <w:rPr>
-          <w:rFonts w:asciiTheme="majorHAnsi" w:hAnsiTheme="majorHAnsi" w:cstheme="majorHAnsi"/>
-        </w:rPr>
-        <w:t xml:space="preserve"> sementara </w:t>
-      </w:r>
-      <w:r>
-        <w:rPr>
-          <w:rFonts w:asciiTheme="majorHAnsi" w:hAnsiTheme="majorHAnsi" w:cstheme="majorHAnsi"/>
-          <w:b/>
-          <w:bCs/>
-        </w:rPr>
-        <w:t xml:space="preserve">Produk_Admin </w:t>
-      </w:r>
-      <w:r>
-        <w:rPr>
-          <w:rFonts w:asciiTheme="majorHAnsi" w:hAnsiTheme="majorHAnsi" w:cstheme="majorHAnsi"/>
-        </w:rPr>
-        <w:t>tidak bisa digunakan</w:t>
-      </w:r>
-    </w:p>
-    <w:p>
-      <w:pPr>
-        <w:rPr>
-          <w:rFonts w:asciiTheme="majorHAnsi" w:hAnsiTheme="majorHAnsi" w:cstheme="majorHAnsi"/>
-        </w:rPr>
-      </w:pPr>
-      <w:r>
-        <w:rPr>
-          <w:rFonts w:asciiTheme="majorHAnsi" w:hAnsiTheme="majorHAnsi" w:cstheme="majorHAnsi"/>
-        </w:rPr>
-        <w:br w:type="page"/>
-      </w:r>
-    </w:p>
-    <w:p>
-      <w:pPr>
-        <w:pStyle w:val="ListParagraph"/>
         <w:numPr>
           <w:ilvl w:val="0"/>
           <w:numId w:val="14"/>
@@ -4409,8 +7889,7 @@
         <w:rPr>
           <w:rFonts w:asciiTheme="majorHAnsi" w:hAnsiTheme="majorHAnsi" w:cstheme="majorHAnsi"/>
         </w:rPr>
-        <w:lastRenderedPageBreak/>
-        <w:t xml:space="preserve">Jalankan </w:t>
+        <w:t xml:space="preserve">Buka file </w:t>
       </w:r>
       <w:r>
         <w:rPr>
@@ -4418,13 +7897,49 @@
           <w:b/>
           <w:bCs/>
         </w:rPr>
-        <w:t xml:space="preserve">localhost:8080/Register </w:t>
-      </w:r>
-      <w:r>
-        <w:rPr>
-          <w:rFonts w:asciiTheme="majorHAnsi" w:hAnsiTheme="majorHAnsi" w:cstheme="majorHAnsi"/>
-        </w:rPr>
-        <w:t>maka akan tampil seperti gambar berikut</w:t>
+        <w:t>Feature.php</w:t>
+      </w:r>
+      <w:r>
+        <w:rPr>
+          <w:rFonts w:asciiTheme="majorHAnsi" w:hAnsiTheme="majorHAnsi" w:cstheme="majorHAnsi"/>
+        </w:rPr>
+        <w:t xml:space="preserve"> pada folder </w:t>
+      </w:r>
+      <w:r>
+        <w:rPr>
+          <w:rFonts w:asciiTheme="majorHAnsi" w:hAnsiTheme="majorHAnsi" w:cstheme="majorHAnsi"/>
+          <w:b/>
+          <w:bCs/>
+        </w:rPr>
+        <w:t>app\Config</w:t>
+      </w:r>
+      <w:r>
+        <w:rPr>
+          <w:rFonts w:asciiTheme="majorHAnsi" w:hAnsiTheme="majorHAnsi" w:cstheme="majorHAnsi"/>
+        </w:rPr>
+        <w:t xml:space="preserve"> dan ubah </w:t>
+      </w:r>
+      <w:r>
+        <w:rPr>
+          <w:rFonts w:asciiTheme="majorHAnsi" w:hAnsiTheme="majorHAnsi" w:cstheme="majorHAnsi"/>
+          <w:b/>
+          <w:bCs/>
+        </w:rPr>
+        <w:t>autoRoute</w:t>
+      </w:r>
+      <w:r>
+        <w:rPr>
+          <w:rFonts w:asciiTheme="majorHAnsi" w:hAnsiTheme="majorHAnsi" w:cstheme="majorHAnsi"/>
+        </w:rPr>
+        <w:t xml:space="preserve"> menjadi </w:t>
+      </w:r>
+      <w:r>
+        <w:rPr>
+          <w:rFonts w:asciiTheme="majorHAnsi" w:hAnsiTheme="majorHAnsi" w:cstheme="majorHAnsi"/>
+          <w:b/>
+          <w:bCs/>
+        </w:rPr>
+        <w:t>true</w:t>
       </w:r>
     </w:p>
     <w:p>
@@ -4438,137 +7953,14 @@
       <w:r>
         <w:rPr>
           <w:rFonts w:asciiTheme="majorHAnsi" w:hAnsiTheme="majorHAnsi" w:cstheme="majorHAnsi"/>
+          <w:noProof/>
+          <w:lang w:val="en-US" w:eastAsia="en-US"/>
         </w:rPr>
         <w:drawing>
-          <wp:inline distT="0" distB="0" distL="0" distR="0" wp14:anchorId="1421C44F" wp14:editId="6E74BAE0">
-            <wp:extent cx="5040000" cy="2685846"/>
-            <wp:effectExtent l="0" t="0" r="8255" b="635"/>
-            <wp:docPr id="240" name="Picture 240"/>
-            <wp:cNvGraphicFramePr>
-              <a:graphicFrameLocks xmlns:a="http://schemas.openxmlformats.org/drawingml/2006/main" noChangeAspect="1"/>
-            </wp:cNvGraphicFramePr>
-            <a:graphic xmlns:a="http://schemas.openxmlformats.org/drawingml/2006/main">
-              <a:graphicData uri="http://schemas.openxmlformats.org/drawingml/2006/picture">
-                <pic:pic xmlns:pic="http://schemas.openxmlformats.org/drawingml/2006/picture">
-                  <pic:nvPicPr>
-                    <pic:cNvPr id="0" name=""/>
-                    <pic:cNvPicPr/>
-                  </pic:nvPicPr>
-                  <pic:blipFill>
-                    <a:blip r:embed="rId13"/>
-                    <a:stretch>
-                      <a:fillRect/>
-                    </a:stretch>
-                  </pic:blipFill>
-                  <pic:spPr>
-                    <a:xfrm>
-                      <a:off x="0" y="0"/>
-                      <a:ext cx="5040000" cy="2685846"/>
-                    </a:xfrm>
-                    <a:prstGeom prst="rect">
-                      <a:avLst/>
-                    </a:prstGeom>
-                  </pic:spPr>
-                </pic:pic>
-              </a:graphicData>
-            </a:graphic>
-          </wp:inline>
-        </w:drawing>
-      </w:r>
-    </w:p>
-    <w:p>
-      <w:pPr>
-        <w:pStyle w:val="ListParagraph"/>
-        <w:jc w:val="both"/>
-        <w:rPr>
-          <w:rFonts w:asciiTheme="majorHAnsi" w:hAnsiTheme="majorHAnsi" w:cstheme="majorHAnsi"/>
-        </w:rPr>
-      </w:pPr>
-      <w:r>
-        <w:rPr>
-          <w:rFonts w:asciiTheme="majorHAnsi" w:hAnsiTheme="majorHAnsi" w:cstheme="majorHAnsi"/>
-          <w:b/>
-          <w:bCs/>
-        </w:rPr>
-        <w:t>Coba tambahkan data user baru</w:t>
-      </w:r>
-    </w:p>
-    <w:p>
-      <w:pPr>
-        <w:pStyle w:val="ListParagraph"/>
-        <w:numPr>
-          <w:ilvl w:val="0"/>
-          <w:numId w:val="14"/>
-        </w:numPr>
-        <w:jc w:val="both"/>
-        <w:rPr>
-          <w:rFonts w:asciiTheme="majorHAnsi" w:hAnsiTheme="majorHAnsi" w:cstheme="majorHAnsi"/>
-        </w:rPr>
-      </w:pPr>
-      <w:r>
-        <w:rPr>
-          <w:rFonts w:asciiTheme="majorHAnsi" w:hAnsiTheme="majorHAnsi" w:cstheme="majorHAnsi"/>
-        </w:rPr>
-        <w:t xml:space="preserve">Buat file </w:t>
-      </w:r>
-      <w:r>
-        <w:rPr>
-          <w:rFonts w:asciiTheme="majorHAnsi" w:hAnsiTheme="majorHAnsi" w:cstheme="majorHAnsi"/>
-          <w:b/>
-          <w:bCs/>
-        </w:rPr>
-        <w:t>Login.php</w:t>
-      </w:r>
-      <w:r>
-        <w:rPr>
-          <w:rFonts w:asciiTheme="majorHAnsi" w:hAnsiTheme="majorHAnsi" w:cstheme="majorHAnsi"/>
-        </w:rPr>
-        <w:t xml:space="preserve"> simpan pada folder </w:t>
-      </w:r>
-      <w:r>
-        <w:rPr>
-          <w:rFonts w:asciiTheme="majorHAnsi" w:hAnsiTheme="majorHAnsi" w:cstheme="majorHAnsi"/>
-          <w:b/>
-          <w:bCs/>
-        </w:rPr>
-        <w:t>app\Controller</w:t>
-      </w:r>
-      <w:r>
-        <w:rPr>
-          <w:rFonts w:asciiTheme="majorHAnsi" w:hAnsiTheme="majorHAnsi" w:cstheme="majorHAnsi"/>
-        </w:rPr>
-        <w:t xml:space="preserve"> </w:t>
-      </w:r>
-      <w:r>
-        <w:rPr>
-          <w:rFonts w:asciiTheme="majorHAnsi" w:hAnsiTheme="majorHAnsi" w:cstheme="majorHAnsi"/>
-        </w:rPr>
-        <w:t>dan tambahkan kode</w:t>
-      </w:r>
-      <w:r>
-        <w:rPr>
-          <w:rFonts w:asciiTheme="majorHAnsi" w:hAnsiTheme="majorHAnsi" w:cstheme="majorHAnsi"/>
-        </w:rPr>
-        <w:t xml:space="preserve"> berikut</w:t>
-      </w:r>
-    </w:p>
-    <w:p>
-      <w:pPr>
-        <w:pStyle w:val="ListParagraph"/>
-        <w:jc w:val="both"/>
-        <w:rPr>
-          <w:rFonts w:asciiTheme="majorHAnsi" w:hAnsiTheme="majorHAnsi" w:cstheme="majorHAnsi"/>
-        </w:rPr>
-      </w:pPr>
-      <w:r>
-        <w:rPr>
-          <w:rFonts w:asciiTheme="majorHAnsi" w:hAnsiTheme="majorHAnsi" w:cstheme="majorHAnsi"/>
-        </w:rPr>
-        <w:drawing>
-          <wp:inline distT="0" distB="0" distL="0" distR="0" wp14:anchorId="186D6148" wp14:editId="3739B77C">
-            <wp:extent cx="3829584" cy="3553321"/>
+          <wp:inline distT="0" distB="0" distL="0" distR="0" wp14:anchorId="29DB08D8" wp14:editId="52EEFEBD">
+            <wp:extent cx="3724795" cy="600159"/>
             <wp:effectExtent l="0" t="0" r="0" b="9525"/>
-            <wp:docPr id="236" name="Picture 236"/>
+            <wp:docPr id="232" name="Picture 232"/>
             <wp:cNvGraphicFramePr>
               <a:graphicFrameLocks xmlns:a="http://schemas.openxmlformats.org/drawingml/2006/main" noChangeAspect="1"/>
             </wp:cNvGraphicFramePr>
@@ -4588,7 +7980,7 @@
                   <pic:spPr>
                     <a:xfrm>
                       <a:off x="0" y="0"/>
-                      <a:ext cx="3829584" cy="3553321"/>
+                      <a:ext cx="3724795" cy="600159"/>
                     </a:xfrm>
                     <a:prstGeom prst="rect">
                       <a:avLst/>
@@ -4604,10 +7996,6 @@
     <w:p>
       <w:pPr>
         <w:pStyle w:val="ListParagraph"/>
-        <w:numPr>
-          <w:ilvl w:val="0"/>
-          <w:numId w:val="14"/>
-        </w:numPr>
         <w:jc w:val="both"/>
         <w:rPr>
           <w:rFonts w:asciiTheme="majorHAnsi" w:hAnsiTheme="majorHAnsi" w:cstheme="majorHAnsi"/>
@@ -4617,19 +8005,7 @@
         <w:rPr>
           <w:rFonts w:asciiTheme="majorHAnsi" w:hAnsiTheme="majorHAnsi" w:cstheme="majorHAnsi"/>
         </w:rPr>
-        <w:t>Do</w:t>
-      </w:r>
-      <w:r>
-        <w:rPr>
-          <w:rFonts w:asciiTheme="majorHAnsi" w:hAnsiTheme="majorHAnsi" w:cstheme="majorHAnsi"/>
-        </w:rPr>
-        <w:t>w</w:t>
-      </w:r>
-      <w:r>
-        <w:rPr>
-          <w:rFonts w:asciiTheme="majorHAnsi" w:hAnsiTheme="majorHAnsi" w:cstheme="majorHAnsi"/>
-        </w:rPr>
-        <w:t xml:space="preserve">nload </w:t>
+        <w:t xml:space="preserve">Setelah setting ulang lagi pada file </w:t>
       </w:r>
       <w:r>
         <w:rPr>
@@ -4637,13 +8013,13 @@
           <w:b/>
           <w:bCs/>
         </w:rPr>
-        <w:t>index.php</w:t>
-      </w:r>
-      <w:r>
-        <w:rPr>
-          <w:rFonts w:asciiTheme="majorHAnsi" w:hAnsiTheme="majorHAnsi" w:cstheme="majorHAnsi"/>
-        </w:rPr>
-        <w:t xml:space="preserve"> dan simpan pada </w:t>
+        <w:t>Routes.php, Routing.php</w:t>
+      </w:r>
+      <w:r>
+        <w:rPr>
+          <w:rFonts w:asciiTheme="majorHAnsi" w:hAnsiTheme="majorHAnsi" w:cstheme="majorHAnsi"/>
+        </w:rPr>
+        <w:t xml:space="preserve"> dan </w:t>
       </w:r>
       <w:r>
         <w:rPr>
@@ -4651,7 +8027,40 @@
           <w:b/>
           <w:bCs/>
         </w:rPr>
-        <w:t>app\Views\login</w:t>
+        <w:t>Feature.php</w:t>
+      </w:r>
+      <w:r>
+        <w:rPr>
+          <w:rFonts w:asciiTheme="majorHAnsi" w:hAnsiTheme="majorHAnsi" w:cstheme="majorHAnsi"/>
+        </w:rPr>
+        <w:t xml:space="preserve"> sementara </w:t>
+      </w:r>
+      <w:r>
+        <w:rPr>
+          <w:rFonts w:asciiTheme="majorHAnsi" w:hAnsiTheme="majorHAnsi" w:cstheme="majorHAnsi"/>
+          <w:b/>
+          <w:bCs/>
+        </w:rPr>
+        <w:t xml:space="preserve">Produk_Admin </w:t>
+      </w:r>
+      <w:r>
+        <w:rPr>
+          <w:rFonts w:asciiTheme="majorHAnsi" w:hAnsiTheme="majorHAnsi" w:cstheme="majorHAnsi"/>
+        </w:rPr>
+        <w:t>tidak bisa digunakan</w:t>
+      </w:r>
+    </w:p>
+    <w:p>
+      <w:pPr>
+        <w:rPr>
+          <w:rFonts w:asciiTheme="majorHAnsi" w:hAnsiTheme="majorHAnsi" w:cstheme="majorHAnsi"/>
+        </w:rPr>
+      </w:pPr>
+      <w:r>
+        <w:rPr>
+          <w:rFonts w:asciiTheme="majorHAnsi" w:hAnsiTheme="majorHAnsi" w:cstheme="majorHAnsi"/>
+        </w:rPr>
+        <w:br w:type="page"/>
       </w:r>
     </w:p>
     <w:p>
@@ -4670,7 +8079,8 @@
         <w:rPr>
           <w:rFonts w:asciiTheme="majorHAnsi" w:hAnsiTheme="majorHAnsi" w:cstheme="majorHAnsi"/>
         </w:rPr>
-        <w:t xml:space="preserve">Buka file </w:t>
+        <w:lastRenderedPageBreak/>
+        <w:t xml:space="preserve">Jalankan </w:t>
       </w:r>
       <w:r>
         <w:rPr>
@@ -4678,27 +8088,140 @@
           <w:b/>
           <w:bCs/>
         </w:rPr>
-        <w:t>Routes.php</w:t>
-      </w:r>
-      <w:r>
-        <w:rPr>
-          <w:rFonts w:asciiTheme="majorHAnsi" w:hAnsiTheme="majorHAnsi" w:cstheme="majorHAnsi"/>
-        </w:rPr>
-        <w:t xml:space="preserve"> pada folder </w:t>
-      </w:r>
+        <w:t xml:space="preserve">localhost:8080/Register </w:t>
+      </w:r>
+      <w:r>
+        <w:rPr>
+          <w:rFonts w:asciiTheme="majorHAnsi" w:hAnsiTheme="majorHAnsi" w:cstheme="majorHAnsi"/>
+        </w:rPr>
+        <w:t>maka akan tampil seperti gambar berikut</w:t>
+      </w:r>
+    </w:p>
+    <w:p>
+      <w:pPr>
+        <w:pStyle w:val="ListParagraph"/>
+        <w:jc w:val="both"/>
+        <w:rPr>
+          <w:rFonts w:asciiTheme="majorHAnsi" w:hAnsiTheme="majorHAnsi" w:cstheme="majorHAnsi"/>
+        </w:rPr>
+      </w:pPr>
+      <w:r>
+        <w:rPr>
+          <w:rFonts w:asciiTheme="majorHAnsi" w:hAnsiTheme="majorHAnsi" w:cstheme="majorHAnsi"/>
+          <w:noProof/>
+          <w:lang w:val="en-US" w:eastAsia="en-US"/>
+        </w:rPr>
+        <w:drawing>
+          <wp:inline distT="0" distB="0" distL="0" distR="0" wp14:anchorId="1421C44F" wp14:editId="6E74BAE0">
+            <wp:extent cx="5040000" cy="2685846"/>
+            <wp:effectExtent l="0" t="0" r="8255" b="635"/>
+            <wp:docPr id="240" name="Picture 240"/>
+            <wp:cNvGraphicFramePr>
+              <a:graphicFrameLocks xmlns:a="http://schemas.openxmlformats.org/drawingml/2006/main" noChangeAspect="1"/>
+            </wp:cNvGraphicFramePr>
+            <a:graphic xmlns:a="http://schemas.openxmlformats.org/drawingml/2006/main">
+              <a:graphicData uri="http://schemas.openxmlformats.org/drawingml/2006/picture">
+                <pic:pic xmlns:pic="http://schemas.openxmlformats.org/drawingml/2006/picture">
+                  <pic:nvPicPr>
+                    <pic:cNvPr id="0" name=""/>
+                    <pic:cNvPicPr/>
+                  </pic:nvPicPr>
+                  <pic:blipFill>
+                    <a:blip r:embed="rId14"/>
+                    <a:stretch>
+                      <a:fillRect/>
+                    </a:stretch>
+                  </pic:blipFill>
+                  <pic:spPr>
+                    <a:xfrm>
+                      <a:off x="0" y="0"/>
+                      <a:ext cx="5040000" cy="2685846"/>
+                    </a:xfrm>
+                    <a:prstGeom prst="rect">
+                      <a:avLst/>
+                    </a:prstGeom>
+                  </pic:spPr>
+                </pic:pic>
+              </a:graphicData>
+            </a:graphic>
+          </wp:inline>
+        </w:drawing>
+      </w:r>
+    </w:p>
+    <w:p>
+      <w:pPr>
+        <w:pStyle w:val="ListParagraph"/>
+        <w:jc w:val="both"/>
+        <w:rPr>
+          <w:rFonts w:asciiTheme="majorHAnsi" w:hAnsiTheme="majorHAnsi" w:cstheme="majorHAnsi"/>
+        </w:rPr>
+      </w:pPr>
       <w:r>
         <w:rPr>
           <w:rFonts w:asciiTheme="majorHAnsi" w:hAnsiTheme="majorHAnsi" w:cstheme="majorHAnsi"/>
           <w:b/>
           <w:bCs/>
         </w:rPr>
-        <w:t xml:space="preserve">app\Config </w:t>
-      </w:r>
-      <w:r>
-        <w:rPr>
-          <w:rFonts w:asciiTheme="majorHAnsi" w:hAnsiTheme="majorHAnsi" w:cstheme="majorHAnsi"/>
-        </w:rPr>
-        <w:t>dan tambahkan kode berikut</w:t>
+        <w:t>Coba tambahkan data user baru</w:t>
+      </w:r>
+    </w:p>
+    <w:p>
+      <w:pPr>
+        <w:pStyle w:val="ListParagraph"/>
+        <w:numPr>
+          <w:ilvl w:val="0"/>
+          <w:numId w:val="14"/>
+        </w:numPr>
+        <w:jc w:val="both"/>
+        <w:rPr>
+          <w:rFonts w:asciiTheme="majorHAnsi" w:hAnsiTheme="majorHAnsi" w:cstheme="majorHAnsi"/>
+        </w:rPr>
+      </w:pPr>
+      <w:r>
+        <w:rPr>
+          <w:rFonts w:asciiTheme="majorHAnsi" w:hAnsiTheme="majorHAnsi" w:cstheme="majorHAnsi"/>
+        </w:rPr>
+        <w:t xml:space="preserve">Buat file </w:t>
+      </w:r>
+      <w:r>
+        <w:rPr>
+          <w:rFonts w:asciiTheme="majorHAnsi" w:hAnsiTheme="majorHAnsi" w:cstheme="majorHAnsi"/>
+          <w:b/>
+          <w:bCs/>
+        </w:rPr>
+        <w:t>Login.php</w:t>
+      </w:r>
+      <w:r>
+        <w:rPr>
+          <w:rFonts w:asciiTheme="majorHAnsi" w:hAnsiTheme="majorHAnsi" w:cstheme="majorHAnsi"/>
+        </w:rPr>
+        <w:t xml:space="preserve"> simpan pada folder </w:t>
+      </w:r>
+      <w:r>
+        <w:rPr>
+          <w:rFonts w:asciiTheme="majorHAnsi" w:hAnsiTheme="majorHAnsi" w:cstheme="majorHAnsi"/>
+          <w:b/>
+          <w:bCs/>
+        </w:rPr>
+        <w:t>app\Controller</w:t>
+      </w:r>
+      <w:r>
+        <w:rPr>
+          <w:rFonts w:asciiTheme="majorHAnsi" w:hAnsiTheme="majorHAnsi" w:cstheme="majorHAnsi"/>
+        </w:rPr>
+        <w:t xml:space="preserve"> </w:t>
+      </w:r>
+      <w:r>
+        <w:rPr>
+          <w:rFonts w:asciiTheme="majorHAnsi" w:hAnsiTheme="majorHAnsi" w:cstheme="majorHAnsi"/>
+        </w:rPr>
+        <w:t>dan tambahkan kode</w:t>
+      </w:r>
+      <w:r>
+        <w:rPr>
+          <w:rFonts w:asciiTheme="majorHAnsi" w:hAnsiTheme="majorHAnsi" w:cstheme="majorHAnsi"/>
+        </w:rPr>
+        <w:t xml:space="preserve"> berikut</w:t>
       </w:r>
     </w:p>
     <w:p>
@@ -4712,12 +8235,14 @@
       <w:r>
         <w:rPr>
           <w:rFonts w:asciiTheme="majorHAnsi" w:hAnsiTheme="majorHAnsi" w:cstheme="majorHAnsi"/>
+          <w:noProof/>
+          <w:lang w:val="en-US" w:eastAsia="en-US"/>
         </w:rPr>
         <w:drawing>
-          <wp:inline distT="0" distB="0" distL="0" distR="0" wp14:anchorId="6248D637" wp14:editId="1F4EE1BC">
-            <wp:extent cx="2553056" cy="466790"/>
+          <wp:inline distT="0" distB="0" distL="0" distR="0" wp14:anchorId="186D6148" wp14:editId="3739B77C">
+            <wp:extent cx="3829584" cy="3553321"/>
             <wp:effectExtent l="0" t="0" r="0" b="9525"/>
-            <wp:docPr id="234" name="Picture 234"/>
+            <wp:docPr id="236" name="Picture 236"/>
             <wp:cNvGraphicFramePr>
               <a:graphicFrameLocks xmlns:a="http://schemas.openxmlformats.org/drawingml/2006/main" noChangeAspect="1"/>
             </wp:cNvGraphicFramePr>
@@ -4737,6 +8262,160 @@
                   <pic:spPr>
                     <a:xfrm>
                       <a:off x="0" y="0"/>
+                      <a:ext cx="3829584" cy="3553321"/>
+                    </a:xfrm>
+                    <a:prstGeom prst="rect">
+                      <a:avLst/>
+                    </a:prstGeom>
+                  </pic:spPr>
+                </pic:pic>
+              </a:graphicData>
+            </a:graphic>
+          </wp:inline>
+        </w:drawing>
+      </w:r>
+    </w:p>
+    <w:p>
+      <w:pPr>
+        <w:pStyle w:val="ListParagraph"/>
+        <w:numPr>
+          <w:ilvl w:val="0"/>
+          <w:numId w:val="14"/>
+        </w:numPr>
+        <w:jc w:val="both"/>
+        <w:rPr>
+          <w:rFonts w:asciiTheme="majorHAnsi" w:hAnsiTheme="majorHAnsi" w:cstheme="majorHAnsi"/>
+        </w:rPr>
+      </w:pPr>
+      <w:r>
+        <w:rPr>
+          <w:rFonts w:asciiTheme="majorHAnsi" w:hAnsiTheme="majorHAnsi" w:cstheme="majorHAnsi"/>
+        </w:rPr>
+        <w:t>Do</w:t>
+      </w:r>
+      <w:r>
+        <w:rPr>
+          <w:rFonts w:asciiTheme="majorHAnsi" w:hAnsiTheme="majorHAnsi" w:cstheme="majorHAnsi"/>
+        </w:rPr>
+        <w:t>w</w:t>
+      </w:r>
+      <w:r>
+        <w:rPr>
+          <w:rFonts w:asciiTheme="majorHAnsi" w:hAnsiTheme="majorHAnsi" w:cstheme="majorHAnsi"/>
+        </w:rPr>
+        <w:t xml:space="preserve">nload </w:t>
+      </w:r>
+      <w:hyperlink r:id="rId23" w:history="1">
+        <w:r>
+          <w:rPr>
+            <w:rStyle w:val="Hyperlink"/>
+            <w:rFonts w:asciiTheme="majorHAnsi" w:hAnsiTheme="majorHAnsi" w:cstheme="majorHAnsi"/>
+            <w:b/>
+            <w:bCs/>
+          </w:rPr>
+          <w:t>index.php</w:t>
+        </w:r>
+      </w:hyperlink>
+      <w:r>
+        <w:rPr>
+          <w:rFonts w:asciiTheme="majorHAnsi" w:hAnsiTheme="majorHAnsi" w:cstheme="majorHAnsi"/>
+        </w:rPr>
+        <w:t xml:space="preserve"> dan simpan pada </w:t>
+      </w:r>
+      <w:r>
+        <w:rPr>
+          <w:rFonts w:asciiTheme="majorHAnsi" w:hAnsiTheme="majorHAnsi" w:cstheme="majorHAnsi"/>
+          <w:b/>
+          <w:bCs/>
+        </w:rPr>
+        <w:t>app\Views\login</w:t>
+      </w:r>
+    </w:p>
+    <w:p>
+      <w:pPr>
+        <w:pStyle w:val="ListParagraph"/>
+        <w:numPr>
+          <w:ilvl w:val="0"/>
+          <w:numId w:val="14"/>
+        </w:numPr>
+        <w:jc w:val="both"/>
+        <w:rPr>
+          <w:rFonts w:asciiTheme="majorHAnsi" w:hAnsiTheme="majorHAnsi" w:cstheme="majorHAnsi"/>
+        </w:rPr>
+      </w:pPr>
+      <w:r>
+        <w:rPr>
+          <w:rFonts w:asciiTheme="majorHAnsi" w:hAnsiTheme="majorHAnsi" w:cstheme="majorHAnsi"/>
+        </w:rPr>
+        <w:t xml:space="preserve">Buka file </w:t>
+      </w:r>
+      <w:r>
+        <w:rPr>
+          <w:rFonts w:asciiTheme="majorHAnsi" w:hAnsiTheme="majorHAnsi" w:cstheme="majorHAnsi"/>
+          <w:b/>
+          <w:bCs/>
+        </w:rPr>
+        <w:t>Routes.php</w:t>
+      </w:r>
+      <w:r>
+        <w:rPr>
+          <w:rFonts w:asciiTheme="majorHAnsi" w:hAnsiTheme="majorHAnsi" w:cstheme="majorHAnsi"/>
+        </w:rPr>
+        <w:t xml:space="preserve"> pada folder </w:t>
+      </w:r>
+      <w:r>
+        <w:rPr>
+          <w:rFonts w:asciiTheme="majorHAnsi" w:hAnsiTheme="majorHAnsi" w:cstheme="majorHAnsi"/>
+          <w:b/>
+          <w:bCs/>
+        </w:rPr>
+        <w:t xml:space="preserve">app\Config </w:t>
+      </w:r>
+      <w:r>
+        <w:rPr>
+          <w:rFonts w:asciiTheme="majorHAnsi" w:hAnsiTheme="majorHAnsi" w:cstheme="majorHAnsi"/>
+        </w:rPr>
+        <w:t>dan tambahkan kode berikut</w:t>
+      </w:r>
+    </w:p>
+    <w:p>
+      <w:pPr>
+        <w:pStyle w:val="ListParagraph"/>
+        <w:jc w:val="both"/>
+        <w:rPr>
+          <w:rFonts w:asciiTheme="majorHAnsi" w:hAnsiTheme="majorHAnsi" w:cstheme="majorHAnsi"/>
+        </w:rPr>
+      </w:pPr>
+      <w:r>
+        <w:rPr>
+          <w:rFonts w:asciiTheme="majorHAnsi" w:hAnsiTheme="majorHAnsi" w:cstheme="majorHAnsi"/>
+          <w:noProof/>
+          <w:lang w:val="en-US" w:eastAsia="en-US"/>
+        </w:rPr>
+        <w:drawing>
+          <wp:inline distT="0" distB="0" distL="0" distR="0" wp14:anchorId="6248D637" wp14:editId="1F4EE1BC">
+            <wp:extent cx="2553056" cy="466790"/>
+            <wp:effectExtent l="0" t="0" r="0" b="9525"/>
+            <wp:docPr id="234" name="Picture 234"/>
+            <wp:cNvGraphicFramePr>
+              <a:graphicFrameLocks xmlns:a="http://schemas.openxmlformats.org/drawingml/2006/main" noChangeAspect="1"/>
+            </wp:cNvGraphicFramePr>
+            <a:graphic xmlns:a="http://schemas.openxmlformats.org/drawingml/2006/main">
+              <a:graphicData uri="http://schemas.openxmlformats.org/drawingml/2006/picture">
+                <pic:pic xmlns:pic="http://schemas.openxmlformats.org/drawingml/2006/picture">
+                  <pic:nvPicPr>
+                    <pic:cNvPr id="0" name=""/>
+                    <pic:cNvPicPr/>
+                  </pic:nvPicPr>
+                  <pic:blipFill>
+                    <a:blip r:embed="rId24"/>
+                    <a:stretch>
+                      <a:fillRect/>
+                    </a:stretch>
+                  </pic:blipFill>
+                  <pic:spPr>
+                    <a:xfrm>
+                      <a:off x="0" y="0"/>
                       <a:ext cx="2553056" cy="466790"/>
                     </a:xfrm>
                     <a:prstGeom prst="rect">
@@ -4788,23 +8467,7 @@
           <w:b/>
           <w:bCs/>
         </w:rPr>
-        <w:t>localhost:8080/</w:t>
-      </w:r>
-      <w:r>
-        <w:rPr>
-          <w:rFonts w:asciiTheme="majorHAnsi" w:hAnsiTheme="majorHAnsi" w:cstheme="majorHAnsi"/>
-          <w:b/>
-          <w:bCs/>
-        </w:rPr>
-        <w:t>Login</w:t>
-      </w:r>
-      <w:r>
-        <w:rPr>
-          <w:rFonts w:asciiTheme="majorHAnsi" w:hAnsiTheme="majorHAnsi" w:cstheme="majorHAnsi"/>
-          <w:b/>
-          <w:bCs/>
-        </w:rPr>
-        <w:t xml:space="preserve"> </w:t>
+        <w:t xml:space="preserve">localhost:8080/Login </w:t>
       </w:r>
       <w:r>
         <w:rPr>
@@ -4824,6 +8487,8 @@
       <w:r>
         <w:rPr>
           <w:rFonts w:asciiTheme="majorHAnsi" w:hAnsiTheme="majorHAnsi" w:cstheme="majorHAnsi"/>
+          <w:noProof/>
+          <w:lang w:val="en-US" w:eastAsia="en-US"/>
         </w:rPr>
         <w:drawing>
           <wp:inline distT="0" distB="0" distL="0" distR="0" wp14:anchorId="712C996C" wp14:editId="31DE5D5C">
@@ -4841,7 +8506,7 @@
                     <pic:cNvPicPr/>
                   </pic:nvPicPr>
                   <pic:blipFill>
-                    <a:blip r:embed="rId23"/>
+                    <a:blip r:embed="rId25"/>
                     <a:stretch>
                       <a:fillRect/>
                     </a:stretch>
@@ -4996,257 +8661,14 @@
       <w:r>
         <w:rPr>
           <w:rFonts w:asciiTheme="majorHAnsi" w:hAnsiTheme="majorHAnsi" w:cstheme="majorHAnsi"/>
+          <w:noProof/>
+          <w:lang w:val="en-US" w:eastAsia="en-US"/>
         </w:rPr>
         <w:drawing>
           <wp:inline distT="0" distB="0" distL="0" distR="0" wp14:anchorId="283730AB" wp14:editId="4514D3A9">
             <wp:extent cx="5040000" cy="3034770"/>
             <wp:effectExtent l="0" t="0" r="8255" b="0"/>
             <wp:docPr id="237" name="Picture 237"/>
-            <wp:cNvGraphicFramePr>
-              <a:graphicFrameLocks xmlns:a="http://schemas.openxmlformats.org/drawingml/2006/main" noChangeAspect="1"/>
-            </wp:cNvGraphicFramePr>
-            <a:graphic xmlns:a="http://schemas.openxmlformats.org/drawingml/2006/main">
-              <a:graphicData uri="http://schemas.openxmlformats.org/drawingml/2006/picture">
-                <pic:pic xmlns:pic="http://schemas.openxmlformats.org/drawingml/2006/picture">
-                  <pic:nvPicPr>
-                    <pic:cNvPr id="0" name=""/>
-                    <pic:cNvPicPr/>
-                  </pic:nvPicPr>
-                  <pic:blipFill>
-                    <a:blip r:embed="rId24"/>
-                    <a:stretch>
-                      <a:fillRect/>
-                    </a:stretch>
-                  </pic:blipFill>
-                  <pic:spPr>
-                    <a:xfrm>
-                      <a:off x="0" y="0"/>
-                      <a:ext cx="5040000" cy="3034770"/>
-                    </a:xfrm>
-                    <a:prstGeom prst="rect">
-                      <a:avLst/>
-                    </a:prstGeom>
-                  </pic:spPr>
-                </pic:pic>
-              </a:graphicData>
-            </a:graphic>
-          </wp:inline>
-        </w:drawing>
-      </w:r>
-    </w:p>
-    <w:p>
-      <w:pPr>
-        <w:rPr>
-          <w:rFonts w:asciiTheme="majorHAnsi" w:hAnsiTheme="majorHAnsi" w:cstheme="majorHAnsi"/>
-        </w:rPr>
-      </w:pPr>
-      <w:r>
-        <w:rPr>
-          <w:rFonts w:asciiTheme="majorHAnsi" w:hAnsiTheme="majorHAnsi" w:cstheme="majorHAnsi"/>
-        </w:rPr>
-        <w:br w:type="page"/>
-      </w:r>
-    </w:p>
-    <w:p>
-      <w:pPr>
-        <w:pStyle w:val="ListParagraph"/>
-        <w:numPr>
-          <w:ilvl w:val="0"/>
-          <w:numId w:val="14"/>
-        </w:numPr>
-        <w:jc w:val="both"/>
-        <w:rPr>
-          <w:rFonts w:asciiTheme="majorHAnsi" w:hAnsiTheme="majorHAnsi" w:cstheme="majorHAnsi"/>
-        </w:rPr>
-      </w:pPr>
-      <w:r>
-        <w:rPr>
-          <w:rFonts w:ascii="Calibri" w:eastAsia="Calibri" w:hAnsi="Calibri" w:cs="Calibri"/>
-          <w:szCs w:val="22"/>
-          <w:lang w:val="id" w:eastAsia="en-US"/>
-        </w:rPr>
-        <w:lastRenderedPageBreak/>
-        <w:t>Jalankan</w:t>
-      </w:r>
-      <w:r>
-        <w:rPr>
-          <w:rFonts w:ascii="Calibri" w:eastAsia="Calibri" w:hAnsi="Calibri" w:cs="Calibri"/>
-          <w:szCs w:val="22"/>
-          <w:lang w:eastAsia="en-US"/>
-        </w:rPr>
-        <w:t xml:space="preserve"> </w:t>
-      </w:r>
-      <w:r>
-        <w:rPr>
-          <w:rFonts w:ascii="Calibri" w:eastAsia="Calibri" w:hAnsi="Calibri" w:cs="Calibri"/>
-          <w:b/>
-          <w:bCs/>
-          <w:szCs w:val="22"/>
-          <w:lang w:eastAsia="en-US"/>
-        </w:rPr>
-        <w:t>localhost:8080/</w:t>
-      </w:r>
-      <w:r>
-        <w:rPr>
-          <w:rFonts w:ascii="Calibri" w:eastAsia="Calibri" w:hAnsi="Calibri" w:cs="Calibri"/>
-          <w:b/>
-          <w:bCs/>
-          <w:szCs w:val="22"/>
-          <w:lang w:eastAsia="en-US"/>
-        </w:rPr>
-        <w:t>Dashboard</w:t>
-      </w:r>
-      <w:r>
-        <w:rPr>
-          <w:rFonts w:ascii="Calibri" w:eastAsia="Calibri" w:hAnsi="Calibri" w:cs="Calibri"/>
-          <w:color w:val="0000FF"/>
-          <w:szCs w:val="22"/>
-          <w:lang w:eastAsia="en-US"/>
-        </w:rPr>
-        <w:t xml:space="preserve">, </w:t>
-      </w:r>
-      <w:r>
-        <w:t>Maka akan tampil seperti gambar dibawah</w:t>
-      </w:r>
-    </w:p>
-    <w:p>
-      <w:pPr>
-        <w:pStyle w:val="ListParagraph"/>
-        <w:rPr>
-          <w:rFonts w:asciiTheme="majorHAnsi" w:hAnsiTheme="majorHAnsi" w:cstheme="majorHAnsi"/>
-        </w:rPr>
-      </w:pPr>
-      <w:r>
-        <w:rPr>
-          <w:rFonts w:asciiTheme="majorHAnsi" w:hAnsiTheme="majorHAnsi" w:cstheme="majorHAnsi"/>
-        </w:rPr>
-        <w:drawing>
-          <wp:inline distT="0" distB="0" distL="0" distR="0" wp14:anchorId="150A0491" wp14:editId="34594845">
-            <wp:extent cx="5040000" cy="2682077"/>
-            <wp:effectExtent l="0" t="0" r="8255" b="4445"/>
-            <wp:docPr id="235" name="Picture 235"/>
-            <wp:cNvGraphicFramePr>
-              <a:graphicFrameLocks xmlns:a="http://schemas.openxmlformats.org/drawingml/2006/main" noChangeAspect="1"/>
-            </wp:cNvGraphicFramePr>
-            <a:graphic xmlns:a="http://schemas.openxmlformats.org/drawingml/2006/main">
-              <a:graphicData uri="http://schemas.openxmlformats.org/drawingml/2006/picture">
-                <pic:pic xmlns:pic="http://schemas.openxmlformats.org/drawingml/2006/picture">
-                  <pic:nvPicPr>
-                    <pic:cNvPr id="0" name=""/>
-                    <pic:cNvPicPr/>
-                  </pic:nvPicPr>
-                  <pic:blipFill>
-                    <a:blip r:embed="rId25"/>
-                    <a:stretch>
-                      <a:fillRect/>
-                    </a:stretch>
-                  </pic:blipFill>
-                  <pic:spPr>
-                    <a:xfrm>
-                      <a:off x="0" y="0"/>
-                      <a:ext cx="5040000" cy="2682077"/>
-                    </a:xfrm>
-                    <a:prstGeom prst="rect">
-                      <a:avLst/>
-                    </a:prstGeom>
-                  </pic:spPr>
-                </pic:pic>
-              </a:graphicData>
-            </a:graphic>
-          </wp:inline>
-        </w:drawing>
-      </w:r>
-    </w:p>
-    <w:p>
-      <w:pPr>
-        <w:pStyle w:val="ListParagraph"/>
-        <w:rPr>
-          <w:rFonts w:asciiTheme="majorHAnsi" w:hAnsiTheme="majorHAnsi" w:cstheme="majorHAnsi"/>
-        </w:rPr>
-      </w:pPr>
-      <w:r>
-        <w:rPr>
-          <w:rFonts w:asciiTheme="majorHAnsi" w:hAnsiTheme="majorHAnsi" w:cstheme="majorHAnsi"/>
-        </w:rPr>
-        <w:t xml:space="preserve">Address diatas akan mengarahkan ke </w:t>
-      </w:r>
-      <w:r>
-        <w:rPr>
-          <w:rFonts w:asciiTheme="majorHAnsi" w:hAnsiTheme="majorHAnsi" w:cstheme="majorHAnsi"/>
-          <w:b/>
-          <w:bCs/>
-        </w:rPr>
-        <w:t>localhost:8080/Login</w:t>
-      </w:r>
-      <w:r>
-        <w:rPr>
-          <w:rFonts w:asciiTheme="majorHAnsi" w:hAnsiTheme="majorHAnsi" w:cstheme="majorHAnsi"/>
-        </w:rPr>
-        <w:t>, karena user belum login</w:t>
-      </w:r>
-    </w:p>
-    <w:p>
-      <w:pPr>
-        <w:pStyle w:val="ListParagraph"/>
-        <w:numPr>
-          <w:ilvl w:val="0"/>
-          <w:numId w:val="14"/>
-        </w:numPr>
-        <w:rPr>
-          <w:rFonts w:asciiTheme="majorHAnsi" w:hAnsiTheme="majorHAnsi" w:cstheme="majorHAnsi"/>
-        </w:rPr>
-      </w:pPr>
-      <w:r>
-        <w:rPr>
-          <w:rFonts w:asciiTheme="majorHAnsi" w:hAnsiTheme="majorHAnsi" w:cstheme="majorHAnsi"/>
-        </w:rPr>
-        <w:t xml:space="preserve">Buka file </w:t>
-      </w:r>
-      <w:r>
-        <w:rPr>
-          <w:rFonts w:asciiTheme="majorHAnsi" w:hAnsiTheme="majorHAnsi" w:cstheme="majorHAnsi"/>
-          <w:b/>
-          <w:bCs/>
-        </w:rPr>
-        <w:t>Login.php</w:t>
-      </w:r>
-      <w:r>
-        <w:rPr>
-          <w:rFonts w:asciiTheme="majorHAnsi" w:hAnsiTheme="majorHAnsi" w:cstheme="majorHAnsi"/>
-        </w:rPr>
-        <w:t xml:space="preserve"> pada folder </w:t>
-      </w:r>
-      <w:r>
-        <w:rPr>
-          <w:rFonts w:asciiTheme="majorHAnsi" w:hAnsiTheme="majorHAnsi" w:cstheme="majorHAnsi"/>
-          <w:b/>
-          <w:bCs/>
-        </w:rPr>
-        <w:t>app\Controllers</w:t>
-      </w:r>
-      <w:r>
-        <w:rPr>
-          <w:rFonts w:asciiTheme="majorHAnsi" w:hAnsiTheme="majorHAnsi" w:cstheme="majorHAnsi"/>
-        </w:rPr>
-        <w:t xml:space="preserve"> dan tambahkan kode berikut</w:t>
-      </w:r>
-    </w:p>
-    <w:p>
-      <w:pPr>
-        <w:pStyle w:val="ListParagraph"/>
-        <w:rPr>
-          <w:rFonts w:asciiTheme="majorHAnsi" w:hAnsiTheme="majorHAnsi" w:cstheme="majorHAnsi"/>
-        </w:rPr>
-      </w:pPr>
-      <w:r>
-        <w:rPr>
-          <w:rFonts w:asciiTheme="majorHAnsi" w:hAnsiTheme="majorHAnsi" w:cstheme="majorHAnsi"/>
-        </w:rPr>
-        <w:drawing>
-          <wp:inline distT="0" distB="0" distL="0" distR="0" wp14:anchorId="24CDB604" wp14:editId="76E9AA48">
-            <wp:extent cx="5040000" cy="3523376"/>
-            <wp:effectExtent l="0" t="0" r="8255" b="1270"/>
-            <wp:docPr id="243" name="Picture 243"/>
             <wp:cNvGraphicFramePr>
               <a:graphicFrameLocks xmlns:a="http://schemas.openxmlformats.org/drawingml/2006/main" noChangeAspect="1"/>
             </wp:cNvGraphicFramePr>
@@ -5266,6 +8688,255 @@
                   <pic:spPr>
                     <a:xfrm>
                       <a:off x="0" y="0"/>
+                      <a:ext cx="5040000" cy="3034770"/>
+                    </a:xfrm>
+                    <a:prstGeom prst="rect">
+                      <a:avLst/>
+                    </a:prstGeom>
+                  </pic:spPr>
+                </pic:pic>
+              </a:graphicData>
+            </a:graphic>
+          </wp:inline>
+        </w:drawing>
+      </w:r>
+    </w:p>
+    <w:p>
+      <w:pPr>
+        <w:rPr>
+          <w:rFonts w:asciiTheme="majorHAnsi" w:hAnsiTheme="majorHAnsi" w:cstheme="majorHAnsi"/>
+        </w:rPr>
+      </w:pPr>
+      <w:r>
+        <w:rPr>
+          <w:rFonts w:asciiTheme="majorHAnsi" w:hAnsiTheme="majorHAnsi" w:cstheme="majorHAnsi"/>
+        </w:rPr>
+        <w:br w:type="page"/>
+      </w:r>
+    </w:p>
+    <w:p>
+      <w:pPr>
+        <w:pStyle w:val="ListParagraph"/>
+        <w:numPr>
+          <w:ilvl w:val="0"/>
+          <w:numId w:val="14"/>
+        </w:numPr>
+        <w:jc w:val="both"/>
+        <w:rPr>
+          <w:rFonts w:asciiTheme="majorHAnsi" w:hAnsiTheme="majorHAnsi" w:cstheme="majorHAnsi"/>
+        </w:rPr>
+      </w:pPr>
+      <w:r>
+        <w:rPr>
+          <w:rFonts w:ascii="Calibri" w:eastAsia="Calibri" w:hAnsi="Calibri" w:cs="Calibri"/>
+          <w:szCs w:val="22"/>
+          <w:lang w:val="id" w:eastAsia="en-US"/>
+        </w:rPr>
+        <w:lastRenderedPageBreak/>
+        <w:t>Jalankan</w:t>
+      </w:r>
+      <w:r>
+        <w:rPr>
+          <w:rFonts w:ascii="Calibri" w:eastAsia="Calibri" w:hAnsi="Calibri" w:cs="Calibri"/>
+          <w:szCs w:val="22"/>
+          <w:lang w:eastAsia="en-US"/>
+        </w:rPr>
+        <w:t xml:space="preserve"> </w:t>
+      </w:r>
+      <w:r>
+        <w:rPr>
+          <w:rFonts w:ascii="Calibri" w:eastAsia="Calibri" w:hAnsi="Calibri" w:cs="Calibri"/>
+          <w:b/>
+          <w:bCs/>
+          <w:szCs w:val="22"/>
+          <w:lang w:eastAsia="en-US"/>
+        </w:rPr>
+        <w:t>localhost:8080/</w:t>
+      </w:r>
+      <w:r>
+        <w:rPr>
+          <w:rFonts w:ascii="Calibri" w:eastAsia="Calibri" w:hAnsi="Calibri" w:cs="Calibri"/>
+          <w:b/>
+          <w:bCs/>
+          <w:szCs w:val="22"/>
+          <w:lang w:eastAsia="en-US"/>
+        </w:rPr>
+        <w:t>Dashboard</w:t>
+      </w:r>
+      <w:r>
+        <w:rPr>
+          <w:rFonts w:ascii="Calibri" w:eastAsia="Calibri" w:hAnsi="Calibri" w:cs="Calibri"/>
+          <w:color w:val="0000FF"/>
+          <w:szCs w:val="22"/>
+          <w:lang w:eastAsia="en-US"/>
+        </w:rPr>
+        <w:t xml:space="preserve">, </w:t>
+      </w:r>
+      <w:r>
+        <w:t>Maka akan tampil seperti gambar dibawah</w:t>
+      </w:r>
+    </w:p>
+    <w:p>
+      <w:pPr>
+        <w:pStyle w:val="ListParagraph"/>
+        <w:rPr>
+          <w:rFonts w:asciiTheme="majorHAnsi" w:hAnsiTheme="majorHAnsi" w:cstheme="majorHAnsi"/>
+        </w:rPr>
+      </w:pPr>
+      <w:r>
+        <w:rPr>
+          <w:rFonts w:asciiTheme="majorHAnsi" w:hAnsiTheme="majorHAnsi" w:cstheme="majorHAnsi"/>
+          <w:noProof/>
+          <w:lang w:val="en-US" w:eastAsia="en-US"/>
+        </w:rPr>
+        <w:drawing>
+          <wp:inline distT="0" distB="0" distL="0" distR="0" wp14:anchorId="150A0491" wp14:editId="34594845">
+            <wp:extent cx="5040000" cy="2682077"/>
+            <wp:effectExtent l="0" t="0" r="8255" b="4445"/>
+            <wp:docPr id="235" name="Picture 235"/>
+            <wp:cNvGraphicFramePr>
+              <a:graphicFrameLocks xmlns:a="http://schemas.openxmlformats.org/drawingml/2006/main" noChangeAspect="1"/>
+            </wp:cNvGraphicFramePr>
+            <a:graphic xmlns:a="http://schemas.openxmlformats.org/drawingml/2006/main">
+              <a:graphicData uri="http://schemas.openxmlformats.org/drawingml/2006/picture">
+                <pic:pic xmlns:pic="http://schemas.openxmlformats.org/drawingml/2006/picture">
+                  <pic:nvPicPr>
+                    <pic:cNvPr id="0" name=""/>
+                    <pic:cNvPicPr/>
+                  </pic:nvPicPr>
+                  <pic:blipFill>
+                    <a:blip r:embed="rId27"/>
+                    <a:stretch>
+                      <a:fillRect/>
+                    </a:stretch>
+                  </pic:blipFill>
+                  <pic:spPr>
+                    <a:xfrm>
+                      <a:off x="0" y="0"/>
+                      <a:ext cx="5040000" cy="2682077"/>
+                    </a:xfrm>
+                    <a:prstGeom prst="rect">
+                      <a:avLst/>
+                    </a:prstGeom>
+                  </pic:spPr>
+                </pic:pic>
+              </a:graphicData>
+            </a:graphic>
+          </wp:inline>
+        </w:drawing>
+      </w:r>
+    </w:p>
+    <w:p>
+      <w:pPr>
+        <w:pStyle w:val="ListParagraph"/>
+        <w:rPr>
+          <w:rFonts w:asciiTheme="majorHAnsi" w:hAnsiTheme="majorHAnsi" w:cstheme="majorHAnsi"/>
+        </w:rPr>
+      </w:pPr>
+      <w:r>
+        <w:rPr>
+          <w:rFonts w:asciiTheme="majorHAnsi" w:hAnsiTheme="majorHAnsi" w:cstheme="majorHAnsi"/>
+        </w:rPr>
+        <w:t xml:space="preserve">Address diatas akan mengarahkan ke </w:t>
+      </w:r>
+      <w:r>
+        <w:rPr>
+          <w:rFonts w:asciiTheme="majorHAnsi" w:hAnsiTheme="majorHAnsi" w:cstheme="majorHAnsi"/>
+          <w:b/>
+          <w:bCs/>
+        </w:rPr>
+        <w:t>localhost:8080/Login</w:t>
+      </w:r>
+      <w:r>
+        <w:rPr>
+          <w:rFonts w:asciiTheme="majorHAnsi" w:hAnsiTheme="majorHAnsi" w:cstheme="majorHAnsi"/>
+        </w:rPr>
+        <w:t>, karena user belum login</w:t>
+      </w:r>
+    </w:p>
+    <w:p>
+      <w:pPr>
+        <w:pStyle w:val="ListParagraph"/>
+        <w:numPr>
+          <w:ilvl w:val="0"/>
+          <w:numId w:val="14"/>
+        </w:numPr>
+        <w:rPr>
+          <w:rFonts w:asciiTheme="majorHAnsi" w:hAnsiTheme="majorHAnsi" w:cstheme="majorHAnsi"/>
+        </w:rPr>
+      </w:pPr>
+      <w:r>
+        <w:rPr>
+          <w:rFonts w:asciiTheme="majorHAnsi" w:hAnsiTheme="majorHAnsi" w:cstheme="majorHAnsi"/>
+        </w:rPr>
+        <w:t xml:space="preserve">Buka file </w:t>
+      </w:r>
+      <w:r>
+        <w:rPr>
+          <w:rFonts w:asciiTheme="majorHAnsi" w:hAnsiTheme="majorHAnsi" w:cstheme="majorHAnsi"/>
+          <w:b/>
+          <w:bCs/>
+        </w:rPr>
+        <w:t>Login.php</w:t>
+      </w:r>
+      <w:r>
+        <w:rPr>
+          <w:rFonts w:asciiTheme="majorHAnsi" w:hAnsiTheme="majorHAnsi" w:cstheme="majorHAnsi"/>
+        </w:rPr>
+        <w:t xml:space="preserve"> pada folder </w:t>
+      </w:r>
+      <w:r>
+        <w:rPr>
+          <w:rFonts w:asciiTheme="majorHAnsi" w:hAnsiTheme="majorHAnsi" w:cstheme="majorHAnsi"/>
+          <w:b/>
+          <w:bCs/>
+        </w:rPr>
+        <w:t>app\Controllers</w:t>
+      </w:r>
+      <w:r>
+        <w:rPr>
+          <w:rFonts w:asciiTheme="majorHAnsi" w:hAnsiTheme="majorHAnsi" w:cstheme="majorHAnsi"/>
+        </w:rPr>
+        <w:t xml:space="preserve"> dan tambahkan kode berikut</w:t>
+      </w:r>
+    </w:p>
+    <w:p>
+      <w:pPr>
+        <w:pStyle w:val="ListParagraph"/>
+        <w:rPr>
+          <w:rFonts w:asciiTheme="majorHAnsi" w:hAnsiTheme="majorHAnsi" w:cstheme="majorHAnsi"/>
+        </w:rPr>
+      </w:pPr>
+      <w:r>
+        <w:rPr>
+          <w:rFonts w:asciiTheme="majorHAnsi" w:hAnsiTheme="majorHAnsi" w:cstheme="majorHAnsi"/>
+          <w:noProof/>
+          <w:lang w:val="en-US" w:eastAsia="en-US"/>
+        </w:rPr>
+        <w:drawing>
+          <wp:inline distT="0" distB="0" distL="0" distR="0" wp14:anchorId="24CDB604" wp14:editId="76E9AA48">
+            <wp:extent cx="5040000" cy="3523376"/>
+            <wp:effectExtent l="0" t="0" r="8255" b="1270"/>
+            <wp:docPr id="243" name="Picture 243"/>
+            <wp:cNvGraphicFramePr>
+              <a:graphicFrameLocks xmlns:a="http://schemas.openxmlformats.org/drawingml/2006/main" noChangeAspect="1"/>
+            </wp:cNvGraphicFramePr>
+            <a:graphic xmlns:a="http://schemas.openxmlformats.org/drawingml/2006/main">
+              <a:graphicData uri="http://schemas.openxmlformats.org/drawingml/2006/picture">
+                <pic:pic xmlns:pic="http://schemas.openxmlformats.org/drawingml/2006/picture">
+                  <pic:nvPicPr>
+                    <pic:cNvPr id="0" name=""/>
+                    <pic:cNvPicPr/>
+                  </pic:nvPicPr>
+                  <pic:blipFill>
+                    <a:blip r:embed="rId28"/>
+                    <a:stretch>
+                      <a:fillRect/>
+                    </a:stretch>
+                  </pic:blipFill>
+                  <pic:spPr>
+                    <a:xfrm>
+                      <a:off x="0" y="0"/>
                       <a:ext cx="5040000" cy="3523376"/>
                     </a:xfrm>
                     <a:prstGeom prst="rect">
@@ -5357,6 +9028,8 @@
       <w:r>
         <w:rPr>
           <w:rFonts w:asciiTheme="majorHAnsi" w:hAnsiTheme="majorHAnsi" w:cstheme="majorHAnsi"/>
+          <w:noProof/>
+          <w:lang w:val="en-US" w:eastAsia="en-US"/>
         </w:rPr>
         <w:drawing>
           <wp:inline distT="0" distB="0" distL="0" distR="0" wp14:anchorId="45CB0786" wp14:editId="549CFF22">
@@ -5374,7 +9047,7 @@
                     <pic:cNvPicPr/>
                   </pic:nvPicPr>
                   <pic:blipFill>
-                    <a:blip r:embed="rId27"/>
+                    <a:blip r:embed="rId29"/>
                     <a:stretch>
                       <a:fillRect/>
                     </a:stretch>
@@ -5527,336 +9200,14 @@
       <w:r>
         <w:rPr>
           <w:rFonts w:asciiTheme="majorHAnsi" w:hAnsiTheme="majorHAnsi" w:cstheme="majorHAnsi"/>
+          <w:noProof/>
+          <w:lang w:val="en-US" w:eastAsia="en-US"/>
         </w:rPr>
         <w:drawing>
           <wp:inline distT="0" distB="0" distL="0" distR="0" wp14:anchorId="532ED251" wp14:editId="46474CCF">
             <wp:extent cx="3829584" cy="3029373"/>
             <wp:effectExtent l="0" t="0" r="0" b="0"/>
             <wp:docPr id="245" name="Picture 245"/>
-            <wp:cNvGraphicFramePr>
-              <a:graphicFrameLocks xmlns:a="http://schemas.openxmlformats.org/drawingml/2006/main" noChangeAspect="1"/>
-            </wp:cNvGraphicFramePr>
-            <a:graphic xmlns:a="http://schemas.openxmlformats.org/drawingml/2006/main">
-              <a:graphicData uri="http://schemas.openxmlformats.org/drawingml/2006/picture">
-                <pic:pic xmlns:pic="http://schemas.openxmlformats.org/drawingml/2006/picture">
-                  <pic:nvPicPr>
-                    <pic:cNvPr id="0" name=""/>
-                    <pic:cNvPicPr/>
-                  </pic:nvPicPr>
-                  <pic:blipFill>
-                    <a:blip r:embed="rId28"/>
-                    <a:stretch>
-                      <a:fillRect/>
-                    </a:stretch>
-                  </pic:blipFill>
-                  <pic:spPr>
-                    <a:xfrm>
-                      <a:off x="0" y="0"/>
-                      <a:ext cx="3829584" cy="3029373"/>
-                    </a:xfrm>
-                    <a:prstGeom prst="rect">
-                      <a:avLst/>
-                    </a:prstGeom>
-                  </pic:spPr>
-                </pic:pic>
-              </a:graphicData>
-            </a:graphic>
-          </wp:inline>
-        </w:drawing>
-      </w:r>
-    </w:p>
-    <w:p>
-      <w:pPr>
-        <w:pStyle w:val="ListParagraph"/>
-        <w:numPr>
-          <w:ilvl w:val="0"/>
-          <w:numId w:val="14"/>
-        </w:numPr>
-        <w:rPr>
-          <w:rFonts w:asciiTheme="majorHAnsi" w:hAnsiTheme="majorHAnsi" w:cstheme="majorHAnsi"/>
-        </w:rPr>
-      </w:pPr>
-      <w:r>
-        <w:rPr>
-          <w:rFonts w:asciiTheme="majorHAnsi" w:hAnsiTheme="majorHAnsi" w:cstheme="majorHAnsi"/>
-        </w:rPr>
-        <w:lastRenderedPageBreak/>
-        <w:t xml:space="preserve">Buka file </w:t>
-      </w:r>
-      <w:r>
-        <w:rPr>
-          <w:rFonts w:asciiTheme="majorHAnsi" w:hAnsiTheme="majorHAnsi" w:cstheme="majorHAnsi"/>
-          <w:b/>
-          <w:bCs/>
-        </w:rPr>
-        <w:t xml:space="preserve">Routes.php </w:t>
-      </w:r>
-      <w:r>
-        <w:rPr>
-          <w:rFonts w:asciiTheme="majorHAnsi" w:hAnsiTheme="majorHAnsi" w:cstheme="majorHAnsi"/>
-        </w:rPr>
-        <w:t xml:space="preserve">pada folder </w:t>
-      </w:r>
-      <w:r>
-        <w:rPr>
-          <w:rFonts w:asciiTheme="majorHAnsi" w:hAnsiTheme="majorHAnsi" w:cstheme="majorHAnsi"/>
-          <w:b/>
-          <w:bCs/>
-        </w:rPr>
-        <w:t>app\Config</w:t>
-      </w:r>
-      <w:r>
-        <w:rPr>
-          <w:rFonts w:asciiTheme="majorHAnsi" w:hAnsiTheme="majorHAnsi" w:cstheme="majorHAnsi"/>
-        </w:rPr>
-        <w:t xml:space="preserve"> dan tambahkan kode berikut</w:t>
-      </w:r>
-    </w:p>
-    <w:p>
-      <w:pPr>
-        <w:pStyle w:val="ListParagraph"/>
-        <w:rPr>
-          <w:rFonts w:asciiTheme="majorHAnsi" w:hAnsiTheme="majorHAnsi" w:cstheme="majorHAnsi"/>
-        </w:rPr>
-      </w:pPr>
-      <w:r>
-        <w:rPr>
-          <w:rFonts w:asciiTheme="majorHAnsi" w:hAnsiTheme="majorHAnsi" w:cstheme="majorHAnsi"/>
-        </w:rPr>
-        <w:drawing>
-          <wp:inline distT="0" distB="0" distL="0" distR="0" wp14:anchorId="3F4FF1AD" wp14:editId="78F74B97">
-            <wp:extent cx="3572374" cy="1276528"/>
-            <wp:effectExtent l="0" t="0" r="9525" b="0"/>
-            <wp:docPr id="250" name="Picture 250"/>
-            <wp:cNvGraphicFramePr>
-              <a:graphicFrameLocks xmlns:a="http://schemas.openxmlformats.org/drawingml/2006/main" noChangeAspect="1"/>
-            </wp:cNvGraphicFramePr>
-            <a:graphic xmlns:a="http://schemas.openxmlformats.org/drawingml/2006/main">
-              <a:graphicData uri="http://schemas.openxmlformats.org/drawingml/2006/picture">
-                <pic:pic xmlns:pic="http://schemas.openxmlformats.org/drawingml/2006/picture">
-                  <pic:nvPicPr>
-                    <pic:cNvPr id="0" name=""/>
-                    <pic:cNvPicPr/>
-                  </pic:nvPicPr>
-                  <pic:blipFill>
-                    <a:blip r:embed="rId29"/>
-                    <a:stretch>
-                      <a:fillRect/>
-                    </a:stretch>
-                  </pic:blipFill>
-                  <pic:spPr>
-                    <a:xfrm>
-                      <a:off x="0" y="0"/>
-                      <a:ext cx="3572374" cy="1276528"/>
-                    </a:xfrm>
-                    <a:prstGeom prst="rect">
-                      <a:avLst/>
-                    </a:prstGeom>
-                  </pic:spPr>
-                </pic:pic>
-              </a:graphicData>
-            </a:graphic>
-          </wp:inline>
-        </w:drawing>
-      </w:r>
-    </w:p>
-    <w:p>
-      <w:pPr>
-        <w:pStyle w:val="ListParagraph"/>
-        <w:numPr>
-          <w:ilvl w:val="0"/>
-          <w:numId w:val="14"/>
-        </w:numPr>
-        <w:jc w:val="both"/>
-        <w:rPr>
-          <w:rFonts w:asciiTheme="majorHAnsi" w:hAnsiTheme="majorHAnsi" w:cstheme="majorHAnsi"/>
-        </w:rPr>
-      </w:pPr>
-      <w:r>
-        <w:rPr>
-          <w:rFonts w:ascii="Calibri" w:eastAsia="Calibri" w:hAnsi="Calibri" w:cs="Calibri"/>
-          <w:szCs w:val="22"/>
-          <w:lang w:val="id" w:eastAsia="en-US"/>
-        </w:rPr>
-        <w:t>Jalankan</w:t>
-      </w:r>
-      <w:r>
-        <w:rPr>
-          <w:rFonts w:ascii="Calibri" w:eastAsia="Calibri" w:hAnsi="Calibri" w:cs="Calibri"/>
-          <w:szCs w:val="22"/>
-          <w:lang w:eastAsia="en-US"/>
-        </w:rPr>
-        <w:t xml:space="preserve"> </w:t>
-      </w:r>
-      <w:r>
-        <w:rPr>
-          <w:rFonts w:ascii="Calibri" w:eastAsia="Calibri" w:hAnsi="Calibri" w:cs="Calibri"/>
-          <w:b/>
-          <w:bCs/>
-          <w:szCs w:val="22"/>
-          <w:lang w:eastAsia="en-US"/>
-        </w:rPr>
-        <w:t>localhost:8080/</w:t>
-      </w:r>
-      <w:r>
-        <w:rPr>
-          <w:rFonts w:ascii="Calibri" w:eastAsia="Calibri" w:hAnsi="Calibri" w:cs="Calibri"/>
-          <w:b/>
-          <w:bCs/>
-          <w:szCs w:val="22"/>
-          <w:lang w:eastAsia="en-US"/>
-        </w:rPr>
-        <w:t>Dashboard</w:t>
-      </w:r>
-      <w:r>
-        <w:rPr>
-          <w:rFonts w:ascii="Calibri" w:eastAsia="Calibri" w:hAnsi="Calibri" w:cs="Calibri"/>
-          <w:color w:val="0000FF"/>
-          <w:szCs w:val="22"/>
-          <w:lang w:eastAsia="en-US"/>
-        </w:rPr>
-        <w:t xml:space="preserve">, </w:t>
-      </w:r>
-      <w:r>
-        <w:t>Maka akan tampil seperti gambar dibawah</w:t>
-      </w:r>
-    </w:p>
-    <w:p>
-      <w:pPr>
-        <w:pStyle w:val="ListParagraph"/>
-        <w:rPr>
-          <w:rFonts w:asciiTheme="majorHAnsi" w:hAnsiTheme="majorHAnsi" w:cstheme="majorHAnsi"/>
-        </w:rPr>
-      </w:pPr>
-      <w:r>
-        <w:rPr>
-          <w:rFonts w:asciiTheme="majorHAnsi" w:hAnsiTheme="majorHAnsi" w:cstheme="majorHAnsi"/>
-        </w:rPr>
-        <w:drawing>
-          <wp:inline distT="0" distB="0" distL="0" distR="0" wp14:anchorId="42D14A15" wp14:editId="7213D63A">
-            <wp:extent cx="5040000" cy="2682077"/>
-            <wp:effectExtent l="0" t="0" r="8255" b="4445"/>
-            <wp:docPr id="251" name="Picture 251"/>
-            <wp:cNvGraphicFramePr>
-              <a:graphicFrameLocks xmlns:a="http://schemas.openxmlformats.org/drawingml/2006/main" noChangeAspect="1"/>
-            </wp:cNvGraphicFramePr>
-            <a:graphic xmlns:a="http://schemas.openxmlformats.org/drawingml/2006/main">
-              <a:graphicData uri="http://schemas.openxmlformats.org/drawingml/2006/picture">
-                <pic:pic xmlns:pic="http://schemas.openxmlformats.org/drawingml/2006/picture">
-                  <pic:nvPicPr>
-                    <pic:cNvPr id="0" name=""/>
-                    <pic:cNvPicPr/>
-                  </pic:nvPicPr>
-                  <pic:blipFill>
-                    <a:blip r:embed="rId25"/>
-                    <a:stretch>
-                      <a:fillRect/>
-                    </a:stretch>
-                  </pic:blipFill>
-                  <pic:spPr>
-                    <a:xfrm>
-                      <a:off x="0" y="0"/>
-                      <a:ext cx="5040000" cy="2682077"/>
-                    </a:xfrm>
-                    <a:prstGeom prst="rect">
-                      <a:avLst/>
-                    </a:prstGeom>
-                  </pic:spPr>
-                </pic:pic>
-              </a:graphicData>
-            </a:graphic>
-          </wp:inline>
-        </w:drawing>
-      </w:r>
-    </w:p>
-    <w:p>
-      <w:pPr>
-        <w:pStyle w:val="ListParagraph"/>
-        <w:rPr>
-          <w:rFonts w:asciiTheme="majorHAnsi" w:hAnsiTheme="majorHAnsi" w:cstheme="majorHAnsi"/>
-          <w:b/>
-          <w:bCs/>
-        </w:rPr>
-      </w:pPr>
-      <w:r>
-        <w:rPr>
-          <w:rFonts w:asciiTheme="majorHAnsi" w:hAnsiTheme="majorHAnsi" w:cstheme="majorHAnsi"/>
-          <w:b/>
-          <w:bCs/>
-        </w:rPr>
-        <w:t>Silahkan masukan username dan password</w:t>
-      </w:r>
-      <w:r>
-        <w:rPr>
-          <w:rFonts w:asciiTheme="majorHAnsi" w:hAnsiTheme="majorHAnsi" w:cstheme="majorHAnsi"/>
-          <w:b/>
-          <w:bCs/>
-        </w:rPr>
-        <w:t>, maka hasilnya akan mengarahkan ke dashboard</w:t>
-      </w:r>
-    </w:p>
-    <w:p>
-      <w:pPr>
-        <w:pStyle w:val="ListParagraph"/>
-        <w:numPr>
-          <w:ilvl w:val="0"/>
-          <w:numId w:val="14"/>
-        </w:numPr>
-        <w:rPr>
-          <w:rFonts w:asciiTheme="majorHAnsi" w:hAnsiTheme="majorHAnsi" w:cstheme="majorHAnsi"/>
-        </w:rPr>
-      </w:pPr>
-      <w:r>
-        <w:rPr>
-          <w:rFonts w:asciiTheme="majorHAnsi" w:hAnsiTheme="majorHAnsi" w:cstheme="majorHAnsi"/>
-        </w:rPr>
-        <w:t xml:space="preserve">Buka file </w:t>
-      </w:r>
-      <w:r>
-        <w:rPr>
-          <w:rFonts w:asciiTheme="majorHAnsi" w:hAnsiTheme="majorHAnsi" w:cstheme="majorHAnsi"/>
-          <w:b/>
-          <w:bCs/>
-        </w:rPr>
-        <w:t xml:space="preserve">Routes.php </w:t>
-      </w:r>
-      <w:r>
-        <w:rPr>
-          <w:rFonts w:asciiTheme="majorHAnsi" w:hAnsiTheme="majorHAnsi" w:cstheme="majorHAnsi"/>
-        </w:rPr>
-        <w:t xml:space="preserve">pada folder </w:t>
-      </w:r>
-      <w:r>
-        <w:rPr>
-          <w:rFonts w:asciiTheme="majorHAnsi" w:hAnsiTheme="majorHAnsi" w:cstheme="majorHAnsi"/>
-          <w:b/>
-          <w:bCs/>
-        </w:rPr>
-        <w:t>app\Config</w:t>
-      </w:r>
-      <w:r>
-        <w:rPr>
-          <w:rFonts w:asciiTheme="majorHAnsi" w:hAnsiTheme="majorHAnsi" w:cstheme="majorHAnsi"/>
-        </w:rPr>
-        <w:t xml:space="preserve"> dan tambahkan kode berikut</w:t>
-      </w:r>
-    </w:p>
-    <w:p>
-      <w:pPr>
-        <w:pStyle w:val="ListParagraph"/>
-        <w:rPr>
-          <w:rFonts w:asciiTheme="majorHAnsi" w:hAnsiTheme="majorHAnsi" w:cstheme="majorHAnsi"/>
-        </w:rPr>
-      </w:pPr>
-      <w:r>
-        <w:rPr>
-          <w:rFonts w:asciiTheme="majorHAnsi" w:hAnsiTheme="majorHAnsi" w:cstheme="majorHAnsi"/>
-        </w:rPr>
-        <w:drawing>
-          <wp:inline distT="0" distB="0" distL="0" distR="0" wp14:anchorId="59365D4B" wp14:editId="15A5DA18">
-            <wp:extent cx="4458322" cy="1371791"/>
-            <wp:effectExtent l="0" t="0" r="0" b="0"/>
-            <wp:docPr id="252" name="Picture 252"/>
             <wp:cNvGraphicFramePr>
               <a:graphicFrameLocks xmlns:a="http://schemas.openxmlformats.org/drawingml/2006/main" noChangeAspect="1"/>
             </wp:cNvGraphicFramePr>
@@ -5876,6 +9227,336 @@
                   <pic:spPr>
                     <a:xfrm>
                       <a:off x="0" y="0"/>
+                      <a:ext cx="3829584" cy="3029373"/>
+                    </a:xfrm>
+                    <a:prstGeom prst="rect">
+                      <a:avLst/>
+                    </a:prstGeom>
+                  </pic:spPr>
+                </pic:pic>
+              </a:graphicData>
+            </a:graphic>
+          </wp:inline>
+        </w:drawing>
+      </w:r>
+    </w:p>
+    <w:p>
+      <w:pPr>
+        <w:pStyle w:val="ListParagraph"/>
+        <w:numPr>
+          <w:ilvl w:val="0"/>
+          <w:numId w:val="14"/>
+        </w:numPr>
+        <w:rPr>
+          <w:rFonts w:asciiTheme="majorHAnsi" w:hAnsiTheme="majorHAnsi" w:cstheme="majorHAnsi"/>
+        </w:rPr>
+      </w:pPr>
+      <w:r>
+        <w:rPr>
+          <w:rFonts w:asciiTheme="majorHAnsi" w:hAnsiTheme="majorHAnsi" w:cstheme="majorHAnsi"/>
+        </w:rPr>
+        <w:lastRenderedPageBreak/>
+        <w:t xml:space="preserve">Buka file </w:t>
+      </w:r>
+      <w:r>
+        <w:rPr>
+          <w:rFonts w:asciiTheme="majorHAnsi" w:hAnsiTheme="majorHAnsi" w:cstheme="majorHAnsi"/>
+          <w:b/>
+          <w:bCs/>
+        </w:rPr>
+        <w:t xml:space="preserve">Routes.php </w:t>
+      </w:r>
+      <w:r>
+        <w:rPr>
+          <w:rFonts w:asciiTheme="majorHAnsi" w:hAnsiTheme="majorHAnsi" w:cstheme="majorHAnsi"/>
+        </w:rPr>
+        <w:t xml:space="preserve">pada folder </w:t>
+      </w:r>
+      <w:r>
+        <w:rPr>
+          <w:rFonts w:asciiTheme="majorHAnsi" w:hAnsiTheme="majorHAnsi" w:cstheme="majorHAnsi"/>
+          <w:b/>
+          <w:bCs/>
+        </w:rPr>
+        <w:t>app\Config</w:t>
+      </w:r>
+      <w:r>
+        <w:rPr>
+          <w:rFonts w:asciiTheme="majorHAnsi" w:hAnsiTheme="majorHAnsi" w:cstheme="majorHAnsi"/>
+        </w:rPr>
+        <w:t xml:space="preserve"> dan tambahkan kode berikut</w:t>
+      </w:r>
+    </w:p>
+    <w:p>
+      <w:pPr>
+        <w:pStyle w:val="ListParagraph"/>
+        <w:rPr>
+          <w:rFonts w:asciiTheme="majorHAnsi" w:hAnsiTheme="majorHAnsi" w:cstheme="majorHAnsi"/>
+        </w:rPr>
+      </w:pPr>
+      <w:r>
+        <w:rPr>
+          <w:rFonts w:asciiTheme="majorHAnsi" w:hAnsiTheme="majorHAnsi" w:cstheme="majorHAnsi"/>
+          <w:noProof/>
+          <w:lang w:val="en-US" w:eastAsia="en-US"/>
+        </w:rPr>
+        <w:drawing>
+          <wp:inline distT="0" distB="0" distL="0" distR="0" wp14:anchorId="3F4FF1AD" wp14:editId="78F74B97">
+            <wp:extent cx="3572374" cy="1276528"/>
+            <wp:effectExtent l="0" t="0" r="9525" b="0"/>
+            <wp:docPr id="250" name="Picture 250"/>
+            <wp:cNvGraphicFramePr>
+              <a:graphicFrameLocks xmlns:a="http://schemas.openxmlformats.org/drawingml/2006/main" noChangeAspect="1"/>
+            </wp:cNvGraphicFramePr>
+            <a:graphic xmlns:a="http://schemas.openxmlformats.org/drawingml/2006/main">
+              <a:graphicData uri="http://schemas.openxmlformats.org/drawingml/2006/picture">
+                <pic:pic xmlns:pic="http://schemas.openxmlformats.org/drawingml/2006/picture">
+                  <pic:nvPicPr>
+                    <pic:cNvPr id="0" name=""/>
+                    <pic:cNvPicPr/>
+                  </pic:nvPicPr>
+                  <pic:blipFill>
+                    <a:blip r:embed="rId31"/>
+                    <a:stretch>
+                      <a:fillRect/>
+                    </a:stretch>
+                  </pic:blipFill>
+                  <pic:spPr>
+                    <a:xfrm>
+                      <a:off x="0" y="0"/>
+                      <a:ext cx="3572374" cy="1276528"/>
+                    </a:xfrm>
+                    <a:prstGeom prst="rect">
+                      <a:avLst/>
+                    </a:prstGeom>
+                  </pic:spPr>
+                </pic:pic>
+              </a:graphicData>
+            </a:graphic>
+          </wp:inline>
+        </w:drawing>
+      </w:r>
+    </w:p>
+    <w:p>
+      <w:pPr>
+        <w:pStyle w:val="ListParagraph"/>
+        <w:numPr>
+          <w:ilvl w:val="0"/>
+          <w:numId w:val="14"/>
+        </w:numPr>
+        <w:jc w:val="both"/>
+        <w:rPr>
+          <w:rFonts w:asciiTheme="majorHAnsi" w:hAnsiTheme="majorHAnsi" w:cstheme="majorHAnsi"/>
+        </w:rPr>
+      </w:pPr>
+      <w:r>
+        <w:rPr>
+          <w:rFonts w:ascii="Calibri" w:eastAsia="Calibri" w:hAnsi="Calibri" w:cs="Calibri"/>
+          <w:szCs w:val="22"/>
+          <w:lang w:val="id" w:eastAsia="en-US"/>
+        </w:rPr>
+        <w:t>Jalankan</w:t>
+      </w:r>
+      <w:r>
+        <w:rPr>
+          <w:rFonts w:ascii="Calibri" w:eastAsia="Calibri" w:hAnsi="Calibri" w:cs="Calibri"/>
+          <w:szCs w:val="22"/>
+          <w:lang w:eastAsia="en-US"/>
+        </w:rPr>
+        <w:t xml:space="preserve"> </w:t>
+      </w:r>
+      <w:r>
+        <w:rPr>
+          <w:rFonts w:ascii="Calibri" w:eastAsia="Calibri" w:hAnsi="Calibri" w:cs="Calibri"/>
+          <w:b/>
+          <w:bCs/>
+          <w:szCs w:val="22"/>
+          <w:lang w:eastAsia="en-US"/>
+        </w:rPr>
+        <w:t>localhost:8080/</w:t>
+      </w:r>
+      <w:r>
+        <w:rPr>
+          <w:rFonts w:ascii="Calibri" w:eastAsia="Calibri" w:hAnsi="Calibri" w:cs="Calibri"/>
+          <w:b/>
+          <w:bCs/>
+          <w:szCs w:val="22"/>
+          <w:lang w:eastAsia="en-US"/>
+        </w:rPr>
+        <w:t>Dashboard</w:t>
+      </w:r>
+      <w:r>
+        <w:rPr>
+          <w:rFonts w:ascii="Calibri" w:eastAsia="Calibri" w:hAnsi="Calibri" w:cs="Calibri"/>
+          <w:color w:val="0000FF"/>
+          <w:szCs w:val="22"/>
+          <w:lang w:eastAsia="en-US"/>
+        </w:rPr>
+        <w:t xml:space="preserve">, </w:t>
+      </w:r>
+      <w:r>
+        <w:t>Maka akan tampil seperti gambar dibawah</w:t>
+      </w:r>
+    </w:p>
+    <w:p>
+      <w:pPr>
+        <w:pStyle w:val="ListParagraph"/>
+        <w:rPr>
+          <w:rFonts w:asciiTheme="majorHAnsi" w:hAnsiTheme="majorHAnsi" w:cstheme="majorHAnsi"/>
+        </w:rPr>
+      </w:pPr>
+      <w:r>
+        <w:rPr>
+          <w:rFonts w:asciiTheme="majorHAnsi" w:hAnsiTheme="majorHAnsi" w:cstheme="majorHAnsi"/>
+          <w:noProof/>
+          <w:lang w:val="en-US" w:eastAsia="en-US"/>
+        </w:rPr>
+        <w:drawing>
+          <wp:inline distT="0" distB="0" distL="0" distR="0" wp14:anchorId="42D14A15" wp14:editId="7213D63A">
+            <wp:extent cx="5040000" cy="2682077"/>
+            <wp:effectExtent l="0" t="0" r="8255" b="4445"/>
+            <wp:docPr id="251" name="Picture 251"/>
+            <wp:cNvGraphicFramePr>
+              <a:graphicFrameLocks xmlns:a="http://schemas.openxmlformats.org/drawingml/2006/main" noChangeAspect="1"/>
+            </wp:cNvGraphicFramePr>
+            <a:graphic xmlns:a="http://schemas.openxmlformats.org/drawingml/2006/main">
+              <a:graphicData uri="http://schemas.openxmlformats.org/drawingml/2006/picture">
+                <pic:pic xmlns:pic="http://schemas.openxmlformats.org/drawingml/2006/picture">
+                  <pic:nvPicPr>
+                    <pic:cNvPr id="0" name=""/>
+                    <pic:cNvPicPr/>
+                  </pic:nvPicPr>
+                  <pic:blipFill>
+                    <a:blip r:embed="rId27"/>
+                    <a:stretch>
+                      <a:fillRect/>
+                    </a:stretch>
+                  </pic:blipFill>
+                  <pic:spPr>
+                    <a:xfrm>
+                      <a:off x="0" y="0"/>
+                      <a:ext cx="5040000" cy="2682077"/>
+                    </a:xfrm>
+                    <a:prstGeom prst="rect">
+                      <a:avLst/>
+                    </a:prstGeom>
+                  </pic:spPr>
+                </pic:pic>
+              </a:graphicData>
+            </a:graphic>
+          </wp:inline>
+        </w:drawing>
+      </w:r>
+    </w:p>
+    <w:p>
+      <w:pPr>
+        <w:pStyle w:val="ListParagraph"/>
+        <w:rPr>
+          <w:rFonts w:asciiTheme="majorHAnsi" w:hAnsiTheme="majorHAnsi" w:cstheme="majorHAnsi"/>
+          <w:b/>
+          <w:bCs/>
+        </w:rPr>
+      </w:pPr>
+      <w:r>
+        <w:rPr>
+          <w:rFonts w:asciiTheme="majorHAnsi" w:hAnsiTheme="majorHAnsi" w:cstheme="majorHAnsi"/>
+          <w:b/>
+          <w:bCs/>
+        </w:rPr>
+        <w:t>Silahkan masukan username dan password</w:t>
+      </w:r>
+      <w:r>
+        <w:rPr>
+          <w:rFonts w:asciiTheme="majorHAnsi" w:hAnsiTheme="majorHAnsi" w:cstheme="majorHAnsi"/>
+          <w:b/>
+          <w:bCs/>
+        </w:rPr>
+        <w:t>, maka hasilnya akan mengarahkan ke dashboard</w:t>
+      </w:r>
+    </w:p>
+    <w:p>
+      <w:pPr>
+        <w:pStyle w:val="ListParagraph"/>
+        <w:numPr>
+          <w:ilvl w:val="0"/>
+          <w:numId w:val="14"/>
+        </w:numPr>
+        <w:rPr>
+          <w:rFonts w:asciiTheme="majorHAnsi" w:hAnsiTheme="majorHAnsi" w:cstheme="majorHAnsi"/>
+        </w:rPr>
+      </w:pPr>
+      <w:r>
+        <w:rPr>
+          <w:rFonts w:asciiTheme="majorHAnsi" w:hAnsiTheme="majorHAnsi" w:cstheme="majorHAnsi"/>
+        </w:rPr>
+        <w:t xml:space="preserve">Buka file </w:t>
+      </w:r>
+      <w:r>
+        <w:rPr>
+          <w:rFonts w:asciiTheme="majorHAnsi" w:hAnsiTheme="majorHAnsi" w:cstheme="majorHAnsi"/>
+          <w:b/>
+          <w:bCs/>
+        </w:rPr>
+        <w:t xml:space="preserve">Routes.php </w:t>
+      </w:r>
+      <w:r>
+        <w:rPr>
+          <w:rFonts w:asciiTheme="majorHAnsi" w:hAnsiTheme="majorHAnsi" w:cstheme="majorHAnsi"/>
+        </w:rPr>
+        <w:t xml:space="preserve">pada folder </w:t>
+      </w:r>
+      <w:r>
+        <w:rPr>
+          <w:rFonts w:asciiTheme="majorHAnsi" w:hAnsiTheme="majorHAnsi" w:cstheme="majorHAnsi"/>
+          <w:b/>
+          <w:bCs/>
+        </w:rPr>
+        <w:t>app\Config</w:t>
+      </w:r>
+      <w:r>
+        <w:rPr>
+          <w:rFonts w:asciiTheme="majorHAnsi" w:hAnsiTheme="majorHAnsi" w:cstheme="majorHAnsi"/>
+        </w:rPr>
+        <w:t xml:space="preserve"> dan tambahkan kode berikut</w:t>
+      </w:r>
+    </w:p>
+    <w:p>
+      <w:pPr>
+        <w:pStyle w:val="ListParagraph"/>
+        <w:rPr>
+          <w:rFonts w:asciiTheme="majorHAnsi" w:hAnsiTheme="majorHAnsi" w:cstheme="majorHAnsi"/>
+        </w:rPr>
+      </w:pPr>
+      <w:r>
+        <w:rPr>
+          <w:rFonts w:asciiTheme="majorHAnsi" w:hAnsiTheme="majorHAnsi" w:cstheme="majorHAnsi"/>
+          <w:noProof/>
+          <w:lang w:val="en-US" w:eastAsia="en-US"/>
+        </w:rPr>
+        <w:drawing>
+          <wp:inline distT="0" distB="0" distL="0" distR="0" wp14:anchorId="59365D4B" wp14:editId="15A5DA18">
+            <wp:extent cx="4458322" cy="1371791"/>
+            <wp:effectExtent l="0" t="0" r="0" b="0"/>
+            <wp:docPr id="252" name="Picture 252"/>
+            <wp:cNvGraphicFramePr>
+              <a:graphicFrameLocks xmlns:a="http://schemas.openxmlformats.org/drawingml/2006/main" noChangeAspect="1"/>
+            </wp:cNvGraphicFramePr>
+            <a:graphic xmlns:a="http://schemas.openxmlformats.org/drawingml/2006/main">
+              <a:graphicData uri="http://schemas.openxmlformats.org/drawingml/2006/picture">
+                <pic:pic xmlns:pic="http://schemas.openxmlformats.org/drawingml/2006/picture">
+                  <pic:nvPicPr>
+                    <pic:cNvPr id="0" name=""/>
+                    <pic:cNvPicPr/>
+                  </pic:nvPicPr>
+                  <pic:blipFill>
+                    <a:blip r:embed="rId32"/>
+                    <a:stretch>
+                      <a:fillRect/>
+                    </a:stretch>
+                  </pic:blipFill>
+                  <pic:spPr>
+                    <a:xfrm>
+                      <a:off x="0" y="0"/>
                       <a:ext cx="4458322" cy="1371791"/>
                     </a:xfrm>
                     <a:prstGeom prst="rect">
@@ -5989,8 +9670,6 @@
         </w:rPr>
         <w:t>, jangan hanya membaca saja, mulailah tulis kodemu sendiri.</w:t>
       </w:r>
-      <w:bookmarkStart w:id="0" w:name="_GoBack"/>
-      <w:bookmarkEnd w:id="0"/>
     </w:p>
     <w:p>
       <w:pPr>
@@ -6142,8 +9821,10 @@
       </w:pPr>
     </w:p>
     <w:sectPr>
-      <w:headerReference w:type="default" r:id="rId31"/>
-      <w:footerReference w:type="default" r:id="rId32"/>
+      <w:headerReference w:type="default" r:id="rId33"/>
+      <w:footerReference w:type="default" r:id="rId34"/>
+      <w:headerReference w:type="first" r:id="rId35"/>
+      <w:footerReference w:type="first" r:id="rId36"/>
       <w:pgSz w:w="11907" w:h="16840"/>
       <w:pgMar w:top="1418" w:right="1842" w:bottom="1276" w:left="1418" w:header="720" w:footer="720" w:gutter="0"/>
       <w:pgNumType w:start="1"/>
@@ -6219,7 +9900,7 @@
         <w:noProof/>
         <w:color w:val="FFFFFF"/>
       </w:rPr>
-      <w:t>13</w:t>
+      <w:t>8</w:t>
     </w:r>
     <w:r>
       <w:rPr>
@@ -6467,7 +10148,252 @@
 </file>
 
 <file path=word/footer2.xml><?xml version="1.0" encoding="utf-8"?>
-<w:ftr xmlns:wpc="http://schemas.microsoft.com/office/word/2010/wordprocessingCanvas" xmlns:mc="http://schemas.openxmlformats.org/markup-compatibility/2006" xmlns:o="urn:schemas-microsoft-com:office:office" xmlns:r="http://schemas.openxmlformats.org/officeDocument/2006/relationships" xmlns:m="http://schemas.openxmlformats.org/officeDocument/2006/math" xmlns:v="urn:schemas-microsoft-com:vml" xmlns:wp14="http://schemas.microsoft.com/office/word/2010/wordprocessingDrawing" xmlns:wp="http://schemas.openxmlformats.org/drawingml/2006/wordprocessingDrawing" xmlns:w10="urn:schemas-microsoft-com:office:word" xmlns:w="http://schemas.openxmlformats.org/wordprocessingml/2006/main" xmlns:w14="http://schemas.microsoft.com/office/word/2010/wordml" xmlns:wpg="http://schemas.microsoft.com/office/word/2010/wordprocessingGroup" xmlns:wpi="http://schemas.microsoft.com/office/word/2010/wordprocessingInk" xmlns:wne="http://schemas.microsoft.com/office/word/2006/wordml" xmlns:wps="http://schemas.microsoft.com/office/word/2010/wordprocessingShape" mc:Ignorable="w14 wp14"/>
+<w:ftr xmlns:wpc="http://schemas.microsoft.com/office/word/2010/wordprocessingCanvas" xmlns:mc="http://schemas.openxmlformats.org/markup-compatibility/2006" xmlns:o="urn:schemas-microsoft-com:office:office" xmlns:r="http://schemas.openxmlformats.org/officeDocument/2006/relationships" xmlns:m="http://schemas.openxmlformats.org/officeDocument/2006/math" xmlns:v="urn:schemas-microsoft-com:vml" xmlns:wp14="http://schemas.microsoft.com/office/word/2010/wordprocessingDrawing" xmlns:wp="http://schemas.openxmlformats.org/drawingml/2006/wordprocessingDrawing" xmlns:w10="urn:schemas-microsoft-com:office:word" xmlns:w="http://schemas.openxmlformats.org/wordprocessingml/2006/main" xmlns:w14="http://schemas.microsoft.com/office/word/2010/wordml" xmlns:wpg="http://schemas.microsoft.com/office/word/2010/wordprocessingGroup" xmlns:wpi="http://schemas.microsoft.com/office/word/2010/wordprocessingInk" xmlns:wne="http://schemas.microsoft.com/office/word/2006/wordml" xmlns:wps="http://schemas.microsoft.com/office/word/2010/wordprocessingShape" mc:Ignorable="w14 wp14">
+  <w:p>
+    <w:pPr>
+      <w:pStyle w:val="Footer"/>
+    </w:pPr>
+    <w:r>
+      <w:rPr>
+        <w:noProof/>
+        <w:lang w:val="en-US" w:eastAsia="en-US"/>
+      </w:rPr>
+      <mc:AlternateContent>
+        <mc:Choice Requires="wps">
+          <w:drawing>
+            <wp:anchor distT="45720" distB="45720" distL="114300" distR="114300" simplePos="0" relativeHeight="251698176" behindDoc="0" locked="0" layoutInCell="1" hidden="0" allowOverlap="1" wp14:anchorId="2D45CFD9" wp14:editId="6A4387B4">
+              <wp:simplePos x="0" y="0"/>
+              <wp:positionH relativeFrom="column">
+                <wp:posOffset>-176530</wp:posOffset>
+              </wp:positionH>
+              <wp:positionV relativeFrom="paragraph">
+                <wp:posOffset>-40640</wp:posOffset>
+              </wp:positionV>
+              <wp:extent cx="2370455" cy="565785"/>
+              <wp:effectExtent l="0" t="0" r="0" b="5715"/>
+              <wp:wrapNone/>
+              <wp:docPr id="50" name="Rectangle 50"/>
+              <wp:cNvGraphicFramePr/>
+              <a:graphic xmlns:a="http://schemas.openxmlformats.org/drawingml/2006/main">
+                <a:graphicData uri="http://schemas.microsoft.com/office/word/2010/wordprocessingShape">
+                  <wps:wsp>
+                    <wps:cNvSpPr/>
+                    <wps:spPr>
+                      <a:xfrm>
+                        <a:off x="0" y="0"/>
+                        <a:ext cx="2370455" cy="565785"/>
+                      </a:xfrm>
+                      <a:prstGeom prst="rect">
+                        <a:avLst/>
+                      </a:prstGeom>
+                      <a:noFill/>
+                      <a:ln>
+                        <a:noFill/>
+                      </a:ln>
+                    </wps:spPr>
+                    <wps:txbx>
+                      <w:txbxContent>
+                        <w:p>
+                          <w:pPr>
+                            <w:spacing w:after="0" w:line="240" w:lineRule="auto"/>
+                            <w:textDirection w:val="btLr"/>
+                          </w:pPr>
+                          <w:r>
+                            <w:rPr>
+                              <w:b/>
+                              <w:color w:val="FFFFFF"/>
+                              <w:sz w:val="20"/>
+                            </w:rPr>
+                            <w:t>Institut Widya Pratama</w:t>
+                          </w:r>
+                        </w:p>
+                        <w:p>
+                          <w:pPr>
+                            <w:spacing w:after="0" w:line="240" w:lineRule="auto"/>
+                            <w:textDirection w:val="btLr"/>
+                          </w:pPr>
+                          <w:r>
+                            <w:rPr>
+                              <w:color w:val="FFFFFF"/>
+                              <w:sz w:val="20"/>
+                            </w:rPr>
+                            <w:t>Jl. Patriot No 25 Pekalongan</w:t>
+                          </w:r>
+                        </w:p>
+                        <w:p>
+                          <w:pPr>
+                            <w:spacing w:after="0" w:line="240" w:lineRule="auto"/>
+                            <w:textDirection w:val="btLr"/>
+                          </w:pPr>
+                          <w:r>
+                            <w:rPr>
+                              <w:color w:val="FFFFFF"/>
+                              <w:sz w:val="20"/>
+                            </w:rPr>
+                            <w:t>iwima.ac.id</w:t>
+                          </w:r>
+                        </w:p>
+                      </w:txbxContent>
+                    </wps:txbx>
+                    <wps:bodyPr spcFirstLastPara="1" wrap="square" lIns="91425" tIns="45700" rIns="91425" bIns="45700" anchor="t" anchorCtr="0">
+                      <a:noAutofit/>
+                    </wps:bodyPr>
+                  </wps:wsp>
+                </a:graphicData>
+              </a:graphic>
+            </wp:anchor>
+          </w:drawing>
+        </mc:Choice>
+        <mc:Fallback>
+          <w:pict>
+            <v:rect id="Rectangle 50" o:spid="_x0000_s1054" style="position:absolute;margin-left:-13.9pt;margin-top:-3.2pt;width:186.65pt;height:44.55pt;z-index:251698176;visibility:visible;mso-wrap-style:square;mso-wrap-distance-left:9pt;mso-wrap-distance-top:3.6pt;mso-wrap-distance-right:9pt;mso-wrap-distance-bottom:3.6pt;mso-position-horizontal:absolute;mso-position-horizontal-relative:text;mso-position-vertical:absolute;mso-position-vertical-relative:text;v-text-anchor:top" o:gfxdata="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" filled="f" stroked="f">
+              <v:textbox inset="2.53958mm,1.2694mm,2.53958mm,1.2694mm">
+                <w:txbxContent>
+                  <w:p>
+                    <w:pPr>
+                      <w:spacing w:after="0" w:line="240" w:lineRule="auto"/>
+                      <w:textDirection w:val="btLr"/>
+                    </w:pPr>
+                    <w:r>
+                      <w:rPr>
+                        <w:b/>
+                        <w:color w:val="FFFFFF"/>
+                        <w:sz w:val="20"/>
+                      </w:rPr>
+                      <w:t>Institut Widya Pratama</w:t>
+                    </w:r>
+                  </w:p>
+                  <w:p>
+                    <w:pPr>
+                      <w:spacing w:after="0" w:line="240" w:lineRule="auto"/>
+                      <w:textDirection w:val="btLr"/>
+                    </w:pPr>
+                    <w:r>
+                      <w:rPr>
+                        <w:color w:val="FFFFFF"/>
+                        <w:sz w:val="20"/>
+                      </w:rPr>
+                      <w:t>Jl. Patriot No 25 Pekalongan</w:t>
+                    </w:r>
+                  </w:p>
+                  <w:p>
+                    <w:pPr>
+                      <w:spacing w:after="0" w:line="240" w:lineRule="auto"/>
+                      <w:textDirection w:val="btLr"/>
+                    </w:pPr>
+                    <w:r>
+                      <w:rPr>
+                        <w:color w:val="FFFFFF"/>
+                        <w:sz w:val="20"/>
+                      </w:rPr>
+                      <w:t>iwima.ac.id</w:t>
+                    </w:r>
+                  </w:p>
+                </w:txbxContent>
+              </v:textbox>
+            </v:rect>
+          </w:pict>
+        </mc:Fallback>
+      </mc:AlternateContent>
+    </w:r>
+    <w:r>
+      <w:rPr>
+        <w:noProof/>
+        <w:lang w:val="en-US" w:eastAsia="en-US"/>
+      </w:rPr>
+      <mc:AlternateContent>
+        <mc:Choice Requires="wps">
+          <w:drawing>
+            <wp:anchor distT="0" distB="0" distL="0" distR="0" simplePos="0" relativeHeight="251697152" behindDoc="0" locked="0" layoutInCell="1" hidden="0" allowOverlap="1" wp14:anchorId="3BB9F65B" wp14:editId="682CE576">
+              <wp:simplePos x="0" y="0"/>
+              <wp:positionH relativeFrom="column">
+                <wp:posOffset>-1176655</wp:posOffset>
+              </wp:positionH>
+              <wp:positionV relativeFrom="paragraph">
+                <wp:posOffset>-40640</wp:posOffset>
+              </wp:positionV>
+              <wp:extent cx="7842250" cy="520700"/>
+              <wp:effectExtent l="0" t="0" r="6350" b="0"/>
+              <wp:wrapNone/>
+              <wp:docPr id="40" name="Rectangle 40" descr="decorative element"/>
+              <wp:cNvGraphicFramePr/>
+              <a:graphic xmlns:a="http://schemas.openxmlformats.org/drawingml/2006/main">
+                <a:graphicData uri="http://schemas.microsoft.com/office/word/2010/wordprocessingShape">
+                  <wps:wsp>
+                    <wps:cNvSpPr/>
+                    <wps:spPr>
+                      <a:xfrm>
+                        <a:off x="0" y="0"/>
+                        <a:ext cx="7842250" cy="520700"/>
+                      </a:xfrm>
+                      <a:prstGeom prst="rect">
+                        <a:avLst/>
+                      </a:prstGeom>
+                      <a:gradFill>
+                        <a:gsLst>
+                          <a:gs pos="0">
+                            <a:schemeClr val="accent1"/>
+                          </a:gs>
+                          <a:gs pos="95000">
+                            <a:srgbClr val="1482AB"/>
+                          </a:gs>
+                          <a:gs pos="100000">
+                            <a:srgbClr val="1482AB"/>
+                          </a:gs>
+                        </a:gsLst>
+                        <a:lin ang="10800000" scaled="0"/>
+                      </a:gradFill>
+                      <a:ln>
+                        <a:noFill/>
+                      </a:ln>
+                    </wps:spPr>
+                    <wps:txbx>
+                      <w:txbxContent>
+                        <w:p>
+                          <w:pPr>
+                            <w:spacing w:after="0" w:line="240" w:lineRule="auto"/>
+                            <w:textDirection w:val="btLr"/>
+                          </w:pPr>
+                        </w:p>
+                      </w:txbxContent>
+                    </wps:txbx>
+                    <wps:bodyPr spcFirstLastPara="1" wrap="square" lIns="91425" tIns="91425" rIns="91425" bIns="91425" anchor="ctr" anchorCtr="0">
+                      <a:noAutofit/>
+                    </wps:bodyPr>
+                  </wps:wsp>
+                </a:graphicData>
+              </a:graphic>
+            </wp:anchor>
+          </w:drawing>
+        </mc:Choice>
+        <mc:Fallback>
+          <w:pict>
+            <v:rect id="Rectangle 40" o:spid="_x0000_s1055" alt="Description: decorative element" style="position:absolute;margin-left:-92.65pt;margin-top:-3.2pt;width:617.5pt;height:41pt;z-index:251697152;visibility:visible;mso-wrap-style:square;mso-wrap-distance-left:0;mso-wrap-distance-top:0;mso-wrap-distance-right:0;mso-wrap-distance-bottom:0;mso-position-horizontal:absolute;mso-position-horizontal-relative:text;mso-position-vertical:absolute;mso-position-vertical-relative:text;v-text-anchor:middle" o:gfxdata="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" fillcolor="#4f81bd [3204]" stroked="f">
+              <v:fill color2="#1482ab" angle="270" colors="0 #4f81bd;62259f #1482ab;1 #1482ab" focus="100%" type="gradient">
+                <o:fill v:ext="view" type="gradientUnscaled"/>
+              </v:fill>
+              <v:textbox inset="2.53958mm,2.53958mm,2.53958mm,2.53958mm">
+                <w:txbxContent>
+                  <w:p>
+                    <w:pPr>
+                      <w:spacing w:after="0" w:line="240" w:lineRule="auto"/>
+                      <w:textDirection w:val="btLr"/>
+                    </w:pPr>
+                  </w:p>
+                </w:txbxContent>
+              </v:textbox>
+            </v:rect>
+          </w:pict>
+        </mc:Fallback>
+      </mc:AlternateContent>
+    </w:r>
+  </w:p>
+  <w:p>
+    <w:pPr>
+      <w:pStyle w:val="Footer"/>
+    </w:pPr>
+  </w:p>
+</w:ftr>
 </file>
 
 <file path=word/footnotes.xml><?xml version="1.0" encoding="utf-8"?>
@@ -6897,13 +10823,13 @@
         <w:lang w:val="en-US" w:eastAsia="en-US"/>
       </w:rPr>
       <w:drawing>
-        <wp:anchor distT="0" distB="0" distL="114300" distR="114300" simplePos="0" relativeHeight="251681792" behindDoc="0" locked="0" layoutInCell="1" allowOverlap="1" wp14:anchorId="53364FEF" wp14:editId="65A55AAA">
+        <wp:anchor distT="0" distB="0" distL="114300" distR="114300" simplePos="0" relativeHeight="251695104" behindDoc="0" locked="0" layoutInCell="1" allowOverlap="1" wp14:anchorId="2B6D7430" wp14:editId="210F1641">
           <wp:simplePos x="0" y="0"/>
           <wp:positionH relativeFrom="column">
-            <wp:posOffset>4695825</wp:posOffset>
+            <wp:posOffset>4667677</wp:posOffset>
           </wp:positionH>
           <wp:positionV relativeFrom="paragraph">
-            <wp:posOffset>85725</wp:posOffset>
+            <wp:posOffset>83024</wp:posOffset>
           </wp:positionV>
           <wp:extent cx="1224000" cy="1224000"/>
           <wp:effectExtent l="133350" t="76200" r="71755" b="128905"/>
@@ -6984,7 +10910,7 @@
       <mc:AlternateContent>
         <mc:Choice Requires="wpg">
           <w:drawing>
-            <wp:anchor distT="0" distB="0" distL="114300" distR="114300" simplePos="0" relativeHeight="251674624" behindDoc="0" locked="0" layoutInCell="1" allowOverlap="1" wp14:anchorId="1394199B" wp14:editId="33A70DBA">
+            <wp:anchor distT="0" distB="0" distL="114300" distR="114300" simplePos="0" relativeHeight="251689984" behindDoc="0" locked="0" layoutInCell="1" allowOverlap="1" wp14:anchorId="5AD573A9" wp14:editId="49C2EF23">
               <wp:simplePos x="0" y="0"/>
               <wp:positionH relativeFrom="column">
                 <wp:posOffset>5057775</wp:posOffset>
@@ -7013,7 +10939,7 @@
                       <wps:cNvPr id="5" name="Parallelogram 12">
                         <a:extLst>
                           <a:ext uri="{FF2B5EF4-FFF2-40B4-BE49-F238E27FC236}">
-                            <a16:creationId xmlns:a16="http://schemas.microsoft.com/office/drawing/2014/main" xmlns:w16se="http://schemas.microsoft.com/office/word/2015/wordml/symex" xmlns:w16sdtfl="http://schemas.microsoft.com/office/word/2024/wordml/sdtformatlock" xmlns:w16sdtdh="http://schemas.microsoft.com/office/word/2020/wordml/sdtdatahash" xmlns:w16du="http://schemas.microsoft.com/office/word/2023/wordml/word16du" xmlns:w16="http://schemas.microsoft.com/office/word/2018/wordml" xmlns:w16cid="http://schemas.microsoft.com/office/word/2016/wordml/cid" xmlns:w16cex="http://schemas.microsoft.com/office/word/2018/wordml/cex" xmlns:w15="http://schemas.microsoft.com/office/word/2012/wordml" xmlns:w="http://schemas.openxmlformats.org/wordprocessingml/2006/main" xmlns:w10="urn:schemas-microsoft-com:office:word" xmlns:v="urn:schemas-microsoft-com:vml" xmlns:oel="http://schemas.microsoft.com/office/2019/extlst" xmlns:o="urn:schemas-microsoft-com:office:office" xmlns:am3d="http://schemas.microsoft.com/office/drawing/2017/model3d" xmlns:aink="http://schemas.microsoft.com/office/drawing/2016/ink" xmlns:cx8="http://schemas.microsoft.com/office/drawing/2016/5/14/chartex" xmlns:cx7="http://schemas.microsoft.com/office/drawing/2016/5/13/chartex" xmlns:cx6="http://schemas.microsoft.com/office/drawing/2016/5/12/chartex" xmlns:cx5="http://schemas.microsoft.com/office/drawing/2016/5/11/chartex" xmlns:cx4="http://schemas.microsoft.com/office/drawing/2016/5/10/chartex" xmlns:cx3="http://schemas.microsoft.com/office/drawing/2016/5/9/chartex" xmlns:cx2="http://schemas.microsoft.com/office/drawing/2015/10/21/chartex" xmlns:cx1="http://schemas.microsoft.com/office/drawing/2015/9/8/chartex" xmlns:cx="http://schemas.microsoft.com/office/drawing/2014/chartex" xmlns="" id="{0DF4DB2E-1B08-B444-B2FC-E7FB68181731}"/>
+                            <a16:creationId xmlns="" xmlns:cx="http://schemas.microsoft.com/office/drawing/2014/chartex" xmlns:cx1="http://schemas.microsoft.com/office/drawing/2015/9/8/chartex" xmlns:cx2="http://schemas.microsoft.com/office/drawing/2015/10/21/chartex" xmlns:cx3="http://schemas.microsoft.com/office/drawing/2016/5/9/chartex" xmlns:cx4="http://schemas.microsoft.com/office/drawing/2016/5/10/chartex" xmlns:cx5="http://schemas.microsoft.com/office/drawing/2016/5/11/chartex" xmlns:cx6="http://schemas.microsoft.com/office/drawing/2016/5/12/chartex" xmlns:cx7="http://schemas.microsoft.com/office/drawing/2016/5/13/chartex" xmlns:cx8="http://schemas.microsoft.com/office/drawing/2016/5/14/chartex" xmlns:aink="http://schemas.microsoft.com/office/drawing/2016/ink" xmlns:am3d="http://schemas.microsoft.com/office/drawing/2017/model3d" xmlns:o="urn:schemas-microsoft-com:office:office" xmlns:v="urn:schemas-microsoft-com:vml" xmlns:w10="urn:schemas-microsoft-com:office:word" xmlns:w="http://schemas.openxmlformats.org/wordprocessingml/2006/main" xmlns:w16cex="http://schemas.microsoft.com/office/word/2018/wordml/cex" xmlns:w16cid="http://schemas.microsoft.com/office/word/2016/wordml/cid" xmlns:w16="http://schemas.microsoft.com/office/word/2018/wordml" xmlns:w16se="http://schemas.microsoft.com/office/word/2015/wordml/symex" xmlns:a16="http://schemas.microsoft.com/office/drawing/2014/main" xmlns:w15="http://schemas.microsoft.com/office/word/2012/wordml" id="{0DF4DB2E-1B08-B444-B2FC-E7FB68181731}"/>
                           </a:ext>
                         </a:extLst>
                       </wps:cNvPr>
@@ -7446,16 +11372,16 @@
             </wp:anchor>
           </w:drawing>
         </mc:Choice>
-        <mc:Fallback xmlns:w16se="http://schemas.microsoft.com/office/word/2015/wordml/symex" xmlns:w16sdtfl="http://schemas.microsoft.com/office/word/2024/wordml/sdtformatlock" xmlns:w16sdtdh="http://schemas.microsoft.com/office/word/2020/wordml/sdtdatahash" xmlns:w16du="http://schemas.microsoft.com/office/word/2023/wordml/word16du" xmlns:w16="http://schemas.microsoft.com/office/word/2018/wordml" xmlns:w16cid="http://schemas.microsoft.com/office/word/2016/wordml/cid" xmlns:w16cex="http://schemas.microsoft.com/office/word/2018/wordml/cex" xmlns:w15="http://schemas.microsoft.com/office/word/2012/wordml" xmlns:oel="http://schemas.microsoft.com/office/2019/extlst" xmlns:am3d="http://schemas.microsoft.com/office/drawing/2017/model3d" xmlns:aink="http://schemas.microsoft.com/office/drawing/2016/ink" xmlns:cx8="http://schemas.microsoft.com/office/drawing/2016/5/14/chartex" xmlns:cx7="http://schemas.microsoft.com/office/drawing/2016/5/13/chartex" xmlns:cx6="http://schemas.microsoft.com/office/drawing/2016/5/12/chartex" xmlns:cx5="http://schemas.microsoft.com/office/drawing/2016/5/11/chartex" xmlns:cx4="http://schemas.microsoft.com/office/drawing/2016/5/10/chartex" xmlns:cx3="http://schemas.microsoft.com/office/drawing/2016/5/9/chartex" xmlns:cx2="http://schemas.microsoft.com/office/drawing/2015/10/21/chartex" xmlns:cx1="http://schemas.microsoft.com/office/drawing/2015/9/8/chartex" xmlns:cx="http://schemas.microsoft.com/office/drawing/2014/chartex">
+        <mc:Fallback>
           <w:pict>
-            <v:group w14:anchorId="20F900BE" id="Group 1" o:spid="_x0000_s1026" style="position:absolute;margin-left:398.25pt;margin-top:-37.45pt;width:159.05pt;height:174.75pt;z-index:251674624;mso-width-relative:margin;mso-height-relative:margin" coordorigin="345" coordsize="18067,19853" o:gfxdata="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">
-              <v:shape id="Parallelogram 12" o:spid="_x0000_s1027" style="position:absolute;left:5066;top:6506;width:10950;height:15743;rotation:-75;visibility:visible;mso-wrap-style:square;v-text-anchor:middle" coordsize="1095750,1574861" o:gfxdata="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" path="m,874172l539848,r555902,271253l181009,1574861,,874172xe" fillcolor="#4f81bd [3204]" stroked="f" strokeweight="2pt">
+            <v:group id="Group 1" o:spid="_x0000_s1026" style="position:absolute;margin-left:398.25pt;margin-top:-37.45pt;width:159.05pt;height:174.75pt;z-index:251689984;mso-width-relative:margin;mso-height-relative:margin" coordorigin="345" coordsize="18067,19853" o:gfxdata="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">
+              <v:shape id="Parallelogram 12" o:spid="_x0000_s1027" style="position:absolute;left:5066;top:6506;width:10950;height:15743;rotation:-75;visibility:visible;mso-wrap-style:square;v-text-anchor:middle" coordsize="1095750,1574861" o:gfxdata="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" path="m,874172l539848,r555902,271253l181009,1574861,,874172xe" fillcolor="#4f81bd [3204]" stroked="f" strokeweight="2pt">
                 <v:fill color2="#0f243e [1615]" rotate="t" angle="120" colors="0 #4f81bd;17039f #4f81bd" focus="100%" type="gradient">
                   <o:fill v:ext="view" type="gradientUnscaled"/>
                 </v:fill>
                 <v:path arrowok="t" o:connecttype="custom" o:connectlocs="0,873867;539500,0;1095043,271158;180892,1574311;0,873867" o:connectangles="0,0,0,0,0"/>
               </v:shape>
-              <v:shape id="Parallelogram 10" o:spid="_x0000_s1028" style="position:absolute;left:345;width:12579;height:14077;visibility:visible;mso-wrap-style:square;v-text-anchor:middle" coordsize="1258933,1408259" o:gfxdata="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" path="m,1003484l671420,r587513,7950l394780,1408259,,1003484xe" fillcolor="#95b3d7 [1940]" stroked="f" strokeweight="2pt">
+              <v:shape id="Parallelogram 10" o:spid="_x0000_s1028" style="position:absolute;left:345;width:12579;height:14077;visibility:visible;mso-wrap-style:square;v-text-anchor:middle" coordsize="1258933,1408259" o:gfxdata="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" path="m,1003484l671420,r587513,7950l394780,1408259,,1003484xe" fillcolor="#95b3d7 [1940]" stroked="f" strokeweight="2pt">
                 <v:fill color2="#365f91 [2404]" rotate="t" angle="270" colors="0 #95b3d7;62259f #376092" focus="100%" type="gradient"/>
                 <v:path arrowok="t" o:connecttype="custom" o:connectlocs="0,1003155;670888,0;1257935,7947;394467,1407797;0,1003155" o:connectangles="0,0,0,0,0"/>
               </v:shape>
@@ -7472,7 +11398,7 @@
       <mc:AlternateContent>
         <mc:Choice Requires="wps">
           <w:drawing>
-            <wp:anchor distT="0" distB="0" distL="114300" distR="114300" simplePos="0" relativeHeight="251675648" behindDoc="0" locked="0" layoutInCell="1" allowOverlap="1" wp14:anchorId="2AC657D0" wp14:editId="162385BB">
+            <wp:anchor distT="0" distB="0" distL="114300" distR="114300" simplePos="0" relativeHeight="251691008" behindDoc="0" locked="0" layoutInCell="1" allowOverlap="1" wp14:anchorId="565CFC43" wp14:editId="48467B6B">
               <wp:simplePos x="0" y="0"/>
               <wp:positionH relativeFrom="column">
                 <wp:posOffset>-1868805</wp:posOffset>
@@ -7705,7 +11631,7 @@
         </mc:Choice>
         <mc:Fallback>
           <w:pict>
-            <v:shape id="Parallelogram 10" o:spid="_x0000_s1039" style="position:absolute;margin-left:-147.15pt;margin-top:-47.4pt;width:189.35pt;height:211.9pt;z-index:251675648;visibility:visible;mso-wrap-style:square;mso-wrap-distance-left:9pt;mso-wrap-distance-top:0;mso-wrap-distance-right:9pt;mso-wrap-distance-bottom:0;mso-position-horizontal:absolute;mso-position-horizontal-relative:text;mso-position-vertical:absolute;mso-position-vertical-relative:text;v-text-anchor:middle" coordsize="1258933,1408259" o:spt="100" o:gfxdata="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" adj="-11796480,,5400" path="m,1003484l671420,r587513,7950l394780,1408259,,1003484xe" fillcolor="#4f81bd [3204]" stroked="f" strokeweight="2pt">
+            <v:shape id="Parallelogram 10" o:spid="_x0000_s1050" style="position:absolute;margin-left:-147.15pt;margin-top:-47.4pt;width:189.35pt;height:211.9pt;z-index:251691008;visibility:visible;mso-wrap-style:square;mso-wrap-distance-left:9pt;mso-wrap-distance-top:0;mso-wrap-distance-right:9pt;mso-wrap-distance-bottom:0;mso-position-horizontal:absolute;mso-position-horizontal-relative:text;mso-position-vertical:absolute;mso-position-vertical-relative:text;v-text-anchor:middle" coordsize="1258933,1408259" o:spt="100" o:gfxdata="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" adj="-11796480,,5400" path="m,1003484l671420,r587513,7950l394780,1408259,,1003484xe" fillcolor="#4f81bd [3204]" stroked="f" strokeweight="2pt">
               <v:fill color2="#365f91 [2404]" rotate="t" colors="0 #4f81bd;62259f #376092" focus="100%" type="gradient"/>
               <v:stroke joinstyle="miter"/>
               <v:formulas/>
@@ -7732,7 +11658,7 @@
       <mc:AlternateContent>
         <mc:Choice Requires="wps">
           <w:drawing>
-            <wp:anchor distT="0" distB="0" distL="114300" distR="114300" simplePos="0" relativeHeight="251676672" behindDoc="0" locked="0" layoutInCell="1" allowOverlap="1" wp14:anchorId="6BCE0F21" wp14:editId="5B2747AB">
+            <wp:anchor distT="0" distB="0" distL="114300" distR="114300" simplePos="0" relativeHeight="251692032" behindDoc="0" locked="0" layoutInCell="1" allowOverlap="1" wp14:anchorId="52F992FC" wp14:editId="4B88A297">
               <wp:simplePos x="0" y="0"/>
               <wp:positionH relativeFrom="page">
                 <wp:align>center</wp:align>
@@ -7743,7 +11669,7 @@
               <wp:extent cx="7806290" cy="257810"/>
               <wp:effectExtent l="0" t="0" r="4445" b="8890"/>
               <wp:wrapNone/>
-              <wp:docPr id="9" name="Rectangle 9"/>
+              <wp:docPr id="31" name="Rectangle 31"/>
               <wp:cNvGraphicFramePr/>
               <a:graphic xmlns:a="http://schemas.openxmlformats.org/drawingml/2006/main">
                 <a:graphicData uri="http://schemas.microsoft.com/office/word/2010/wordprocessingShape">
@@ -7803,9 +11729,9 @@
             </wp:anchor>
           </w:drawing>
         </mc:Choice>
-        <mc:Fallback xmlns:w16se="http://schemas.microsoft.com/office/word/2015/wordml/symex" xmlns:w16sdtfl="http://schemas.microsoft.com/office/word/2024/wordml/sdtformatlock" xmlns:w16sdtdh="http://schemas.microsoft.com/office/word/2020/wordml/sdtdatahash" xmlns:w16du="http://schemas.microsoft.com/office/word/2023/wordml/word16du" xmlns:w16="http://schemas.microsoft.com/office/word/2018/wordml" xmlns:w16cid="http://schemas.microsoft.com/office/word/2016/wordml/cid" xmlns:w16cex="http://schemas.microsoft.com/office/word/2018/wordml/cex" xmlns:w15="http://schemas.microsoft.com/office/word/2012/wordml" xmlns:oel="http://schemas.microsoft.com/office/2019/extlst" xmlns:am3d="http://schemas.microsoft.com/office/drawing/2017/model3d" xmlns:aink="http://schemas.microsoft.com/office/drawing/2016/ink" xmlns:cx8="http://schemas.microsoft.com/office/drawing/2016/5/14/chartex" xmlns:cx7="http://schemas.microsoft.com/office/drawing/2016/5/13/chartex" xmlns:cx6="http://schemas.microsoft.com/office/drawing/2016/5/12/chartex" xmlns:cx5="http://schemas.microsoft.com/office/drawing/2016/5/11/chartex" xmlns:cx4="http://schemas.microsoft.com/office/drawing/2016/5/10/chartex" xmlns:cx3="http://schemas.microsoft.com/office/drawing/2016/5/9/chartex" xmlns:cx2="http://schemas.microsoft.com/office/drawing/2015/10/21/chartex" xmlns:cx1="http://schemas.microsoft.com/office/drawing/2015/9/8/chartex" xmlns:cx="http://schemas.microsoft.com/office/drawing/2014/chartex">
+        <mc:Fallback>
           <w:pict>
-            <v:rect w14:anchorId="7169B0FC" id="Rectangle 7" o:spid="_x0000_s1026" style="position:absolute;margin-left:0;margin-top:118.85pt;width:614.65pt;height:20.3pt;z-index:251676672;visibility:visible;mso-wrap-style:square;mso-wrap-distance-left:9pt;mso-wrap-distance-top:0;mso-wrap-distance-right:9pt;mso-wrap-distance-bottom:0;mso-position-horizontal:center;mso-position-horizontal-relative:page;mso-position-vertical:absolute;mso-position-vertical-relative:text;v-text-anchor:middle" o:gfxdata="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" fillcolor="#4f81bd [3204]" stroked="f" strokeweight="2pt">
+            <v:rect id="Rectangle 31" o:spid="_x0000_s1026" style="position:absolute;margin-left:0;margin-top:118.85pt;width:614.65pt;height:20.3pt;z-index:251692032;visibility:visible;mso-wrap-style:square;mso-wrap-distance-left:9pt;mso-wrap-distance-top:0;mso-wrap-distance-right:9pt;mso-wrap-distance-bottom:0;mso-position-horizontal:center;mso-position-horizontal-relative:page;mso-position-vertical:absolute;mso-position-vertical-relative:text;v-text-anchor:middle" o:gfxdata="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" fillcolor="#4f81bd [3204]" stroked="f" strokeweight="2pt">
               <v:fill color2="#365f91 [2404]" rotate="t" angle="270" colors="0 #4f81bd;62259f #376092" focus="100%" type="gradient"/>
               <w10:wrap anchorx="page"/>
             </v:rect>
@@ -7818,7 +11744,373 @@
         <w:noProof/>
         <w:lang w:val="en-US" w:eastAsia="en-US"/>
       </w:rPr>
+      <mc:AlternateContent>
+        <mc:Choice Requires="wps">
+          <w:drawing>
+            <wp:anchor distT="45720" distB="45720" distL="114300" distR="114300" simplePos="0" relativeHeight="251694080" behindDoc="0" locked="0" layoutInCell="1" allowOverlap="1" wp14:anchorId="53D25AEA" wp14:editId="47F6979A">
+              <wp:simplePos x="0" y="0"/>
+              <wp:positionH relativeFrom="margin">
+                <wp:posOffset>-300355</wp:posOffset>
+              </wp:positionH>
+              <wp:positionV relativeFrom="paragraph">
+                <wp:posOffset>752475</wp:posOffset>
+              </wp:positionV>
+              <wp:extent cx="5219700" cy="514350"/>
+              <wp:effectExtent l="0" t="0" r="0" b="0"/>
+              <wp:wrapSquare wrapText="bothSides"/>
+              <wp:docPr id="32" name="Text Box 2"/>
+              <wp:cNvGraphicFramePr>
+                <a:graphicFrameLocks xmlns:a="http://schemas.openxmlformats.org/drawingml/2006/main"/>
+              </wp:cNvGraphicFramePr>
+              <a:graphic xmlns:a="http://schemas.openxmlformats.org/drawingml/2006/main">
+                <a:graphicData uri="http://schemas.microsoft.com/office/word/2010/wordprocessingShape">
+                  <wps:wsp>
+                    <wps:cNvSpPr txBox="1">
+                      <a:spLocks noChangeArrowheads="1"/>
+                    </wps:cNvSpPr>
+                    <wps:spPr bwMode="auto">
+                      <a:xfrm>
+                        <a:off x="0" y="0"/>
+                        <a:ext cx="5219700" cy="514350"/>
+                      </a:xfrm>
+                      <a:prstGeom prst="rect">
+                        <a:avLst/>
+                      </a:prstGeom>
+                      <a:noFill/>
+                      <a:ln w="9525">
+                        <a:noFill/>
+                        <a:miter lim="800000"/>
+                        <a:headEnd/>
+                        <a:tailEnd/>
+                      </a:ln>
+                    </wps:spPr>
+                    <wps:txbx>
+                      <w:txbxContent>
+                        <w:p>
+                          <w:pPr>
+                            <w:rPr>
+                              <w:rFonts w:ascii="Bookman Old Style" w:hAnsi="Bookman Old Style"/>
+                              <w:b/>
+                              <w:color w:val="FFFFFF" w:themeColor="background1"/>
+                              <w:sz w:val="52"/>
+                              <w:szCs w:val="20"/>
+                            </w:rPr>
+                          </w:pPr>
+                          <w:r>
+                            <w:rPr>
+                              <w:rFonts w:ascii="Bookman Old Style" w:hAnsi="Bookman Old Style"/>
+                              <w:b/>
+                              <w:color w:val="FFFFFF" w:themeColor="background1"/>
+                              <w:sz w:val="52"/>
+                              <w:szCs w:val="20"/>
+                            </w:rPr>
+                            <w:t>INSTITUT WIDYA PRATAMA</w:t>
+                          </w:r>
+                        </w:p>
+                      </w:txbxContent>
+                    </wps:txbx>
+                    <wps:bodyPr rot="0" vert="horz" wrap="square" lIns="91440" tIns="45720" rIns="91440" bIns="45720" anchor="t" anchorCtr="0">
+                      <a:noAutofit/>
+                    </wps:bodyPr>
+                  </wps:wsp>
+                </a:graphicData>
+              </a:graphic>
+              <wp14:sizeRelH relativeFrom="margin">
+                <wp14:pctWidth>0</wp14:pctWidth>
+              </wp14:sizeRelH>
+              <wp14:sizeRelV relativeFrom="margin">
+                <wp14:pctHeight>0</wp14:pctHeight>
+              </wp14:sizeRelV>
+            </wp:anchor>
+          </w:drawing>
+        </mc:Choice>
+        <mc:Fallback>
+          <w:pict>
+            <v:shapetype id="_x0000_t202" coordsize="21600,21600" o:spt="202" path="m,l,21600r21600,l21600,xe">
+              <v:stroke joinstyle="miter"/>
+              <v:path gradientshapeok="t" o:connecttype="rect"/>
+            </v:shapetype>
+            <v:shape id="Text Box 2" o:spid="_x0000_s1051" type="#_x0000_t202" style="position:absolute;margin-left:-23.65pt;margin-top:59.25pt;width:411pt;height:40.5pt;z-index:251694080;visibility:visible;mso-wrap-style:square;mso-width-percent:0;mso-height-percent:0;mso-wrap-distance-left:9pt;mso-wrap-distance-top:3.6pt;mso-wrap-distance-right:9pt;mso-wrap-distance-bottom:3.6pt;mso-position-horizontal:absolute;mso-position-horizontal-relative:margin;mso-position-vertical:absolute;mso-position-vertical-relative:text;mso-width-percent:0;mso-height-percent:0;mso-width-relative:margin;mso-height-relative:margin;v-text-anchor:top" o:gfxdata="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" filled="f" stroked="f">
+              <v:textbox>
+                <w:txbxContent>
+                  <w:p>
+                    <w:pPr>
+                      <w:rPr>
+                        <w:rFonts w:ascii="Bookman Old Style" w:hAnsi="Bookman Old Style"/>
+                        <w:b/>
+                        <w:color w:val="FFFFFF" w:themeColor="background1"/>
+                        <w:sz w:val="52"/>
+                        <w:szCs w:val="20"/>
+                      </w:rPr>
+                    </w:pPr>
+                    <w:r>
+                      <w:rPr>
+                        <w:rFonts w:ascii="Bookman Old Style" w:hAnsi="Bookman Old Style"/>
+                        <w:b/>
+                        <w:color w:val="FFFFFF" w:themeColor="background1"/>
+                        <w:sz w:val="52"/>
+                        <w:szCs w:val="20"/>
+                      </w:rPr>
+                      <w:t>INSTITUT WIDYA PRATAMA</w:t>
+                    </w:r>
+                  </w:p>
+                </w:txbxContent>
+              </v:textbox>
+              <w10:wrap type="square" anchorx="margin"/>
+            </v:shape>
+          </w:pict>
+        </mc:Fallback>
+      </mc:AlternateContent>
     </w:r>
+    <w:r>
+      <w:rPr>
+        <w:noProof/>
+        <w:lang w:val="en-US" w:eastAsia="en-US"/>
+      </w:rPr>
+      <mc:AlternateContent>
+        <mc:Choice Requires="wps">
+          <w:drawing>
+            <wp:anchor distT="45720" distB="45720" distL="114300" distR="114300" simplePos="0" relativeHeight="251693056" behindDoc="0" locked="0" layoutInCell="1" allowOverlap="1" wp14:anchorId="5A22CB8E" wp14:editId="03E7F3E9">
+              <wp:simplePos x="0" y="0"/>
+              <wp:positionH relativeFrom="margin">
+                <wp:posOffset>-295275</wp:posOffset>
+              </wp:positionH>
+              <wp:positionV relativeFrom="paragraph">
+                <wp:posOffset>219075</wp:posOffset>
+              </wp:positionV>
+              <wp:extent cx="4248150" cy="514350"/>
+              <wp:effectExtent l="0" t="0" r="0" b="0"/>
+              <wp:wrapSquare wrapText="bothSides"/>
+              <wp:docPr id="217" name="Text Box 2"/>
+              <wp:cNvGraphicFramePr>
+                <a:graphicFrameLocks xmlns:a="http://schemas.openxmlformats.org/drawingml/2006/main"/>
+              </wp:cNvGraphicFramePr>
+              <a:graphic xmlns:a="http://schemas.openxmlformats.org/drawingml/2006/main">
+                <a:graphicData uri="http://schemas.microsoft.com/office/word/2010/wordprocessingShape">
+                  <wps:wsp>
+                    <wps:cNvSpPr txBox="1">
+                      <a:spLocks noChangeArrowheads="1"/>
+                    </wps:cNvSpPr>
+                    <wps:spPr bwMode="auto">
+                      <a:xfrm>
+                        <a:off x="0" y="0"/>
+                        <a:ext cx="4248150" cy="514350"/>
+                      </a:xfrm>
+                      <a:prstGeom prst="rect">
+                        <a:avLst/>
+                      </a:prstGeom>
+                      <a:noFill/>
+                      <a:ln w="9525">
+                        <a:noFill/>
+                        <a:miter lim="800000"/>
+                        <a:headEnd/>
+                        <a:tailEnd/>
+                      </a:ln>
+                    </wps:spPr>
+                    <wps:txbx>
+                      <w:txbxContent>
+                        <w:p>
+                          <w:pPr>
+                            <w:rPr>
+                              <w:b/>
+                              <w:color w:val="FFFFFF" w:themeColor="background1"/>
+                              <w:sz w:val="60"/>
+                            </w:rPr>
+                          </w:pPr>
+                          <w:r>
+                            <w:rPr>
+                              <w:b/>
+                              <w:color w:val="FFFFFF" w:themeColor="background1"/>
+                              <w:sz w:val="60"/>
+                            </w:rPr>
+                            <w:t xml:space="preserve">MODUL </w:t>
+                          </w:r>
+                          <w:r>
+                            <w:rPr>
+                              <w:b/>
+                              <w:color w:val="FFFFFF" w:themeColor="background1"/>
+                              <w:sz w:val="60"/>
+                            </w:rPr>
+                            <w:t>PERKULIAHAN</w:t>
+                          </w:r>
+                        </w:p>
+                      </w:txbxContent>
+                    </wps:txbx>
+                    <wps:bodyPr rot="0" vert="horz" wrap="square" lIns="91440" tIns="45720" rIns="91440" bIns="45720" anchor="t" anchorCtr="0">
+                      <a:noAutofit/>
+                    </wps:bodyPr>
+                  </wps:wsp>
+                </a:graphicData>
+              </a:graphic>
+              <wp14:sizeRelH relativeFrom="margin">
+                <wp14:pctWidth>0</wp14:pctWidth>
+              </wp14:sizeRelH>
+              <wp14:sizeRelV relativeFrom="margin">
+                <wp14:pctHeight>0</wp14:pctHeight>
+              </wp14:sizeRelV>
+            </wp:anchor>
+          </w:drawing>
+        </mc:Choice>
+        <mc:Fallback>
+          <w:pict>
+            <v:shape id="_x0000_s1052" type="#_x0000_t202" style="position:absolute;margin-left:-23.25pt;margin-top:17.25pt;width:334.5pt;height:40.5pt;z-index:251693056;visibility:visible;mso-wrap-style:square;mso-width-percent:0;mso-height-percent:0;mso-wrap-distance-left:9pt;mso-wrap-distance-top:3.6pt;mso-wrap-distance-right:9pt;mso-wrap-distance-bottom:3.6pt;mso-position-horizontal:absolute;mso-position-horizontal-relative:margin;mso-position-vertical:absolute;mso-position-vertical-relative:text;mso-width-percent:0;mso-height-percent:0;mso-width-relative:margin;mso-height-relative:margin;v-text-anchor:top" o:gfxdata="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" filled="f" stroked="f">
+              <v:textbox>
+                <w:txbxContent>
+                  <w:p>
+                    <w:pPr>
+                      <w:rPr>
+                        <w:b/>
+                        <w:color w:val="FFFFFF" w:themeColor="background1"/>
+                        <w:sz w:val="60"/>
+                      </w:rPr>
+                    </w:pPr>
+                    <w:r>
+                      <w:rPr>
+                        <w:b/>
+                        <w:color w:val="FFFFFF" w:themeColor="background1"/>
+                        <w:sz w:val="60"/>
+                      </w:rPr>
+                      <w:t xml:space="preserve">MODUL </w:t>
+                    </w:r>
+                    <w:r>
+                      <w:rPr>
+                        <w:b/>
+                        <w:color w:val="FFFFFF" w:themeColor="background1"/>
+                        <w:sz w:val="60"/>
+                      </w:rPr>
+                      <w:t>PERKULIAHAN</w:t>
+                    </w:r>
+                  </w:p>
+                </w:txbxContent>
+              </v:textbox>
+              <w10:wrap type="square" anchorx="margin"/>
+            </v:shape>
+          </w:pict>
+        </mc:Fallback>
+      </mc:AlternateContent>
+    </w:r>
+    <w:r>
+      <w:rPr>
+        <w:noProof/>
+        <w:lang w:val="en-US" w:eastAsia="en-US"/>
+      </w:rPr>
+      <mc:AlternateContent>
+        <mc:Choice Requires="wps">
+          <w:drawing>
+            <wp:anchor distT="0" distB="0" distL="114300" distR="114300" simplePos="0" relativeHeight="251688960" behindDoc="0" locked="0" layoutInCell="1" allowOverlap="1" wp14:anchorId="7484E5A4" wp14:editId="296AC708">
+              <wp:simplePos x="0" y="0"/>
+              <wp:positionH relativeFrom="column">
+                <wp:posOffset>-919480</wp:posOffset>
+              </wp:positionH>
+              <wp:positionV relativeFrom="paragraph">
+                <wp:posOffset>-361950</wp:posOffset>
+              </wp:positionV>
+              <wp:extent cx="7873365" cy="1771650"/>
+              <wp:effectExtent l="0" t="0" r="0" b="0"/>
+              <wp:wrapNone/>
+              <wp:docPr id="33" name="Freeform 19">
+                <a:extLst xmlns:a="http://schemas.openxmlformats.org/drawingml/2006/main">
+                  <a:ext uri="{FF2B5EF4-FFF2-40B4-BE49-F238E27FC236}">
+                    <a16:creationId xmlns="" xmlns:cx="http://schemas.microsoft.com/office/drawing/2014/chartex" xmlns:cx1="http://schemas.microsoft.com/office/drawing/2015/9/8/chartex" xmlns:cx2="http://schemas.microsoft.com/office/drawing/2015/10/21/chartex" xmlns:cx3="http://schemas.microsoft.com/office/drawing/2016/5/9/chartex" xmlns:cx4="http://schemas.microsoft.com/office/drawing/2016/5/10/chartex" xmlns:cx5="http://schemas.microsoft.com/office/drawing/2016/5/11/chartex" xmlns:cx6="http://schemas.microsoft.com/office/drawing/2016/5/12/chartex" xmlns:cx7="http://schemas.microsoft.com/office/drawing/2016/5/13/chartex" xmlns:cx8="http://schemas.microsoft.com/office/drawing/2016/5/14/chartex" xmlns:aink="http://schemas.microsoft.com/office/drawing/2016/ink" xmlns:am3d="http://schemas.microsoft.com/office/drawing/2017/model3d" xmlns:o="urn:schemas-microsoft-com:office:office" xmlns:v="urn:schemas-microsoft-com:vml" xmlns:w10="urn:schemas-microsoft-com:office:word" xmlns:w="http://schemas.openxmlformats.org/wordprocessingml/2006/main" xmlns:w16cex="http://schemas.microsoft.com/office/word/2018/wordml/cex" xmlns:w16cid="http://schemas.microsoft.com/office/word/2016/wordml/cid" xmlns:w16="http://schemas.microsoft.com/office/word/2018/wordml" xmlns:w16se="http://schemas.microsoft.com/office/word/2015/wordml/symex" xmlns:a16="http://schemas.microsoft.com/office/drawing/2014/main" xmlns:w15="http://schemas.microsoft.com/office/word/2012/wordml" id="{7E1B7167-0843-9649-8C5E-3D07F055F899}"/>
+                  </a:ext>
+                </a:extLst>
+              </wp:docPr>
+              <wp:cNvGraphicFramePr/>
+              <a:graphic xmlns:a="http://schemas.openxmlformats.org/drawingml/2006/main">
+                <a:graphicData uri="http://schemas.microsoft.com/office/word/2010/wordprocessingShape">
+                  <wps:wsp>
+                    <wps:cNvSpPr/>
+                    <wps:spPr>
+                      <a:xfrm>
+                        <a:off x="0" y="0"/>
+                        <a:ext cx="7873365" cy="1771650"/>
+                      </a:xfrm>
+                      <a:prstGeom prst="rect">
+                        <a:avLst/>
+                      </a:prstGeom>
+                      <a:solidFill>
+                        <a:schemeClr val="tx2"/>
+                      </a:solidFill>
+                      <a:ln w="8460" cap="flat">
+                        <a:noFill/>
+                        <a:prstDash val="solid"/>
+                        <a:miter/>
+                      </a:ln>
+                    </wps:spPr>
+                    <wps:txbx>
+                      <w:txbxContent>
+                        <w:p>
+                          <w:pPr>
+                            <w:jc w:val="center"/>
+                          </w:pPr>
+                        </w:p>
+                      </w:txbxContent>
+                    </wps:txbx>
+                    <wps:bodyPr rot="0" spcFirstLastPara="0" vert="horz" wrap="square" lIns="91440" tIns="45720" rIns="91440" bIns="45720" numCol="1" spcCol="0" rtlCol="0" fromWordArt="0" anchor="ctr" anchorCtr="0" forceAA="0" compatLnSpc="1">
+                      <a:prstTxWarp prst="textNoShape">
+                        <a:avLst/>
+                      </a:prstTxWarp>
+                      <a:noAutofit/>
+                    </wps:bodyPr>
+                  </wps:wsp>
+                </a:graphicData>
+              </a:graphic>
+              <wp14:sizeRelV relativeFrom="margin">
+                <wp14:pctHeight>0</wp14:pctHeight>
+              </wp14:sizeRelV>
+            </wp:anchor>
+          </w:drawing>
+        </mc:Choice>
+        <mc:Fallback>
+          <w:pict>
+            <v:rect id="Freeform 19" o:spid="_x0000_s1053" style="position:absolute;margin-left:-72.4pt;margin-top:-28.5pt;width:619.95pt;height:139.5pt;z-index:251688960;visibility:visible;mso-wrap-style:square;mso-height-percent:0;mso-wrap-distance-left:9pt;mso-wrap-distance-top:0;mso-wrap-distance-right:9pt;mso-wrap-distance-bottom:0;mso-position-horizontal:absolute;mso-position-horizontal-relative:text;mso-position-vertical:absolute;mso-position-vertical-relative:text;mso-height-percent:0;mso-height-relative:margin;v-text-anchor:middle" o:gfxdata="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" fillcolor="#1f497d [3215]" stroked="f" strokeweight=".235mm">
+              <v:textbox>
+                <w:txbxContent>
+                  <w:p>
+                    <w:pPr>
+                      <w:jc w:val="center"/>
+                    </w:pPr>
+                  </w:p>
+                </w:txbxContent>
+              </v:textbox>
+            </v:rect>
+          </w:pict>
+        </mc:Fallback>
+      </mc:AlternateContent>
+    </w:r>
+    <w:r>
+      <w:t>M</w:t>
+    </w:r>
+  </w:p>
+  <w:p>
+    <w:pPr>
+      <w:pStyle w:val="Header"/>
+    </w:pPr>
+  </w:p>
+  <w:p>
+    <w:pPr>
+      <w:pStyle w:val="Header"/>
+    </w:pPr>
+  </w:p>
+  <w:p>
+    <w:pPr>
+      <w:pStyle w:val="Header"/>
+    </w:pPr>
+  </w:p>
+  <w:p>
+    <w:pPr>
+      <w:pStyle w:val="Header"/>
+    </w:pPr>
+  </w:p>
+  <w:p>
+    <w:pPr>
+      <w:pStyle w:val="Header"/>
+    </w:pPr>
+  </w:p>
+  <w:p>
+    <w:pPr>
+      <w:pStyle w:val="Header"/>
+    </w:pPr>
   </w:p>
 </w:hdr>
 </file>
@@ -11111,7 +15403,7 @@
 </file>
 
 <file path=customXml/itemProps1.xml><?xml version="1.0" encoding="utf-8"?>
-<ds:datastoreItem xmlns:ds="http://schemas.openxmlformats.org/officeDocument/2006/customXml" ds:itemID="{058F1E41-BAB5-4493-A809-89969BBF2D61}">
+<ds:datastoreItem xmlns:ds="http://schemas.openxmlformats.org/officeDocument/2006/customXml" ds:itemID="{F9EB1EBD-FAE8-4B2A-A5C9-0FA14FD55C34}">
   <ds:schemaRefs>
     <ds:schemaRef ds:uri="http://schemas.openxmlformats.org/officeDocument/2006/bibliography"/>
   </ds:schemaRefs>

--- a/assets/file/materi/Modul Pertemuan 14 - Session.docx
+++ b/assets/file/materi/Modul Pertemuan 14 - Session.docx
@@ -2980,15 +2980,7 @@
                                 <w:sz w:val="20"/>
                                 <w:szCs w:val="20"/>
                               </w:rPr>
-                              <w:t xml:space="preserve">    </w:t>
-                            </w:r>
-                            <w:r>
-                              <w:rPr>
-                                <w:rFonts w:ascii="Courier New" w:hAnsi="Courier New" w:cs="Courier New"/>
-                                <w:sz w:val="20"/>
-                                <w:szCs w:val="20"/>
-                              </w:rPr>
-                              <w:t>'username' =&gt; 'required',</w:t>
+                              <w:t xml:space="preserve">    'username' =&gt; 'required',</w:t>
                             </w:r>
                           </w:p>
                           <w:p>
@@ -3079,15 +3071,7 @@
                           <w:sz w:val="20"/>
                           <w:szCs w:val="20"/>
                         </w:rPr>
-                        <w:t xml:space="preserve">    </w:t>
-                      </w:r>
-                      <w:r>
-                        <w:rPr>
-                          <w:rFonts w:ascii="Courier New" w:hAnsi="Courier New" w:cs="Courier New"/>
-                          <w:sz w:val="20"/>
-                          <w:szCs w:val="20"/>
-                        </w:rPr>
-                        <w:t>'username' =&gt; 'required',</w:t>
+                        <w:t xml:space="preserve">    'username' =&gt; 'required',</w:t>
                       </w:r>
                     </w:p>
                     <w:p>
@@ -3409,15 +3393,7 @@
                                 <w:sz w:val="20"/>
                                 <w:szCs w:val="20"/>
                               </w:rPr>
-                              <w:t xml:space="preserve">class </w:t>
-                            </w:r>
-                            <w:r>
-                              <w:rPr>
-                                <w:rFonts w:ascii="Courier New" w:hAnsi="Courier New" w:cs="Courier New"/>
-                                <w:sz w:val="20"/>
-                                <w:szCs w:val="20"/>
-                              </w:rPr>
-                              <w:t>Validation</w:t>
+                              <w:t>class Validation</w:t>
                             </w:r>
                           </w:p>
                           <w:p>
@@ -3598,15 +3574,7 @@
                           <w:sz w:val="20"/>
                           <w:szCs w:val="20"/>
                         </w:rPr>
-                        <w:t xml:space="preserve">class </w:t>
-                      </w:r>
-                      <w:r>
-                        <w:rPr>
-                          <w:rFonts w:ascii="Courier New" w:hAnsi="Courier New" w:cs="Courier New"/>
-                          <w:sz w:val="20"/>
-                          <w:szCs w:val="20"/>
-                        </w:rPr>
-                        <w:t>Validation</w:t>
+                        <w:t>class Validation</w:t>
                       </w:r>
                     </w:p>
                     <w:p>
@@ -3856,15 +3824,7 @@
                                 <w:sz w:val="20"/>
                                 <w:szCs w:val="20"/>
                               </w:rPr>
-                              <w:t xml:space="preserve">$validation-&gt;run($data, </w:t>
-                            </w:r>
-                            <w:r>
-                              <w:rPr>
-                                <w:rFonts w:ascii="Courier New" w:hAnsi="Courier New" w:cs="Courier New"/>
-                                <w:sz w:val="20"/>
-                                <w:szCs w:val="20"/>
-                              </w:rPr>
-                              <w:t>'signup');</w:t>
+                              <w:t>$validation-&gt;run($data, 'signup');</w:t>
                             </w:r>
                           </w:p>
                         </w:txbxContent>
@@ -3901,15 +3861,7 @@
                           <w:sz w:val="20"/>
                           <w:szCs w:val="20"/>
                         </w:rPr>
-                        <w:t xml:space="preserve">$validation-&gt;run($data, </w:t>
-                      </w:r>
-                      <w:r>
-                        <w:rPr>
-                          <w:rFonts w:ascii="Courier New" w:hAnsi="Courier New" w:cs="Courier New"/>
-                          <w:sz w:val="20"/>
-                          <w:szCs w:val="20"/>
-                        </w:rPr>
-                        <w:t>'signup');</w:t>
+                        <w:t>$validation-&gt;run($data, 'signup');</w:t>
                       </w:r>
                     </w:p>
                   </w:txbxContent>
@@ -4014,15 +3966,7 @@
                                 <w:sz w:val="20"/>
                                 <w:szCs w:val="20"/>
                               </w:rPr>
-                              <w:t xml:space="preserve">class </w:t>
-                            </w:r>
-                            <w:r>
-                              <w:rPr>
-                                <w:rFonts w:ascii="Courier New" w:hAnsi="Courier New" w:cs="Courier New"/>
-                                <w:sz w:val="20"/>
-                                <w:szCs w:val="20"/>
-                              </w:rPr>
-                              <w:t>Validation</w:t>
+                              <w:t>class Validation</w:t>
                             </w:r>
                           </w:p>
                           <w:p>
@@ -4357,15 +4301,7 @@
                           <w:sz w:val="20"/>
                           <w:szCs w:val="20"/>
                         </w:rPr>
-                        <w:t xml:space="preserve">class </w:t>
-                      </w:r>
-                      <w:r>
-                        <w:rPr>
-                          <w:rFonts w:ascii="Courier New" w:hAnsi="Courier New" w:cs="Courier New"/>
-                          <w:sz w:val="20"/>
-                          <w:szCs w:val="20"/>
-                        </w:rPr>
-                        <w:t>Validation</w:t>
+                        <w:t>class Validation</w:t>
                       </w:r>
                     </w:p>
                     <w:p>
@@ -5498,15 +5434,7 @@
                                 <w:sz w:val="20"/>
                                 <w:szCs w:val="20"/>
                               </w:rPr>
-                              <w:t xml:space="preserve">$errors </w:t>
-                            </w:r>
-                            <w:r>
-                              <w:rPr>
-                                <w:rFonts w:ascii="Courier New" w:hAnsi="Courier New" w:cs="Courier New"/>
-                                <w:sz w:val="20"/>
-                                <w:szCs w:val="20"/>
-                              </w:rPr>
-                              <w:t>= $validation-&gt;getErrors();</w:t>
+                              <w:t>$errors = $validation-&gt;getErrors();</w:t>
                             </w:r>
                           </w:p>
                           <w:p>
@@ -5643,15 +5571,7 @@
                           <w:sz w:val="20"/>
                           <w:szCs w:val="20"/>
                         </w:rPr>
-                        <w:t xml:space="preserve">$errors </w:t>
-                      </w:r>
-                      <w:r>
-                        <w:rPr>
-                          <w:rFonts w:ascii="Courier New" w:hAnsi="Courier New" w:cs="Courier New"/>
-                          <w:sz w:val="20"/>
-                          <w:szCs w:val="20"/>
-                        </w:rPr>
-                        <w:t>= $validation-&gt;getErrors();</w:t>
+                        <w:t>$errors = $validation-&gt;getErrors();</w:t>
                       </w:r>
                     </w:p>
                     <w:p>
@@ -6011,15 +5931,7 @@
                                 <w:sz w:val="20"/>
                                 <w:szCs w:val="20"/>
                               </w:rPr>
-                              <w:t xml:space="preserve">if </w:t>
-                            </w:r>
-                            <w:r>
-                              <w:rPr>
-                                <w:rFonts w:ascii="Courier New" w:hAnsi="Courier New" w:cs="Courier New"/>
-                                <w:sz w:val="20"/>
-                                <w:szCs w:val="20"/>
-                              </w:rPr>
-                              <w:t>($validation-&gt;hasError('username'))</w:t>
+                              <w:t>if ($validation-&gt;hasError('username'))</w:t>
                             </w:r>
                           </w:p>
                           <w:p>
@@ -6110,15 +6022,7 @@
                           <w:sz w:val="20"/>
                           <w:szCs w:val="20"/>
                         </w:rPr>
-                        <w:t xml:space="preserve">if </w:t>
-                      </w:r>
-                      <w:r>
-                        <w:rPr>
-                          <w:rFonts w:ascii="Courier New" w:hAnsi="Courier New" w:cs="Courier New"/>
-                          <w:sz w:val="20"/>
-                          <w:szCs w:val="20"/>
-                        </w:rPr>
-                        <w:t>($validation-&gt;hasError('username'))</w:t>
+                        <w:t>if ($validation-&gt;hasError('username'))</w:t>
                       </w:r>
                     </w:p>
                     <w:p>
@@ -6183,8 +6087,6 @@
           </mc:Fallback>
         </mc:AlternateContent>
       </w:r>
-      <w:bookmarkStart w:id="0" w:name="_GoBack"/>
-      <w:bookmarkEnd w:id="0"/>
     </w:p>
     <w:p>
       <w:pPr>
@@ -8721,255 +8623,6 @@
           <w:ilvl w:val="0"/>
           <w:numId w:val="14"/>
         </w:numPr>
-        <w:jc w:val="both"/>
-        <w:rPr>
-          <w:rFonts w:asciiTheme="majorHAnsi" w:hAnsiTheme="majorHAnsi" w:cstheme="majorHAnsi"/>
-        </w:rPr>
-      </w:pPr>
-      <w:r>
-        <w:rPr>
-          <w:rFonts w:ascii="Calibri" w:eastAsia="Calibri" w:hAnsi="Calibri" w:cs="Calibri"/>
-          <w:szCs w:val="22"/>
-          <w:lang w:val="id" w:eastAsia="en-US"/>
-        </w:rPr>
-        <w:lastRenderedPageBreak/>
-        <w:t>Jalankan</w:t>
-      </w:r>
-      <w:r>
-        <w:rPr>
-          <w:rFonts w:ascii="Calibri" w:eastAsia="Calibri" w:hAnsi="Calibri" w:cs="Calibri"/>
-          <w:szCs w:val="22"/>
-          <w:lang w:eastAsia="en-US"/>
-        </w:rPr>
-        <w:t xml:space="preserve"> </w:t>
-      </w:r>
-      <w:r>
-        <w:rPr>
-          <w:rFonts w:ascii="Calibri" w:eastAsia="Calibri" w:hAnsi="Calibri" w:cs="Calibri"/>
-          <w:b/>
-          <w:bCs/>
-          <w:szCs w:val="22"/>
-          <w:lang w:eastAsia="en-US"/>
-        </w:rPr>
-        <w:t>localhost:8080/</w:t>
-      </w:r>
-      <w:r>
-        <w:rPr>
-          <w:rFonts w:ascii="Calibri" w:eastAsia="Calibri" w:hAnsi="Calibri" w:cs="Calibri"/>
-          <w:b/>
-          <w:bCs/>
-          <w:szCs w:val="22"/>
-          <w:lang w:eastAsia="en-US"/>
-        </w:rPr>
-        <w:t>Dashboard</w:t>
-      </w:r>
-      <w:r>
-        <w:rPr>
-          <w:rFonts w:ascii="Calibri" w:eastAsia="Calibri" w:hAnsi="Calibri" w:cs="Calibri"/>
-          <w:color w:val="0000FF"/>
-          <w:szCs w:val="22"/>
-          <w:lang w:eastAsia="en-US"/>
-        </w:rPr>
-        <w:t xml:space="preserve">, </w:t>
-      </w:r>
-      <w:r>
-        <w:t>Maka akan tampil seperti gambar dibawah</w:t>
-      </w:r>
-    </w:p>
-    <w:p>
-      <w:pPr>
-        <w:pStyle w:val="ListParagraph"/>
-        <w:rPr>
-          <w:rFonts w:asciiTheme="majorHAnsi" w:hAnsiTheme="majorHAnsi" w:cstheme="majorHAnsi"/>
-        </w:rPr>
-      </w:pPr>
-      <w:r>
-        <w:rPr>
-          <w:rFonts w:asciiTheme="majorHAnsi" w:hAnsiTheme="majorHAnsi" w:cstheme="majorHAnsi"/>
-          <w:noProof/>
-          <w:lang w:val="en-US" w:eastAsia="en-US"/>
-        </w:rPr>
-        <w:drawing>
-          <wp:inline distT="0" distB="0" distL="0" distR="0" wp14:anchorId="150A0491" wp14:editId="34594845">
-            <wp:extent cx="5040000" cy="2682077"/>
-            <wp:effectExtent l="0" t="0" r="8255" b="4445"/>
-            <wp:docPr id="235" name="Picture 235"/>
-            <wp:cNvGraphicFramePr>
-              <a:graphicFrameLocks xmlns:a="http://schemas.openxmlformats.org/drawingml/2006/main" noChangeAspect="1"/>
-            </wp:cNvGraphicFramePr>
-            <a:graphic xmlns:a="http://schemas.openxmlformats.org/drawingml/2006/main">
-              <a:graphicData uri="http://schemas.openxmlformats.org/drawingml/2006/picture">
-                <pic:pic xmlns:pic="http://schemas.openxmlformats.org/drawingml/2006/picture">
-                  <pic:nvPicPr>
-                    <pic:cNvPr id="0" name=""/>
-                    <pic:cNvPicPr/>
-                  </pic:nvPicPr>
-                  <pic:blipFill>
-                    <a:blip r:embed="rId27"/>
-                    <a:stretch>
-                      <a:fillRect/>
-                    </a:stretch>
-                  </pic:blipFill>
-                  <pic:spPr>
-                    <a:xfrm>
-                      <a:off x="0" y="0"/>
-                      <a:ext cx="5040000" cy="2682077"/>
-                    </a:xfrm>
-                    <a:prstGeom prst="rect">
-                      <a:avLst/>
-                    </a:prstGeom>
-                  </pic:spPr>
-                </pic:pic>
-              </a:graphicData>
-            </a:graphic>
-          </wp:inline>
-        </w:drawing>
-      </w:r>
-    </w:p>
-    <w:p>
-      <w:pPr>
-        <w:pStyle w:val="ListParagraph"/>
-        <w:rPr>
-          <w:rFonts w:asciiTheme="majorHAnsi" w:hAnsiTheme="majorHAnsi" w:cstheme="majorHAnsi"/>
-        </w:rPr>
-      </w:pPr>
-      <w:r>
-        <w:rPr>
-          <w:rFonts w:asciiTheme="majorHAnsi" w:hAnsiTheme="majorHAnsi" w:cstheme="majorHAnsi"/>
-        </w:rPr>
-        <w:t xml:space="preserve">Address diatas akan mengarahkan ke </w:t>
-      </w:r>
-      <w:r>
-        <w:rPr>
-          <w:rFonts w:asciiTheme="majorHAnsi" w:hAnsiTheme="majorHAnsi" w:cstheme="majorHAnsi"/>
-          <w:b/>
-          <w:bCs/>
-        </w:rPr>
-        <w:t>localhost:8080/Login</w:t>
-      </w:r>
-      <w:r>
-        <w:rPr>
-          <w:rFonts w:asciiTheme="majorHAnsi" w:hAnsiTheme="majorHAnsi" w:cstheme="majorHAnsi"/>
-        </w:rPr>
-        <w:t>, karena user belum login</w:t>
-      </w:r>
-    </w:p>
-    <w:p>
-      <w:pPr>
-        <w:pStyle w:val="ListParagraph"/>
-        <w:numPr>
-          <w:ilvl w:val="0"/>
-          <w:numId w:val="14"/>
-        </w:numPr>
-        <w:rPr>
-          <w:rFonts w:asciiTheme="majorHAnsi" w:hAnsiTheme="majorHAnsi" w:cstheme="majorHAnsi"/>
-        </w:rPr>
-      </w:pPr>
-      <w:r>
-        <w:rPr>
-          <w:rFonts w:asciiTheme="majorHAnsi" w:hAnsiTheme="majorHAnsi" w:cstheme="majorHAnsi"/>
-        </w:rPr>
-        <w:t xml:space="preserve">Buka file </w:t>
-      </w:r>
-      <w:r>
-        <w:rPr>
-          <w:rFonts w:asciiTheme="majorHAnsi" w:hAnsiTheme="majorHAnsi" w:cstheme="majorHAnsi"/>
-          <w:b/>
-          <w:bCs/>
-        </w:rPr>
-        <w:t>Login.php</w:t>
-      </w:r>
-      <w:r>
-        <w:rPr>
-          <w:rFonts w:asciiTheme="majorHAnsi" w:hAnsiTheme="majorHAnsi" w:cstheme="majorHAnsi"/>
-        </w:rPr>
-        <w:t xml:space="preserve"> pada folder </w:t>
-      </w:r>
-      <w:r>
-        <w:rPr>
-          <w:rFonts w:asciiTheme="majorHAnsi" w:hAnsiTheme="majorHAnsi" w:cstheme="majorHAnsi"/>
-          <w:b/>
-          <w:bCs/>
-        </w:rPr>
-        <w:t>app\Controllers</w:t>
-      </w:r>
-      <w:r>
-        <w:rPr>
-          <w:rFonts w:asciiTheme="majorHAnsi" w:hAnsiTheme="majorHAnsi" w:cstheme="majorHAnsi"/>
-        </w:rPr>
-        <w:t xml:space="preserve"> dan tambahkan kode berikut</w:t>
-      </w:r>
-    </w:p>
-    <w:p>
-      <w:pPr>
-        <w:pStyle w:val="ListParagraph"/>
-        <w:rPr>
-          <w:rFonts w:asciiTheme="majorHAnsi" w:hAnsiTheme="majorHAnsi" w:cstheme="majorHAnsi"/>
-        </w:rPr>
-      </w:pPr>
-      <w:r>
-        <w:rPr>
-          <w:rFonts w:asciiTheme="majorHAnsi" w:hAnsiTheme="majorHAnsi" w:cstheme="majorHAnsi"/>
-          <w:noProof/>
-          <w:lang w:val="en-US" w:eastAsia="en-US"/>
-        </w:rPr>
-        <w:drawing>
-          <wp:inline distT="0" distB="0" distL="0" distR="0" wp14:anchorId="24CDB604" wp14:editId="76E9AA48">
-            <wp:extent cx="5040000" cy="3523376"/>
-            <wp:effectExtent l="0" t="0" r="8255" b="1270"/>
-            <wp:docPr id="243" name="Picture 243"/>
-            <wp:cNvGraphicFramePr>
-              <a:graphicFrameLocks xmlns:a="http://schemas.openxmlformats.org/drawingml/2006/main" noChangeAspect="1"/>
-            </wp:cNvGraphicFramePr>
-            <a:graphic xmlns:a="http://schemas.openxmlformats.org/drawingml/2006/main">
-              <a:graphicData uri="http://schemas.openxmlformats.org/drawingml/2006/picture">
-                <pic:pic xmlns:pic="http://schemas.openxmlformats.org/drawingml/2006/picture">
-                  <pic:nvPicPr>
-                    <pic:cNvPr id="0" name=""/>
-                    <pic:cNvPicPr/>
-                  </pic:nvPicPr>
-                  <pic:blipFill>
-                    <a:blip r:embed="rId28"/>
-                    <a:stretch>
-                      <a:fillRect/>
-                    </a:stretch>
-                  </pic:blipFill>
-                  <pic:spPr>
-                    <a:xfrm>
-                      <a:off x="0" y="0"/>
-                      <a:ext cx="5040000" cy="3523376"/>
-                    </a:xfrm>
-                    <a:prstGeom prst="rect">
-                      <a:avLst/>
-                    </a:prstGeom>
-                  </pic:spPr>
-                </pic:pic>
-              </a:graphicData>
-            </a:graphic>
-          </wp:inline>
-        </w:drawing>
-      </w:r>
-    </w:p>
-    <w:p>
-      <w:pPr>
-        <w:rPr>
-          <w:rFonts w:asciiTheme="majorHAnsi" w:hAnsiTheme="majorHAnsi" w:cstheme="majorHAnsi"/>
-        </w:rPr>
-      </w:pPr>
-      <w:r>
-        <w:rPr>
-          <w:rFonts w:asciiTheme="majorHAnsi" w:hAnsiTheme="majorHAnsi" w:cstheme="majorHAnsi"/>
-        </w:rPr>
-        <w:br w:type="page"/>
-      </w:r>
-    </w:p>
-    <w:p>
-      <w:pPr>
-        <w:pStyle w:val="ListParagraph"/>
-        <w:numPr>
-          <w:ilvl w:val="0"/>
-          <w:numId w:val="14"/>
-        </w:numPr>
         <w:rPr>
           <w:rFonts w:asciiTheme="majorHAnsi" w:hAnsiTheme="majorHAnsi" w:cstheme="majorHAnsi"/>
         </w:rPr>
@@ -9047,7 +8700,7 @@
                     <pic:cNvPicPr/>
                   </pic:nvPicPr>
                   <pic:blipFill>
-                    <a:blip r:embed="rId29"/>
+                    <a:blip r:embed="rId27"/>
                     <a:stretch>
                       <a:fillRect/>
                     </a:stretch>
@@ -9219,7 +8872,7 @@
                     <pic:cNvPicPr/>
                   </pic:nvPicPr>
                   <pic:blipFill>
-                    <a:blip r:embed="rId30"/>
+                    <a:blip r:embed="rId28"/>
                     <a:stretch>
                       <a:fillRect/>
                     </a:stretch>
@@ -9305,6 +8958,243 @@
             <wp:extent cx="3572374" cy="1276528"/>
             <wp:effectExtent l="0" t="0" r="9525" b="0"/>
             <wp:docPr id="250" name="Picture 250"/>
+            <wp:cNvGraphicFramePr>
+              <a:graphicFrameLocks xmlns:a="http://schemas.openxmlformats.org/drawingml/2006/main" noChangeAspect="1"/>
+            </wp:cNvGraphicFramePr>
+            <a:graphic xmlns:a="http://schemas.openxmlformats.org/drawingml/2006/main">
+              <a:graphicData uri="http://schemas.openxmlformats.org/drawingml/2006/picture">
+                <pic:pic xmlns:pic="http://schemas.openxmlformats.org/drawingml/2006/picture">
+                  <pic:nvPicPr>
+                    <pic:cNvPr id="0" name=""/>
+                    <pic:cNvPicPr/>
+                  </pic:nvPicPr>
+                  <pic:blipFill>
+                    <a:blip r:embed="rId29"/>
+                    <a:stretch>
+                      <a:fillRect/>
+                    </a:stretch>
+                  </pic:blipFill>
+                  <pic:spPr>
+                    <a:xfrm>
+                      <a:off x="0" y="0"/>
+                      <a:ext cx="3572374" cy="1276528"/>
+                    </a:xfrm>
+                    <a:prstGeom prst="rect">
+                      <a:avLst/>
+                    </a:prstGeom>
+                  </pic:spPr>
+                </pic:pic>
+              </a:graphicData>
+            </a:graphic>
+          </wp:inline>
+        </w:drawing>
+      </w:r>
+    </w:p>
+    <w:p>
+      <w:pPr>
+        <w:pStyle w:val="ListParagraph"/>
+        <w:numPr>
+          <w:ilvl w:val="0"/>
+          <w:numId w:val="14"/>
+        </w:numPr>
+        <w:jc w:val="both"/>
+        <w:rPr>
+          <w:rFonts w:asciiTheme="majorHAnsi" w:hAnsiTheme="majorHAnsi" w:cstheme="majorHAnsi"/>
+        </w:rPr>
+      </w:pPr>
+      <w:r>
+        <w:rPr>
+          <w:rFonts w:ascii="Calibri" w:eastAsia="Calibri" w:hAnsi="Calibri" w:cs="Calibri"/>
+          <w:szCs w:val="22"/>
+          <w:lang w:val="id" w:eastAsia="en-US"/>
+        </w:rPr>
+        <w:t>Jalankan</w:t>
+      </w:r>
+      <w:r>
+        <w:rPr>
+          <w:rFonts w:ascii="Calibri" w:eastAsia="Calibri" w:hAnsi="Calibri" w:cs="Calibri"/>
+          <w:szCs w:val="22"/>
+          <w:lang w:eastAsia="en-US"/>
+        </w:rPr>
+        <w:t xml:space="preserve"> </w:t>
+      </w:r>
+      <w:r>
+        <w:rPr>
+          <w:rFonts w:ascii="Calibri" w:eastAsia="Calibri" w:hAnsi="Calibri" w:cs="Calibri"/>
+          <w:b/>
+          <w:bCs/>
+          <w:szCs w:val="22"/>
+          <w:lang w:eastAsia="en-US"/>
+        </w:rPr>
+        <w:t>localhost:8080/</w:t>
+      </w:r>
+      <w:r>
+        <w:rPr>
+          <w:rFonts w:ascii="Calibri" w:eastAsia="Calibri" w:hAnsi="Calibri" w:cs="Calibri"/>
+          <w:b/>
+          <w:bCs/>
+          <w:szCs w:val="22"/>
+          <w:lang w:eastAsia="en-US"/>
+        </w:rPr>
+        <w:t>Dashboard</w:t>
+      </w:r>
+      <w:r>
+        <w:rPr>
+          <w:rFonts w:ascii="Calibri" w:eastAsia="Calibri" w:hAnsi="Calibri" w:cs="Calibri"/>
+          <w:color w:val="0000FF"/>
+          <w:szCs w:val="22"/>
+          <w:lang w:eastAsia="en-US"/>
+        </w:rPr>
+        <w:t xml:space="preserve">, </w:t>
+      </w:r>
+      <w:r>
+        <w:t>Maka akan tampil seperti gambar dibawah</w:t>
+      </w:r>
+    </w:p>
+    <w:p>
+      <w:pPr>
+        <w:pStyle w:val="ListParagraph"/>
+        <w:rPr>
+          <w:rFonts w:asciiTheme="majorHAnsi" w:hAnsiTheme="majorHAnsi" w:cstheme="majorHAnsi"/>
+        </w:rPr>
+      </w:pPr>
+      <w:r>
+        <w:rPr>
+          <w:rFonts w:asciiTheme="majorHAnsi" w:hAnsiTheme="majorHAnsi" w:cstheme="majorHAnsi"/>
+          <w:noProof/>
+          <w:lang w:val="en-US" w:eastAsia="en-US"/>
+        </w:rPr>
+        <w:drawing>
+          <wp:inline distT="0" distB="0" distL="0" distR="0" wp14:anchorId="42D14A15" wp14:editId="7213D63A">
+            <wp:extent cx="5040000" cy="2682077"/>
+            <wp:effectExtent l="0" t="0" r="8255" b="4445"/>
+            <wp:docPr id="251" name="Picture 251"/>
+            <wp:cNvGraphicFramePr>
+              <a:graphicFrameLocks xmlns:a="http://schemas.openxmlformats.org/drawingml/2006/main" noChangeAspect="1"/>
+            </wp:cNvGraphicFramePr>
+            <a:graphic xmlns:a="http://schemas.openxmlformats.org/drawingml/2006/main">
+              <a:graphicData uri="http://schemas.openxmlformats.org/drawingml/2006/picture">
+                <pic:pic xmlns:pic="http://schemas.openxmlformats.org/drawingml/2006/picture">
+                  <pic:nvPicPr>
+                    <pic:cNvPr id="0" name=""/>
+                    <pic:cNvPicPr/>
+                  </pic:nvPicPr>
+                  <pic:blipFill>
+                    <a:blip r:embed="rId30"/>
+                    <a:stretch>
+                      <a:fillRect/>
+                    </a:stretch>
+                  </pic:blipFill>
+                  <pic:spPr>
+                    <a:xfrm>
+                      <a:off x="0" y="0"/>
+                      <a:ext cx="5040000" cy="2682077"/>
+                    </a:xfrm>
+                    <a:prstGeom prst="rect">
+                      <a:avLst/>
+                    </a:prstGeom>
+                  </pic:spPr>
+                </pic:pic>
+              </a:graphicData>
+            </a:graphic>
+          </wp:inline>
+        </w:drawing>
+      </w:r>
+    </w:p>
+    <w:p>
+      <w:pPr>
+        <w:pStyle w:val="ListParagraph"/>
+        <w:rPr>
+          <w:rFonts w:asciiTheme="majorHAnsi" w:hAnsiTheme="majorHAnsi" w:cstheme="majorHAnsi"/>
+          <w:b/>
+          <w:bCs/>
+        </w:rPr>
+      </w:pPr>
+      <w:r>
+        <w:rPr>
+          <w:rFonts w:asciiTheme="majorHAnsi" w:hAnsiTheme="majorHAnsi" w:cstheme="majorHAnsi"/>
+        </w:rPr>
+        <w:t xml:space="preserve">Address diatas akan mengarahkan ke </w:t>
+      </w:r>
+      <w:r>
+        <w:rPr>
+          <w:rFonts w:asciiTheme="majorHAnsi" w:hAnsiTheme="majorHAnsi" w:cstheme="majorHAnsi"/>
+          <w:b/>
+          <w:bCs/>
+        </w:rPr>
+        <w:t>localhost:8080/Login</w:t>
+      </w:r>
+      <w:r>
+        <w:rPr>
+          <w:rFonts w:asciiTheme="majorHAnsi" w:hAnsiTheme="majorHAnsi" w:cstheme="majorHAnsi"/>
+        </w:rPr>
+        <w:t>, karena user belum login</w:t>
+      </w:r>
+    </w:p>
+    <w:p>
+      <w:pPr>
+        <w:pStyle w:val="ListParagraph"/>
+        <w:numPr>
+          <w:ilvl w:val="0"/>
+          <w:numId w:val="14"/>
+        </w:numPr>
+        <w:rPr>
+          <w:rFonts w:asciiTheme="majorHAnsi" w:hAnsiTheme="majorHAnsi" w:cstheme="majorHAnsi"/>
+        </w:rPr>
+      </w:pPr>
+      <w:r>
+        <w:rPr>
+          <w:rFonts w:asciiTheme="majorHAnsi" w:hAnsiTheme="majorHAnsi" w:cstheme="majorHAnsi"/>
+        </w:rPr>
+        <w:t xml:space="preserve">Buka file </w:t>
+      </w:r>
+      <w:r>
+        <w:rPr>
+          <w:rFonts w:asciiTheme="majorHAnsi" w:hAnsiTheme="majorHAnsi" w:cstheme="majorHAnsi"/>
+          <w:b/>
+          <w:bCs/>
+        </w:rPr>
+        <w:t>Login.php</w:t>
+      </w:r>
+      <w:r>
+        <w:rPr>
+          <w:rFonts w:asciiTheme="majorHAnsi" w:hAnsiTheme="majorHAnsi" w:cstheme="majorHAnsi"/>
+        </w:rPr>
+        <w:t xml:space="preserve"> pada folder </w:t>
+      </w:r>
+      <w:r>
+        <w:rPr>
+          <w:rFonts w:asciiTheme="majorHAnsi" w:hAnsiTheme="majorHAnsi" w:cstheme="majorHAnsi"/>
+          <w:b/>
+          <w:bCs/>
+        </w:rPr>
+        <w:t>app\Controllers</w:t>
+      </w:r>
+      <w:r>
+        <w:rPr>
+          <w:rFonts w:asciiTheme="majorHAnsi" w:hAnsiTheme="majorHAnsi" w:cstheme="majorHAnsi"/>
+        </w:rPr>
+        <w:t xml:space="preserve"> dan tambahkan kode berikut</w:t>
+      </w:r>
+    </w:p>
+    <w:p>
+      <w:pPr>
+        <w:pStyle w:val="ListParagraph"/>
+        <w:rPr>
+          <w:rFonts w:asciiTheme="majorHAnsi" w:hAnsiTheme="majorHAnsi" w:cstheme="majorHAnsi"/>
+        </w:rPr>
+      </w:pPr>
+      <w:r>
+        <w:rPr>
+          <w:rFonts w:asciiTheme="majorHAnsi" w:hAnsiTheme="majorHAnsi" w:cstheme="majorHAnsi"/>
+          <w:noProof/>
+          <w:lang w:val="en-US" w:eastAsia="en-US"/>
+        </w:rPr>
+        <w:drawing>
+          <wp:inline distT="0" distB="0" distL="0" distR="0" wp14:anchorId="60FF3D26" wp14:editId="3AD9CA60">
+            <wp:extent cx="5040000" cy="3523376"/>
+            <wp:effectExtent l="0" t="0" r="8255" b="1270"/>
+            <wp:docPr id="243" name="Picture 243"/>
             <wp:cNvGraphicFramePr>
               <a:graphicFrameLocks xmlns:a="http://schemas.openxmlformats.org/drawingml/2006/main" noChangeAspect="1"/>
             </wp:cNvGraphicFramePr>
@@ -9324,7 +9214,7 @@
                   <pic:spPr>
                     <a:xfrm>
                       <a:off x="0" y="0"/>
-                      <a:ext cx="3572374" cy="1276528"/>
+                      <a:ext cx="5040000" cy="3523376"/>
                     </a:xfrm>
                     <a:prstGeom prst="rect">
                       <a:avLst/>
@@ -9339,6 +9229,19 @@
     </w:p>
     <w:p>
       <w:pPr>
+        <w:rPr>
+          <w:rFonts w:asciiTheme="majorHAnsi" w:hAnsiTheme="majorHAnsi" w:cstheme="majorHAnsi"/>
+        </w:rPr>
+      </w:pPr>
+      <w:r>
+        <w:rPr>
+          <w:rFonts w:asciiTheme="majorHAnsi" w:hAnsiTheme="majorHAnsi" w:cstheme="majorHAnsi"/>
+        </w:rPr>
+        <w:br w:type="page"/>
+      </w:r>
+    </w:p>
+    <w:p>
+      <w:pPr>
         <w:pStyle w:val="ListParagraph"/>
         <w:numPr>
           <w:ilvl w:val="0"/>
@@ -9355,6 +9258,7 @@
           <w:szCs w:val="22"/>
           <w:lang w:val="id" w:eastAsia="en-US"/>
         </w:rPr>
+        <w:lastRenderedPageBreak/>
         <w:t>Jalankan</w:t>
       </w:r>
       <w:r>
@@ -9412,10 +9316,10 @@
           <w:lang w:val="en-US" w:eastAsia="en-US"/>
         </w:rPr>
         <w:drawing>
-          <wp:inline distT="0" distB="0" distL="0" distR="0" wp14:anchorId="42D14A15" wp14:editId="7213D63A">
+          <wp:inline distT="0" distB="0" distL="0" distR="0" wp14:anchorId="5D11C88E" wp14:editId="0E47D112">
             <wp:extent cx="5040000" cy="2682077"/>
             <wp:effectExtent l="0" t="0" r="8255" b="4445"/>
-            <wp:docPr id="251" name="Picture 251"/>
+            <wp:docPr id="29" name="Picture 29"/>
             <wp:cNvGraphicFramePr>
               <a:graphicFrameLocks xmlns:a="http://schemas.openxmlformats.org/drawingml/2006/main" noChangeAspect="1"/>
             </wp:cNvGraphicFramePr>
@@ -9427,7 +9331,7 @@
                     <pic:cNvPicPr/>
                   </pic:nvPicPr>
                   <pic:blipFill>
-                    <a:blip r:embed="rId27"/>
+                    <a:blip r:embed="rId30"/>
                     <a:stretch>
                       <a:fillRect/>
                     </a:stretch>
@@ -9453,10 +9357,10 @@
         <w:pStyle w:val="ListParagraph"/>
         <w:rPr>
           <w:rFonts w:asciiTheme="majorHAnsi" w:hAnsiTheme="majorHAnsi" w:cstheme="majorHAnsi"/>
-          <w:b/>
-          <w:bCs/>
-        </w:rPr>
-      </w:pPr>
+        </w:rPr>
+      </w:pPr>
+      <w:bookmarkStart w:id="0" w:name="_GoBack"/>
+      <w:bookmarkEnd w:id="0"/>
       <w:r>
         <w:rPr>
           <w:rFonts w:asciiTheme="majorHAnsi" w:hAnsiTheme="majorHAnsi" w:cstheme="majorHAnsi"/>
@@ -9525,6 +9429,8 @@
         <w:pStyle w:val="ListParagraph"/>
         <w:rPr>
           <w:rFonts w:asciiTheme="majorHAnsi" w:hAnsiTheme="majorHAnsi" w:cstheme="majorHAnsi"/>
+          <w:b/>
+          <w:bCs/>
         </w:rPr>
       </w:pPr>
       <w:r>
@@ -9569,14 +9475,6 @@
           </wp:inline>
         </w:drawing>
       </w:r>
-    </w:p>
-    <w:p>
-      <w:pPr>
-        <w:pStyle w:val="ListParagraph"/>
-        <w:rPr>
-          <w:rFonts w:asciiTheme="majorHAnsi" w:hAnsiTheme="majorHAnsi" w:cstheme="majorHAnsi"/>
-        </w:rPr>
-      </w:pPr>
     </w:p>
     <w:p>
       <w:pPr>
@@ -9900,7 +9798,7 @@
         <w:noProof/>
         <w:color w:val="FFFFFF"/>
       </w:rPr>
-      <w:t>8</w:t>
+      <w:t>16</w:t>
     </w:r>
     <w:r>
       <w:rPr>
@@ -9980,7 +9878,7 @@
         </mc:Choice>
         <mc:Fallback>
           <w:pict>
-            <v:rect id="Rectangle 2" o:spid="_x0000_s1037" alt="Description: decorative element" style="position:absolute;left:0;text-align:left;margin-left:-73pt;margin-top:-5pt;width:617.5pt;height:41pt;z-index:251669504;visibility:visible;mso-wrap-style:square;mso-wrap-distance-left:0;mso-wrap-distance-top:0;mso-wrap-distance-right:0;mso-wrap-distance-bottom:0;mso-position-horizontal:absolute;mso-position-horizontal-relative:text;mso-position-vertical:absolute;mso-position-vertical-relative:text;v-text-anchor:middle" o:gfxdata="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" fillcolor="#4f81bd [3204]" stroked="f">
+            <v:rect id="Rectangle 2" o:spid="_x0000_s1048" alt="Description: decorative element" style="position:absolute;left:0;text-align:left;margin-left:-73pt;margin-top:-5pt;width:617.5pt;height:41pt;z-index:251669504;visibility:visible;mso-wrap-style:square;mso-wrap-distance-left:0;mso-wrap-distance-top:0;mso-wrap-distance-right:0;mso-wrap-distance-bottom:0;mso-position-horizontal:absolute;mso-position-horizontal-relative:text;mso-position-vertical:absolute;mso-position-vertical-relative:text;v-text-anchor:middle" o:gfxdata="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" fillcolor="#4f81bd [3204]" stroked="f">
               <v:fill color2="#1482ab" angle="270" colors="0 #4f81bd;62259f #1482ab;1 #1482ab" focus="100%" type="gradient">
                 <o:fill v:ext="view" type="gradientUnscaled"/>
               </v:fill>
@@ -10093,7 +9991,7 @@
         </mc:Choice>
         <mc:Fallback>
           <w:pict>
-            <v:rect id="Rectangle 6" o:spid="_x0000_s1038" style="position:absolute;left:0;text-align:left;margin-left:-17pt;margin-top:-7.4pt;width:186.65pt;height:44.55pt;z-index:251670528;visibility:visible;mso-wrap-style:square;mso-wrap-distance-left:9pt;mso-wrap-distance-top:3.6pt;mso-wrap-distance-right:9pt;mso-wrap-distance-bottom:3.6pt;mso-position-horizontal:absolute;mso-position-horizontal-relative:text;mso-position-vertical:absolute;mso-position-vertical-relative:text;v-text-anchor:top" o:gfxdata="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" filled="f" stroked="f">
+            <v:rect id="Rectangle 6" o:spid="_x0000_s1049" style="position:absolute;left:0;text-align:left;margin-left:-17pt;margin-top:-7.4pt;width:186.65pt;height:44.55pt;z-index:251670528;visibility:visible;mso-wrap-style:square;mso-wrap-distance-left:9pt;mso-wrap-distance-top:3.6pt;mso-wrap-distance-right:9pt;mso-wrap-distance-bottom:3.6pt;mso-position-horizontal:absolute;mso-position-horizontal-relative:text;mso-position-vertical:absolute;mso-position-vertical-relative:text;v-text-anchor:top" o:gfxdata="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" filled="f" stroked="f">
               <v:textbox inset="2.53958mm,1.2694mm,2.53958mm,1.2694mm">
                 <w:txbxContent>
                   <w:p>
@@ -10595,7 +10493,7 @@
         </mc:Choice>
         <mc:Fallback>
           <w:pict>
-            <v:rect id="Rectangle 10" o:spid="_x0000_s1035" alt="Description: decorative element" style="position:absolute;margin-left:-1in;margin-top:-18pt;width:617.55pt;height:36pt;z-index:251659264;visibility:visible;mso-wrap-style:square;mso-wrap-distance-left:9pt;mso-wrap-distance-top:0;mso-wrap-distance-right:9pt;mso-wrap-distance-bottom:0;mso-position-horizontal:absolute;mso-position-horizontal-relative:text;mso-position-vertical:absolute;mso-position-vertical-relative:text;v-text-anchor:middle" o:gfxdata="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" fillcolor="#4f81bd [3204]" stroked="f">
+            <v:rect id="Rectangle 10" o:spid="_x0000_s1046" alt="Description: decorative element" style="position:absolute;margin-left:-1in;margin-top:-18pt;width:617.55pt;height:36pt;z-index:251659264;visibility:visible;mso-wrap-style:square;mso-wrap-distance-left:9pt;mso-wrap-distance-top:0;mso-wrap-distance-right:9pt;mso-wrap-distance-bottom:0;mso-position-horizontal:absolute;mso-position-horizontal-relative:text;mso-position-vertical:absolute;mso-position-vertical-relative:text;v-text-anchor:middle" o:gfxdata="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" fillcolor="#4f81bd [3204]" stroked="f">
               <v:fill color2="#1482ab" angle="270" colors="0 #4f81bd;62259f #1482ab;1 #1482ab" focus="100%" type="gradient">
                 <o:fill v:ext="view" type="gradientUnscaled"/>
               </v:fill>
@@ -10755,7 +10653,7 @@
         </mc:Choice>
         <mc:Fallback>
           <w:pict>
-            <v:rect id="Rectangle 11" o:spid="_x0000_s1036" style="position:absolute;margin-left:-14pt;margin-top:-17.4pt;width:186.65pt;height:34.55pt;z-index:251661312;visibility:visible;mso-wrap-style:square;mso-wrap-distance-left:9pt;mso-wrap-distance-top:3.6pt;mso-wrap-distance-right:9pt;mso-wrap-distance-bottom:3.6pt;mso-position-horizontal:absolute;mso-position-horizontal-relative:text;mso-position-vertical:absolute;mso-position-vertical-relative:text;v-text-anchor:top" o:gfxdata="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" filled="f" stroked="f">
+            <v:rect id="Rectangle 11" o:spid="_x0000_s1047" style="position:absolute;margin-left:-14pt;margin-top:-17.4pt;width:186.65pt;height:34.55pt;z-index:251661312;visibility:visible;mso-wrap-style:square;mso-wrap-distance-left:9pt;mso-wrap-distance-top:3.6pt;mso-wrap-distance-right:9pt;mso-wrap-distance-bottom:3.6pt;mso-position-horizontal:absolute;mso-position-horizontal-relative:text;mso-position-vertical:absolute;mso-position-vertical-relative:text;v-text-anchor:top" o:gfxdata="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" filled="f" stroked="f">
               <v:textbox inset="2.53958mm,1.2694mm,2.53958mm,1.2694mm">
                 <w:txbxContent>
                   <w:p>
@@ -10939,7 +10837,7 @@
                       <wps:cNvPr id="5" name="Parallelogram 12">
                         <a:extLst>
                           <a:ext uri="{FF2B5EF4-FFF2-40B4-BE49-F238E27FC236}">
-                            <a16:creationId xmlns="" xmlns:cx="http://schemas.microsoft.com/office/drawing/2014/chartex" xmlns:cx1="http://schemas.microsoft.com/office/drawing/2015/9/8/chartex" xmlns:cx2="http://schemas.microsoft.com/office/drawing/2015/10/21/chartex" xmlns:cx3="http://schemas.microsoft.com/office/drawing/2016/5/9/chartex" xmlns:cx4="http://schemas.microsoft.com/office/drawing/2016/5/10/chartex" xmlns:cx5="http://schemas.microsoft.com/office/drawing/2016/5/11/chartex" xmlns:cx6="http://schemas.microsoft.com/office/drawing/2016/5/12/chartex" xmlns:cx7="http://schemas.microsoft.com/office/drawing/2016/5/13/chartex" xmlns:cx8="http://schemas.microsoft.com/office/drawing/2016/5/14/chartex" xmlns:aink="http://schemas.microsoft.com/office/drawing/2016/ink" xmlns:am3d="http://schemas.microsoft.com/office/drawing/2017/model3d" xmlns:o="urn:schemas-microsoft-com:office:office" xmlns:v="urn:schemas-microsoft-com:vml" xmlns:w10="urn:schemas-microsoft-com:office:word" xmlns:w="http://schemas.openxmlformats.org/wordprocessingml/2006/main" xmlns:w16cex="http://schemas.microsoft.com/office/word/2018/wordml/cex" xmlns:w16cid="http://schemas.microsoft.com/office/word/2016/wordml/cid" xmlns:w16="http://schemas.microsoft.com/office/word/2018/wordml" xmlns:w16se="http://schemas.microsoft.com/office/word/2015/wordml/symex" xmlns:a16="http://schemas.microsoft.com/office/drawing/2014/main" xmlns:w15="http://schemas.microsoft.com/office/word/2012/wordml" id="{0DF4DB2E-1B08-B444-B2FC-E7FB68181731}"/>
+                            <a16:creationId xmlns:w15="http://schemas.microsoft.com/office/word/2012/wordml" xmlns:a16="http://schemas.microsoft.com/office/drawing/2014/main" xmlns:w16se="http://schemas.microsoft.com/office/word/2015/wordml/symex" xmlns:w16="http://schemas.microsoft.com/office/word/2018/wordml" xmlns:w16cid="http://schemas.microsoft.com/office/word/2016/wordml/cid" xmlns:w16cex="http://schemas.microsoft.com/office/word/2018/wordml/cex" xmlns:w="http://schemas.openxmlformats.org/wordprocessingml/2006/main" xmlns:w10="urn:schemas-microsoft-com:office:word" xmlns:v="urn:schemas-microsoft-com:vml" xmlns:o="urn:schemas-microsoft-com:office:office" xmlns:am3d="http://schemas.microsoft.com/office/drawing/2017/model3d" xmlns:aink="http://schemas.microsoft.com/office/drawing/2016/ink" xmlns:cx8="http://schemas.microsoft.com/office/drawing/2016/5/14/chartex" xmlns:cx7="http://schemas.microsoft.com/office/drawing/2016/5/13/chartex" xmlns:cx6="http://schemas.microsoft.com/office/drawing/2016/5/12/chartex" xmlns:cx5="http://schemas.microsoft.com/office/drawing/2016/5/11/chartex" xmlns:cx4="http://schemas.microsoft.com/office/drawing/2016/5/10/chartex" xmlns:cx3="http://schemas.microsoft.com/office/drawing/2016/5/9/chartex" xmlns:cx2="http://schemas.microsoft.com/office/drawing/2015/10/21/chartex" xmlns:cx1="http://schemas.microsoft.com/office/drawing/2015/9/8/chartex" xmlns:cx="http://schemas.microsoft.com/office/drawing/2014/chartex" xmlns="" id="{0DF4DB2E-1B08-B444-B2FC-E7FB68181731}"/>
                           </a:ext>
                         </a:extLst>
                       </wps:cNvPr>
@@ -11923,15 +11821,7 @@
                               <w:color w:val="FFFFFF" w:themeColor="background1"/>
                               <w:sz w:val="60"/>
                             </w:rPr>
-                            <w:t xml:space="preserve">MODUL </w:t>
-                          </w:r>
-                          <w:r>
-                            <w:rPr>
-                              <w:b/>
-                              <w:color w:val="FFFFFF" w:themeColor="background1"/>
-                              <w:sz w:val="60"/>
-                            </w:rPr>
-                            <w:t>PERKULIAHAN</w:t>
+                            <w:t>MODUL PERKULIAHAN</w:t>
                           </w:r>
                         </w:p>
                       </w:txbxContent>
@@ -11970,15 +11860,7 @@
                         <w:color w:val="FFFFFF" w:themeColor="background1"/>
                         <w:sz w:val="60"/>
                       </w:rPr>
-                      <w:t xml:space="preserve">MODUL </w:t>
-                    </w:r>
-                    <w:r>
-                      <w:rPr>
-                        <w:b/>
-                        <w:color w:val="FFFFFF" w:themeColor="background1"/>
-                        <w:sz w:val="60"/>
-                      </w:rPr>
-                      <w:t>PERKULIAHAN</w:t>
+                      <w:t>MODUL PERKULIAHAN</w:t>
                     </w:r>
                   </w:p>
                 </w:txbxContent>
@@ -12011,7 +11893,7 @@
               <wp:docPr id="33" name="Freeform 19">
                 <a:extLst xmlns:a="http://schemas.openxmlformats.org/drawingml/2006/main">
                   <a:ext uri="{FF2B5EF4-FFF2-40B4-BE49-F238E27FC236}">
-                    <a16:creationId xmlns="" xmlns:cx="http://schemas.microsoft.com/office/drawing/2014/chartex" xmlns:cx1="http://schemas.microsoft.com/office/drawing/2015/9/8/chartex" xmlns:cx2="http://schemas.microsoft.com/office/drawing/2015/10/21/chartex" xmlns:cx3="http://schemas.microsoft.com/office/drawing/2016/5/9/chartex" xmlns:cx4="http://schemas.microsoft.com/office/drawing/2016/5/10/chartex" xmlns:cx5="http://schemas.microsoft.com/office/drawing/2016/5/11/chartex" xmlns:cx6="http://schemas.microsoft.com/office/drawing/2016/5/12/chartex" xmlns:cx7="http://schemas.microsoft.com/office/drawing/2016/5/13/chartex" xmlns:cx8="http://schemas.microsoft.com/office/drawing/2016/5/14/chartex" xmlns:aink="http://schemas.microsoft.com/office/drawing/2016/ink" xmlns:am3d="http://schemas.microsoft.com/office/drawing/2017/model3d" xmlns:o="urn:schemas-microsoft-com:office:office" xmlns:v="urn:schemas-microsoft-com:vml" xmlns:w10="urn:schemas-microsoft-com:office:word" xmlns:w="http://schemas.openxmlformats.org/wordprocessingml/2006/main" xmlns:w16cex="http://schemas.microsoft.com/office/word/2018/wordml/cex" xmlns:w16cid="http://schemas.microsoft.com/office/word/2016/wordml/cid" xmlns:w16="http://schemas.microsoft.com/office/word/2018/wordml" xmlns:w16se="http://schemas.microsoft.com/office/word/2015/wordml/symex" xmlns:a16="http://schemas.microsoft.com/office/drawing/2014/main" xmlns:w15="http://schemas.microsoft.com/office/word/2012/wordml" id="{7E1B7167-0843-9649-8C5E-3D07F055F899}"/>
+                    <a16:creationId xmlns:w15="http://schemas.microsoft.com/office/word/2012/wordml" xmlns:a16="http://schemas.microsoft.com/office/drawing/2014/main" xmlns:w16se="http://schemas.microsoft.com/office/word/2015/wordml/symex" xmlns:w16="http://schemas.microsoft.com/office/word/2018/wordml" xmlns:w16cid="http://schemas.microsoft.com/office/word/2016/wordml/cid" xmlns:w16cex="http://schemas.microsoft.com/office/word/2018/wordml/cex" xmlns:w="http://schemas.openxmlformats.org/wordprocessingml/2006/main" xmlns:w10="urn:schemas-microsoft-com:office:word" xmlns:v="urn:schemas-microsoft-com:vml" xmlns:o="urn:schemas-microsoft-com:office:office" xmlns:am3d="http://schemas.microsoft.com/office/drawing/2017/model3d" xmlns:aink="http://schemas.microsoft.com/office/drawing/2016/ink" xmlns:cx8="http://schemas.microsoft.com/office/drawing/2016/5/14/chartex" xmlns:cx7="http://schemas.microsoft.com/office/drawing/2016/5/13/chartex" xmlns:cx6="http://schemas.microsoft.com/office/drawing/2016/5/12/chartex" xmlns:cx5="http://schemas.microsoft.com/office/drawing/2016/5/11/chartex" xmlns:cx4="http://schemas.microsoft.com/office/drawing/2016/5/10/chartex" xmlns:cx3="http://schemas.microsoft.com/office/drawing/2016/5/9/chartex" xmlns:cx2="http://schemas.microsoft.com/office/drawing/2015/10/21/chartex" xmlns:cx1="http://schemas.microsoft.com/office/drawing/2015/9/8/chartex" xmlns:cx="http://schemas.microsoft.com/office/drawing/2014/chartex" xmlns="" id="{7E1B7167-0843-9649-8C5E-3D07F055F899}"/>
                   </a:ext>
                 </a:extLst>
               </wp:docPr>
@@ -12602,6 +12484,92 @@
     </w:lvl>
   </w:abstractNum>
   <w:abstractNum w:abstractNumId="5">
+    <w:nsid w:val="242F6B32"/>
+    <w:multiLevelType w:val="hybridMultilevel"/>
+    <w:tmpl w:val="D9E60FB0"/>
+    <w:lvl w:ilvl="0" w:tplc="0421000F">
+      <w:start w:val="1"/>
+      <w:numFmt w:val="decimal"/>
+      <w:lvlText w:val="%1."/>
+      <w:lvlJc w:val="left"/>
+      <w:pPr>
+        <w:ind w:left="720" w:hanging="360"/>
+      </w:pPr>
+    </w:lvl>
+    <w:lvl w:ilvl="1" w:tplc="04210019" w:tentative="1">
+      <w:start w:val="1"/>
+      <w:numFmt w:val="lowerLetter"/>
+      <w:lvlText w:val="%2."/>
+      <w:lvlJc w:val="left"/>
+      <w:pPr>
+        <w:ind w:left="1440" w:hanging="360"/>
+      </w:pPr>
+    </w:lvl>
+    <w:lvl w:ilvl="2" w:tplc="0421001B" w:tentative="1">
+      <w:start w:val="1"/>
+      <w:numFmt w:val="lowerRoman"/>
+      <w:lvlText w:val="%3."/>
+      <w:lvlJc w:val="right"/>
+      <w:pPr>
+        <w:ind w:left="2160" w:hanging="180"/>
+      </w:pPr>
+    </w:lvl>
+    <w:lvl w:ilvl="3" w:tplc="0421000F" w:tentative="1">
+      <w:start w:val="1"/>
+      <w:numFmt w:val="decimal"/>
+      <w:lvlText w:val="%4."/>
+      <w:lvlJc w:val="left"/>
+      <w:pPr>
+        <w:ind w:left="2880" w:hanging="360"/>
+      </w:pPr>
+    </w:lvl>
+    <w:lvl w:ilvl="4" w:tplc="04210019" w:tentative="1">
+      <w:start w:val="1"/>
+      <w:numFmt w:val="lowerLetter"/>
+      <w:lvlText w:val="%5."/>
+      <w:lvlJc w:val="left"/>
+      <w:pPr>
+        <w:ind w:left="3600" w:hanging="360"/>
+      </w:pPr>
+    </w:lvl>
+    <w:lvl w:ilvl="5" w:tplc="0421001B" w:tentative="1">
+      <w:start w:val="1"/>
+      <w:numFmt w:val="lowerRoman"/>
+      <w:lvlText w:val="%6."/>
+      <w:lvlJc w:val="right"/>
+      <w:pPr>
+        <w:ind w:left="4320" w:hanging="180"/>
+      </w:pPr>
+    </w:lvl>
+    <w:lvl w:ilvl="6" w:tplc="0421000F" w:tentative="1">
+      <w:start w:val="1"/>
+      <w:numFmt w:val="decimal"/>
+      <w:lvlText w:val="%7."/>
+      <w:lvlJc w:val="left"/>
+      <w:pPr>
+        <w:ind w:left="5040" w:hanging="360"/>
+      </w:pPr>
+    </w:lvl>
+    <w:lvl w:ilvl="7" w:tplc="04210019" w:tentative="1">
+      <w:start w:val="1"/>
+      <w:numFmt w:val="lowerLetter"/>
+      <w:lvlText w:val="%8."/>
+      <w:lvlJc w:val="left"/>
+      <w:pPr>
+        <w:ind w:left="5760" w:hanging="360"/>
+      </w:pPr>
+    </w:lvl>
+    <w:lvl w:ilvl="8" w:tplc="0421001B" w:tentative="1">
+      <w:start w:val="1"/>
+      <w:numFmt w:val="lowerRoman"/>
+      <w:lvlText w:val="%9."/>
+      <w:lvlJc w:val="right"/>
+      <w:pPr>
+        <w:ind w:left="6480" w:hanging="180"/>
+      </w:pPr>
+    </w:lvl>
+  </w:abstractNum>
+  <w:abstractNum w:abstractNumId="6">
     <w:nsid w:val="265704D6"/>
     <w:multiLevelType w:val="multilevel"/>
     <w:tmpl w:val="7772C92E"/>
@@ -12714,7 +12682,7 @@
       </w:rPr>
     </w:lvl>
   </w:abstractNum>
-  <w:abstractNum w:abstractNumId="6">
+  <w:abstractNum w:abstractNumId="7">
     <w:nsid w:val="2852146B"/>
     <w:multiLevelType w:val="hybridMultilevel"/>
     <w:tmpl w:val="10CE1DDC"/>
@@ -12827,7 +12795,7 @@
       </w:rPr>
     </w:lvl>
   </w:abstractNum>
-  <w:abstractNum w:abstractNumId="7">
+  <w:abstractNum w:abstractNumId="8">
     <w:nsid w:val="355C4C34"/>
     <w:multiLevelType w:val="multilevel"/>
     <w:tmpl w:val="35EAD458"/>
@@ -12940,7 +12908,7 @@
       </w:rPr>
     </w:lvl>
   </w:abstractNum>
-  <w:abstractNum w:abstractNumId="8">
+  <w:abstractNum w:abstractNumId="9">
     <w:nsid w:val="361B7664"/>
     <w:multiLevelType w:val="multilevel"/>
     <w:tmpl w:val="5F78DA6A"/>
@@ -13053,7 +13021,7 @@
       </w:rPr>
     </w:lvl>
   </w:abstractNum>
-  <w:abstractNum w:abstractNumId="9">
+  <w:abstractNum w:abstractNumId="10">
     <w:nsid w:val="43560949"/>
     <w:multiLevelType w:val="hybridMultilevel"/>
     <w:tmpl w:val="FA0C265E"/>
@@ -13139,7 +13107,7 @@
       </w:pPr>
     </w:lvl>
   </w:abstractNum>
-  <w:abstractNum w:abstractNumId="10">
+  <w:abstractNum w:abstractNumId="11">
     <w:nsid w:val="4D8F2E88"/>
     <w:multiLevelType w:val="hybridMultilevel"/>
     <w:tmpl w:val="6BBC929C"/>
@@ -13225,7 +13193,7 @@
       </w:pPr>
     </w:lvl>
   </w:abstractNum>
-  <w:abstractNum w:abstractNumId="11">
+  <w:abstractNum w:abstractNumId="12">
     <w:nsid w:val="4EBD75DB"/>
     <w:multiLevelType w:val="hybridMultilevel"/>
     <w:tmpl w:val="57BC350C"/>
@@ -13338,7 +13306,7 @@
       </w:rPr>
     </w:lvl>
   </w:abstractNum>
-  <w:abstractNum w:abstractNumId="12">
+  <w:abstractNum w:abstractNumId="13">
     <w:nsid w:val="59E023A6"/>
     <w:multiLevelType w:val="multilevel"/>
     <w:tmpl w:val="B1AA44B8"/>
@@ -13451,7 +13419,7 @@
       </w:rPr>
     </w:lvl>
   </w:abstractNum>
-  <w:abstractNum w:abstractNumId="13">
+  <w:abstractNum w:abstractNumId="14">
     <w:nsid w:val="5B592B9A"/>
     <w:multiLevelType w:val="multilevel"/>
     <w:tmpl w:val="FA72833A"/>
@@ -13564,7 +13532,7 @@
       </w:rPr>
     </w:lvl>
   </w:abstractNum>
-  <w:abstractNum w:abstractNumId="14">
+  <w:abstractNum w:abstractNumId="15">
     <w:nsid w:val="623C64A9"/>
     <w:multiLevelType w:val="multilevel"/>
     <w:tmpl w:val="EDAA3B0E"/>
@@ -13677,7 +13645,7 @@
       </w:rPr>
     </w:lvl>
   </w:abstractNum>
-  <w:abstractNum w:abstractNumId="15">
+  <w:abstractNum w:abstractNumId="16">
     <w:nsid w:val="66F92493"/>
     <w:multiLevelType w:val="multilevel"/>
     <w:tmpl w:val="97F8783C"/>
@@ -13763,7 +13731,7 @@
       </w:pPr>
     </w:lvl>
   </w:abstractNum>
-  <w:abstractNum w:abstractNumId="16">
+  <w:abstractNum w:abstractNumId="17">
     <w:nsid w:val="676A1B08"/>
     <w:multiLevelType w:val="multilevel"/>
     <w:tmpl w:val="8B3C0ECE"/>
@@ -13876,10 +13844,10 @@
       </w:rPr>
     </w:lvl>
   </w:abstractNum>
-  <w:abstractNum w:abstractNumId="17">
+  <w:abstractNum w:abstractNumId="18">
     <w:nsid w:val="6B0E5175"/>
     <w:multiLevelType w:val="hybridMultilevel"/>
-    <w:tmpl w:val="D9E60FB0"/>
+    <w:tmpl w:val="53B0E75E"/>
     <w:lvl w:ilvl="0" w:tplc="0421000F">
       <w:start w:val="1"/>
       <w:numFmt w:val="decimal"/>
@@ -13962,7 +13930,7 @@
       </w:pPr>
     </w:lvl>
   </w:abstractNum>
-  <w:abstractNum w:abstractNumId="18">
+  <w:abstractNum w:abstractNumId="19">
     <w:nsid w:val="6B3405A5"/>
     <w:multiLevelType w:val="hybridMultilevel"/>
     <w:tmpl w:val="56EE39D0"/>
@@ -14052,58 +14020,61 @@
     <w:abstractNumId w:val="2"/>
   </w:num>
   <w:num w:numId="2">
-    <w:abstractNumId w:val="5"/>
+    <w:abstractNumId w:val="6"/>
   </w:num>
   <w:num w:numId="3">
-    <w:abstractNumId w:val="7"/>
+    <w:abstractNumId w:val="8"/>
   </w:num>
   <w:num w:numId="4">
-    <w:abstractNumId w:val="13"/>
+    <w:abstractNumId w:val="14"/>
   </w:num>
   <w:num w:numId="5">
-    <w:abstractNumId w:val="14"/>
+    <w:abstractNumId w:val="15"/>
   </w:num>
   <w:num w:numId="6">
     <w:abstractNumId w:val="0"/>
   </w:num>
   <w:num w:numId="7">
-    <w:abstractNumId w:val="8"/>
+    <w:abstractNumId w:val="9"/>
   </w:num>
   <w:num w:numId="8">
-    <w:abstractNumId w:val="12"/>
+    <w:abstractNumId w:val="13"/>
   </w:num>
   <w:num w:numId="9">
-    <w:abstractNumId w:val="16"/>
+    <w:abstractNumId w:val="17"/>
   </w:num>
   <w:num w:numId="10">
     <w:abstractNumId w:val="4"/>
   </w:num>
   <w:num w:numId="11">
-    <w:abstractNumId w:val="15"/>
+    <w:abstractNumId w:val="16"/>
   </w:num>
   <w:num w:numId="12">
     <w:abstractNumId w:val="3"/>
   </w:num>
   <w:num w:numId="13">
+    <w:abstractNumId w:val="19"/>
+  </w:num>
+  <w:num w:numId="14">
     <w:abstractNumId w:val="18"/>
   </w:num>
-  <w:num w:numId="14">
-    <w:abstractNumId w:val="17"/>
-  </w:num>
   <w:num w:numId="15">
-    <w:abstractNumId w:val="11"/>
+    <w:abstractNumId w:val="12"/>
   </w:num>
   <w:num w:numId="16">
-    <w:abstractNumId w:val="6"/>
+    <w:abstractNumId w:val="7"/>
   </w:num>
   <w:num w:numId="17">
-    <w:abstractNumId w:val="10"/>
+    <w:abstractNumId w:val="11"/>
   </w:num>
   <w:num w:numId="18">
     <w:abstractNumId w:val="1"/>
   </w:num>
   <w:num w:numId="19">
-    <w:abstractNumId w:val="9"/>
+    <w:abstractNumId w:val="10"/>
+  </w:num>
+  <w:num w:numId="20">
+    <w:abstractNumId w:val="5"/>
   </w:num>
 </w:numbering>
 </file>
@@ -15403,7 +15374,7 @@
 </file>
 
 <file path=customXml/itemProps1.xml><?xml version="1.0" encoding="utf-8"?>
-<ds:datastoreItem xmlns:ds="http://schemas.openxmlformats.org/officeDocument/2006/customXml" ds:itemID="{F9EB1EBD-FAE8-4B2A-A5C9-0FA14FD55C34}">
+<ds:datastoreItem xmlns:ds="http://schemas.openxmlformats.org/officeDocument/2006/customXml" ds:itemID="{E3BFC35A-8364-43EC-AE75-54963957E043}">
   <ds:schemaRefs>
     <ds:schemaRef ds:uri="http://schemas.openxmlformats.org/officeDocument/2006/bibliography"/>
   </ds:schemaRefs>
